--- a/taniguchi/api/Fix/API設計書_権限管理.docx
+++ b/taniguchi/api/Fix/API設計書_権限管理.docx
@@ -1029,7 +1029,7 @@
       <w:r>
         <w:fldChar w:fldCharType="separate"/>
       </w:r>
-      <w:hyperlink w:anchor="_Toc229910599" w:history="1">
+      <w:hyperlink w:anchor="_Toc230014932" w:history="1">
         <w:r>
           <w:rPr>
             <w:rStyle w:val="afffffff5"/>
@@ -1056,7 +1056,7 @@
             <w:noProof/>
             <w:webHidden/>
           </w:rPr>
-          <w:instrText xml:space="preserve"> PAGEREF _Toc229910599 \h </w:instrText>
+          <w:instrText xml:space="preserve"> PAGEREF _Toc230014932 \h </w:instrText>
         </w:r>
         <w:r>
           <w:rPr>
@@ -1104,7 +1104,7 @@
           <w14:ligatures w14:val="standardContextual"/>
         </w:rPr>
       </w:pPr>
-      <w:hyperlink w:anchor="_Toc229910600" w:history="1">
+      <w:hyperlink w:anchor="_Toc230014933" w:history="1">
         <w:r>
           <w:rPr>
             <w:rStyle w:val="afffffff5"/>
@@ -1131,7 +1131,7 @@
             <w:noProof/>
             <w:webHidden/>
           </w:rPr>
-          <w:instrText xml:space="preserve"> PAGEREF _Toc229910600 \h </w:instrText>
+          <w:instrText xml:space="preserve"> PAGEREF _Toc230014933 \h </w:instrText>
         </w:r>
         <w:r>
           <w:rPr>
@@ -1179,7 +1179,7 @@
           <w14:ligatures w14:val="standardContextual"/>
         </w:rPr>
       </w:pPr>
-      <w:hyperlink w:anchor="_Toc229910601" w:history="1">
+      <w:hyperlink w:anchor="_Toc230014934" w:history="1">
         <w:r>
           <w:rPr>
             <w:rStyle w:val="afffffff5"/>
@@ -1206,7 +1206,7 @@
             <w:noProof/>
             <w:webHidden/>
           </w:rPr>
-          <w:instrText xml:space="preserve"> PAGEREF _Toc229910601 \h </w:instrText>
+          <w:instrText xml:space="preserve"> PAGEREF _Toc230014934 \h </w:instrText>
         </w:r>
         <w:r>
           <w:rPr>
@@ -1254,7 +1254,7 @@
           <w14:ligatures w14:val="standardContextual"/>
         </w:rPr>
       </w:pPr>
-      <w:hyperlink w:anchor="_Toc229910602" w:history="1">
+      <w:hyperlink w:anchor="_Toc230014935" w:history="1">
         <w:r>
           <w:rPr>
             <w:rStyle w:val="afffffff5"/>
@@ -1281,7 +1281,7 @@
             <w:noProof/>
             <w:webHidden/>
           </w:rPr>
-          <w:instrText xml:space="preserve"> PAGEREF _Toc229910602 \h </w:instrText>
+          <w:instrText xml:space="preserve"> PAGEREF _Toc230014935 \h </w:instrText>
         </w:r>
         <w:r>
           <w:rPr>
@@ -1329,7 +1329,7 @@
           <w14:ligatures w14:val="standardContextual"/>
         </w:rPr>
       </w:pPr>
-      <w:hyperlink w:anchor="_Toc229910603" w:history="1">
+      <w:hyperlink w:anchor="_Toc230014936" w:history="1">
         <w:r>
           <w:rPr>
             <w:rStyle w:val="afffffff5"/>
@@ -1356,7 +1356,7 @@
             <w:noProof/>
             <w:webHidden/>
           </w:rPr>
-          <w:instrText xml:space="preserve"> PAGEREF _Toc229910603 \h </w:instrText>
+          <w:instrText xml:space="preserve"> PAGEREF _Toc230014936 \h </w:instrText>
         </w:r>
         <w:r>
           <w:rPr>
@@ -1405,7 +1405,7 @@
           <w14:ligatures w14:val="standardContextual"/>
         </w:rPr>
       </w:pPr>
-      <w:hyperlink w:anchor="_Toc229910604" w:history="1">
+      <w:hyperlink w:anchor="_Toc230014937" w:history="1">
         <w:r>
           <w:rPr>
             <w:rStyle w:val="afffffff5"/>
@@ -1432,7 +1432,7 @@
             <w:noProof/>
             <w:webHidden/>
           </w:rPr>
-          <w:instrText xml:space="preserve"> PAGEREF _Toc229910604 \h </w:instrText>
+          <w:instrText xml:space="preserve"> PAGEREF _Toc230014937 \h </w:instrText>
         </w:r>
         <w:r>
           <w:rPr>
@@ -1480,7 +1480,7 @@
           <w14:ligatures w14:val="standardContextual"/>
         </w:rPr>
       </w:pPr>
-      <w:hyperlink w:anchor="_Toc229910605" w:history="1">
+      <w:hyperlink w:anchor="_Toc230014938" w:history="1">
         <w:r>
           <w:rPr>
             <w:rStyle w:val="afffffff5"/>
@@ -1507,7 +1507,7 @@
             <w:noProof/>
             <w:webHidden/>
           </w:rPr>
-          <w:instrText xml:space="preserve"> PAGEREF _Toc229910605 \h </w:instrText>
+          <w:instrText xml:space="preserve"> PAGEREF _Toc230014938 \h </w:instrText>
         </w:r>
         <w:r>
           <w:rPr>
@@ -1555,7 +1555,7 @@
           <w14:ligatures w14:val="standardContextual"/>
         </w:rPr>
       </w:pPr>
-      <w:hyperlink w:anchor="_Toc229910606" w:history="1">
+      <w:hyperlink w:anchor="_Toc230014939" w:history="1">
         <w:r>
           <w:rPr>
             <w:rStyle w:val="afffffff5"/>
@@ -1582,7 +1582,7 @@
             <w:noProof/>
             <w:webHidden/>
           </w:rPr>
-          <w:instrText xml:space="preserve"> PAGEREF _Toc229910606 \h </w:instrText>
+          <w:instrText xml:space="preserve"> PAGEREF _Toc230014939 \h </w:instrText>
         </w:r>
         <w:r>
           <w:rPr>
@@ -1630,7 +1630,7 @@
           <w14:ligatures w14:val="standardContextual"/>
         </w:rPr>
       </w:pPr>
-      <w:hyperlink w:anchor="_Toc229910607" w:history="1">
+      <w:hyperlink w:anchor="_Toc230014940" w:history="1">
         <w:r>
           <w:rPr>
             <w:rStyle w:val="afffffff5"/>
@@ -1657,7 +1657,7 @@
             <w:noProof/>
             <w:webHidden/>
           </w:rPr>
-          <w:instrText xml:space="preserve"> PAGEREF _Toc229910607 \h </w:instrText>
+          <w:instrText xml:space="preserve"> PAGEREF _Toc230014940 \h </w:instrText>
         </w:r>
         <w:r>
           <w:rPr>
@@ -1706,7 +1706,7 @@
           <w14:ligatures w14:val="standardContextual"/>
         </w:rPr>
       </w:pPr>
-      <w:hyperlink w:anchor="_Toc229910608" w:history="1">
+      <w:hyperlink w:anchor="_Toc230014941" w:history="1">
         <w:r>
           <w:rPr>
             <w:rStyle w:val="afffffff5"/>
@@ -1733,7 +1733,7 @@
             <w:noProof/>
             <w:webHidden/>
           </w:rPr>
-          <w:instrText xml:space="preserve"> PAGEREF _Toc229910608 \h </w:instrText>
+          <w:instrText xml:space="preserve"> PAGEREF _Toc230014941 \h </w:instrText>
         </w:r>
         <w:r>
           <w:rPr>
@@ -1781,7 +1781,7 @@
           <w14:ligatures w14:val="standardContextual"/>
         </w:rPr>
       </w:pPr>
-      <w:hyperlink w:anchor="_Toc229910609" w:history="1">
+      <w:hyperlink w:anchor="_Toc230014942" w:history="1">
         <w:r>
           <w:rPr>
             <w:rStyle w:val="afffffff5"/>
@@ -1808,7 +1808,7 @@
             <w:noProof/>
             <w:webHidden/>
           </w:rPr>
-          <w:instrText xml:space="preserve"> PAGEREF _Toc229910609 \h </w:instrText>
+          <w:instrText xml:space="preserve"> PAGEREF _Toc230014942 \h </w:instrText>
         </w:r>
         <w:r>
           <w:rPr>
@@ -1856,7 +1856,7 @@
           <w14:ligatures w14:val="standardContextual"/>
         </w:rPr>
       </w:pPr>
-      <w:hyperlink w:anchor="_Toc229910610" w:history="1">
+      <w:hyperlink w:anchor="_Toc230014943" w:history="1">
         <w:r>
           <w:rPr>
             <w:rStyle w:val="afffffff5"/>
@@ -1883,7 +1883,7 @@
             <w:noProof/>
             <w:webHidden/>
           </w:rPr>
-          <w:instrText xml:space="preserve"> PAGEREF _Toc229910610 \h </w:instrText>
+          <w:instrText xml:space="preserve"> PAGEREF _Toc230014943 \h </w:instrText>
         </w:r>
         <w:r>
           <w:rPr>
@@ -1931,7 +1931,7 @@
           <w14:ligatures w14:val="standardContextual"/>
         </w:rPr>
       </w:pPr>
-      <w:hyperlink w:anchor="_Toc229910611" w:history="1">
+      <w:hyperlink w:anchor="_Toc230014944" w:history="1">
         <w:r>
           <w:rPr>
             <w:rStyle w:val="afffffff5"/>
@@ -1958,7 +1958,7 @@
             <w:noProof/>
             <w:webHidden/>
           </w:rPr>
-          <w:instrText xml:space="preserve"> PAGEREF _Toc229910611 \h </w:instrText>
+          <w:instrText xml:space="preserve"> PAGEREF _Toc230014944 \h </w:instrText>
         </w:r>
         <w:r>
           <w:rPr>
@@ -2006,7 +2006,7 @@
           <w14:ligatures w14:val="standardContextual"/>
         </w:rPr>
       </w:pPr>
-      <w:hyperlink w:anchor="_Toc229910612" w:history="1">
+      <w:hyperlink w:anchor="_Toc230014945" w:history="1">
         <w:r>
           <w:rPr>
             <w:rStyle w:val="afffffff5"/>
@@ -2033,7 +2033,7 @@
             <w:noProof/>
             <w:webHidden/>
           </w:rPr>
-          <w:instrText xml:space="preserve"> PAGEREF _Toc229910612 \h </w:instrText>
+          <w:instrText xml:space="preserve"> PAGEREF _Toc230014945 \h </w:instrText>
         </w:r>
         <w:r>
           <w:rPr>
@@ -2080,7 +2080,7 @@
           <w14:ligatures w14:val="standardContextual"/>
         </w:rPr>
       </w:pPr>
-      <w:hyperlink w:anchor="_Toc229910613" w:history="1">
+      <w:hyperlink w:anchor="_Toc230014946" w:history="1">
         <w:r>
           <w:rPr>
             <w:rStyle w:val="afffffff5"/>
@@ -2107,7 +2107,7 @@
             <w:noProof/>
             <w:webHidden/>
           </w:rPr>
-          <w:instrText xml:space="preserve"> PAGEREF _Toc229910613 \h </w:instrText>
+          <w:instrText xml:space="preserve"> PAGEREF _Toc230014946 \h </w:instrText>
         </w:r>
         <w:r>
           <w:rPr>
@@ -2155,7 +2155,7 @@
           <w14:ligatures w14:val="standardContextual"/>
         </w:rPr>
       </w:pPr>
-      <w:hyperlink w:anchor="_Toc229910614" w:history="1">
+      <w:hyperlink w:anchor="_Toc230014947" w:history="1">
         <w:r>
           <w:rPr>
             <w:rStyle w:val="afffffff5"/>
@@ -2182,7 +2182,7 @@
             <w:noProof/>
             <w:webHidden/>
           </w:rPr>
-          <w:instrText xml:space="preserve"> PAGEREF _Toc229910614 \h </w:instrText>
+          <w:instrText xml:space="preserve"> PAGEREF _Toc230014947 \h </w:instrText>
         </w:r>
         <w:r>
           <w:rPr>
@@ -2229,7 +2229,7 @@
           <w14:ligatures w14:val="standardContextual"/>
         </w:rPr>
       </w:pPr>
-      <w:hyperlink w:anchor="_Toc229910615" w:history="1">
+      <w:hyperlink w:anchor="_Toc230014948" w:history="1">
         <w:r>
           <w:rPr>
             <w:rStyle w:val="afffffff5"/>
@@ -2256,7 +2256,7 @@
             <w:noProof/>
             <w:webHidden/>
           </w:rPr>
-          <w:instrText xml:space="preserve"> PAGEREF _Toc229910615 \h </w:instrText>
+          <w:instrText xml:space="preserve"> PAGEREF _Toc230014948 \h </w:instrText>
         </w:r>
         <w:r>
           <w:rPr>
@@ -2303,7 +2303,7 @@
           <w14:ligatures w14:val="standardContextual"/>
         </w:rPr>
       </w:pPr>
-      <w:hyperlink w:anchor="_Toc229910616" w:history="1">
+      <w:hyperlink w:anchor="_Toc230014949" w:history="1">
         <w:r>
           <w:rPr>
             <w:rStyle w:val="afffffff5"/>
@@ -2330,7 +2330,7 @@
             <w:noProof/>
             <w:webHidden/>
           </w:rPr>
-          <w:instrText xml:space="preserve"> PAGEREF _Toc229910616 \h </w:instrText>
+          <w:instrText xml:space="preserve"> PAGEREF _Toc230014949 \h </w:instrText>
         </w:r>
         <w:r>
           <w:rPr>
@@ -2377,7 +2377,7 @@
           <w14:ligatures w14:val="standardContextual"/>
         </w:rPr>
       </w:pPr>
-      <w:hyperlink w:anchor="_Toc229910617" w:history="1">
+      <w:hyperlink w:anchor="_Toc230014950" w:history="1">
         <w:r>
           <w:rPr>
             <w:rStyle w:val="afffffff5"/>
@@ -2404,7 +2404,7 @@
             <w:noProof/>
             <w:webHidden/>
           </w:rPr>
-          <w:instrText xml:space="preserve"> PAGEREF _Toc229910617 \h </w:instrText>
+          <w:instrText xml:space="preserve"> PAGEREF _Toc230014950 \h </w:instrText>
         </w:r>
         <w:r>
           <w:rPr>
@@ -2453,13 +2453,13 @@
           <w14:ligatures w14:val="standardContextual"/>
         </w:rPr>
       </w:pPr>
-      <w:hyperlink w:anchor="_Toc229910618" w:history="1">
+      <w:hyperlink w:anchor="_Toc230014951" w:history="1">
         <w:r>
           <w:rPr>
             <w:rStyle w:val="afffffff5"/>
             <w:noProof/>
           </w:rPr>
-          <w:t>第4章 API一覧</w:t>
+          <w:t>第4章 API 一覧</w:t>
         </w:r>
         <w:r>
           <w:rPr>
@@ -2480,7 +2480,7 @@
             <w:noProof/>
             <w:webHidden/>
           </w:rPr>
-          <w:instrText xml:space="preserve"> PAGEREF _Toc229910618 \h </w:instrText>
+          <w:instrText xml:space="preserve"> PAGEREF _Toc230014951 \h </w:instrText>
         </w:r>
         <w:r>
           <w:rPr>
@@ -2528,7 +2528,7 @@
           <w14:ligatures w14:val="standardContextual"/>
         </w:rPr>
       </w:pPr>
-      <w:hyperlink w:anchor="_Toc229910619" w:history="1">
+      <w:hyperlink w:anchor="_Toc230014952" w:history="1">
         <w:r>
           <w:rPr>
             <w:rStyle w:val="afffffff5"/>
@@ -2555,7 +2555,7 @@
             <w:noProof/>
             <w:webHidden/>
           </w:rPr>
-          <w:instrText xml:space="preserve"> PAGEREF _Toc229910619 \h </w:instrText>
+          <w:instrText xml:space="preserve"> PAGEREF _Toc230014952 \h </w:instrText>
         </w:r>
         <w:r>
           <w:rPr>
@@ -2604,7 +2604,7 @@
           <w14:ligatures w14:val="standardContextual"/>
         </w:rPr>
       </w:pPr>
-      <w:hyperlink w:anchor="_Toc229910620" w:history="1">
+      <w:hyperlink w:anchor="_Toc230014953" w:history="1">
         <w:r>
           <w:rPr>
             <w:rStyle w:val="afffffff5"/>
@@ -2631,7 +2631,7 @@
             <w:noProof/>
             <w:webHidden/>
           </w:rPr>
-          <w:instrText xml:space="preserve"> PAGEREF _Toc229910620 \h </w:instrText>
+          <w:instrText xml:space="preserve"> PAGEREF _Toc230014953 \h </w:instrText>
         </w:r>
         <w:r>
           <w:rPr>
@@ -2679,7 +2679,7 @@
           <w14:ligatures w14:val="standardContextual"/>
         </w:rPr>
       </w:pPr>
-      <w:hyperlink w:anchor="_Toc229910621" w:history="1">
+      <w:hyperlink w:anchor="_Toc230014954" w:history="1">
         <w:r>
           <w:rPr>
             <w:rStyle w:val="afffffff5"/>
@@ -2706,7 +2706,7 @@
             <w:noProof/>
             <w:webHidden/>
           </w:rPr>
-          <w:instrText xml:space="preserve"> PAGEREF _Toc229910621 \h </w:instrText>
+          <w:instrText xml:space="preserve"> PAGEREF _Toc230014954 \h </w:instrText>
         </w:r>
         <w:r>
           <w:rPr>
@@ -2753,7 +2753,7 @@
           <w14:ligatures w14:val="standardContextual"/>
         </w:rPr>
       </w:pPr>
-      <w:hyperlink w:anchor="_Toc229910622" w:history="1">
+      <w:hyperlink w:anchor="_Toc230014955" w:history="1">
         <w:r>
           <w:rPr>
             <w:rStyle w:val="afffffff5"/>
@@ -2780,7 +2780,7 @@
             <w:noProof/>
             <w:webHidden/>
           </w:rPr>
-          <w:instrText xml:space="preserve"> PAGEREF _Toc229910622 \h </w:instrText>
+          <w:instrText xml:space="preserve"> PAGEREF _Toc230014955 \h </w:instrText>
         </w:r>
         <w:r>
           <w:rPr>
@@ -2827,7 +2827,7 @@
           <w14:ligatures w14:val="standardContextual"/>
         </w:rPr>
       </w:pPr>
-      <w:hyperlink w:anchor="_Toc229910623" w:history="1">
+      <w:hyperlink w:anchor="_Toc230014956" w:history="1">
         <w:r>
           <w:rPr>
             <w:rStyle w:val="afffffff5"/>
@@ -2854,7 +2854,7 @@
             <w:noProof/>
             <w:webHidden/>
           </w:rPr>
-          <w:instrText xml:space="preserve"> PAGEREF _Toc229910623 \h </w:instrText>
+          <w:instrText xml:space="preserve"> PAGEREF _Toc230014956 \h </w:instrText>
         </w:r>
         <w:r>
           <w:rPr>
@@ -2901,7 +2901,7 @@
           <w14:ligatures w14:val="standardContextual"/>
         </w:rPr>
       </w:pPr>
-      <w:hyperlink w:anchor="_Toc229910624" w:history="1">
+      <w:hyperlink w:anchor="_Toc230014957" w:history="1">
         <w:r>
           <w:rPr>
             <w:rStyle w:val="afffffff5"/>
@@ -2928,7 +2928,7 @@
             <w:noProof/>
             <w:webHidden/>
           </w:rPr>
-          <w:instrText xml:space="preserve"> PAGEREF _Toc229910624 \h </w:instrText>
+          <w:instrText xml:space="preserve"> PAGEREF _Toc230014957 \h </w:instrText>
         </w:r>
         <w:r>
           <w:rPr>
@@ -2976,7 +2976,7 @@
           <w14:ligatures w14:val="standardContextual"/>
         </w:rPr>
       </w:pPr>
-      <w:hyperlink w:anchor="_Toc229910625" w:history="1">
+      <w:hyperlink w:anchor="_Toc230014958" w:history="1">
         <w:r>
           <w:rPr>
             <w:rStyle w:val="afffffff5"/>
@@ -3003,7 +3003,7 @@
             <w:noProof/>
             <w:webHidden/>
           </w:rPr>
-          <w:instrText xml:space="preserve"> PAGEREF _Toc229910625 \h </w:instrText>
+          <w:instrText xml:space="preserve"> PAGEREF _Toc230014958 \h </w:instrText>
         </w:r>
         <w:r>
           <w:rPr>
@@ -3050,7 +3050,7 @@
           <w14:ligatures w14:val="standardContextual"/>
         </w:rPr>
       </w:pPr>
-      <w:hyperlink w:anchor="_Toc229910626" w:history="1">
+      <w:hyperlink w:anchor="_Toc230014959" w:history="1">
         <w:r>
           <w:rPr>
             <w:rStyle w:val="afffffff5"/>
@@ -3077,7 +3077,7 @@
             <w:noProof/>
             <w:webHidden/>
           </w:rPr>
-          <w:instrText xml:space="preserve"> PAGEREF _Toc229910626 \h </w:instrText>
+          <w:instrText xml:space="preserve"> PAGEREF _Toc230014959 \h </w:instrText>
         </w:r>
         <w:r>
           <w:rPr>
@@ -3124,7 +3124,7 @@
           <w14:ligatures w14:val="standardContextual"/>
         </w:rPr>
       </w:pPr>
-      <w:hyperlink w:anchor="_Toc229910627" w:history="1">
+      <w:hyperlink w:anchor="_Toc230014960" w:history="1">
         <w:r>
           <w:rPr>
             <w:rStyle w:val="afffffff5"/>
@@ -3151,7 +3151,7 @@
             <w:noProof/>
             <w:webHidden/>
           </w:rPr>
-          <w:instrText xml:space="preserve"> PAGEREF _Toc229910627 \h </w:instrText>
+          <w:instrText xml:space="preserve"> PAGEREF _Toc230014960 \h </w:instrText>
         </w:r>
         <w:r>
           <w:rPr>
@@ -3198,7 +3198,7 @@
           <w14:ligatures w14:val="standardContextual"/>
         </w:rPr>
       </w:pPr>
-      <w:hyperlink w:anchor="_Toc229910628" w:history="1">
+      <w:hyperlink w:anchor="_Toc230014961" w:history="1">
         <w:r>
           <w:rPr>
             <w:rStyle w:val="afffffff5"/>
@@ -3225,7 +3225,7 @@
             <w:noProof/>
             <w:webHidden/>
           </w:rPr>
-          <w:instrText xml:space="preserve"> PAGEREF _Toc229910628 \h </w:instrText>
+          <w:instrText xml:space="preserve"> PAGEREF _Toc230014961 \h </w:instrText>
         </w:r>
         <w:r>
           <w:rPr>
@@ -3273,7 +3273,7 @@
           <w14:ligatures w14:val="standardContextual"/>
         </w:rPr>
       </w:pPr>
-      <w:hyperlink w:anchor="_Toc229910629" w:history="1">
+      <w:hyperlink w:anchor="_Toc230014962" w:history="1">
         <w:r>
           <w:rPr>
             <w:rStyle w:val="afffffff5"/>
@@ -3300,7 +3300,7 @@
             <w:noProof/>
             <w:webHidden/>
           </w:rPr>
-          <w:instrText xml:space="preserve"> PAGEREF _Toc229910629 \h </w:instrText>
+          <w:instrText xml:space="preserve"> PAGEREF _Toc230014962 \h </w:instrText>
         </w:r>
         <w:r>
           <w:rPr>
@@ -3347,7 +3347,7 @@
           <w14:ligatures w14:val="standardContextual"/>
         </w:rPr>
       </w:pPr>
-      <w:hyperlink w:anchor="_Toc229910630" w:history="1">
+      <w:hyperlink w:anchor="_Toc230014963" w:history="1">
         <w:r>
           <w:rPr>
             <w:rStyle w:val="afffffff5"/>
@@ -3374,7 +3374,7 @@
             <w:noProof/>
             <w:webHidden/>
           </w:rPr>
-          <w:instrText xml:space="preserve"> PAGEREF _Toc229910630 \h </w:instrText>
+          <w:instrText xml:space="preserve"> PAGEREF _Toc230014963 \h </w:instrText>
         </w:r>
         <w:r>
           <w:rPr>
@@ -3421,7 +3421,7 @@
           <w14:ligatures w14:val="standardContextual"/>
         </w:rPr>
       </w:pPr>
-      <w:hyperlink w:anchor="_Toc229910631" w:history="1">
+      <w:hyperlink w:anchor="_Toc230014964" w:history="1">
         <w:r>
           <w:rPr>
             <w:rStyle w:val="afffffff5"/>
@@ -3448,7 +3448,7 @@
             <w:noProof/>
             <w:webHidden/>
           </w:rPr>
-          <w:instrText xml:space="preserve"> PAGEREF _Toc229910631 \h </w:instrText>
+          <w:instrText xml:space="preserve"> PAGEREF _Toc230014964 \h </w:instrText>
         </w:r>
         <w:r>
           <w:rPr>
@@ -3495,7 +3495,7 @@
           <w14:ligatures w14:val="standardContextual"/>
         </w:rPr>
       </w:pPr>
-      <w:hyperlink w:anchor="_Toc229910632" w:history="1">
+      <w:hyperlink w:anchor="_Toc230014965" w:history="1">
         <w:r>
           <w:rPr>
             <w:rStyle w:val="afffffff5"/>
@@ -3522,7 +3522,7 @@
             <w:noProof/>
             <w:webHidden/>
           </w:rPr>
-          <w:instrText xml:space="preserve"> PAGEREF _Toc229910632 \h </w:instrText>
+          <w:instrText xml:space="preserve"> PAGEREF _Toc230014965 \h </w:instrText>
         </w:r>
         <w:r>
           <w:rPr>
@@ -3569,7 +3569,7 @@
           <w14:ligatures w14:val="standardContextual"/>
         </w:rPr>
       </w:pPr>
-      <w:hyperlink w:anchor="_Toc229910633" w:history="1">
+      <w:hyperlink w:anchor="_Toc230014966" w:history="1">
         <w:r>
           <w:rPr>
             <w:rStyle w:val="afffffff5"/>
@@ -3596,7 +3596,7 @@
             <w:noProof/>
             <w:webHidden/>
           </w:rPr>
-          <w:instrText xml:space="preserve"> PAGEREF _Toc229910633 \h </w:instrText>
+          <w:instrText xml:space="preserve"> PAGEREF _Toc230014966 \h </w:instrText>
         </w:r>
         <w:r>
           <w:rPr>
@@ -3644,7 +3644,7 @@
           <w14:ligatures w14:val="standardContextual"/>
         </w:rPr>
       </w:pPr>
-      <w:hyperlink w:anchor="_Toc229910634" w:history="1">
+      <w:hyperlink w:anchor="_Toc230014967" w:history="1">
         <w:r>
           <w:rPr>
             <w:rStyle w:val="afffffff5"/>
@@ -3671,7 +3671,7 @@
             <w:noProof/>
             <w:webHidden/>
           </w:rPr>
-          <w:instrText xml:space="preserve"> PAGEREF _Toc229910634 \h </w:instrText>
+          <w:instrText xml:space="preserve"> PAGEREF _Toc230014967 \h </w:instrText>
         </w:r>
         <w:r>
           <w:rPr>
@@ -3718,7 +3718,7 @@
           <w14:ligatures w14:val="standardContextual"/>
         </w:rPr>
       </w:pPr>
-      <w:hyperlink w:anchor="_Toc229910635" w:history="1">
+      <w:hyperlink w:anchor="_Toc230014968" w:history="1">
         <w:r>
           <w:rPr>
             <w:rStyle w:val="afffffff5"/>
@@ -3745,7 +3745,7 @@
             <w:noProof/>
             <w:webHidden/>
           </w:rPr>
-          <w:instrText xml:space="preserve"> PAGEREF _Toc229910635 \h </w:instrText>
+          <w:instrText xml:space="preserve"> PAGEREF _Toc230014968 \h </w:instrText>
         </w:r>
         <w:r>
           <w:rPr>
@@ -3792,7 +3792,7 @@
           <w14:ligatures w14:val="standardContextual"/>
         </w:rPr>
       </w:pPr>
-      <w:hyperlink w:anchor="_Toc229910636" w:history="1">
+      <w:hyperlink w:anchor="_Toc230014969" w:history="1">
         <w:r>
           <w:rPr>
             <w:rStyle w:val="afffffff5"/>
@@ -3819,7 +3819,7 @@
             <w:noProof/>
             <w:webHidden/>
           </w:rPr>
-          <w:instrText xml:space="preserve"> PAGEREF _Toc229910636 \h </w:instrText>
+          <w:instrText xml:space="preserve"> PAGEREF _Toc230014969 \h </w:instrText>
         </w:r>
         <w:r>
           <w:rPr>
@@ -3866,7 +3866,7 @@
           <w14:ligatures w14:val="standardContextual"/>
         </w:rPr>
       </w:pPr>
-      <w:hyperlink w:anchor="_Toc229910637" w:history="1">
+      <w:hyperlink w:anchor="_Toc230014970" w:history="1">
         <w:r>
           <w:rPr>
             <w:rStyle w:val="afffffff5"/>
@@ -3893,7 +3893,7 @@
             <w:noProof/>
             <w:webHidden/>
           </w:rPr>
-          <w:instrText xml:space="preserve"> PAGEREF _Toc229910637 \h </w:instrText>
+          <w:instrText xml:space="preserve"> PAGEREF _Toc230014970 \h </w:instrText>
         </w:r>
         <w:r>
           <w:rPr>
@@ -3940,7 +3940,7 @@
           <w14:ligatures w14:val="standardContextual"/>
         </w:rPr>
       </w:pPr>
-      <w:hyperlink w:anchor="_Toc229910638" w:history="1">
+      <w:hyperlink w:anchor="_Toc230014971" w:history="1">
         <w:r>
           <w:rPr>
             <w:rStyle w:val="afffffff5"/>
@@ -3967,7 +3967,7 @@
             <w:noProof/>
             <w:webHidden/>
           </w:rPr>
-          <w:instrText xml:space="preserve"> PAGEREF _Toc229910638 \h </w:instrText>
+          <w:instrText xml:space="preserve"> PAGEREF _Toc230014971 \h </w:instrText>
         </w:r>
         <w:r>
           <w:rPr>
@@ -4016,7 +4016,7 @@
           <w14:ligatures w14:val="standardContextual"/>
         </w:rPr>
       </w:pPr>
-      <w:hyperlink w:anchor="_Toc229910639" w:history="1">
+      <w:hyperlink w:anchor="_Toc230014972" w:history="1">
         <w:r>
           <w:rPr>
             <w:rStyle w:val="afffffff5"/>
@@ -4043,7 +4043,7 @@
             <w:noProof/>
             <w:webHidden/>
           </w:rPr>
-          <w:instrText xml:space="preserve"> PAGEREF _Toc229910639 \h </w:instrText>
+          <w:instrText xml:space="preserve"> PAGEREF _Toc230014972 \h </w:instrText>
         </w:r>
         <w:r>
           <w:rPr>
@@ -4091,7 +4091,7 @@
           <w14:ligatures w14:val="standardContextual"/>
         </w:rPr>
       </w:pPr>
-      <w:hyperlink w:anchor="_Toc229910640" w:history="1">
+      <w:hyperlink w:anchor="_Toc230014973" w:history="1">
         <w:r>
           <w:rPr>
             <w:rStyle w:val="afffffff5"/>
@@ -4118,7 +4118,7 @@
             <w:noProof/>
             <w:webHidden/>
           </w:rPr>
-          <w:instrText xml:space="preserve"> PAGEREF _Toc229910640 \h </w:instrText>
+          <w:instrText xml:space="preserve"> PAGEREF _Toc230014973 \h </w:instrText>
         </w:r>
         <w:r>
           <w:rPr>
@@ -4166,7 +4166,7 @@
           <w14:ligatures w14:val="standardContextual"/>
         </w:rPr>
       </w:pPr>
-      <w:hyperlink w:anchor="_Toc229910641" w:history="1">
+      <w:hyperlink w:anchor="_Toc230014974" w:history="1">
         <w:r>
           <w:rPr>
             <w:rStyle w:val="afffffff5"/>
@@ -4193,7 +4193,7 @@
             <w:noProof/>
             <w:webHidden/>
           </w:rPr>
-          <w:instrText xml:space="preserve"> PAGEREF _Toc229910641 \h </w:instrText>
+          <w:instrText xml:space="preserve"> PAGEREF _Toc230014974 \h </w:instrText>
         </w:r>
         <w:r>
           <w:rPr>
@@ -4241,7 +4241,7 @@
           <w14:ligatures w14:val="standardContextual"/>
         </w:rPr>
       </w:pPr>
-      <w:hyperlink w:anchor="_Toc229910642" w:history="1">
+      <w:hyperlink w:anchor="_Toc230014975" w:history="1">
         <w:r>
           <w:rPr>
             <w:rStyle w:val="afffffff5"/>
@@ -4268,7 +4268,7 @@
             <w:noProof/>
             <w:webHidden/>
           </w:rPr>
-          <w:instrText xml:space="preserve"> PAGEREF _Toc229910642 \h </w:instrText>
+          <w:instrText xml:space="preserve"> PAGEREF _Toc230014975 \h </w:instrText>
         </w:r>
         <w:r>
           <w:rPr>
@@ -4316,7 +4316,7 @@
           <w14:ligatures w14:val="standardContextual"/>
         </w:rPr>
       </w:pPr>
-      <w:hyperlink w:anchor="_Toc229910643" w:history="1">
+      <w:hyperlink w:anchor="_Toc230014976" w:history="1">
         <w:r>
           <w:rPr>
             <w:rStyle w:val="afffffff5"/>
@@ -4343,7 +4343,7 @@
             <w:noProof/>
             <w:webHidden/>
           </w:rPr>
-          <w:instrText xml:space="preserve"> PAGEREF _Toc229910643 \h </w:instrText>
+          <w:instrText xml:space="preserve"> PAGEREF _Toc230014976 \h </w:instrText>
         </w:r>
         <w:r>
           <w:rPr>
@@ -4392,7 +4392,7 @@
           <w14:ligatures w14:val="standardContextual"/>
         </w:rPr>
       </w:pPr>
-      <w:hyperlink w:anchor="_Toc229910644" w:history="1">
+      <w:hyperlink w:anchor="_Toc230014977" w:history="1">
         <w:r>
           <w:rPr>
             <w:rStyle w:val="afffffff5"/>
@@ -4419,7 +4419,7 @@
             <w:noProof/>
             <w:webHidden/>
           </w:rPr>
-          <w:instrText xml:space="preserve"> PAGEREF _Toc229910644 \h </w:instrText>
+          <w:instrText xml:space="preserve"> PAGEREF _Toc230014977 \h </w:instrText>
         </w:r>
         <w:r>
           <w:rPr>
@@ -4468,7 +4468,7 @@
           <w14:ligatures w14:val="standardContextual"/>
         </w:rPr>
       </w:pPr>
-      <w:hyperlink w:anchor="_Toc229910645" w:history="1">
+      <w:hyperlink w:anchor="_Toc230014978" w:history="1">
         <w:r>
           <w:rPr>
             <w:rStyle w:val="afffffff5"/>
@@ -4495,7 +4495,7 @@
             <w:noProof/>
             <w:webHidden/>
           </w:rPr>
-          <w:instrText xml:space="preserve"> PAGEREF _Toc229910645 \h </w:instrText>
+          <w:instrText xml:space="preserve"> PAGEREF _Toc230014978 \h </w:instrText>
         </w:r>
         <w:r>
           <w:rPr>
@@ -4543,7 +4543,7 @@
           <w14:ligatures w14:val="standardContextual"/>
         </w:rPr>
       </w:pPr>
-      <w:hyperlink w:anchor="_Toc229910646" w:history="1">
+      <w:hyperlink w:anchor="_Toc230014979" w:history="1">
         <w:r>
           <w:rPr>
             <w:rStyle w:val="afffffff5"/>
@@ -4570,7 +4570,7 @@
             <w:noProof/>
             <w:webHidden/>
           </w:rPr>
-          <w:instrText xml:space="preserve"> PAGEREF _Toc229910646 \h </w:instrText>
+          <w:instrText xml:space="preserve"> PAGEREF _Toc230014979 \h </w:instrText>
         </w:r>
         <w:r>
           <w:rPr>
@@ -4618,7 +4618,7 @@
           <w14:ligatures w14:val="standardContextual"/>
         </w:rPr>
       </w:pPr>
-      <w:hyperlink w:anchor="_Toc229910647" w:history="1">
+      <w:hyperlink w:anchor="_Toc230014980" w:history="1">
         <w:r>
           <w:rPr>
             <w:rStyle w:val="afffffff5"/>
@@ -4645,7 +4645,7 @@
             <w:noProof/>
             <w:webHidden/>
           </w:rPr>
-          <w:instrText xml:space="preserve"> PAGEREF _Toc229910647 \h </w:instrText>
+          <w:instrText xml:space="preserve"> PAGEREF _Toc230014980 \h </w:instrText>
         </w:r>
         <w:r>
           <w:rPr>
@@ -4687,7 +4687,7 @@
         <w:lastRenderedPageBreak/>
         <w:fldChar w:fldCharType="end"/>
       </w:r>
-      <w:bookmarkStart w:id="1" w:name="_Toc229910599"/>
+      <w:bookmarkStart w:id="1" w:name="_Toc230014932"/>
       <w:r>
         <w:rPr>
           <w:rFonts w:hint="eastAsia"/>
@@ -4703,7 +4703,7 @@
           <w:rFonts w:hint="eastAsia"/>
         </w:rPr>
       </w:pPr>
-      <w:bookmarkStart w:id="2" w:name="_Toc229910600"/>
+      <w:bookmarkStart w:id="2" w:name="_Toc230014933"/>
       <w:r>
         <w:rPr>
           <w:rFonts w:hint="eastAsia"/>
@@ -4722,7 +4722,7 @@
         <w:rPr>
           <w:rFonts w:hint="eastAsia"/>
         </w:rPr>
-        <w:t>本書は、権限管理画面（`/permission-management`）で利用する API の設計内容を整理し、SHIPシステム管理者が施設単位の提供機能・提供カラムを管理するための実装基準を明確にすることを目的とする。</w:t>
+        <w:t>本書は、権限管理画面（`/permission-management`）で利用する API の設計内容を整理し、共有システム管理者アカウントが施設単位の提供機能・提供カラムを管理するための実装基準を明確にすることを目的とする。</w:t>
       </w:r>
     </w:p>
     <w:p>
@@ -4872,7 +4872,7 @@
           <w:rFonts w:hint="eastAsia"/>
         </w:rPr>
       </w:pPr>
-      <w:bookmarkStart w:id="3" w:name="_Toc229910601"/>
+      <w:bookmarkStart w:id="3" w:name="_Toc230014934"/>
       <w:r>
         <w:rPr>
           <w:rFonts w:hint="eastAsia"/>
@@ -4891,7 +4891,7 @@
         <w:rPr>
           <w:rFonts w:hint="eastAsia"/>
         </w:rPr>
-        <w:t>権限管理は、メイン画面のマスタ管理モーダルから遷移する独立画面である。SHIPシステム管理者が対象施設を選択し、当該施設で提供する機能および表示カラムを ON/OFF 設定する。</w:t>
+        <w:t>権限管理は、メイン画面のマスタ管理モーダルから遷移する独立画面である。共有システム管理者アカウントが対象施設を選択し、当該施設で提供する機能および表示カラムを ON/OFF 設定する。</w:t>
       </w:r>
     </w:p>
     <w:p>
@@ -4914,7 +4914,7 @@
           <w:rFonts w:hint="eastAsia"/>
         </w:rPr>
       </w:pPr>
-      <w:bookmarkStart w:id="4" w:name="_Toc229910602"/>
+      <w:bookmarkStart w:id="4" w:name="_Toc230014935"/>
       <w:r>
         <w:rPr>
           <w:rFonts w:hint="eastAsia"/>
@@ -5217,7 +5217,7 @@
           <w:rFonts w:hint="eastAsia"/>
         </w:rPr>
       </w:pPr>
-      <w:bookmarkStart w:id="5" w:name="_Toc229910603"/>
+      <w:bookmarkStart w:id="5" w:name="_Toc230014936"/>
       <w:r>
         <w:rPr>
           <w:rFonts w:hint="eastAsia"/>
@@ -5379,7 +5379,7 @@
           <w:rFonts w:hint="eastAsia"/>
         </w:rPr>
       </w:pPr>
-      <w:bookmarkStart w:id="6" w:name="_Toc229910604"/>
+      <w:bookmarkStart w:id="6" w:name="_Toc230014937"/>
       <w:r>
         <w:rPr>
           <w:rFonts w:hint="eastAsia"/>
@@ -5395,7 +5395,7 @@
           <w:rFonts w:hint="eastAsia"/>
         </w:rPr>
       </w:pPr>
-      <w:bookmarkStart w:id="7" w:name="_Toc229910605"/>
+      <w:bookmarkStart w:id="7" w:name="_Toc230014938"/>
       <w:r>
         <w:rPr>
           <w:rFonts w:hint="eastAsia"/>
@@ -5437,7 +5437,7 @@
           <w:rFonts w:hint="eastAsia"/>
         </w:rPr>
       </w:pPr>
-      <w:bookmarkStart w:id="8" w:name="_Toc229910606"/>
+      <w:bookmarkStart w:id="8" w:name="_Toc230014939"/>
       <w:r>
         <w:rPr>
           <w:rFonts w:hint="eastAsia"/>
@@ -5691,7 +5691,7 @@
           <w:rFonts w:hint="eastAsia"/>
         </w:rPr>
       </w:pPr>
-      <w:bookmarkStart w:id="9" w:name="_Toc229910607"/>
+      <w:bookmarkStart w:id="9" w:name="_Toc230014940"/>
       <w:r>
         <w:rPr>
           <w:rFonts w:hint="eastAsia"/>
@@ -6074,7 +6074,7 @@
           <w:rFonts w:hint="eastAsia"/>
         </w:rPr>
       </w:pPr>
-      <w:bookmarkStart w:id="10" w:name="_Toc229910608"/>
+      <w:bookmarkStart w:id="10" w:name="_Toc230014941"/>
       <w:r>
         <w:rPr>
           <w:rFonts w:hint="eastAsia"/>
@@ -6090,7 +6090,7 @@
           <w:rFonts w:hint="eastAsia"/>
         </w:rPr>
       </w:pPr>
-      <w:bookmarkStart w:id="11" w:name="_Toc229910609"/>
+      <w:bookmarkStart w:id="11" w:name="_Toc230014942"/>
       <w:r>
         <w:rPr>
           <w:rFonts w:hint="eastAsia"/>
@@ -6277,7 +6277,7 @@
           <w:rFonts w:hint="eastAsia"/>
         </w:rPr>
       </w:pPr>
-      <w:bookmarkStart w:id="12" w:name="_Toc229910610"/>
+      <w:bookmarkStart w:id="12" w:name="_Toc230014943"/>
       <w:r>
         <w:rPr>
           <w:rFonts w:hint="eastAsia"/>
@@ -6306,7 +6306,7 @@
           <w:rFonts w:hint="eastAsia"/>
         </w:rPr>
       </w:pPr>
-      <w:bookmarkStart w:id="13" w:name="_Toc229910611"/>
+      <w:bookmarkStart w:id="13" w:name="_Toc230014944"/>
       <w:r>
         <w:rPr>
           <w:rFonts w:hint="eastAsia"/>
@@ -6326,7 +6326,7 @@
         <w:rPr>
           <w:rFonts w:hint="eastAsia"/>
         </w:rPr>
-        <w:t>本API群は施設提供設定そのものを管理する管理者 API であるため、対象施設の `facility_feature_settings` / `user_facility_feature_settings` による自己参照型の feature_code 判定は行わない。Bearer トークンの認証コンテキストで SHIPシステム管理者（画面要件上は `user.role === 'system_admin'`）と判定できる場合のみ実行を許可する。</w:t>
+        <w:t>本API群は施設提供設定そのものを管理する管理者 API であるため、対象施設の `facility_feature_settings` / `user_facility_feature_settings` による自己参照型の feature_code 判定は行わない。Bearer トークンの認証コンテキストで共有システム管理者アカウント（`users.account_type='SYSTEM_ADMIN'`）と判定できる場合のみ実行を許可する。</w:t>
       </w:r>
     </w:p>
     <w:tbl>
@@ -6477,7 +6477,7 @@
               <w:rPr>
                 <w:rFonts w:hint="eastAsia"/>
               </w:rPr>
-              <w:t>認証コンテキスト上のユーザーが SHIPシステム管理者であること</w:t>
+              <w:t>認証コンテキスト上のユーザーが共有システム管理者アカウントであること</w:t>
             </w:r>
           </w:p>
         </w:tc>
@@ -6490,7 +6490,7 @@
               <w:rPr>
                 <w:rFonts w:hint="eastAsia"/>
               </w:rPr>
-              <w:t>画面要件上は `user.role === 'system_admin'`。SHIPシステム管理者以外は 403</w:t>
+              <w:t>`users.account_type='SYSTEM_ADMIN'` で判定する。共有システム管理者アカウント以外は 403</w:t>
             </w:r>
           </w:p>
         </w:tc>
@@ -6545,7 +6545,7 @@
           <w:rFonts w:hint="eastAsia"/>
         </w:rPr>
       </w:pPr>
-      <w:bookmarkStart w:id="14" w:name="_Toc229910612"/>
+      <w:bookmarkStart w:id="14" w:name="_Toc230014945"/>
       <w:r>
         <w:rPr>
           <w:rFonts w:hint="eastAsia"/>
@@ -6561,7 +6561,7 @@
           <w:rFonts w:hint="eastAsia"/>
         </w:rPr>
       </w:pPr>
-      <w:bookmarkStart w:id="15" w:name="_Toc229910613"/>
+      <w:bookmarkStart w:id="15" w:name="_Toc230014946"/>
       <w:r>
         <w:rPr>
           <w:rFonts w:hint="eastAsia"/>
@@ -6819,7 +6819,7 @@
           <w:rFonts w:hint="eastAsia"/>
         </w:rPr>
       </w:pPr>
-      <w:bookmarkStart w:id="16" w:name="_Toc229910614"/>
+      <w:bookmarkStart w:id="16" w:name="_Toc230014947"/>
       <w:r>
         <w:rPr>
           <w:rFonts w:hint="eastAsia"/>
@@ -6832,7 +6832,7 @@
       <w:pPr>
         <w:pStyle w:val="3"/>
       </w:pPr>
-      <w:bookmarkStart w:id="17" w:name="_Toc229910615"/>
+      <w:bookmarkStart w:id="17" w:name="_Toc230014948"/>
       <w:r>
         <w:t>PermissionFacilitySettingsResponse</w:t>
       </w:r>
@@ -7265,7 +7265,7 @@
       <w:pPr>
         <w:pStyle w:val="3"/>
       </w:pPr>
-      <w:bookmarkStart w:id="18" w:name="_Toc229910616"/>
+      <w:bookmarkStart w:id="18" w:name="_Toc230014949"/>
       <w:r>
         <w:t>PermissionFeatureSettingItem</w:t>
       </w:r>
@@ -7920,7 +7920,7 @@
       <w:pPr>
         <w:pStyle w:val="3"/>
       </w:pPr>
-      <w:bookmarkStart w:id="19" w:name="_Toc229910617"/>
+      <w:bookmarkStart w:id="19" w:name="_Toc230014950"/>
       <w:r>
         <w:t>PermissionColumnSettingItem</w:t>
       </w:r>
@@ -8487,13 +8487,13 @@
           <w:rFonts w:hint="eastAsia"/>
         </w:rPr>
       </w:pPr>
-      <w:bookmarkStart w:id="20" w:name="_Toc229910618"/>
+      <w:bookmarkStart w:id="20" w:name="_Toc230014951"/>
       <w:r>
         <w:rPr>
           <w:rFonts w:hint="eastAsia"/>
         </w:rPr>
         <w:lastRenderedPageBreak/>
-        <w:t>第4章 API一覧</w:t>
+        <w:t>第4章 API 一覧</w:t>
       </w:r>
       <w:bookmarkEnd w:id="20"/>
     </w:p>
@@ -8504,7 +8504,7 @@
           <w:rFonts w:hint="eastAsia"/>
         </w:rPr>
       </w:pPr>
-      <w:bookmarkStart w:id="21" w:name="_Toc229910619"/>
+      <w:bookmarkStart w:id="21" w:name="_Toc230014952"/>
       <w:r>
         <w:rPr>
           <w:rFonts w:hint="eastAsia"/>
@@ -8890,7 +8890,7 @@
           <w:rFonts w:hint="eastAsia"/>
         </w:rPr>
       </w:pPr>
-      <w:bookmarkStart w:id="22" w:name="_Toc229910620"/>
+      <w:bookmarkStart w:id="22" w:name="_Toc230014953"/>
       <w:r>
         <w:rPr>
           <w:rFonts w:hint="eastAsia"/>
@@ -8906,7 +8906,7 @@
           <w:rFonts w:hint="eastAsia"/>
         </w:rPr>
       </w:pPr>
-      <w:bookmarkStart w:id="23" w:name="_Toc229910621"/>
+      <w:bookmarkStart w:id="23" w:name="_Toc230014954"/>
       <w:r>
         <w:rPr>
           <w:rFonts w:hint="eastAsia"/>
@@ -8973,7 +8973,7 @@
           <w:rFonts w:hint="eastAsia"/>
         </w:rPr>
       </w:pPr>
-      <w:bookmarkStart w:id="24" w:name="_Toc229910622"/>
+      <w:bookmarkStart w:id="24" w:name="_Toc230014955"/>
       <w:r>
         <w:rPr>
           <w:rFonts w:hint="eastAsia"/>
@@ -9201,7 +9201,7 @@
         <w:rPr>
           <w:rFonts w:hint="eastAsia"/>
         </w:rPr>
-        <w:t>認可条件: 認証コンテキスト上のユーザーが SHIPシステム管理者（画面要件上は `user.role === 'system_admin'`）であること</w:t>
+        <w:t>認可条件: 認証コンテキスト上のユーザーが共有システム管理者アカウント（`users.account_type='SYSTEM_ADMIN'`）であること</w:t>
       </w:r>
     </w:p>
     <w:p>
@@ -9303,7 +9303,7 @@
           <w:rFonts w:hint="eastAsia"/>
         </w:rPr>
       </w:pPr>
-      <w:bookmarkStart w:id="25" w:name="_Toc229910623"/>
+      <w:bookmarkStart w:id="25" w:name="_Toc230014956"/>
       <w:r>
         <w:rPr>
           <w:rFonts w:hint="eastAsia"/>
@@ -10955,7 +10955,7 @@
           <w:rFonts w:hint="eastAsia"/>
         </w:rPr>
       </w:pPr>
-      <w:bookmarkStart w:id="26" w:name="_Toc229910624"/>
+      <w:bookmarkStart w:id="26" w:name="_Toc230014957"/>
       <w:r>
         <w:rPr>
           <w:rFonts w:hint="eastAsia"/>
@@ -11137,7 +11137,7 @@
               <w:rPr>
                 <w:rFonts w:hint="eastAsia"/>
               </w:rPr>
-              <w:t>SHIPシステム管理者ではない</w:t>
+              <w:t>共有システム管理者アカウントではない</w:t>
             </w:r>
           </w:p>
         </w:tc>
@@ -11196,7 +11196,7 @@
           <w:rFonts w:hint="eastAsia"/>
         </w:rPr>
       </w:pPr>
-      <w:bookmarkStart w:id="27" w:name="_Toc229910625"/>
+      <w:bookmarkStart w:id="27" w:name="_Toc230014958"/>
       <w:r>
         <w:rPr>
           <w:rFonts w:hint="eastAsia"/>
@@ -11263,7 +11263,7 @@
           <w:rFonts w:hint="eastAsia"/>
         </w:rPr>
       </w:pPr>
-      <w:bookmarkStart w:id="28" w:name="_Toc229910626"/>
+      <w:bookmarkStart w:id="28" w:name="_Toc230014959"/>
       <w:r>
         <w:rPr>
           <w:rFonts w:hint="eastAsia"/>
@@ -11491,7 +11491,7 @@
         <w:rPr>
           <w:rFonts w:hint="eastAsia"/>
         </w:rPr>
-        <w:t>認可条件: 認証コンテキスト上のユーザーが SHIPシステム管理者（画面要件上は `user.role === 'system_admin'`）であること</w:t>
+        <w:t>認可条件: 認証コンテキスト上のユーザーが共有システム管理者アカウント（`users.account_type='SYSTEM_ADMIN'`）であること</w:t>
       </w:r>
     </w:p>
     <w:p>
@@ -11594,7 +11594,7 @@
           <w:rFonts w:hint="eastAsia"/>
         </w:rPr>
       </w:pPr>
-      <w:bookmarkStart w:id="29" w:name="_Toc229910627"/>
+      <w:bookmarkStart w:id="29" w:name="_Toc230014960"/>
       <w:r>
         <w:rPr>
           <w:rFonts w:hint="eastAsia"/>
@@ -13259,7 +13259,7 @@
           <w:rFonts w:hint="eastAsia"/>
         </w:rPr>
       </w:pPr>
-      <w:bookmarkStart w:id="30" w:name="_Toc229910628"/>
+      <w:bookmarkStart w:id="30" w:name="_Toc230014961"/>
       <w:r>
         <w:rPr>
           <w:rFonts w:hint="eastAsia"/>
@@ -13442,7 +13442,7 @@
               <w:rPr>
                 <w:rFonts w:hint="eastAsia"/>
               </w:rPr>
-              <w:t>SHIPシステム管理者ではない</w:t>
+              <w:t>共有システム管理者アカウントではない</w:t>
             </w:r>
           </w:p>
         </w:tc>
@@ -13536,7 +13536,7 @@
           <w:rFonts w:hint="eastAsia"/>
         </w:rPr>
       </w:pPr>
-      <w:bookmarkStart w:id="31" w:name="_Toc229910629"/>
+      <w:bookmarkStart w:id="31" w:name="_Toc230014962"/>
       <w:r>
         <w:rPr>
           <w:rFonts w:hint="eastAsia"/>
@@ -13602,7 +13602,7 @@
           <w:rFonts w:hint="eastAsia"/>
         </w:rPr>
       </w:pPr>
-      <w:bookmarkStart w:id="32" w:name="_Toc229910630"/>
+      <w:bookmarkStart w:id="32" w:name="_Toc230014963"/>
       <w:r>
         <w:rPr>
           <w:rFonts w:hint="eastAsia"/>
@@ -13800,7 +13800,7 @@
           <w:rFonts w:hint="eastAsia"/>
         </w:rPr>
       </w:pPr>
-      <w:bookmarkStart w:id="33" w:name="_Toc229910631"/>
+      <w:bookmarkStart w:id="33" w:name="_Toc230014964"/>
       <w:r>
         <w:rPr>
           <w:rFonts w:hint="eastAsia"/>
@@ -14044,7 +14044,7 @@
         <w:rPr>
           <w:rFonts w:hint="eastAsia"/>
         </w:rPr>
-        <w:t>認可条件: 認証コンテキスト上のユーザーが SHIPシステム管理者（画面要件上は `user.role === 'system_admin'`）であること</w:t>
+        <w:t>認可条件: 認証コンテキスト上のユーザーが共有システム管理者アカウント（`users.account_type='SYSTEM_ADMIN'`）であること</w:t>
       </w:r>
     </w:p>
     <w:p>
@@ -14186,7 +14186,7 @@
           <w:rFonts w:hint="eastAsia"/>
         </w:rPr>
       </w:pPr>
-      <w:bookmarkStart w:id="34" w:name="_Toc229910632"/>
+      <w:bookmarkStart w:id="34" w:name="_Toc230014965"/>
       <w:r>
         <w:rPr>
           <w:rFonts w:hint="eastAsia"/>
@@ -14624,7 +14624,7 @@
           <w:rFonts w:hint="eastAsia"/>
         </w:rPr>
       </w:pPr>
-      <w:bookmarkStart w:id="35" w:name="_Toc229910633"/>
+      <w:bookmarkStart w:id="35" w:name="_Toc230014966"/>
       <w:r>
         <w:rPr>
           <w:rFonts w:hint="eastAsia"/>
@@ -14841,7 +14841,7 @@
               <w:rPr>
                 <w:rFonts w:hint="eastAsia"/>
               </w:rPr>
-              <w:t>SHIPシステム管理者ではない</w:t>
+              <w:t>共有システム管理者アカウントではない</w:t>
             </w:r>
           </w:p>
         </w:tc>
@@ -14971,7 +14971,7 @@
           <w:rFonts w:hint="eastAsia"/>
         </w:rPr>
       </w:pPr>
-      <w:bookmarkStart w:id="36" w:name="_Toc229910634"/>
+      <w:bookmarkStart w:id="36" w:name="_Toc230014967"/>
       <w:r>
         <w:rPr>
           <w:rFonts w:hint="eastAsia"/>
@@ -15037,7 +15037,7 @@
           <w:rFonts w:hint="eastAsia"/>
         </w:rPr>
       </w:pPr>
-      <w:bookmarkStart w:id="37" w:name="_Toc229910635"/>
+      <w:bookmarkStart w:id="37" w:name="_Toc230014968"/>
       <w:r>
         <w:rPr>
           <w:rFonts w:hint="eastAsia"/>
@@ -15235,7 +15235,7 @@
           <w:rFonts w:hint="eastAsia"/>
         </w:rPr>
       </w:pPr>
-      <w:bookmarkStart w:id="38" w:name="_Toc229910636"/>
+      <w:bookmarkStart w:id="38" w:name="_Toc230014969"/>
       <w:r>
         <w:rPr>
           <w:rFonts w:hint="eastAsia"/>
@@ -15434,7 +15434,7 @@
           <w:rFonts w:hint="eastAsia"/>
         </w:rPr>
         <w:lastRenderedPageBreak/>
-        <w:t>認可条件: 認証コンテキスト上のユーザーが SHIPシステム管理者（画面要件上は `user.role === 'system_admin'`）であること</w:t>
+        <w:t>認可条件: 認証コンテキスト上のユーザーが共有システム管理者アカウント（`users.account_type='SYSTEM_ADMIN'`）であること</w:t>
       </w:r>
     </w:p>
     <w:p>
@@ -15536,7 +15536,7 @@
           <w:rFonts w:hint="eastAsia"/>
         </w:rPr>
       </w:pPr>
-      <w:bookmarkStart w:id="39" w:name="_Toc229910637"/>
+      <w:bookmarkStart w:id="39" w:name="_Toc230014970"/>
       <w:r>
         <w:rPr>
           <w:rFonts w:hint="eastAsia"/>
@@ -16064,7 +16064,7 @@
           <w:rFonts w:hint="eastAsia"/>
         </w:rPr>
       </w:pPr>
-      <w:bookmarkStart w:id="40" w:name="_Toc229910638"/>
+      <w:bookmarkStart w:id="40" w:name="_Toc230014971"/>
       <w:r>
         <w:rPr>
           <w:rFonts w:hint="eastAsia"/>
@@ -16281,7 +16281,7 @@
               <w:rPr>
                 <w:rFonts w:hint="eastAsia"/>
               </w:rPr>
-              <w:t>SHIPシステム管理者ではない</w:t>
+              <w:t>共有システム管理者アカウントではない</w:t>
             </w:r>
           </w:p>
         </w:tc>
@@ -16410,7 +16410,7 @@
           <w:rFonts w:hint="eastAsia"/>
         </w:rPr>
       </w:pPr>
-      <w:bookmarkStart w:id="41" w:name="_Toc229910639"/>
+      <w:bookmarkStart w:id="41" w:name="_Toc230014972"/>
       <w:r>
         <w:rPr>
           <w:rFonts w:hint="eastAsia"/>
@@ -16426,7 +16426,7 @@
           <w:rFonts w:hint="eastAsia"/>
         </w:rPr>
       </w:pPr>
-      <w:bookmarkStart w:id="42" w:name="_Toc229910640"/>
+      <w:bookmarkStart w:id="42" w:name="_Toc230014973"/>
       <w:r>
         <w:rPr>
           <w:rFonts w:hint="eastAsia"/>
@@ -16563,20 +16563,20 @@
               <w:rPr>
                 <w:rFonts w:hint="eastAsia"/>
               </w:rPr>
-              <w:t>SHIPシステム管理者</w:t>
-            </w:r>
-          </w:p>
-        </w:tc>
-        <w:tc>
-          <w:tcPr>
-            <w:tcW w:w="1250" w:type="pct"/>
-          </w:tcPr>
-          <w:p>
-            <w:r>
-              <w:rPr>
-                <w:rFonts w:hint="eastAsia"/>
-              </w:rPr>
-              <w:t>Bearer トークンの認証コンテキストで SHIPシステム管理者と判定できること</w:t>
+              <w:t>共有システム管理者アカウント</w:t>
+            </w:r>
+          </w:p>
+        </w:tc>
+        <w:tc>
+          <w:tcPr>
+            <w:tcW w:w="1250" w:type="pct"/>
+          </w:tcPr>
+          <w:p>
+            <w:r>
+              <w:rPr>
+                <w:rFonts w:hint="eastAsia"/>
+              </w:rPr>
+              <w:t>Bearer トークンの認証コンテキストで共有システム管理者アカウントと判定できること</w:t>
             </w:r>
           </w:p>
         </w:tc>
@@ -16617,20 +16617,20 @@
               <w:rPr>
                 <w:rFonts w:hint="eastAsia"/>
               </w:rPr>
-              <w:t>SHIPシステム管理者</w:t>
-            </w:r>
-          </w:p>
-        </w:tc>
-        <w:tc>
-          <w:tcPr>
-            <w:tcW w:w="1250" w:type="pct"/>
-          </w:tcPr>
-          <w:p>
-            <w:r>
-              <w:rPr>
-                <w:rFonts w:hint="eastAsia"/>
-              </w:rPr>
-              <w:t>Bearer トークンの認証コンテキストで SHIPシステム管理者と判定できること</w:t>
+              <w:t>共有システム管理者アカウント</w:t>
+            </w:r>
+          </w:p>
+        </w:tc>
+        <w:tc>
+          <w:tcPr>
+            <w:tcW w:w="1250" w:type="pct"/>
+          </w:tcPr>
+          <w:p>
+            <w:r>
+              <w:rPr>
+                <w:rFonts w:hint="eastAsia"/>
+              </w:rPr>
+              <w:t>Bearer トークンの認証コンテキストで共有システム管理者アカウントと判定できること</w:t>
             </w:r>
           </w:p>
         </w:tc>
@@ -16658,6 +16658,7 @@
               <w:rPr>
                 <w:rFonts w:hint="eastAsia"/>
               </w:rPr>
+              <w:lastRenderedPageBreak/>
               <w:t>施設提供設定保存</w:t>
             </w:r>
           </w:p>
@@ -16671,40 +16672,32 @@
               <w:rPr>
                 <w:rFonts w:hint="eastAsia"/>
               </w:rPr>
-              <w:t>SHIPシステム管理者</w:t>
-            </w:r>
-          </w:p>
-        </w:tc>
-        <w:tc>
-          <w:tcPr>
-            <w:tcW w:w="1250" w:type="pct"/>
-          </w:tcPr>
-          <w:p>
-            <w:r>
-              <w:rPr>
-                <w:rFonts w:hint="eastAsia"/>
-              </w:rPr>
-              <w:t>Bearer トークンの認証コンテキストで SHIP</w:t>
-            </w:r>
-            <w:r>
-              <w:rPr>
-                <w:rFonts w:hint="eastAsia"/>
-              </w:rPr>
-              <w:lastRenderedPageBreak/>
-              <w:t>システム管理者と判定できること</w:t>
-            </w:r>
-          </w:p>
-        </w:tc>
-        <w:tc>
-          <w:tcPr>
-            <w:tcW w:w="1250" w:type="pct"/>
-          </w:tcPr>
-          <w:p>
-            <w:r>
-              <w:rPr>
-                <w:rFonts w:hint="eastAsia"/>
-              </w:rPr>
-              <w:lastRenderedPageBreak/>
+              <w:t>共有システム管理者アカウント</w:t>
+            </w:r>
+          </w:p>
+        </w:tc>
+        <w:tc>
+          <w:tcPr>
+            <w:tcW w:w="1250" w:type="pct"/>
+          </w:tcPr>
+          <w:p>
+            <w:r>
+              <w:rPr>
+                <w:rFonts w:hint="eastAsia"/>
+              </w:rPr>
+              <w:t>Bearer トークンの認証コンテキストで共有システム管理者アカウントと判定できること</w:t>
+            </w:r>
+          </w:p>
+        </w:tc>
+        <w:tc>
+          <w:tcPr>
+            <w:tcW w:w="1250" w:type="pct"/>
+          </w:tcPr>
+          <w:p>
+            <w:r>
+              <w:rPr>
+                <w:rFonts w:hint="eastAsia"/>
+              </w:rPr>
               <w:t>対象施設の施設提供設定を更新する</w:t>
             </w:r>
           </w:p>
@@ -16733,20 +16726,20 @@
               <w:rPr>
                 <w:rFonts w:hint="eastAsia"/>
               </w:rPr>
-              <w:t>SHIPシステム管理者</w:t>
-            </w:r>
-          </w:p>
-        </w:tc>
-        <w:tc>
-          <w:tcPr>
-            <w:tcW w:w="1250" w:type="pct"/>
-          </w:tcPr>
-          <w:p>
-            <w:r>
-              <w:rPr>
-                <w:rFonts w:hint="eastAsia"/>
-              </w:rPr>
-              <w:t>Bearer トークンの認証コンテキストで SHIPシステム管理者と判定できること</w:t>
+              <w:t>共有システム管理者アカウント</w:t>
+            </w:r>
+          </w:p>
+        </w:tc>
+        <w:tc>
+          <w:tcPr>
+            <w:tcW w:w="1250" w:type="pct"/>
+          </w:tcPr>
+          <w:p>
+            <w:r>
+              <w:rPr>
+                <w:rFonts w:hint="eastAsia"/>
+              </w:rPr>
+              <w:t>Bearer トークンの認証コンテキストで共有システム管理者アカウントと判定できること</w:t>
             </w:r>
           </w:p>
         </w:tc>
@@ -16773,7 +16766,7 @@
           <w:rFonts w:hint="eastAsia"/>
         </w:rPr>
       </w:pPr>
-      <w:bookmarkStart w:id="43" w:name="_Toc229910641"/>
+      <w:bookmarkStart w:id="43" w:name="_Toc230014974"/>
       <w:r>
         <w:rPr>
           <w:rFonts w:hint="eastAsia"/>
@@ -16941,7 +16934,7 @@
           <w:rFonts w:hint="eastAsia"/>
         </w:rPr>
       </w:pPr>
-      <w:bookmarkStart w:id="44" w:name="_Toc229910642"/>
+      <w:bookmarkStart w:id="44" w:name="_Toc230014975"/>
       <w:r>
         <w:rPr>
           <w:rFonts w:hint="eastAsia"/>
@@ -17053,7 +17046,7 @@
           <w:rFonts w:hint="eastAsia"/>
         </w:rPr>
       </w:pPr>
-      <w:bookmarkStart w:id="45" w:name="_Toc229910643"/>
+      <w:bookmarkStart w:id="45" w:name="_Toc230014976"/>
       <w:r>
         <w:rPr>
           <w:rFonts w:hint="eastAsia"/>
@@ -17126,7 +17119,7 @@
           <w:rFonts w:hint="eastAsia"/>
         </w:rPr>
       </w:pPr>
-      <w:bookmarkStart w:id="46" w:name="_Toc229910644"/>
+      <w:bookmarkStart w:id="46" w:name="_Toc230014977"/>
       <w:r>
         <w:rPr>
           <w:rFonts w:hint="eastAsia"/>
@@ -17284,7 +17277,7 @@
               <w:rPr>
                 <w:rFonts w:hint="eastAsia"/>
               </w:rPr>
-              <w:t>SHIPシステム管理者ではないユーザーが権限管理 API を呼び出した</w:t>
+              <w:t>共有システム管理者アカウントではないユーザーが権限管理 API を呼び出した</w:t>
             </w:r>
           </w:p>
         </w:tc>
@@ -17544,7 +17537,7 @@
           <w:rFonts w:hint="eastAsia"/>
         </w:rPr>
       </w:pPr>
-      <w:bookmarkStart w:id="47" w:name="_Toc229910645"/>
+      <w:bookmarkStart w:id="47" w:name="_Toc230014978"/>
       <w:r>
         <w:rPr>
           <w:rFonts w:hint="eastAsia"/>
@@ -17560,7 +17553,7 @@
           <w:rFonts w:hint="eastAsia"/>
         </w:rPr>
       </w:pPr>
-      <w:bookmarkStart w:id="48" w:name="_Toc229910646"/>
+      <w:bookmarkStart w:id="48" w:name="_Toc230014979"/>
       <w:r>
         <w:rPr>
           <w:rFonts w:hint="eastAsia"/>
@@ -17633,7 +17626,7 @@
           <w:rFonts w:hint="eastAsia"/>
         </w:rPr>
       </w:pPr>
-      <w:bookmarkStart w:id="49" w:name="_Toc229910647"/>
+      <w:bookmarkStart w:id="49" w:name="_Toc230014980"/>
       <w:r>
         <w:rPr>
           <w:rFonts w:hint="eastAsia"/>
@@ -17785,9 +17778,9 @@
 <file path=word/numbering.xml><?xml version="1.0" encoding="utf-8"?>
 <w:numbering xmlns:wpc="http://schemas.microsoft.com/office/word/2010/wordprocessingCanvas" xmlns:cx="http://schemas.microsoft.com/office/drawing/2014/chartex" xmlns:cx1="http://schemas.microsoft.com/office/drawing/2015/9/8/chartex" xmlns:cx2="http://schemas.microsoft.com/office/drawing/2015/10/21/chartex" xmlns:cx3="http://schemas.microsoft.com/office/drawing/2016/5/9/chartex" xmlns:cx4="http://schemas.microsoft.com/office/drawing/2016/5/10/chartex" xmlns:cx5="http://schemas.microsoft.com/office/drawing/2016/5/11/chartex" xmlns:cx6="http://schemas.microsoft.com/office/drawing/2016/5/12/chartex" xmlns:cx7="http://schemas.microsoft.com/office/drawing/2016/5/13/chartex" xmlns:cx8="http://schemas.microsoft.com/office/drawing/2016/5/14/chartex" xmlns:mc="http://schemas.openxmlformats.org/markup-compatibility/2006" xmlns:aink="http://schemas.microsoft.com/office/drawing/2016/ink" xmlns:am3d="http://schemas.microsoft.com/office/drawing/2017/model3d" xmlns:o="urn:schemas-microsoft-com:office:office" xmlns:oel="http://schemas.microsoft.com/office/2019/extlst" xmlns:r="http://schemas.openxmlformats.org/officeDocument/2006/relationships" xmlns:m="http://schemas.openxmlformats.org/officeDocument/2006/math" xmlns:v="urn:schemas-microsoft-com:vml" xmlns:wp14="http://schemas.microsoft.com/office/word/2010/wordprocessingDrawing" xmlns:wp="http://schemas.openxmlformats.org/drawingml/2006/wordprocessingDrawing" xmlns:w10="urn:schemas-microsoft-com:office:word" xmlns:w="http://schemas.openxmlformats.org/wordprocessingml/2006/main" xmlns:w14="http://schemas.microsoft.com/office/word/2010/wordml" xmlns:w15="http://schemas.microsoft.com/office/word/2012/wordml" xmlns:w16cex="http://schemas.microsoft.com/office/word/2018/wordml/cex" xmlns:w16cid="http://schemas.microsoft.com/office/word/2016/wordml/cid" xmlns:w16="http://schemas.microsoft.com/office/word/2018/wordml" xmlns:w16du="http://schemas.microsoft.com/office/word/2023/wordml/word16du" xmlns:w16sdtdh="http://schemas.microsoft.com/office/word/2020/wordml/sdtdatahash" xmlns:w16sdtfl="http://schemas.microsoft.com/office/word/2024/wordml/sdtformatlock" xmlns:w16se="http://schemas.microsoft.com/office/word/2015/wordml/symex" xmlns:wpg="http://schemas.microsoft.com/office/word/2010/wordprocessingGroup" xmlns:wpi="http://schemas.microsoft.com/office/word/2010/wordprocessingInk" xmlns:wne="http://schemas.microsoft.com/office/word/2006/wordml" xmlns:wps="http://schemas.microsoft.com/office/word/2010/wordprocessingShape" mc:Ignorable="w14 w15 w16se w16cid w16 w16cex w16sdtdh w16sdtfl w16du wp14">
   <w:abstractNum w:abstractNumId="0" w15:restartNumberingAfterBreak="0">
-    <w:nsid w:val="0F0A12D8"/>
+    <w:nsid w:val="02482E33"/>
     <w:multiLevelType w:val="hybridMultilevel"/>
-    <w:tmpl w:val="4A4E0690"/>
+    <w:tmpl w:val="106091AC"/>
     <w:name w:val="__API_DOC_SQUARE_BULLET__2222"/>
     <w:lvl w:ilvl="0" w:tplc="0409000F">
       <w:start w:val="1"/>
@@ -17872,10 +17865,10 @@
     </w:lvl>
   </w:abstractNum>
   <w:abstractNum w:abstractNumId="1" w15:restartNumberingAfterBreak="0">
-    <w:nsid w:val="11E6682F"/>
+    <w:nsid w:val="0278712D"/>
     <w:multiLevelType w:val="hybridMultilevel"/>
-    <w:tmpl w:val="2A8A3686"/>
-    <w:name w:val="__API_DOC_SQUARE_BULLET__22222"/>
+    <w:tmpl w:val="55D2E132"/>
+    <w:name w:val="__API_DOC_SQUARE_BULLET__22"/>
     <w:lvl w:ilvl="0" w:tplc="0409000F">
       <w:start w:val="1"/>
       <w:numFmt w:val="decimal"/>
@@ -17959,9 +17952,9 @@
     </w:lvl>
   </w:abstractNum>
   <w:abstractNum w:abstractNumId="2" w15:restartNumberingAfterBreak="0">
-    <w:nsid w:val="195D4904"/>
+    <w:nsid w:val="3BBA1F43"/>
     <w:multiLevelType w:val="hybridMultilevel"/>
-    <w:tmpl w:val="BE12305C"/>
+    <w:tmpl w:val="2D849332"/>
     <w:name w:val="__API_DOC_SQUARE_BULLET__222"/>
     <w:lvl w:ilvl="0" w:tplc="0409000F">
       <w:start w:val="1"/>
@@ -18046,10 +18039,10 @@
     </w:lvl>
   </w:abstractNum>
   <w:abstractNum w:abstractNumId="3" w15:restartNumberingAfterBreak="0">
-    <w:nsid w:val="2FA462D2"/>
+    <w:nsid w:val="46796266"/>
     <w:multiLevelType w:val="hybridMultilevel"/>
-    <w:tmpl w:val="BAB64B3C"/>
-    <w:name w:val="__API_DOC_SQUARE_BULLET__22"/>
+    <w:tmpl w:val="72022DFC"/>
+    <w:name w:val="__API_DOC_SQUARE_BULLET__2"/>
     <w:lvl w:ilvl="0" w:tplc="0409000F">
       <w:start w:val="1"/>
       <w:numFmt w:val="decimal"/>
@@ -18133,24 +18126,7 @@
     </w:lvl>
   </w:abstractNum>
   <w:abstractNum w:abstractNumId="4" w15:restartNumberingAfterBreak="0">
-    <w:nsid w:val="35653179"/>
-    <w:multiLevelType w:val="singleLevel"/>
-    <w:tmpl w:val="04090001"/>
-    <w:lvl w:ilvl="0">
-      <w:start w:val="1"/>
-      <w:numFmt w:val="bullet"/>
-      <w:lvlText w:val="■"/>
-      <w:lvlJc w:val="left"/>
-      <w:pPr>
-        <w:ind w:left="440" w:hanging="440"/>
-      </w:pPr>
-      <w:rPr>
-        <w:rFonts w:ascii="Meiryo UI" w:hAnsi="Meiryo UI" w:eastAsia="Meiryo UI" w:cs="Meiryo UI" w:hint="default"/>
-      </w:rPr>
-    </w:lvl>
-  </w:abstractNum>
-  <w:abstractNum w:abstractNumId="5" w15:restartNumberingAfterBreak="0">
-    <w:nsid w:val="5A426B2D"/>
+    <w:nsid w:val="487E5CE1"/>
     <w:multiLevelType w:val="singleLevel"/>
     <w:tmpl w:val="0409000F"/>
     <w:name w:val="__API_DOC_SQUARE_BULLET__"/>
@@ -18161,6 +18137,93 @@
       <w:lvlJc w:val="left"/>
       <w:pPr>
         <w:ind w:left="440" w:hanging="440"/>
+      </w:pPr>
+    </w:lvl>
+  </w:abstractNum>
+  <w:abstractNum w:abstractNumId="5" w15:restartNumberingAfterBreak="0">
+    <w:nsid w:val="543F4725"/>
+    <w:multiLevelType w:val="hybridMultilevel"/>
+    <w:tmpl w:val="3D704196"/>
+    <w:name w:val="__API_DOC_SQUARE_BULLET__22222"/>
+    <w:lvl w:ilvl="0" w:tplc="0409000F">
+      <w:start w:val="1"/>
+      <w:numFmt w:val="decimal"/>
+      <w:lvlText w:val="%1."/>
+      <w:lvlJc w:val="left"/>
+      <w:pPr>
+        <w:ind w:left="440" w:hanging="440"/>
+      </w:pPr>
+    </w:lvl>
+    <w:lvl w:ilvl="1" w:tplc="04090017" w:tentative="1">
+      <w:start w:val="1"/>
+      <w:numFmt w:val="aiueoFullWidth"/>
+      <w:lvlText w:val="(%2)"/>
+      <w:lvlJc w:val="left"/>
+      <w:pPr>
+        <w:ind w:left="880" w:hanging="440"/>
+      </w:pPr>
+    </w:lvl>
+    <w:lvl w:ilvl="2" w:tplc="04090011" w:tentative="1">
+      <w:start w:val="1"/>
+      <w:numFmt w:val="decimalEnclosedCircle"/>
+      <w:lvlText w:val="%3"/>
+      <w:lvlJc w:val="left"/>
+      <w:pPr>
+        <w:ind w:left="1320" w:hanging="440"/>
+      </w:pPr>
+    </w:lvl>
+    <w:lvl w:ilvl="3" w:tplc="0409000F" w:tentative="1">
+      <w:start w:val="1"/>
+      <w:numFmt w:val="decimal"/>
+      <w:lvlText w:val="%4."/>
+      <w:lvlJc w:val="left"/>
+      <w:pPr>
+        <w:ind w:left="1760" w:hanging="440"/>
+      </w:pPr>
+    </w:lvl>
+    <w:lvl w:ilvl="4" w:tplc="04090017" w:tentative="1">
+      <w:start w:val="1"/>
+      <w:numFmt w:val="aiueoFullWidth"/>
+      <w:lvlText w:val="(%5)"/>
+      <w:lvlJc w:val="left"/>
+      <w:pPr>
+        <w:ind w:left="2200" w:hanging="440"/>
+      </w:pPr>
+    </w:lvl>
+    <w:lvl w:ilvl="5" w:tplc="04090011" w:tentative="1">
+      <w:start w:val="1"/>
+      <w:numFmt w:val="decimalEnclosedCircle"/>
+      <w:lvlText w:val="%6"/>
+      <w:lvlJc w:val="left"/>
+      <w:pPr>
+        <w:ind w:left="2640" w:hanging="440"/>
+      </w:pPr>
+    </w:lvl>
+    <w:lvl w:ilvl="6" w:tplc="0409000F" w:tentative="1">
+      <w:start w:val="1"/>
+      <w:numFmt w:val="decimal"/>
+      <w:lvlText w:val="%7."/>
+      <w:lvlJc w:val="left"/>
+      <w:pPr>
+        <w:ind w:left="3080" w:hanging="440"/>
+      </w:pPr>
+    </w:lvl>
+    <w:lvl w:ilvl="7" w:tplc="04090017" w:tentative="1">
+      <w:start w:val="1"/>
+      <w:numFmt w:val="aiueoFullWidth"/>
+      <w:lvlText w:val="(%8)"/>
+      <w:lvlJc w:val="left"/>
+      <w:pPr>
+        <w:ind w:left="3520" w:hanging="440"/>
+      </w:pPr>
+    </w:lvl>
+    <w:lvl w:ilvl="8" w:tplc="04090011" w:tentative="1">
+      <w:start w:val="1"/>
+      <w:numFmt w:val="decimalEnclosedCircle"/>
+      <w:lvlText w:val="%9"/>
+      <w:lvlJc w:val="left"/>
+      <w:pPr>
+        <w:ind w:left="3960" w:hanging="440"/>
       </w:pPr>
     </w:lvl>
   </w:abstractNum>
@@ -18279,115 +18342,45 @@
     </w:lvl>
   </w:abstractNum>
   <w:abstractNum w:abstractNumId="7" w15:restartNumberingAfterBreak="0">
-    <w:nsid w:val="7F6F094C"/>
-    <w:multiLevelType w:val="hybridMultilevel"/>
-    <w:tmpl w:val="8FC4D6AA"/>
-    <w:name w:val="__API_DOC_SQUARE_BULLET__2"/>
-    <w:lvl w:ilvl="0" w:tplc="0409000F">
+    <w:nsid w:val="7F180EDB"/>
+    <w:multiLevelType w:val="singleLevel"/>
+    <w:tmpl w:val="04090001"/>
+    <w:lvl w:ilvl="0">
       <w:start w:val="1"/>
-      <w:numFmt w:val="decimal"/>
-      <w:lvlText w:val="%1."/>
+      <w:numFmt w:val="bullet"/>
+      <w:lvlText w:val="■"/>
       <w:lvlJc w:val="left"/>
       <w:pPr>
         <w:ind w:left="440" w:hanging="440"/>
       </w:pPr>
-    </w:lvl>
-    <w:lvl w:ilvl="1" w:tplc="04090017" w:tentative="1">
-      <w:start w:val="1"/>
-      <w:numFmt w:val="aiueoFullWidth"/>
-      <w:lvlText w:val="(%2)"/>
-      <w:lvlJc w:val="left"/>
-      <w:pPr>
-        <w:ind w:left="880" w:hanging="440"/>
-      </w:pPr>
-    </w:lvl>
-    <w:lvl w:ilvl="2" w:tplc="04090011" w:tentative="1">
-      <w:start w:val="1"/>
-      <w:numFmt w:val="decimalEnclosedCircle"/>
-      <w:lvlText w:val="%3"/>
-      <w:lvlJc w:val="left"/>
-      <w:pPr>
-        <w:ind w:left="1320" w:hanging="440"/>
-      </w:pPr>
-    </w:lvl>
-    <w:lvl w:ilvl="3" w:tplc="0409000F" w:tentative="1">
-      <w:start w:val="1"/>
-      <w:numFmt w:val="decimal"/>
-      <w:lvlText w:val="%4."/>
-      <w:lvlJc w:val="left"/>
-      <w:pPr>
-        <w:ind w:left="1760" w:hanging="440"/>
-      </w:pPr>
-    </w:lvl>
-    <w:lvl w:ilvl="4" w:tplc="04090017" w:tentative="1">
-      <w:start w:val="1"/>
-      <w:numFmt w:val="aiueoFullWidth"/>
-      <w:lvlText w:val="(%5)"/>
-      <w:lvlJc w:val="left"/>
-      <w:pPr>
-        <w:ind w:left="2200" w:hanging="440"/>
-      </w:pPr>
-    </w:lvl>
-    <w:lvl w:ilvl="5" w:tplc="04090011" w:tentative="1">
-      <w:start w:val="1"/>
-      <w:numFmt w:val="decimalEnclosedCircle"/>
-      <w:lvlText w:val="%6"/>
-      <w:lvlJc w:val="left"/>
-      <w:pPr>
-        <w:ind w:left="2640" w:hanging="440"/>
-      </w:pPr>
-    </w:lvl>
-    <w:lvl w:ilvl="6" w:tplc="0409000F" w:tentative="1">
-      <w:start w:val="1"/>
-      <w:numFmt w:val="decimal"/>
-      <w:lvlText w:val="%7."/>
-      <w:lvlJc w:val="left"/>
-      <w:pPr>
-        <w:ind w:left="3080" w:hanging="440"/>
-      </w:pPr>
-    </w:lvl>
-    <w:lvl w:ilvl="7" w:tplc="04090017" w:tentative="1">
-      <w:start w:val="1"/>
-      <w:numFmt w:val="aiueoFullWidth"/>
-      <w:lvlText w:val="(%8)"/>
-      <w:lvlJc w:val="left"/>
-      <w:pPr>
-        <w:ind w:left="3520" w:hanging="440"/>
-      </w:pPr>
-    </w:lvl>
-    <w:lvl w:ilvl="8" w:tplc="04090011" w:tentative="1">
-      <w:start w:val="1"/>
-      <w:numFmt w:val="decimalEnclosedCircle"/>
-      <w:lvlText w:val="%9"/>
-      <w:lvlJc w:val="left"/>
-      <w:pPr>
-        <w:ind w:left="3960" w:hanging="440"/>
-      </w:pPr>
+      <w:rPr>
+        <w:rFonts w:ascii="Meiryo UI" w:hAnsi="Meiryo UI" w:eastAsia="Meiryo UI" w:cs="Meiryo UI" w:hint="default"/>
+      </w:rPr>
     </w:lvl>
   </w:abstractNum>
   <w:num w:numId="1" w16cid:durableId="296302402">
     <w:abstractNumId w:val="6"/>
   </w:num>
-  <w:num w:numId="2" w16cid:durableId="1120690396">
+  <w:num w:numId="2" w16cid:durableId="416024358">
+    <w:abstractNumId w:val="7"/>
+  </w:num>
+  <w:num w:numId="3" w16cid:durableId="144471454">
     <w:abstractNumId w:val="4"/>
   </w:num>
-  <w:num w:numId="3" w16cid:durableId="879441306">
-    <w:abstractNumId w:val="5"/>
-  </w:num>
-  <w:num w:numId="4" w16cid:durableId="2052262768">
-    <w:abstractNumId w:val="7"/>
-  </w:num>
-  <w:num w:numId="5" w16cid:durableId="1396128722">
+  <w:num w:numId="4" w16cid:durableId="639380153">
     <w:abstractNumId w:val="3"/>
   </w:num>
-  <w:num w:numId="6" w16cid:durableId="1171526076">
+  <w:num w:numId="5" w16cid:durableId="1936594417">
+    <w:abstractNumId w:val="1"/>
+  </w:num>
+  <w:num w:numId="6" w16cid:durableId="1440832729">
     <w:abstractNumId w:val="2"/>
   </w:num>
-  <w:num w:numId="7" w16cid:durableId="605119431">
+  <w:num w:numId="7" w16cid:durableId="1787700219">
     <w:abstractNumId w:val="0"/>
   </w:num>
-  <w:num w:numId="8" w16cid:durableId="390886000">
-    <w:abstractNumId w:val="1"/>
+  <w:num w:numId="8" w16cid:durableId="1495296365">
+    <w:abstractNumId w:val="5"/>
   </w:num>
   <w:numIdMacAtCleanup w:val="8"/>
 </w:numbering>

--- a/taniguchi/api/Fix/API設計書_権限管理.docx
+++ b/taniguchi/api/Fix/API設計書_権限管理.docx
@@ -224,7 +224,7 @@
                                     <w:sz w:val="28"/>
                                     <w:szCs w:val="28"/>
                                   </w:rPr>
-                                  <w:t>2026年5月17日</w:t>
+                                  <w:t>2026年6月2日</w:t>
                                 </w:r>
                               </w:p>
                               <w:p>
@@ -422,7 +422,7 @@
                               <w:sz w:val="28"/>
                               <w:szCs w:val="28"/>
                             </w:rPr>
-                            <w:t>2026年5月17日</w:t>
+                            <w:t>2026年6月2日</w:t>
                           </w:r>
                         </w:p>
                         <w:p>
@@ -491,34 +491,24 @@
         </w:p>
         <w:tbl>
           <w:tblPr>
-            <w:tblW w:w="9000" w:type="dxa"/>
-            <w:tblBorders>
-              <w:top w:val="single" w:sz="8" w:space="0" w:color="000000"/>
-              <w:left w:val="single" w:sz="8" w:space="0" w:color="000000"/>
-              <w:bottom w:val="single" w:sz="8" w:space="0" w:color="000000"/>
-              <w:right w:val="single" w:sz="8" w:space="0" w:color="000000"/>
-              <w:insideH w:val="single" w:sz="8" w:space="0" w:color="000000"/>
-              <w:insideV w:val="single" w:sz="8" w:space="0" w:color="000000"/>
-            </w:tblBorders>
-            <w:tblLayout w:type="fixed"/>
-            <w:tblLook w:val="0600" w:firstRow="0" w:lastRow="0" w:firstColumn="0" w:lastColumn="0" w:noHBand="1" w:noVBand="1"/>
+            <w:tblStyle w:val="afffffff7"/>
+            <w:tblW w:w="5000" w:type="pct"/>
+            <w:tblLook w:val="04A0" w:firstRow="1" w:lastRow="0" w:firstColumn="1" w:lastColumn="0" w:noHBand="0" w:noVBand="1"/>
           </w:tblPr>
           <w:tblGrid>
-            <w:gridCol w:w="1665"/>
-            <w:gridCol w:w="1935"/>
-            <w:gridCol w:w="5400"/>
+            <w:gridCol w:w="1043"/>
+            <w:gridCol w:w="1212"/>
+            <w:gridCol w:w="3382"/>
+            <w:gridCol w:w="3382"/>
           </w:tblGrid>
           <w:tr>
+            <w:trPr>
+              <w:tblHeader/>
+            </w:trPr>
             <w:tc>
               <w:tcPr>
-                <w:tcW w:w="1665" w:type="dxa"/>
+                <w:tcW w:w="578" w:type="pct"/>
                 <w:shd w:val="clear" w:color="auto" w:fill="DBE5F1" w:themeFill="accent1" w:themeFillTint="33"/>
-                <w:tcMar>
-                  <w:top w:w="100" w:type="dxa"/>
-                  <w:left w:w="100" w:type="dxa"/>
-                  <w:bottom w:w="100" w:type="dxa"/>
-                  <w:right w:w="100" w:type="dxa"/>
-                </w:tcMar>
               </w:tcPr>
               <w:p>
                 <w:pPr>
@@ -530,7 +520,6 @@
                     <w:right w:val="nil"/>
                     <w:between w:val="nil"/>
                   </w:pBdr>
-                  <w:spacing w:line="240" w:lineRule="auto"/>
                   <w:rPr>
                     <w:b/>
                     <w:bCs/>
@@ -538,6 +527,7 @@
                 </w:pPr>
                 <w:r>
                   <w:rPr>
+                    <w:rFonts w:hint="eastAsia"/>
                     <w:b/>
                     <w:bCs/>
                   </w:rPr>
@@ -547,14 +537,8 @@
             </w:tc>
             <w:tc>
               <w:tcPr>
-                <w:tcW w:w="1935" w:type="dxa"/>
+                <w:tcW w:w="672" w:type="pct"/>
                 <w:shd w:val="clear" w:color="auto" w:fill="DBE5F1" w:themeFill="accent1" w:themeFillTint="33"/>
-                <w:tcMar>
-                  <w:top w:w="100" w:type="dxa"/>
-                  <w:left w:w="100" w:type="dxa"/>
-                  <w:bottom w:w="100" w:type="dxa"/>
-                  <w:right w:w="100" w:type="dxa"/>
-                </w:tcMar>
               </w:tcPr>
               <w:p>
                 <w:pPr>
@@ -566,7 +550,6 @@
                     <w:right w:val="nil"/>
                     <w:between w:val="nil"/>
                   </w:pBdr>
-                  <w:spacing w:line="240" w:lineRule="auto"/>
                   <w:rPr>
                     <w:b/>
                     <w:bCs/>
@@ -574,23 +557,18 @@
                 </w:pPr>
                 <w:r>
                   <w:rPr>
+                    <w:rFonts w:hint="eastAsia"/>
                     <w:b/>
                     <w:bCs/>
                   </w:rPr>
-                  <w:t>改訂日</w:t>
+                  <w:t>日付</w:t>
                 </w:r>
               </w:p>
             </w:tc>
             <w:tc>
               <w:tcPr>
-                <w:tcW w:w="5400" w:type="dxa"/>
+                <w:tcW w:w="1875" w:type="pct"/>
                 <w:shd w:val="clear" w:color="auto" w:fill="DBE5F1" w:themeFill="accent1" w:themeFillTint="33"/>
-                <w:tcMar>
-                  <w:top w:w="100" w:type="dxa"/>
-                  <w:left w:w="100" w:type="dxa"/>
-                  <w:bottom w:w="100" w:type="dxa"/>
-                  <w:right w:w="100" w:type="dxa"/>
-                </w:tcMar>
               </w:tcPr>
               <w:p>
                 <w:pPr>
@@ -602,7 +580,6 @@
                     <w:right w:val="nil"/>
                     <w:between w:val="nil"/>
                   </w:pBdr>
-                  <w:spacing w:line="240" w:lineRule="auto"/>
                   <w:rPr>
                     <w:b/>
                     <w:bCs/>
@@ -610,24 +587,18 @@
                 </w:pPr>
                 <w:r>
                   <w:rPr>
+                    <w:rFonts w:hint="eastAsia"/>
                     <w:b/>
                     <w:bCs/>
                   </w:rPr>
-                  <w:t>改訂内容</w:t>
+                  <w:t>変更概要</w:t>
                 </w:r>
               </w:p>
             </w:tc>
-          </w:tr>
-          <w:tr>
             <w:tc>
               <w:tcPr>
-                <w:tcW w:w="1665" w:type="dxa"/>
-                <w:tcMar>
-                  <w:top w:w="100" w:type="dxa"/>
-                  <w:left w:w="100" w:type="dxa"/>
-                  <w:bottom w:w="100" w:type="dxa"/>
-                  <w:right w:w="100" w:type="dxa"/>
-                </w:tcMar>
+                <w:tcW w:w="1875" w:type="pct"/>
+                <w:shd w:val="clear" w:color="auto" w:fill="DBE5F1" w:themeFill="accent1" w:themeFillTint="33"/>
               </w:tcPr>
               <w:p>
                 <w:pPr>
@@ -639,22 +610,26 @@
                     <w:right w:val="nil"/>
                     <w:between w:val="nil"/>
                   </w:pBdr>
-                  <w:spacing w:line="240" w:lineRule="auto"/>
+                  <w:rPr>
+                    <w:b/>
+                    <w:bCs/>
+                  </w:rPr>
                 </w:pPr>
                 <w:r>
-                  <w:t>1.00</w:t>
+                  <w:rPr>
+                    <w:rFonts w:hint="eastAsia"/>
+                    <w:b/>
+                    <w:bCs/>
+                  </w:rPr>
+                  <w:t>変更者</w:t>
                 </w:r>
               </w:p>
             </w:tc>
+          </w:tr>
+          <w:tr>
             <w:tc>
               <w:tcPr>
-                <w:tcW w:w="1935" w:type="dxa"/>
-                <w:tcMar>
-                  <w:top w:w="100" w:type="dxa"/>
-                  <w:left w:w="100" w:type="dxa"/>
-                  <w:bottom w:w="100" w:type="dxa"/>
-                  <w:right w:w="100" w:type="dxa"/>
-                </w:tcMar>
+                <w:tcW w:w="578" w:type="pct"/>
               </w:tcPr>
               <w:p>
                 <w:pPr>
@@ -666,22 +641,15 @@
                     <w:right w:val="nil"/>
                     <w:between w:val="nil"/>
                   </w:pBdr>
-                  <w:spacing w:line="240" w:lineRule="auto"/>
                 </w:pPr>
                 <w:r>
-                  <w:t>2026/5/17</w:t>
+                  <w:t>1.0</w:t>
                 </w:r>
               </w:p>
             </w:tc>
             <w:tc>
               <w:tcPr>
-                <w:tcW w:w="5400" w:type="dxa"/>
-                <w:tcMar>
-                  <w:top w:w="100" w:type="dxa"/>
-                  <w:left w:w="100" w:type="dxa"/>
-                  <w:bottom w:w="100" w:type="dxa"/>
-                  <w:right w:w="100" w:type="dxa"/>
-                </w:tcMar>
+                <w:tcW w:w="672" w:type="pct"/>
               </w:tcPr>
               <w:p>
                 <w:pPr>
@@ -693,27 +661,15 @@
                     <w:right w:val="nil"/>
                     <w:between w:val="nil"/>
                   </w:pBdr>
-                  <w:spacing w:line="240" w:lineRule="auto"/>
                 </w:pPr>
                 <w:r>
-                  <w:rPr>
-                    <w:rFonts w:hint="eastAsia"/>
-                  </w:rPr>
-                  <w:t>新規作成</w:t>
+                  <w:t>2026/6/2</w:t>
                 </w:r>
               </w:p>
             </w:tc>
-          </w:tr>
-          <w:tr>
             <w:tc>
               <w:tcPr>
-                <w:tcW w:w="1665" w:type="dxa"/>
-                <w:tcMar>
-                  <w:top w:w="100" w:type="dxa"/>
-                  <w:left w:w="100" w:type="dxa"/>
-                  <w:bottom w:w="100" w:type="dxa"/>
-                  <w:right w:w="100" w:type="dxa"/>
-                </w:tcMar>
+                <w:tcW w:w="1875" w:type="pct"/>
               </w:tcPr>
               <w:p>
                 <w:pPr>
@@ -725,19 +681,18 @@
                     <w:right w:val="nil"/>
                     <w:between w:val="nil"/>
                   </w:pBdr>
-                  <w:spacing w:line="240" w:lineRule="auto"/>
                 </w:pPr>
+                <w:r>
+                  <w:rPr>
+                    <w:rFonts w:hint="eastAsia"/>
+                  </w:rPr>
+                  <w:t>初版作成</w:t>
+                </w:r>
               </w:p>
             </w:tc>
             <w:tc>
               <w:tcPr>
-                <w:tcW w:w="1935" w:type="dxa"/>
-                <w:tcMar>
-                  <w:top w:w="100" w:type="dxa"/>
-                  <w:left w:w="100" w:type="dxa"/>
-                  <w:bottom w:w="100" w:type="dxa"/>
-                  <w:right w:w="100" w:type="dxa"/>
-                </w:tcMar>
+                <w:tcW w:w="1875" w:type="pct"/>
               </w:tcPr>
               <w:p>
                 <w:pPr>
@@ -749,19 +704,20 @@
                     <w:right w:val="nil"/>
                     <w:between w:val="nil"/>
                   </w:pBdr>
-                  <w:spacing w:line="240" w:lineRule="auto"/>
+                  <w:rPr>
+                    <w:rFonts w:hint="eastAsia"/>
+                  </w:rPr>
                 </w:pPr>
+                <w:r>
+                  <w:t>-</w:t>
+                </w:r>
               </w:p>
             </w:tc>
+          </w:tr>
+          <w:tr>
             <w:tc>
               <w:tcPr>
-                <w:tcW w:w="5400" w:type="dxa"/>
-                <w:tcMar>
-                  <w:top w:w="100" w:type="dxa"/>
-                  <w:left w:w="100" w:type="dxa"/>
-                  <w:bottom w:w="100" w:type="dxa"/>
-                  <w:right w:w="100" w:type="dxa"/>
-                </w:tcMar>
+                <w:tcW w:w="578" w:type="pct"/>
               </w:tcPr>
               <w:p>
                 <w:pPr>
@@ -773,21 +729,12 @@
                     <w:right w:val="nil"/>
                     <w:between w:val="nil"/>
                   </w:pBdr>
-                  <w:spacing w:line="240" w:lineRule="auto"/>
                 </w:pPr>
               </w:p>
             </w:tc>
-          </w:tr>
-          <w:tr>
             <w:tc>
               <w:tcPr>
-                <w:tcW w:w="1665" w:type="dxa"/>
-                <w:tcMar>
-                  <w:top w:w="100" w:type="dxa"/>
-                  <w:left w:w="100" w:type="dxa"/>
-                  <w:bottom w:w="100" w:type="dxa"/>
-                  <w:right w:w="100" w:type="dxa"/>
-                </w:tcMar>
+                <w:tcW w:w="672" w:type="pct"/>
               </w:tcPr>
               <w:p>
                 <w:pPr>
@@ -799,55 +746,12 @@
                     <w:right w:val="nil"/>
                     <w:between w:val="nil"/>
                   </w:pBdr>
-                  <w:spacing w:line="240" w:lineRule="auto"/>
                 </w:pPr>
               </w:p>
             </w:tc>
             <w:tc>
               <w:tcPr>
-                <w:tcW w:w="1935" w:type="dxa"/>
-                <w:tcMar>
-                  <w:top w:w="100" w:type="dxa"/>
-                  <w:left w:w="100" w:type="dxa"/>
-                  <w:bottom w:w="100" w:type="dxa"/>
-                  <w:right w:w="100" w:type="dxa"/>
-                </w:tcMar>
-              </w:tcPr>
-              <w:p>
-                <w:pPr>
-                  <w:widowControl w:val="0"/>
-                  <w:spacing w:line="240" w:lineRule="auto"/>
-                </w:pPr>
-              </w:p>
-            </w:tc>
-            <w:tc>
-              <w:tcPr>
-                <w:tcW w:w="5400" w:type="dxa"/>
-                <w:tcMar>
-                  <w:top w:w="100" w:type="dxa"/>
-                  <w:left w:w="100" w:type="dxa"/>
-                  <w:bottom w:w="100" w:type="dxa"/>
-                  <w:right w:w="100" w:type="dxa"/>
-                </w:tcMar>
-              </w:tcPr>
-              <w:p>
-                <w:pPr>
-                  <w:widowControl w:val="0"/>
-                  <w:spacing w:line="240" w:lineRule="auto"/>
-                </w:pPr>
-              </w:p>
-            </w:tc>
-          </w:tr>
-          <w:tr>
-            <w:tc>
-              <w:tcPr>
-                <w:tcW w:w="1665" w:type="dxa"/>
-                <w:tcMar>
-                  <w:top w:w="100" w:type="dxa"/>
-                  <w:left w:w="100" w:type="dxa"/>
-                  <w:bottom w:w="100" w:type="dxa"/>
-                  <w:right w:w="100" w:type="dxa"/>
-                </w:tcMar>
+                <w:tcW w:w="1875" w:type="pct"/>
               </w:tcPr>
               <w:p>
                 <w:pPr>
@@ -859,55 +763,12 @@
                     <w:right w:val="nil"/>
                     <w:between w:val="nil"/>
                   </w:pBdr>
-                  <w:spacing w:line="240" w:lineRule="auto"/>
                 </w:pPr>
               </w:p>
             </w:tc>
             <w:tc>
               <w:tcPr>
-                <w:tcW w:w="1935" w:type="dxa"/>
-                <w:tcMar>
-                  <w:top w:w="100" w:type="dxa"/>
-                  <w:left w:w="100" w:type="dxa"/>
-                  <w:bottom w:w="100" w:type="dxa"/>
-                  <w:right w:w="100" w:type="dxa"/>
-                </w:tcMar>
-              </w:tcPr>
-              <w:p>
-                <w:pPr>
-                  <w:widowControl w:val="0"/>
-                  <w:spacing w:line="240" w:lineRule="auto"/>
-                </w:pPr>
-              </w:p>
-            </w:tc>
-            <w:tc>
-              <w:tcPr>
-                <w:tcW w:w="5400" w:type="dxa"/>
-                <w:tcMar>
-                  <w:top w:w="100" w:type="dxa"/>
-                  <w:left w:w="100" w:type="dxa"/>
-                  <w:bottom w:w="100" w:type="dxa"/>
-                  <w:right w:w="100" w:type="dxa"/>
-                </w:tcMar>
-              </w:tcPr>
-              <w:p>
-                <w:pPr>
-                  <w:widowControl w:val="0"/>
-                  <w:spacing w:line="240" w:lineRule="auto"/>
-                </w:pPr>
-              </w:p>
-            </w:tc>
-          </w:tr>
-          <w:tr>
-            <w:tc>
-              <w:tcPr>
-                <w:tcW w:w="1665" w:type="dxa"/>
-                <w:tcMar>
-                  <w:top w:w="100" w:type="dxa"/>
-                  <w:left w:w="100" w:type="dxa"/>
-                  <w:bottom w:w="100" w:type="dxa"/>
-                  <w:right w:w="100" w:type="dxa"/>
-                </w:tcMar>
+                <w:tcW w:w="1875" w:type="pct"/>
               </w:tcPr>
               <w:p>
                 <w:pPr>
@@ -919,41 +780,153 @@
                     <w:right w:val="nil"/>
                     <w:between w:val="nil"/>
                   </w:pBdr>
-                  <w:spacing w:line="240" w:lineRule="auto"/>
+                </w:pPr>
+              </w:p>
+            </w:tc>
+          </w:tr>
+          <w:tr>
+            <w:tc>
+              <w:tcPr>
+                <w:tcW w:w="578" w:type="pct"/>
+              </w:tcPr>
+              <w:p>
+                <w:pPr>
+                  <w:widowControl w:val="0"/>
+                  <w:pBdr>
+                    <w:top w:val="nil"/>
+                    <w:left w:val="nil"/>
+                    <w:bottom w:val="nil"/>
+                    <w:right w:val="nil"/>
+                    <w:between w:val="nil"/>
+                  </w:pBdr>
                 </w:pPr>
               </w:p>
             </w:tc>
             <w:tc>
               <w:tcPr>
-                <w:tcW w:w="1935" w:type="dxa"/>
-                <w:tcMar>
-                  <w:top w:w="100" w:type="dxa"/>
-                  <w:left w:w="100" w:type="dxa"/>
-                  <w:bottom w:w="100" w:type="dxa"/>
-                  <w:right w:w="100" w:type="dxa"/>
-                </w:tcMar>
+                <w:tcW w:w="672" w:type="pct"/>
               </w:tcPr>
               <w:p>
                 <w:pPr>
                   <w:widowControl w:val="0"/>
-                  <w:spacing w:line="240" w:lineRule="auto"/>
                 </w:pPr>
               </w:p>
             </w:tc>
             <w:tc>
               <w:tcPr>
-                <w:tcW w:w="5400" w:type="dxa"/>
-                <w:tcMar>
-                  <w:top w:w="100" w:type="dxa"/>
-                  <w:left w:w="100" w:type="dxa"/>
-                  <w:bottom w:w="100" w:type="dxa"/>
-                  <w:right w:w="100" w:type="dxa"/>
-                </w:tcMar>
+                <w:tcW w:w="1875" w:type="pct"/>
               </w:tcPr>
               <w:p>
                 <w:pPr>
                   <w:widowControl w:val="0"/>
-                  <w:spacing w:line="240" w:lineRule="auto"/>
+                </w:pPr>
+              </w:p>
+            </w:tc>
+            <w:tc>
+              <w:tcPr>
+                <w:tcW w:w="1875" w:type="pct"/>
+              </w:tcPr>
+              <w:p>
+                <w:pPr>
+                  <w:widowControl w:val="0"/>
+                </w:pPr>
+              </w:p>
+            </w:tc>
+          </w:tr>
+          <w:tr>
+            <w:tc>
+              <w:tcPr>
+                <w:tcW w:w="578" w:type="pct"/>
+              </w:tcPr>
+              <w:p>
+                <w:pPr>
+                  <w:widowControl w:val="0"/>
+                  <w:pBdr>
+                    <w:top w:val="nil"/>
+                    <w:left w:val="nil"/>
+                    <w:bottom w:val="nil"/>
+                    <w:right w:val="nil"/>
+                    <w:between w:val="nil"/>
+                  </w:pBdr>
+                </w:pPr>
+              </w:p>
+            </w:tc>
+            <w:tc>
+              <w:tcPr>
+                <w:tcW w:w="672" w:type="pct"/>
+              </w:tcPr>
+              <w:p>
+                <w:pPr>
+                  <w:widowControl w:val="0"/>
+                </w:pPr>
+              </w:p>
+            </w:tc>
+            <w:tc>
+              <w:tcPr>
+                <w:tcW w:w="1875" w:type="pct"/>
+              </w:tcPr>
+              <w:p>
+                <w:pPr>
+                  <w:widowControl w:val="0"/>
+                </w:pPr>
+              </w:p>
+            </w:tc>
+            <w:tc>
+              <w:tcPr>
+                <w:tcW w:w="1875" w:type="pct"/>
+              </w:tcPr>
+              <w:p>
+                <w:pPr>
+                  <w:widowControl w:val="0"/>
+                </w:pPr>
+              </w:p>
+            </w:tc>
+          </w:tr>
+          <w:tr>
+            <w:tc>
+              <w:tcPr>
+                <w:tcW w:w="578" w:type="pct"/>
+              </w:tcPr>
+              <w:p>
+                <w:pPr>
+                  <w:widowControl w:val="0"/>
+                  <w:pBdr>
+                    <w:top w:val="nil"/>
+                    <w:left w:val="nil"/>
+                    <w:bottom w:val="nil"/>
+                    <w:right w:val="nil"/>
+                    <w:between w:val="nil"/>
+                  </w:pBdr>
+                </w:pPr>
+              </w:p>
+            </w:tc>
+            <w:tc>
+              <w:tcPr>
+                <w:tcW w:w="672" w:type="pct"/>
+              </w:tcPr>
+              <w:p>
+                <w:pPr>
+                  <w:widowControl w:val="0"/>
+                </w:pPr>
+              </w:p>
+            </w:tc>
+            <w:tc>
+              <w:tcPr>
+                <w:tcW w:w="1875" w:type="pct"/>
+              </w:tcPr>
+              <w:p>
+                <w:pPr>
+                  <w:widowControl w:val="0"/>
+                </w:pPr>
+              </w:p>
+            </w:tc>
+            <w:tc>
+              <w:tcPr>
+                <w:tcW w:w="1875" w:type="pct"/>
+              </w:tcPr>
+              <w:p>
+                <w:pPr>
+                  <w:widowControl w:val="0"/>
                 </w:pPr>
               </w:p>
             </w:tc>
@@ -1029,7 +1002,7 @@
       <w:r>
         <w:fldChar w:fldCharType="separate"/>
       </w:r>
-      <w:hyperlink w:anchor="_Toc230014932" w:history="1">
+      <w:hyperlink w:anchor="_Toc231397024" w:history="1">
         <w:r>
           <w:rPr>
             <w:rStyle w:val="afffffff5"/>
@@ -1056,7 +1029,7 @@
             <w:noProof/>
             <w:webHidden/>
           </w:rPr>
-          <w:instrText xml:space="preserve"> PAGEREF _Toc230014932 \h </w:instrText>
+          <w:instrText xml:space="preserve"> PAGEREF _Toc231397024 \h </w:instrText>
         </w:r>
         <w:r>
           <w:rPr>
@@ -1104,7 +1077,7 @@
           <w14:ligatures w14:val="standardContextual"/>
         </w:rPr>
       </w:pPr>
-      <w:hyperlink w:anchor="_Toc230014933" w:history="1">
+      <w:hyperlink w:anchor="_Toc231397025" w:history="1">
         <w:r>
           <w:rPr>
             <w:rStyle w:val="afffffff5"/>
@@ -1131,7 +1104,7 @@
             <w:noProof/>
             <w:webHidden/>
           </w:rPr>
-          <w:instrText xml:space="preserve"> PAGEREF _Toc230014933 \h </w:instrText>
+          <w:instrText xml:space="preserve"> PAGEREF _Toc231397025 \h </w:instrText>
         </w:r>
         <w:r>
           <w:rPr>
@@ -1179,7 +1152,7 @@
           <w14:ligatures w14:val="standardContextual"/>
         </w:rPr>
       </w:pPr>
-      <w:hyperlink w:anchor="_Toc230014934" w:history="1">
+      <w:hyperlink w:anchor="_Toc231397026" w:history="1">
         <w:r>
           <w:rPr>
             <w:rStyle w:val="afffffff5"/>
@@ -1206,7 +1179,7 @@
             <w:noProof/>
             <w:webHidden/>
           </w:rPr>
-          <w:instrText xml:space="preserve"> PAGEREF _Toc230014934 \h </w:instrText>
+          <w:instrText xml:space="preserve"> PAGEREF _Toc231397026 \h </w:instrText>
         </w:r>
         <w:r>
           <w:rPr>
@@ -1254,7 +1227,7 @@
           <w14:ligatures w14:val="standardContextual"/>
         </w:rPr>
       </w:pPr>
-      <w:hyperlink w:anchor="_Toc230014935" w:history="1">
+      <w:hyperlink w:anchor="_Toc231397027" w:history="1">
         <w:r>
           <w:rPr>
             <w:rStyle w:val="afffffff5"/>
@@ -1281,7 +1254,7 @@
             <w:noProof/>
             <w:webHidden/>
           </w:rPr>
-          <w:instrText xml:space="preserve"> PAGEREF _Toc230014935 \h </w:instrText>
+          <w:instrText xml:space="preserve"> PAGEREF _Toc231397027 \h </w:instrText>
         </w:r>
         <w:r>
           <w:rPr>
@@ -1301,7 +1274,7 @@
             <w:noProof/>
             <w:webHidden/>
           </w:rPr>
-          <w:t>4</w:t>
+          <w:t>5</w:t>
         </w:r>
         <w:r>
           <w:rPr>
@@ -1329,7 +1302,7 @@
           <w14:ligatures w14:val="standardContextual"/>
         </w:rPr>
       </w:pPr>
-      <w:hyperlink w:anchor="_Toc230014936" w:history="1">
+      <w:hyperlink w:anchor="_Toc231397028" w:history="1">
         <w:r>
           <w:rPr>
             <w:rStyle w:val="afffffff5"/>
@@ -1356,7 +1329,7 @@
             <w:noProof/>
             <w:webHidden/>
           </w:rPr>
-          <w:instrText xml:space="preserve"> PAGEREF _Toc230014936 \h </w:instrText>
+          <w:instrText xml:space="preserve"> PAGEREF _Toc231397028 \h </w:instrText>
         </w:r>
         <w:r>
           <w:rPr>
@@ -1405,7 +1378,7 @@
           <w14:ligatures w14:val="standardContextual"/>
         </w:rPr>
       </w:pPr>
-      <w:hyperlink w:anchor="_Toc230014937" w:history="1">
+      <w:hyperlink w:anchor="_Toc231397029" w:history="1">
         <w:r>
           <w:rPr>
             <w:rStyle w:val="afffffff5"/>
@@ -1432,7 +1405,7 @@
             <w:noProof/>
             <w:webHidden/>
           </w:rPr>
-          <w:instrText xml:space="preserve"> PAGEREF _Toc230014937 \h </w:instrText>
+          <w:instrText xml:space="preserve"> PAGEREF _Toc231397029 \h </w:instrText>
         </w:r>
         <w:r>
           <w:rPr>
@@ -1452,7 +1425,7 @@
             <w:noProof/>
             <w:webHidden/>
           </w:rPr>
-          <w:t>5</w:t>
+          <w:t>6</w:t>
         </w:r>
         <w:r>
           <w:rPr>
@@ -1480,7 +1453,7 @@
           <w14:ligatures w14:val="standardContextual"/>
         </w:rPr>
       </w:pPr>
-      <w:hyperlink w:anchor="_Toc230014938" w:history="1">
+      <w:hyperlink w:anchor="_Toc231397030" w:history="1">
         <w:r>
           <w:rPr>
             <w:rStyle w:val="afffffff5"/>
@@ -1507,7 +1480,7 @@
             <w:noProof/>
             <w:webHidden/>
           </w:rPr>
-          <w:instrText xml:space="preserve"> PAGEREF _Toc230014938 \h </w:instrText>
+          <w:instrText xml:space="preserve"> PAGEREF _Toc231397030 \h </w:instrText>
         </w:r>
         <w:r>
           <w:rPr>
@@ -1527,7 +1500,7 @@
             <w:noProof/>
             <w:webHidden/>
           </w:rPr>
-          <w:t>5</w:t>
+          <w:t>6</w:t>
         </w:r>
         <w:r>
           <w:rPr>
@@ -1555,7 +1528,7 @@
           <w14:ligatures w14:val="standardContextual"/>
         </w:rPr>
       </w:pPr>
-      <w:hyperlink w:anchor="_Toc230014939" w:history="1">
+      <w:hyperlink w:anchor="_Toc231397031" w:history="1">
         <w:r>
           <w:rPr>
             <w:rStyle w:val="afffffff5"/>
@@ -1582,7 +1555,7 @@
             <w:noProof/>
             <w:webHidden/>
           </w:rPr>
-          <w:instrText xml:space="preserve"> PAGEREF _Toc230014939 \h </w:instrText>
+          <w:instrText xml:space="preserve"> PAGEREF _Toc231397031 \h </w:instrText>
         </w:r>
         <w:r>
           <w:rPr>
@@ -1630,7 +1603,7 @@
           <w14:ligatures w14:val="standardContextual"/>
         </w:rPr>
       </w:pPr>
-      <w:hyperlink w:anchor="_Toc230014940" w:history="1">
+      <w:hyperlink w:anchor="_Toc231397032" w:history="1">
         <w:r>
           <w:rPr>
             <w:rStyle w:val="afffffff5"/>
@@ -1657,7 +1630,7 @@
             <w:noProof/>
             <w:webHidden/>
           </w:rPr>
-          <w:instrText xml:space="preserve"> PAGEREF _Toc230014940 \h </w:instrText>
+          <w:instrText xml:space="preserve"> PAGEREF _Toc231397032 \h </w:instrText>
         </w:r>
         <w:r>
           <w:rPr>
@@ -1677,7 +1650,7 @@
             <w:noProof/>
             <w:webHidden/>
           </w:rPr>
-          <w:t>6</w:t>
+          <w:t>7</w:t>
         </w:r>
         <w:r>
           <w:rPr>
@@ -1706,7 +1679,7 @@
           <w14:ligatures w14:val="standardContextual"/>
         </w:rPr>
       </w:pPr>
-      <w:hyperlink w:anchor="_Toc230014941" w:history="1">
+      <w:hyperlink w:anchor="_Toc231397033" w:history="1">
         <w:r>
           <w:rPr>
             <w:rStyle w:val="afffffff5"/>
@@ -1733,7 +1706,7 @@
             <w:noProof/>
             <w:webHidden/>
           </w:rPr>
-          <w:instrText xml:space="preserve"> PAGEREF _Toc230014941 \h </w:instrText>
+          <w:instrText xml:space="preserve"> PAGEREF _Toc231397033 \h </w:instrText>
         </w:r>
         <w:r>
           <w:rPr>
@@ -1781,7 +1754,7 @@
           <w14:ligatures w14:val="standardContextual"/>
         </w:rPr>
       </w:pPr>
-      <w:hyperlink w:anchor="_Toc230014942" w:history="1">
+      <w:hyperlink w:anchor="_Toc231397034" w:history="1">
         <w:r>
           <w:rPr>
             <w:rStyle w:val="afffffff5"/>
@@ -1808,7 +1781,7 @@
             <w:noProof/>
             <w:webHidden/>
           </w:rPr>
-          <w:instrText xml:space="preserve"> PAGEREF _Toc230014942 \h </w:instrText>
+          <w:instrText xml:space="preserve"> PAGEREF _Toc231397034 \h </w:instrText>
         </w:r>
         <w:r>
           <w:rPr>
@@ -1856,7 +1829,7 @@
           <w14:ligatures w14:val="standardContextual"/>
         </w:rPr>
       </w:pPr>
-      <w:hyperlink w:anchor="_Toc230014943" w:history="1">
+      <w:hyperlink w:anchor="_Toc231397035" w:history="1">
         <w:r>
           <w:rPr>
             <w:rStyle w:val="afffffff5"/>
@@ -1883,7 +1856,7 @@
             <w:noProof/>
             <w:webHidden/>
           </w:rPr>
-          <w:instrText xml:space="preserve"> PAGEREF _Toc230014943 \h </w:instrText>
+          <w:instrText xml:space="preserve"> PAGEREF _Toc231397035 \h </w:instrText>
         </w:r>
         <w:r>
           <w:rPr>
@@ -1903,7 +1876,7 @@
             <w:noProof/>
             <w:webHidden/>
           </w:rPr>
-          <w:t>7</w:t>
+          <w:t>8</w:t>
         </w:r>
         <w:r>
           <w:rPr>
@@ -1931,7 +1904,7 @@
           <w14:ligatures w14:val="standardContextual"/>
         </w:rPr>
       </w:pPr>
-      <w:hyperlink w:anchor="_Toc230014944" w:history="1">
+      <w:hyperlink w:anchor="_Toc231397036" w:history="1">
         <w:r>
           <w:rPr>
             <w:rStyle w:val="afffffff5"/>
@@ -1958,7 +1931,7 @@
             <w:noProof/>
             <w:webHidden/>
           </w:rPr>
-          <w:instrText xml:space="preserve"> PAGEREF _Toc230014944 \h </w:instrText>
+          <w:instrText xml:space="preserve"> PAGEREF _Toc231397036 \h </w:instrText>
         </w:r>
         <w:r>
           <w:rPr>
@@ -2006,7 +1979,7 @@
           <w14:ligatures w14:val="standardContextual"/>
         </w:rPr>
       </w:pPr>
-      <w:hyperlink w:anchor="_Toc230014945" w:history="1">
+      <w:hyperlink w:anchor="_Toc231397037" w:history="1">
         <w:r>
           <w:rPr>
             <w:rStyle w:val="afffffff5"/>
@@ -2033,7 +2006,7 @@
             <w:noProof/>
             <w:webHidden/>
           </w:rPr>
-          <w:instrText xml:space="preserve"> PAGEREF _Toc230014945 \h </w:instrText>
+          <w:instrText xml:space="preserve"> PAGEREF _Toc231397037 \h </w:instrText>
         </w:r>
         <w:r>
           <w:rPr>
@@ -2053,7 +2026,7 @@
             <w:noProof/>
             <w:webHidden/>
           </w:rPr>
-          <w:t>8</w:t>
+          <w:t>9</w:t>
         </w:r>
         <w:r>
           <w:rPr>
@@ -2080,7 +2053,7 @@
           <w14:ligatures w14:val="standardContextual"/>
         </w:rPr>
       </w:pPr>
-      <w:hyperlink w:anchor="_Toc230014946" w:history="1">
+      <w:hyperlink w:anchor="_Toc231397038" w:history="1">
         <w:r>
           <w:rPr>
             <w:rStyle w:val="afffffff5"/>
@@ -2107,7 +2080,7 @@
             <w:noProof/>
             <w:webHidden/>
           </w:rPr>
-          <w:instrText xml:space="preserve"> PAGEREF _Toc230014946 \h </w:instrText>
+          <w:instrText xml:space="preserve"> PAGEREF _Toc231397038 \h </w:instrText>
         </w:r>
         <w:r>
           <w:rPr>
@@ -2127,7 +2100,7 @@
             <w:noProof/>
             <w:webHidden/>
           </w:rPr>
-          <w:t>8</w:t>
+          <w:t>9</w:t>
         </w:r>
         <w:r>
           <w:rPr>
@@ -2155,7 +2128,7 @@
           <w14:ligatures w14:val="standardContextual"/>
         </w:rPr>
       </w:pPr>
-      <w:hyperlink w:anchor="_Toc230014947" w:history="1">
+      <w:hyperlink w:anchor="_Toc231397039" w:history="1">
         <w:r>
           <w:rPr>
             <w:rStyle w:val="afffffff5"/>
@@ -2182,7 +2155,7 @@
             <w:noProof/>
             <w:webHidden/>
           </w:rPr>
-          <w:instrText xml:space="preserve"> PAGEREF _Toc230014947 \h </w:instrText>
+          <w:instrText xml:space="preserve"> PAGEREF _Toc231397039 \h </w:instrText>
         </w:r>
         <w:r>
           <w:rPr>
@@ -2202,7 +2175,7 @@
             <w:noProof/>
             <w:webHidden/>
           </w:rPr>
-          <w:t>8</w:t>
+          <w:t>9</w:t>
         </w:r>
         <w:r>
           <w:rPr>
@@ -2229,7 +2202,7 @@
           <w14:ligatures w14:val="standardContextual"/>
         </w:rPr>
       </w:pPr>
-      <w:hyperlink w:anchor="_Toc230014948" w:history="1">
+      <w:hyperlink w:anchor="_Toc231397040" w:history="1">
         <w:r>
           <w:rPr>
             <w:rStyle w:val="afffffff5"/>
@@ -2256,7 +2229,7 @@
             <w:noProof/>
             <w:webHidden/>
           </w:rPr>
-          <w:instrText xml:space="preserve"> PAGEREF _Toc230014948 \h </w:instrText>
+          <w:instrText xml:space="preserve"> PAGEREF _Toc231397040 \h </w:instrText>
         </w:r>
         <w:r>
           <w:rPr>
@@ -2276,7 +2249,7 @@
             <w:noProof/>
             <w:webHidden/>
           </w:rPr>
-          <w:t>8</w:t>
+          <w:t>9</w:t>
         </w:r>
         <w:r>
           <w:rPr>
@@ -2303,7 +2276,7 @@
           <w14:ligatures w14:val="standardContextual"/>
         </w:rPr>
       </w:pPr>
-      <w:hyperlink w:anchor="_Toc230014949" w:history="1">
+      <w:hyperlink w:anchor="_Toc231397041" w:history="1">
         <w:r>
           <w:rPr>
             <w:rStyle w:val="afffffff5"/>
@@ -2330,7 +2303,7 @@
             <w:noProof/>
             <w:webHidden/>
           </w:rPr>
-          <w:instrText xml:space="preserve"> PAGEREF _Toc230014949 \h </w:instrText>
+          <w:instrText xml:space="preserve"> PAGEREF _Toc231397041 \h </w:instrText>
         </w:r>
         <w:r>
           <w:rPr>
@@ -2350,7 +2323,7 @@
             <w:noProof/>
             <w:webHidden/>
           </w:rPr>
-          <w:t>9</w:t>
+          <w:t>10</w:t>
         </w:r>
         <w:r>
           <w:rPr>
@@ -2377,7 +2350,7 @@
           <w14:ligatures w14:val="standardContextual"/>
         </w:rPr>
       </w:pPr>
-      <w:hyperlink w:anchor="_Toc230014950" w:history="1">
+      <w:hyperlink w:anchor="_Toc231397042" w:history="1">
         <w:r>
           <w:rPr>
             <w:rStyle w:val="afffffff5"/>
@@ -2404,7 +2377,7 @@
             <w:noProof/>
             <w:webHidden/>
           </w:rPr>
-          <w:instrText xml:space="preserve"> PAGEREF _Toc230014950 \h </w:instrText>
+          <w:instrText xml:space="preserve"> PAGEREF _Toc231397042 \h </w:instrText>
         </w:r>
         <w:r>
           <w:rPr>
@@ -2453,7 +2426,7 @@
           <w14:ligatures w14:val="standardContextual"/>
         </w:rPr>
       </w:pPr>
-      <w:hyperlink w:anchor="_Toc230014951" w:history="1">
+      <w:hyperlink w:anchor="_Toc231397043" w:history="1">
         <w:r>
           <w:rPr>
             <w:rStyle w:val="afffffff5"/>
@@ -2480,7 +2453,7 @@
             <w:noProof/>
             <w:webHidden/>
           </w:rPr>
-          <w:instrText xml:space="preserve"> PAGEREF _Toc230014951 \h </w:instrText>
+          <w:instrText xml:space="preserve"> PAGEREF _Toc231397043 \h </w:instrText>
         </w:r>
         <w:r>
           <w:rPr>
@@ -2528,7 +2501,7 @@
           <w14:ligatures w14:val="standardContextual"/>
         </w:rPr>
       </w:pPr>
-      <w:hyperlink w:anchor="_Toc230014952" w:history="1">
+      <w:hyperlink w:anchor="_Toc231397044" w:history="1">
         <w:r>
           <w:rPr>
             <w:rStyle w:val="afffffff5"/>
@@ -2555,7 +2528,7 @@
             <w:noProof/>
             <w:webHidden/>
           </w:rPr>
-          <w:instrText xml:space="preserve"> PAGEREF _Toc230014952 \h </w:instrText>
+          <w:instrText xml:space="preserve"> PAGEREF _Toc231397044 \h </w:instrText>
         </w:r>
         <w:r>
           <w:rPr>
@@ -2604,7 +2577,7 @@
           <w14:ligatures w14:val="standardContextual"/>
         </w:rPr>
       </w:pPr>
-      <w:hyperlink w:anchor="_Toc230014953" w:history="1">
+      <w:hyperlink w:anchor="_Toc231397045" w:history="1">
         <w:r>
           <w:rPr>
             <w:rStyle w:val="afffffff5"/>
@@ -2631,7 +2604,7 @@
             <w:noProof/>
             <w:webHidden/>
           </w:rPr>
-          <w:instrText xml:space="preserve"> PAGEREF _Toc230014953 \h </w:instrText>
+          <w:instrText xml:space="preserve"> PAGEREF _Toc231397045 \h </w:instrText>
         </w:r>
         <w:r>
           <w:rPr>
@@ -2651,7 +2624,7 @@
             <w:noProof/>
             <w:webHidden/>
           </w:rPr>
-          <w:t>11</w:t>
+          <w:t>12</w:t>
         </w:r>
         <w:r>
           <w:rPr>
@@ -2679,7 +2652,7 @@
           <w14:ligatures w14:val="standardContextual"/>
         </w:rPr>
       </w:pPr>
-      <w:hyperlink w:anchor="_Toc230014954" w:history="1">
+      <w:hyperlink w:anchor="_Toc231397046" w:history="1">
         <w:r>
           <w:rPr>
             <w:rStyle w:val="afffffff5"/>
@@ -2706,7 +2679,7 @@
             <w:noProof/>
             <w:webHidden/>
           </w:rPr>
-          <w:instrText xml:space="preserve"> PAGEREF _Toc230014954 \h </w:instrText>
+          <w:instrText xml:space="preserve"> PAGEREF _Toc231397046 \h </w:instrText>
         </w:r>
         <w:r>
           <w:rPr>
@@ -2726,7 +2699,7 @@
             <w:noProof/>
             <w:webHidden/>
           </w:rPr>
-          <w:t>11</w:t>
+          <w:t>12</w:t>
         </w:r>
         <w:r>
           <w:rPr>
@@ -2753,7 +2726,7 @@
           <w14:ligatures w14:val="standardContextual"/>
         </w:rPr>
       </w:pPr>
-      <w:hyperlink w:anchor="_Toc230014955" w:history="1">
+      <w:hyperlink w:anchor="_Toc231397047" w:history="1">
         <w:r>
           <w:rPr>
             <w:rStyle w:val="afffffff5"/>
@@ -2780,7 +2753,7 @@
             <w:noProof/>
             <w:webHidden/>
           </w:rPr>
-          <w:instrText xml:space="preserve"> PAGEREF _Toc230014955 \h </w:instrText>
+          <w:instrText xml:space="preserve"> PAGEREF _Toc231397047 \h </w:instrText>
         </w:r>
         <w:r>
           <w:rPr>
@@ -2827,7 +2800,7 @@
           <w14:ligatures w14:val="standardContextual"/>
         </w:rPr>
       </w:pPr>
-      <w:hyperlink w:anchor="_Toc230014956" w:history="1">
+      <w:hyperlink w:anchor="_Toc231397048" w:history="1">
         <w:r>
           <w:rPr>
             <w:rStyle w:val="afffffff5"/>
@@ -2854,7 +2827,7 @@
             <w:noProof/>
             <w:webHidden/>
           </w:rPr>
-          <w:instrText xml:space="preserve"> PAGEREF _Toc230014956 \h </w:instrText>
+          <w:instrText xml:space="preserve"> PAGEREF _Toc231397048 \h </w:instrText>
         </w:r>
         <w:r>
           <w:rPr>
@@ -2901,7 +2874,7 @@
           <w14:ligatures w14:val="standardContextual"/>
         </w:rPr>
       </w:pPr>
-      <w:hyperlink w:anchor="_Toc230014957" w:history="1">
+      <w:hyperlink w:anchor="_Toc231397049" w:history="1">
         <w:r>
           <w:rPr>
             <w:rStyle w:val="afffffff5"/>
@@ -2928,7 +2901,7 @@
             <w:noProof/>
             <w:webHidden/>
           </w:rPr>
-          <w:instrText xml:space="preserve"> PAGEREF _Toc230014957 \h </w:instrText>
+          <w:instrText xml:space="preserve"> PAGEREF _Toc231397049 \h </w:instrText>
         </w:r>
         <w:r>
           <w:rPr>
@@ -2948,7 +2921,7 @@
             <w:noProof/>
             <w:webHidden/>
           </w:rPr>
-          <w:t>14</w:t>
+          <w:t>15</w:t>
         </w:r>
         <w:r>
           <w:rPr>
@@ -2976,7 +2949,7 @@
           <w14:ligatures w14:val="standardContextual"/>
         </w:rPr>
       </w:pPr>
-      <w:hyperlink w:anchor="_Toc230014958" w:history="1">
+      <w:hyperlink w:anchor="_Toc231397050" w:history="1">
         <w:r>
           <w:rPr>
             <w:rStyle w:val="afffffff5"/>
@@ -3003,7 +2976,7 @@
             <w:noProof/>
             <w:webHidden/>
           </w:rPr>
-          <w:instrText xml:space="preserve"> PAGEREF _Toc230014958 \h </w:instrText>
+          <w:instrText xml:space="preserve"> PAGEREF _Toc231397050 \h </w:instrText>
         </w:r>
         <w:r>
           <w:rPr>
@@ -3050,7 +3023,7 @@
           <w14:ligatures w14:val="standardContextual"/>
         </w:rPr>
       </w:pPr>
-      <w:hyperlink w:anchor="_Toc230014959" w:history="1">
+      <w:hyperlink w:anchor="_Toc231397051" w:history="1">
         <w:r>
           <w:rPr>
             <w:rStyle w:val="afffffff5"/>
@@ -3077,7 +3050,7 @@
             <w:noProof/>
             <w:webHidden/>
           </w:rPr>
-          <w:instrText xml:space="preserve"> PAGEREF _Toc230014959 \h </w:instrText>
+          <w:instrText xml:space="preserve"> PAGEREF _Toc231397051 \h </w:instrText>
         </w:r>
         <w:r>
           <w:rPr>
@@ -3097,7 +3070,7 @@
             <w:noProof/>
             <w:webHidden/>
           </w:rPr>
-          <w:t>15</w:t>
+          <w:t>16</w:t>
         </w:r>
         <w:r>
           <w:rPr>
@@ -3124,7 +3097,7 @@
           <w14:ligatures w14:val="standardContextual"/>
         </w:rPr>
       </w:pPr>
-      <w:hyperlink w:anchor="_Toc230014960" w:history="1">
+      <w:hyperlink w:anchor="_Toc231397052" w:history="1">
         <w:r>
           <w:rPr>
             <w:rStyle w:val="afffffff5"/>
@@ -3151,7 +3124,7 @@
             <w:noProof/>
             <w:webHidden/>
           </w:rPr>
-          <w:instrText xml:space="preserve"> PAGEREF _Toc230014960 \h </w:instrText>
+          <w:instrText xml:space="preserve"> PAGEREF _Toc231397052 \h </w:instrText>
         </w:r>
         <w:r>
           <w:rPr>
@@ -3198,7 +3171,7 @@
           <w14:ligatures w14:val="standardContextual"/>
         </w:rPr>
       </w:pPr>
-      <w:hyperlink w:anchor="_Toc230014961" w:history="1">
+      <w:hyperlink w:anchor="_Toc231397053" w:history="1">
         <w:r>
           <w:rPr>
             <w:rStyle w:val="afffffff5"/>
@@ -3225,7 +3198,7 @@
             <w:noProof/>
             <w:webHidden/>
           </w:rPr>
-          <w:instrText xml:space="preserve"> PAGEREF _Toc230014961 \h </w:instrText>
+          <w:instrText xml:space="preserve"> PAGEREF _Toc231397053 \h </w:instrText>
         </w:r>
         <w:r>
           <w:rPr>
@@ -3273,7 +3246,7 @@
           <w14:ligatures w14:val="standardContextual"/>
         </w:rPr>
       </w:pPr>
-      <w:hyperlink w:anchor="_Toc230014962" w:history="1">
+      <w:hyperlink w:anchor="_Toc231397054" w:history="1">
         <w:r>
           <w:rPr>
             <w:rStyle w:val="afffffff5"/>
@@ -3300,7 +3273,7 @@
             <w:noProof/>
             <w:webHidden/>
           </w:rPr>
-          <w:instrText xml:space="preserve"> PAGEREF _Toc230014962 \h </w:instrText>
+          <w:instrText xml:space="preserve"> PAGEREF _Toc231397054 \h </w:instrText>
         </w:r>
         <w:r>
           <w:rPr>
@@ -3320,7 +3293,7 @@
             <w:noProof/>
             <w:webHidden/>
           </w:rPr>
-          <w:t>18</w:t>
+          <w:t>19</w:t>
         </w:r>
         <w:r>
           <w:rPr>
@@ -3347,7 +3320,7 @@
           <w14:ligatures w14:val="standardContextual"/>
         </w:rPr>
       </w:pPr>
-      <w:hyperlink w:anchor="_Toc230014963" w:history="1">
+      <w:hyperlink w:anchor="_Toc231397055" w:history="1">
         <w:r>
           <w:rPr>
             <w:rStyle w:val="afffffff5"/>
@@ -3374,7 +3347,7 @@
             <w:noProof/>
             <w:webHidden/>
           </w:rPr>
-          <w:instrText xml:space="preserve"> PAGEREF _Toc230014963 \h </w:instrText>
+          <w:instrText xml:space="preserve"> PAGEREF _Toc231397055 \h </w:instrText>
         </w:r>
         <w:r>
           <w:rPr>
@@ -3394,7 +3367,7 @@
             <w:noProof/>
             <w:webHidden/>
           </w:rPr>
-          <w:t>18</w:t>
+          <w:t>19</w:t>
         </w:r>
         <w:r>
           <w:rPr>
@@ -3421,7 +3394,7 @@
           <w14:ligatures w14:val="standardContextual"/>
         </w:rPr>
       </w:pPr>
-      <w:hyperlink w:anchor="_Toc230014964" w:history="1">
+      <w:hyperlink w:anchor="_Toc231397056" w:history="1">
         <w:r>
           <w:rPr>
             <w:rStyle w:val="afffffff5"/>
@@ -3448,7 +3421,7 @@
             <w:noProof/>
             <w:webHidden/>
           </w:rPr>
-          <w:instrText xml:space="preserve"> PAGEREF _Toc230014964 \h </w:instrText>
+          <w:instrText xml:space="preserve"> PAGEREF _Toc231397056 \h </w:instrText>
         </w:r>
         <w:r>
           <w:rPr>
@@ -3468,7 +3441,7 @@
             <w:noProof/>
             <w:webHidden/>
           </w:rPr>
-          <w:t>18</w:t>
+          <w:t>19</w:t>
         </w:r>
         <w:r>
           <w:rPr>
@@ -3495,7 +3468,7 @@
           <w14:ligatures w14:val="standardContextual"/>
         </w:rPr>
       </w:pPr>
-      <w:hyperlink w:anchor="_Toc230014965" w:history="1">
+      <w:hyperlink w:anchor="_Toc231397057" w:history="1">
         <w:r>
           <w:rPr>
             <w:rStyle w:val="afffffff5"/>
@@ -3522,7 +3495,7 @@
             <w:noProof/>
             <w:webHidden/>
           </w:rPr>
-          <w:instrText xml:space="preserve"> PAGEREF _Toc230014965 \h </w:instrText>
+          <w:instrText xml:space="preserve"> PAGEREF _Toc231397057 \h </w:instrText>
         </w:r>
         <w:r>
           <w:rPr>
@@ -3569,7 +3542,7 @@
           <w14:ligatures w14:val="standardContextual"/>
         </w:rPr>
       </w:pPr>
-      <w:hyperlink w:anchor="_Toc230014966" w:history="1">
+      <w:hyperlink w:anchor="_Toc231397058" w:history="1">
         <w:r>
           <w:rPr>
             <w:rStyle w:val="afffffff5"/>
@@ -3596,7 +3569,7 @@
             <w:noProof/>
             <w:webHidden/>
           </w:rPr>
-          <w:instrText xml:space="preserve"> PAGEREF _Toc230014966 \h </w:instrText>
+          <w:instrText xml:space="preserve"> PAGEREF _Toc231397058 \h </w:instrText>
         </w:r>
         <w:r>
           <w:rPr>
@@ -3616,7 +3589,7 @@
             <w:noProof/>
             <w:webHidden/>
           </w:rPr>
-          <w:t>20</w:t>
+          <w:t>21</w:t>
         </w:r>
         <w:r>
           <w:rPr>
@@ -3644,7 +3617,7 @@
           <w14:ligatures w14:val="standardContextual"/>
         </w:rPr>
       </w:pPr>
-      <w:hyperlink w:anchor="_Toc230014967" w:history="1">
+      <w:hyperlink w:anchor="_Toc231397059" w:history="1">
         <w:r>
           <w:rPr>
             <w:rStyle w:val="afffffff5"/>
@@ -3671,7 +3644,7 @@
             <w:noProof/>
             <w:webHidden/>
           </w:rPr>
-          <w:instrText xml:space="preserve"> PAGEREF _Toc230014967 \h </w:instrText>
+          <w:instrText xml:space="preserve"> PAGEREF _Toc231397059 \h </w:instrText>
         </w:r>
         <w:r>
           <w:rPr>
@@ -3691,7 +3664,7 @@
             <w:noProof/>
             <w:webHidden/>
           </w:rPr>
-          <w:t>21</w:t>
+          <w:t>22</w:t>
         </w:r>
         <w:r>
           <w:rPr>
@@ -3718,7 +3691,7 @@
           <w14:ligatures w14:val="standardContextual"/>
         </w:rPr>
       </w:pPr>
-      <w:hyperlink w:anchor="_Toc230014968" w:history="1">
+      <w:hyperlink w:anchor="_Toc231397060" w:history="1">
         <w:r>
           <w:rPr>
             <w:rStyle w:val="afffffff5"/>
@@ -3745,7 +3718,7 @@
             <w:noProof/>
             <w:webHidden/>
           </w:rPr>
-          <w:instrText xml:space="preserve"> PAGEREF _Toc230014968 \h </w:instrText>
+          <w:instrText xml:space="preserve"> PAGEREF _Toc231397060 \h </w:instrText>
         </w:r>
         <w:r>
           <w:rPr>
@@ -3765,7 +3738,7 @@
             <w:noProof/>
             <w:webHidden/>
           </w:rPr>
-          <w:t>21</w:t>
+          <w:t>22</w:t>
         </w:r>
         <w:r>
           <w:rPr>
@@ -3792,7 +3765,7 @@
           <w14:ligatures w14:val="standardContextual"/>
         </w:rPr>
       </w:pPr>
-      <w:hyperlink w:anchor="_Toc230014969" w:history="1">
+      <w:hyperlink w:anchor="_Toc231397061" w:history="1">
         <w:r>
           <w:rPr>
             <w:rStyle w:val="afffffff5"/>
@@ -3819,7 +3792,7 @@
             <w:noProof/>
             <w:webHidden/>
           </w:rPr>
-          <w:instrText xml:space="preserve"> PAGEREF _Toc230014969 \h </w:instrText>
+          <w:instrText xml:space="preserve"> PAGEREF _Toc231397061 \h </w:instrText>
         </w:r>
         <w:r>
           <w:rPr>
@@ -3839,7 +3812,7 @@
             <w:noProof/>
             <w:webHidden/>
           </w:rPr>
-          <w:t>21</w:t>
+          <w:t>22</w:t>
         </w:r>
         <w:r>
           <w:rPr>
@@ -3866,7 +3839,7 @@
           <w14:ligatures w14:val="standardContextual"/>
         </w:rPr>
       </w:pPr>
-      <w:hyperlink w:anchor="_Toc230014970" w:history="1">
+      <w:hyperlink w:anchor="_Toc231397062" w:history="1">
         <w:r>
           <w:rPr>
             <w:rStyle w:val="afffffff5"/>
@@ -3893,7 +3866,7 @@
             <w:noProof/>
             <w:webHidden/>
           </w:rPr>
-          <w:instrText xml:space="preserve"> PAGEREF _Toc230014970 \h </w:instrText>
+          <w:instrText xml:space="preserve"> PAGEREF _Toc231397062 \h </w:instrText>
         </w:r>
         <w:r>
           <w:rPr>
@@ -3913,7 +3886,7 @@
             <w:noProof/>
             <w:webHidden/>
           </w:rPr>
-          <w:t>22</w:t>
+          <w:t>23</w:t>
         </w:r>
         <w:r>
           <w:rPr>
@@ -3940,7 +3913,7 @@
           <w14:ligatures w14:val="standardContextual"/>
         </w:rPr>
       </w:pPr>
-      <w:hyperlink w:anchor="_Toc230014971" w:history="1">
+      <w:hyperlink w:anchor="_Toc231397063" w:history="1">
         <w:r>
           <w:rPr>
             <w:rStyle w:val="afffffff5"/>
@@ -3967,7 +3940,7 @@
             <w:noProof/>
             <w:webHidden/>
           </w:rPr>
-          <w:instrText xml:space="preserve"> PAGEREF _Toc230014971 \h </w:instrText>
+          <w:instrText xml:space="preserve"> PAGEREF _Toc231397063 \h </w:instrText>
         </w:r>
         <w:r>
           <w:rPr>
@@ -4016,7 +3989,7 @@
           <w14:ligatures w14:val="standardContextual"/>
         </w:rPr>
       </w:pPr>
-      <w:hyperlink w:anchor="_Toc230014972" w:history="1">
+      <w:hyperlink w:anchor="_Toc231397064" w:history="1">
         <w:r>
           <w:rPr>
             <w:rStyle w:val="afffffff5"/>
@@ -4043,7 +4016,7 @@
             <w:noProof/>
             <w:webHidden/>
           </w:rPr>
-          <w:instrText xml:space="preserve"> PAGEREF _Toc230014972 \h </w:instrText>
+          <w:instrText xml:space="preserve"> PAGEREF _Toc231397064 \h </w:instrText>
         </w:r>
         <w:r>
           <w:rPr>
@@ -4063,7 +4036,7 @@
             <w:noProof/>
             <w:webHidden/>
           </w:rPr>
-          <w:t>23</w:t>
+          <w:t>24</w:t>
         </w:r>
         <w:r>
           <w:rPr>
@@ -4091,7 +4064,7 @@
           <w14:ligatures w14:val="standardContextual"/>
         </w:rPr>
       </w:pPr>
-      <w:hyperlink w:anchor="_Toc230014973" w:history="1">
+      <w:hyperlink w:anchor="_Toc231397065" w:history="1">
         <w:r>
           <w:rPr>
             <w:rStyle w:val="afffffff5"/>
@@ -4118,7 +4091,7 @@
             <w:noProof/>
             <w:webHidden/>
           </w:rPr>
-          <w:instrText xml:space="preserve"> PAGEREF _Toc230014973 \h </w:instrText>
+          <w:instrText xml:space="preserve"> PAGEREF _Toc231397065 \h </w:instrText>
         </w:r>
         <w:r>
           <w:rPr>
@@ -4138,7 +4111,7 @@
             <w:noProof/>
             <w:webHidden/>
           </w:rPr>
-          <w:t>23</w:t>
+          <w:t>24</w:t>
         </w:r>
         <w:r>
           <w:rPr>
@@ -4166,7 +4139,7 @@
           <w14:ligatures w14:val="standardContextual"/>
         </w:rPr>
       </w:pPr>
-      <w:hyperlink w:anchor="_Toc230014974" w:history="1">
+      <w:hyperlink w:anchor="_Toc231397066" w:history="1">
         <w:r>
           <w:rPr>
             <w:rStyle w:val="afffffff5"/>
@@ -4193,7 +4166,7 @@
             <w:noProof/>
             <w:webHidden/>
           </w:rPr>
-          <w:instrText xml:space="preserve"> PAGEREF _Toc230014974 \h </w:instrText>
+          <w:instrText xml:space="preserve"> PAGEREF _Toc231397066 \h </w:instrText>
         </w:r>
         <w:r>
           <w:rPr>
@@ -4213,7 +4186,7 @@
             <w:noProof/>
             <w:webHidden/>
           </w:rPr>
-          <w:t>24</w:t>
+          <w:t>25</w:t>
         </w:r>
         <w:r>
           <w:rPr>
@@ -4241,13 +4214,13 @@
           <w14:ligatures w14:val="standardContextual"/>
         </w:rPr>
       </w:pPr>
-      <w:hyperlink w:anchor="_Toc230014975" w:history="1">
+      <w:hyperlink w:anchor="_Toc231397067" w:history="1">
         <w:r>
           <w:rPr>
             <w:rStyle w:val="afffffff5"/>
             <w:noProof/>
           </w:rPr>
-          <w:t>設定コピーの業務ルール</w:t>
+          <w:t>新規施設初期設定ルール</w:t>
         </w:r>
         <w:r>
           <w:rPr>
@@ -4268,7 +4241,7 @@
             <w:noProof/>
             <w:webHidden/>
           </w:rPr>
-          <w:instrText xml:space="preserve"> PAGEREF _Toc230014975 \h </w:instrText>
+          <w:instrText xml:space="preserve"> PAGEREF _Toc231397067 \h </w:instrText>
         </w:r>
         <w:r>
           <w:rPr>
@@ -4316,12 +4289,87 @@
           <w14:ligatures w14:val="standardContextual"/>
         </w:rPr>
       </w:pPr>
-      <w:hyperlink w:anchor="_Toc230014976" w:history="1">
+      <w:hyperlink w:anchor="_Toc231397068" w:history="1">
         <w:r>
           <w:rPr>
             <w:rStyle w:val="afffffff5"/>
             <w:noProof/>
           </w:rPr>
+          <w:t>設定コピーの業務ルール</w:t>
+        </w:r>
+        <w:r>
+          <w:rPr>
+            <w:noProof/>
+            <w:webHidden/>
+          </w:rPr>
+          <w:tab/>
+        </w:r>
+        <w:r>
+          <w:rPr>
+            <w:noProof/>
+            <w:webHidden/>
+          </w:rPr>
+          <w:fldChar w:fldCharType="begin"/>
+        </w:r>
+        <w:r>
+          <w:rPr>
+            <w:noProof/>
+            <w:webHidden/>
+          </w:rPr>
+          <w:instrText xml:space="preserve"> PAGEREF _Toc231397068 \h </w:instrText>
+        </w:r>
+        <w:r>
+          <w:rPr>
+            <w:noProof/>
+            <w:webHidden/>
+          </w:rPr>
+        </w:r>
+        <w:r>
+          <w:rPr>
+            <w:noProof/>
+            <w:webHidden/>
+          </w:rPr>
+          <w:fldChar w:fldCharType="separate"/>
+        </w:r>
+        <w:r>
+          <w:rPr>
+            <w:noProof/>
+            <w:webHidden/>
+          </w:rPr>
+          <w:t>26</w:t>
+        </w:r>
+        <w:r>
+          <w:rPr>
+            <w:noProof/>
+            <w:webHidden/>
+          </w:rPr>
+          <w:fldChar w:fldCharType="end"/>
+        </w:r>
+      </w:hyperlink>
+    </w:p>
+    <w:p>
+      <w:pPr>
+        <w:pStyle w:val="21"/>
+        <w:tabs>
+          <w:tab w:val="right" w:leader="dot" w:pos="9019"/>
+        </w:tabs>
+        <w:rPr>
+          <w:rFonts w:asciiTheme="minorHAnsi" w:eastAsiaTheme="minorEastAsia" w:hAnsiTheme="minorHAnsi" w:cstheme="minorBidi"/>
+          <w:bCs w:val="0"/>
+          <w:noProof/>
+          <w:kern w:val="2"/>
+          <w:sz w:val="21"/>
+          <w:szCs w:val="24"/>
+          <w:lang w:val="en-US"/>
+          <w14:ligatures w14:val="standardContextual"/>
+        </w:rPr>
+      </w:pPr>
+      <w:hyperlink w:anchor="_Toc231397069" w:history="1">
+        <w:r>
+          <w:rPr>
+            <w:rStyle w:val="afffffff5"/>
+            <w:noProof/>
+          </w:rPr>
           <w:t>監査・更新者ルール</w:t>
         </w:r>
         <w:r>
@@ -4343,7 +4391,7 @@
             <w:noProof/>
             <w:webHidden/>
           </w:rPr>
-          <w:instrText xml:space="preserve"> PAGEREF _Toc230014976 \h </w:instrText>
+          <w:instrText xml:space="preserve"> PAGEREF _Toc231397069 \h </w:instrText>
         </w:r>
         <w:r>
           <w:rPr>
@@ -4363,7 +4411,7 @@
             <w:noProof/>
             <w:webHidden/>
           </w:rPr>
-          <w:t>25</w:t>
+          <w:t>26</w:t>
         </w:r>
         <w:r>
           <w:rPr>
@@ -4392,7 +4440,7 @@
           <w14:ligatures w14:val="standardContextual"/>
         </w:rPr>
       </w:pPr>
-      <w:hyperlink w:anchor="_Toc230014977" w:history="1">
+      <w:hyperlink w:anchor="_Toc231397070" w:history="1">
         <w:r>
           <w:rPr>
             <w:rStyle w:val="afffffff5"/>
@@ -4419,7 +4467,7 @@
             <w:noProof/>
             <w:webHidden/>
           </w:rPr>
-          <w:instrText xml:space="preserve"> PAGEREF _Toc230014977 \h </w:instrText>
+          <w:instrText xml:space="preserve"> PAGEREF _Toc231397070 \h </w:instrText>
         </w:r>
         <w:r>
           <w:rPr>
@@ -4439,7 +4487,7 @@
             <w:noProof/>
             <w:webHidden/>
           </w:rPr>
-          <w:t>25</w:t>
+          <w:t>26</w:t>
         </w:r>
         <w:r>
           <w:rPr>
@@ -4468,7 +4516,7 @@
           <w14:ligatures w14:val="standardContextual"/>
         </w:rPr>
       </w:pPr>
-      <w:hyperlink w:anchor="_Toc230014978" w:history="1">
+      <w:hyperlink w:anchor="_Toc231397071" w:history="1">
         <w:r>
           <w:rPr>
             <w:rStyle w:val="afffffff5"/>
@@ -4495,7 +4543,7 @@
             <w:noProof/>
             <w:webHidden/>
           </w:rPr>
-          <w:instrText xml:space="preserve"> PAGEREF _Toc230014978 \h </w:instrText>
+          <w:instrText xml:space="preserve"> PAGEREF _Toc231397071 \h </w:instrText>
         </w:r>
         <w:r>
           <w:rPr>
@@ -4515,7 +4563,7 @@
             <w:noProof/>
             <w:webHidden/>
           </w:rPr>
-          <w:t>26</w:t>
+          <w:t>27</w:t>
         </w:r>
         <w:r>
           <w:rPr>
@@ -4543,7 +4591,7 @@
           <w14:ligatures w14:val="standardContextual"/>
         </w:rPr>
       </w:pPr>
-      <w:hyperlink w:anchor="_Toc230014979" w:history="1">
+      <w:hyperlink w:anchor="_Toc231397072" w:history="1">
         <w:r>
           <w:rPr>
             <w:rStyle w:val="afffffff5"/>
@@ -4570,7 +4618,7 @@
             <w:noProof/>
             <w:webHidden/>
           </w:rPr>
-          <w:instrText xml:space="preserve"> PAGEREF _Toc230014979 \h </w:instrText>
+          <w:instrText xml:space="preserve"> PAGEREF _Toc231397072 \h </w:instrText>
         </w:r>
         <w:r>
           <w:rPr>
@@ -4590,7 +4638,7 @@
             <w:noProof/>
             <w:webHidden/>
           </w:rPr>
-          <w:t>26</w:t>
+          <w:t>27</w:t>
         </w:r>
         <w:r>
           <w:rPr>
@@ -4618,7 +4666,7 @@
           <w14:ligatures w14:val="standardContextual"/>
         </w:rPr>
       </w:pPr>
-      <w:hyperlink w:anchor="_Toc230014980" w:history="1">
+      <w:hyperlink w:anchor="_Toc231397073" w:history="1">
         <w:r>
           <w:rPr>
             <w:rStyle w:val="afffffff5"/>
@@ -4645,7 +4693,7 @@
             <w:noProof/>
             <w:webHidden/>
           </w:rPr>
-          <w:instrText xml:space="preserve"> PAGEREF _Toc230014980 \h </w:instrText>
+          <w:instrText xml:space="preserve"> PAGEREF _Toc231397073 \h </w:instrText>
         </w:r>
         <w:r>
           <w:rPr>
@@ -4665,7 +4713,7 @@
             <w:noProof/>
             <w:webHidden/>
           </w:rPr>
-          <w:t>26</w:t>
+          <w:t>28</w:t>
         </w:r>
         <w:r>
           <w:rPr>
@@ -4687,7 +4735,7 @@
         <w:lastRenderedPageBreak/>
         <w:fldChar w:fldCharType="end"/>
       </w:r>
-      <w:bookmarkStart w:id="1" w:name="_Toc230014932"/>
+      <w:bookmarkStart w:id="1" w:name="_Toc231397024"/>
       <w:r>
         <w:rPr>
           <w:rFonts w:hint="eastAsia"/>
@@ -4703,7 +4751,7 @@
           <w:rFonts w:hint="eastAsia"/>
         </w:rPr>
       </w:pPr>
-      <w:bookmarkStart w:id="2" w:name="_Toc230014933"/>
+      <w:bookmarkStart w:id="2" w:name="_Toc231397025"/>
       <w:r>
         <w:rPr>
           <w:rFonts w:hint="eastAsia"/>
@@ -4862,6 +4910,25 @@
         <w:rPr>
           <w:rFonts w:hint="eastAsia"/>
         </w:rPr>
+        <w:t>共有システム管理者アカウント専用の直接認可と、新規施設追加直後の初期設定フロー</w:t>
+      </w:r>
+    </w:p>
+    <w:p>
+      <w:pPr>
+        <w:pStyle w:val="afffffff8"/>
+        <w:numPr>
+          <w:ilvl w:val="0"/>
+          <w:numId w:val="2"/>
+        </w:numPr>
+        <w:ind w:leftChars="0"/>
+        <w:rPr>
+          <w:rFonts w:hint="eastAsia"/>
+        </w:rPr>
+      </w:pPr>
+      <w:r>
+        <w:rPr>
+          <w:rFonts w:hint="eastAsia"/>
+        </w:rPr>
         <w:t>権限・バリデーション・エラーレスポンス</w:t>
       </w:r>
     </w:p>
@@ -4872,7 +4939,7 @@
           <w:rFonts w:hint="eastAsia"/>
         </w:rPr>
       </w:pPr>
-      <w:bookmarkStart w:id="3" w:name="_Toc230014934"/>
+      <w:bookmarkStart w:id="3" w:name="_Toc231397026"/>
       <w:r>
         <w:rPr>
           <w:rFonts w:hint="eastAsia"/>
@@ -4909,16 +4976,30 @@
     </w:p>
     <w:p>
       <w:pPr>
+        <w:rPr>
+          <w:rFonts w:hint="eastAsia"/>
+        </w:rPr>
+      </w:pPr>
+      <w:r>
+        <w:rPr>
+          <w:rFonts w:hint="eastAsia"/>
+        </w:rPr>
+        <w:t>本画面/APIは、通常アカウントへ付与する `feature_code` ではなく `users.account_type='SYSTEM_ADMIN'` により直接認可する。新しい施設を追加する運用では、共有システム管理者アカウントが 施設追加 → 施設権限設定 → 最初のユーザー追加 → 最初のユーザー権限設定 の順に初期設定を完了できる必要があるため、対象施設に通常ユーザーやユーザー施設別設定が未作成でも、未削除の施設であれば本APIの設定対象に含める。</w:t>
+      </w:r>
+    </w:p>
+    <w:p>
+      <w:pPr>
         <w:pStyle w:val="2"/>
         <w:rPr>
           <w:rFonts w:hint="eastAsia"/>
         </w:rPr>
       </w:pPr>
-      <w:bookmarkStart w:id="4" w:name="_Toc230014935"/>
+      <w:bookmarkStart w:id="4" w:name="_Toc231397027"/>
       <w:r>
         <w:rPr>
           <w:rFonts w:hint="eastAsia"/>
         </w:rPr>
+        <w:lastRenderedPageBreak/>
         <w:t>用語定義</w:t>
       </w:r>
       <w:bookmarkEnd w:id="4"/>
@@ -5037,7 +5118,7 @@
               <w:rPr>
                 <w:rFonts w:hint="eastAsia"/>
               </w:rPr>
-              <w:t>設定を取得・保存する施設。`facilities` で管理する</w:t>
+              <w:t>設定を取得・保存する施設。`facilities` で管理し、通常ユーザー割当の有無にかかわらず未削除施設を対象とする</w:t>
             </w:r>
           </w:p>
         </w:tc>
@@ -5052,7 +5133,7 @@
               <w:rPr>
                 <w:rFonts w:hint="eastAsia"/>
               </w:rPr>
-              <w:t>施設提供機能</w:t>
+              <w:t>初期施設設定</w:t>
             </w:r>
           </w:p>
         </w:tc>
@@ -5065,7 +5146,7 @@
               <w:rPr>
                 <w:rFonts w:hint="eastAsia"/>
               </w:rPr>
-              <w:t>対象施設で提供する `feature_code`。`facility_feature_settings` で管理する</w:t>
+              <w:t>新規施設追加後、最初のユーザーを追加する前に共有システム管理者アカウントが施設提供機能・提供カラムを設定する作業</w:t>
             </w:r>
           </w:p>
         </w:tc>
@@ -5080,7 +5161,34 @@
               <w:rPr>
                 <w:rFonts w:hint="eastAsia"/>
               </w:rPr>
-              <w:lastRenderedPageBreak/>
+              <w:t>施設提供機能</w:t>
+            </w:r>
+          </w:p>
+        </w:tc>
+        <w:tc>
+          <w:tcPr>
+            <w:tcW w:w="2500" w:type="pct"/>
+          </w:tcPr>
+          <w:p>
+            <w:r>
+              <w:rPr>
+                <w:rFonts w:hint="eastAsia"/>
+              </w:rPr>
+              <w:t>対象施設で提供する `feature_code`。`facility_feature_settings` で管理する</w:t>
+            </w:r>
+          </w:p>
+        </w:tc>
+      </w:tr>
+      <w:tr>
+        <w:tc>
+          <w:tcPr>
+            <w:tcW w:w="2500" w:type="pct"/>
+          </w:tcPr>
+          <w:p>
+            <w:r>
+              <w:rPr>
+                <w:rFonts w:hint="eastAsia"/>
+              </w:rPr>
               <w:t>施設提供カラム</w:t>
             </w:r>
           </w:p>
@@ -5217,7 +5325,7 @@
           <w:rFonts w:hint="eastAsia"/>
         </w:rPr>
       </w:pPr>
-      <w:bookmarkStart w:id="5" w:name="_Toc230014936"/>
+      <w:bookmarkStart w:id="5" w:name="_Toc231397028"/>
       <w:r>
         <w:rPr>
           <w:rFonts w:hint="eastAsia"/>
@@ -5379,11 +5487,12 @@
           <w:rFonts w:hint="eastAsia"/>
         </w:rPr>
       </w:pPr>
-      <w:bookmarkStart w:id="6" w:name="_Toc230014937"/>
+      <w:bookmarkStart w:id="6" w:name="_Toc231397029"/>
       <w:r>
         <w:rPr>
           <w:rFonts w:hint="eastAsia"/>
         </w:rPr>
+        <w:lastRenderedPageBreak/>
         <w:t>第2章 システム全体構成</w:t>
       </w:r>
       <w:bookmarkEnd w:id="6"/>
@@ -5395,7 +5504,7 @@
           <w:rFonts w:hint="eastAsia"/>
         </w:rPr>
       </w:pPr>
-      <w:bookmarkStart w:id="7" w:name="_Toc230014938"/>
+      <w:bookmarkStart w:id="7" w:name="_Toc231397030"/>
       <w:r>
         <w:rPr>
           <w:rFonts w:hint="eastAsia"/>
@@ -5414,7 +5523,7 @@
         <w:rPr>
           <w:rFonts w:hint="eastAsia"/>
         </w:rPr>
-        <w:t>本API群は、権限管理画面の初期表示、対象施設別の設定取得、設定保存、別施設からの設定コピーを提供する。</w:t>
+        <w:t>本API群は、権限管理画面の初期表示、対象施設別の設定取得、設定保存、別施設からの設定コピーを提供する。対象施設候補は共有システム管理者アカウントの担当施設割当ではなく `facilities.deleted_at IS NULL` を基準に取得し、新規施設追加直後のように通常ユーザーやユーザー施設別設定がまだ存在しない施設も設定対象に含める。</w:t>
       </w:r>
     </w:p>
     <w:p>
@@ -5437,12 +5546,11 @@
           <w:rFonts w:hint="eastAsia"/>
         </w:rPr>
       </w:pPr>
-      <w:bookmarkStart w:id="8" w:name="_Toc230014939"/>
+      <w:bookmarkStart w:id="8" w:name="_Toc231397031"/>
       <w:r>
         <w:rPr>
           <w:rFonts w:hint="eastAsia"/>
         </w:rPr>
-        <w:lastRenderedPageBreak/>
         <w:t>画面とAPIの関係</w:t>
       </w:r>
       <w:bookmarkEnd w:id="8"/>
@@ -5691,11 +5799,12 @@
           <w:rFonts w:hint="eastAsia"/>
         </w:rPr>
       </w:pPr>
-      <w:bookmarkStart w:id="9" w:name="_Toc230014940"/>
+      <w:bookmarkStart w:id="9" w:name="_Toc231397032"/>
       <w:r>
         <w:rPr>
           <w:rFonts w:hint="eastAsia"/>
         </w:rPr>
+        <w:lastRenderedPageBreak/>
         <w:t>使用テーブル</w:t>
       </w:r>
       <w:bookmarkEnd w:id="9"/>
@@ -6001,7 +6110,6 @@
           </w:tcPr>
           <w:p>
             <w:r>
-              <w:lastRenderedPageBreak/>
               <w:t>lending_devices</w:t>
             </w:r>
           </w:p>
@@ -6074,7 +6182,7 @@
           <w:rFonts w:hint="eastAsia"/>
         </w:rPr>
       </w:pPr>
-      <w:bookmarkStart w:id="10" w:name="_Toc230014941"/>
+      <w:bookmarkStart w:id="10" w:name="_Toc231397033"/>
       <w:r>
         <w:rPr>
           <w:rFonts w:hint="eastAsia"/>
@@ -6090,7 +6198,7 @@
           <w:rFonts w:hint="eastAsia"/>
         </w:rPr>
       </w:pPr>
-      <w:bookmarkStart w:id="11" w:name="_Toc230014942"/>
+      <w:bookmarkStart w:id="11" w:name="_Toc231397034"/>
       <w:r>
         <w:rPr>
           <w:rFonts w:hint="eastAsia"/>
@@ -6191,6 +6299,7 @@
         <w:rPr>
           <w:rFonts w:hint="eastAsia"/>
         </w:rPr>
+        <w:lastRenderedPageBreak/>
         <w:t>論理削除済み施設（`facilities.deleted_at IS NOT NULL`）は対象施設候補、設定取得、保存、コピー元、コピー先の対象外とする</w:t>
       </w:r>
     </w:p>
@@ -6210,7 +6319,7 @@
         <w:rPr>
           <w:rFonts w:hint="eastAsia"/>
         </w:rPr>
-        <w:t>カタログ候補は `is_active=true` の行を対象とし、`sort_order`、コードの順で安定ソートする</w:t>
+        <w:t>共有システム管理者アカウントは `user_facility_assignments` に依存せず未削除の全施設を対象にできる。通常ユーザーやユーザー施設別設定が未作成の新規施設も対象に含める</w:t>
       </w:r>
     </w:p>
     <w:p>
@@ -6229,7 +6338,7 @@
         <w:rPr>
           <w:rFonts w:hint="eastAsia"/>
         </w:rPr>
-        <w:t>`switchContent` は `taniguchi/docs/ロール整理.xlsx` の `権限管理単位一覧` シートを正本とする表示メタ情報であり、`facility_feature_settings` / `facility_column_settings` には保存しない</w:t>
+        <w:t>カタログ候補は `is_active=true` の行を対象とし、`sort_order`、コードの順で安定ソートする</w:t>
       </w:r>
     </w:p>
     <w:p>
@@ -6248,7 +6357,7 @@
         <w:rPr>
           <w:rFonts w:hint="eastAsia"/>
         </w:rPr>
-        <w:t>保存・コピーは1リクエストを1トランザクションで処理し、一部だけ保存された状態を残さない</w:t>
+        <w:t>旧整理の `facility_feature_edit` は通常アカウント向け `feature_code` として扱わないため、施設提供機能候補、保存リクエスト、コピー結果の候補集合に含めない</w:t>
       </w:r>
     </w:p>
     <w:p>
@@ -6267,6 +6376,44 @@
         <w:rPr>
           <w:rFonts w:hint="eastAsia"/>
         </w:rPr>
+        <w:t>`switchContent` は `taniguchi/docs/ロール整理.xlsx` の `権限管理単位一覧` シートを正本とする表示メタ情報であり、`facility_feature_settings` / `facility_column_settings` には保存しない</w:t>
+      </w:r>
+    </w:p>
+    <w:p>
+      <w:pPr>
+        <w:pStyle w:val="afffffff8"/>
+        <w:numPr>
+          <w:ilvl w:val="0"/>
+          <w:numId w:val="3"/>
+        </w:numPr>
+        <w:ind w:leftChars="0"/>
+        <w:rPr>
+          <w:rFonts w:hint="eastAsia"/>
+        </w:rPr>
+      </w:pPr>
+      <w:r>
+        <w:rPr>
+          <w:rFonts w:hint="eastAsia"/>
+        </w:rPr>
+        <w:t>保存・コピーは1リクエストを1トランザクションで処理し、一部だけ保存された状態を残さない</w:t>
+      </w:r>
+    </w:p>
+    <w:p>
+      <w:pPr>
+        <w:pStyle w:val="afffffff8"/>
+        <w:numPr>
+          <w:ilvl w:val="0"/>
+          <w:numId w:val="3"/>
+        </w:numPr>
+        <w:ind w:leftChars="0"/>
+        <w:rPr>
+          <w:rFonts w:hint="eastAsia"/>
+        </w:rPr>
+      </w:pPr>
+      <w:r>
+        <w:rPr>
+          <w:rFonts w:hint="eastAsia"/>
+        </w:rPr>
         <w:t>保存・コピー時は候補集合全体を基準に UPSERT し、リクエストで指定されない候補は `is_enabled=false` として扱う</w:t>
       </w:r>
     </w:p>
@@ -6277,7 +6424,7 @@
           <w:rFonts w:hint="eastAsia"/>
         </w:rPr>
       </w:pPr>
-      <w:bookmarkStart w:id="12" w:name="_Toc230014943"/>
+      <w:bookmarkStart w:id="12" w:name="_Toc231397035"/>
       <w:r>
         <w:rPr>
           <w:rFonts w:hint="eastAsia"/>
@@ -6306,12 +6453,11 @@
           <w:rFonts w:hint="eastAsia"/>
         </w:rPr>
       </w:pPr>
-      <w:bookmarkStart w:id="13" w:name="_Toc230014944"/>
+      <w:bookmarkStart w:id="13" w:name="_Toc231397036"/>
       <w:r>
         <w:rPr>
           <w:rFonts w:hint="eastAsia"/>
         </w:rPr>
-        <w:lastRenderedPageBreak/>
         <w:t>権限モデル</w:t>
       </w:r>
       <w:bookmarkEnd w:id="13"/>
@@ -6326,7 +6472,7 @@
         <w:rPr>
           <w:rFonts w:hint="eastAsia"/>
         </w:rPr>
-        <w:t>本API群は施設提供設定そのものを管理する管理者 API であるため、対象施設の `facility_feature_settings` / `user_facility_feature_settings` による自己参照型の feature_code 判定は行わない。Bearer トークンの認証コンテキストで共有システム管理者アカウント（`users.account_type='SYSTEM_ADMIN'`）と判定できる場合のみ実行を許可する。</w:t>
+        <w:t>本API群は施設提供設定そのものを管理する管理者 API であるため、対象施設の `facility_feature_settings` / `user_facility_feature_settings` による自己参照型の feature_code 判定は行わない。Bearer トークンの認証コンテキストで共有システム管理者アカウント（`users.account_type='SYSTEM_ADMIN'`）と判定できる場合のみ実行を許可する。通常ユーザー、施設管理者、または `feature_code` による個別権限では本APIを利用できない。</w:t>
       </w:r>
     </w:p>
     <w:tbl>
@@ -6531,7 +6677,14 @@
               <w:rPr>
                 <w:rFonts w:hint="eastAsia"/>
               </w:rPr>
-              <w:t>存在しない、または論理削除済みの場合は 404</w:t>
+              <w:t>存在しない、または論理削除済みの場合は 404。通常ユーザ</w:t>
+            </w:r>
+            <w:r>
+              <w:rPr>
+                <w:rFonts w:hint="eastAsia"/>
+              </w:rPr>
+              <w:lastRenderedPageBreak/>
+              <w:t>ー割当やユーザー施設別設定の有無は必要条件にしない</w:t>
             </w:r>
           </w:p>
         </w:tc>
@@ -6545,7 +6698,7 @@
           <w:rFonts w:hint="eastAsia"/>
         </w:rPr>
       </w:pPr>
-      <w:bookmarkStart w:id="14" w:name="_Toc230014945"/>
+      <w:bookmarkStart w:id="14" w:name="_Toc231397037"/>
       <w:r>
         <w:rPr>
           <w:rFonts w:hint="eastAsia"/>
@@ -6561,7 +6714,7 @@
           <w:rFonts w:hint="eastAsia"/>
         </w:rPr>
       </w:pPr>
-      <w:bookmarkStart w:id="15" w:name="_Toc230014946"/>
+      <w:bookmarkStart w:id="15" w:name="_Toc231397038"/>
       <w:r>
         <w:rPr>
           <w:rFonts w:hint="eastAsia"/>
@@ -6819,7 +6972,7 @@
           <w:rFonts w:hint="eastAsia"/>
         </w:rPr>
       </w:pPr>
-      <w:bookmarkStart w:id="16" w:name="_Toc230014947"/>
+      <w:bookmarkStart w:id="16" w:name="_Toc231397039"/>
       <w:r>
         <w:rPr>
           <w:rFonts w:hint="eastAsia"/>
@@ -6832,7 +6985,7 @@
       <w:pPr>
         <w:pStyle w:val="3"/>
       </w:pPr>
-      <w:bookmarkStart w:id="17" w:name="_Toc230014948"/>
+      <w:bookmarkStart w:id="17" w:name="_Toc231397040"/>
       <w:r>
         <w:t>PermissionFacilitySettingsResponse</w:t>
       </w:r>
@@ -7085,7 +7238,6 @@
           </w:tcPr>
           <w:p>
             <w:r>
-              <w:lastRenderedPageBreak/>
               <w:t>permissionUnitCount</w:t>
             </w:r>
           </w:p>
@@ -7265,8 +7417,9 @@
       <w:pPr>
         <w:pStyle w:val="3"/>
       </w:pPr>
-      <w:bookmarkStart w:id="18" w:name="_Toc230014949"/>
+      <w:bookmarkStart w:id="18" w:name="_Toc231397041"/>
       <w:r>
+        <w:lastRenderedPageBreak/>
         <w:t>PermissionFeatureSettingItem</w:t>
       </w:r>
       <w:bookmarkEnd w:id="18"/>
@@ -7830,7 +7983,6 @@
           </w:tcPr>
           <w:p>
             <w:r>
-              <w:lastRenderedPageBreak/>
               <w:t>isSelectable</w:t>
             </w:r>
           </w:p>
@@ -7920,7 +8072,7 @@
       <w:pPr>
         <w:pStyle w:val="3"/>
       </w:pPr>
-      <w:bookmarkStart w:id="19" w:name="_Toc230014950"/>
+      <w:bookmarkStart w:id="19" w:name="_Toc231397042"/>
       <w:r>
         <w:t>PermissionColumnSettingItem</w:t>
       </w:r>
@@ -8170,6 +8322,7 @@
           </w:tcPr>
           <w:p>
             <w:r>
+              <w:lastRenderedPageBreak/>
               <w:t>columnGroupCode</w:t>
             </w:r>
           </w:p>
@@ -8487,12 +8640,11 @@
           <w:rFonts w:hint="eastAsia"/>
         </w:rPr>
       </w:pPr>
-      <w:bookmarkStart w:id="20" w:name="_Toc230014951"/>
+      <w:bookmarkStart w:id="20" w:name="_Toc231397043"/>
       <w:r>
         <w:rPr>
           <w:rFonts w:hint="eastAsia"/>
         </w:rPr>
-        <w:lastRenderedPageBreak/>
         <w:t>第4章 API 一覧</w:t>
       </w:r>
       <w:bookmarkEnd w:id="20"/>
@@ -8504,7 +8656,7 @@
           <w:rFonts w:hint="eastAsia"/>
         </w:rPr>
       </w:pPr>
-      <w:bookmarkStart w:id="21" w:name="_Toc230014952"/>
+      <w:bookmarkStart w:id="21" w:name="_Toc231397044"/>
       <w:r>
         <w:rPr>
           <w:rFonts w:hint="eastAsia"/>
@@ -8728,7 +8880,11 @@
           </w:tcPr>
           <w:p>
             <w:r>
-              <w:t>/permission-management/facilities/{facilityId}/settings</w:t>
+              <w:t>/permission-management/fa</w:t>
+            </w:r>
+            <w:r>
+              <w:lastRenderedPageBreak/>
+              <w:t>cilities/{facilityId}/settings</w:t>
             </w:r>
           </w:p>
         </w:tc>
@@ -8741,7 +8897,15 @@
               <w:rPr>
                 <w:rFonts w:hint="eastAsia"/>
               </w:rPr>
-              <w:t>対象施設の施設提供機能・施設提供カラム設定を取得する</w:t>
+              <w:lastRenderedPageBreak/>
+              <w:t>対象施設の施設提供機能・施設</w:t>
+            </w:r>
+            <w:r>
+              <w:rPr>
+                <w:rFonts w:hint="eastAsia"/>
+              </w:rPr>
+              <w:lastRenderedPageBreak/>
+              <w:t>提供カラム設定を取得する</w:t>
             </w:r>
           </w:p>
         </w:tc>
@@ -8754,6 +8918,7 @@
               <w:rPr>
                 <w:rFonts w:hint="eastAsia"/>
               </w:rPr>
+              <w:lastRenderedPageBreak/>
               <w:t>要</w:t>
             </w:r>
           </w:p>
@@ -8890,7 +9055,7 @@
           <w:rFonts w:hint="eastAsia"/>
         </w:rPr>
       </w:pPr>
-      <w:bookmarkStart w:id="22" w:name="_Toc230014953"/>
+      <w:bookmarkStart w:id="22" w:name="_Toc231397045"/>
       <w:r>
         <w:rPr>
           <w:rFonts w:hint="eastAsia"/>
@@ -8906,7 +9071,7 @@
           <w:rFonts w:hint="eastAsia"/>
         </w:rPr>
       </w:pPr>
-      <w:bookmarkStart w:id="23" w:name="_Toc230014954"/>
+      <w:bookmarkStart w:id="23" w:name="_Toc231397046"/>
       <w:r>
         <w:rPr>
           <w:rFonts w:hint="eastAsia"/>
@@ -8939,7 +9104,6 @@
         <w:rPr>
           <w:rFonts w:hint="eastAsia"/>
         </w:rPr>
-        <w:lastRenderedPageBreak/>
         <w:t>エンドポイント</w:t>
       </w:r>
     </w:p>
@@ -8973,7 +9137,7 @@
           <w:rFonts w:hint="eastAsia"/>
         </w:rPr>
       </w:pPr>
-      <w:bookmarkStart w:id="24" w:name="_Toc230014955"/>
+      <w:bookmarkStart w:id="24" w:name="_Toc231397047"/>
       <w:r>
         <w:rPr>
           <w:rFonts w:hint="eastAsia"/>
@@ -9201,11 +9365,25 @@
         <w:rPr>
           <w:rFonts w:hint="eastAsia"/>
         </w:rPr>
+        <w:lastRenderedPageBreak/>
         <w:t>認可条件: 認証コンテキスト上のユーザーが共有システム管理者アカウント（`users.account_type='SYSTEM_ADMIN'`）であること</w:t>
       </w:r>
     </w:p>
     <w:p>
       <w:pPr>
+        <w:rPr>
+          <w:rFonts w:hint="eastAsia"/>
+        </w:rPr>
+      </w:pPr>
+      <w:r>
+        <w:rPr>
+          <w:rFonts w:hint="eastAsia"/>
+        </w:rPr>
+        <w:t>認可条件: 通常ユーザー向け `feature_code`、施設提供設定、ユーザー施設別設定による判定は行わない</w:t>
+      </w:r>
+    </w:p>
+    <w:p>
+      <w:pPr>
         <w:pStyle w:val="4"/>
         <w:rPr>
           <w:rFonts w:hint="eastAsia"/>
@@ -9228,7 +9406,7 @@
         <w:rPr>
           <w:rFonts w:hint="eastAsia"/>
         </w:rPr>
-        <w:t>`facilities.deleted_at IS NULL` の施設を対象施設候補として取得する</w:t>
+        <w:t>`facilities.deleted_at IS NULL` の施設を対象施設候補として取得する。`user_facility_assignments` の有無は参照せず、新規施設追加直後で通常ユーザーが未登録の施設も含める</w:t>
       </w:r>
     </w:p>
     <w:p>
@@ -9241,7 +9419,7 @@
         <w:rPr>
           <w:rFonts w:hint="eastAsia"/>
         </w:rPr>
-        <w:t>`feature_catalogs.is_active=true` かつ `config_scope in ('FACILITY', 'FACILITY_USER')` の `feature_code` を施設提供機能候補として取得する。`auth_login` / `facility_select` など `SYSTEM_FIXED` の固定導線は候補に含めない</w:t>
+        <w:t>`feature_catalogs.is_active=true` かつ `config_scope in ('FACILITY', 'FACILITY_USER')` の `feature_code` を施設提供機能候補として取得する。`auth_login` / `facility_select` など `SYSTEM_FIXED` の固定導線、および旧整理の `facility_feature_edit` は候補に含めない</w:t>
       </w:r>
     </w:p>
     <w:p>
@@ -9303,12 +9481,11 @@
           <w:rFonts w:hint="eastAsia"/>
         </w:rPr>
       </w:pPr>
-      <w:bookmarkStart w:id="25" w:name="_Toc230014956"/>
+      <w:bookmarkStart w:id="25" w:name="_Toc231397048"/>
       <w:r>
         <w:rPr>
           <w:rFonts w:hint="eastAsia"/>
         </w:rPr>
-        <w:lastRenderedPageBreak/>
         <w:t>レスポンス（200：PermissionManagementContextResponse）</w:t>
       </w:r>
       <w:bookmarkEnd w:id="25"/>
@@ -9605,6 +9782,7 @@
           </w:tcPr>
           <w:p>
             <w:r>
+              <w:lastRenderedPageBreak/>
               <w:t>currentSettings</w:t>
             </w:r>
           </w:p>
@@ -10384,7 +10562,6 @@
           </w:tcPr>
           <w:p>
             <w:r>
-              <w:lastRenderedPageBreak/>
               <w:t>configScope</w:t>
             </w:r>
           </w:p>
@@ -10526,6 +10703,7 @@
         <w:rPr>
           <w:rFonts w:hint="eastAsia"/>
         </w:rPr>
+        <w:lastRenderedPageBreak/>
         <w:t>columnCatalogs要素（PermissionColumnCatalogItem）</w:t>
       </w:r>
     </w:p>
@@ -10955,7 +11133,7 @@
           <w:rFonts w:hint="eastAsia"/>
         </w:rPr>
       </w:pPr>
-      <w:bookmarkStart w:id="26" w:name="_Toc230014957"/>
+      <w:bookmarkStart w:id="26" w:name="_Toc231397049"/>
       <w:r>
         <w:rPr>
           <w:rFonts w:hint="eastAsia"/>
@@ -11196,12 +11374,11 @@
           <w:rFonts w:hint="eastAsia"/>
         </w:rPr>
       </w:pPr>
-      <w:bookmarkStart w:id="27" w:name="_Toc230014958"/>
+      <w:bookmarkStart w:id="27" w:name="_Toc231397050"/>
       <w:r>
         <w:rPr>
           <w:rFonts w:hint="eastAsia"/>
         </w:rPr>
-        <w:lastRenderedPageBreak/>
         <w:t>施設提供設定取得（/permission-management/facilities/{facilityId}/settings）</w:t>
       </w:r>
       <w:bookmarkEnd w:id="27"/>
@@ -11263,11 +11440,12 @@
           <w:rFonts w:hint="eastAsia"/>
         </w:rPr>
       </w:pPr>
-      <w:bookmarkStart w:id="28" w:name="_Toc230014959"/>
+      <w:bookmarkStart w:id="28" w:name="_Toc231397051"/>
       <w:r>
         <w:rPr>
           <w:rFonts w:hint="eastAsia"/>
         </w:rPr>
+        <w:lastRenderedPageBreak/>
         <w:t>リクエストパラメータ</w:t>
       </w:r>
       <w:bookmarkEnd w:id="28"/>
@@ -11496,6 +11674,19 @@
     </w:p>
     <w:p>
       <w:pPr>
+        <w:rPr>
+          <w:rFonts w:hint="eastAsia"/>
+        </w:rPr>
+      </w:pPr>
+      <w:r>
+        <w:rPr>
+          <w:rFonts w:hint="eastAsia"/>
+        </w:rPr>
+        <w:t>認可条件: 対象施設に通常ユーザー割当やユーザー施設別設定が存在することは要求しない</w:t>
+      </w:r>
+    </w:p>
+    <w:p>
+      <w:pPr>
         <w:pStyle w:val="4"/>
         <w:rPr>
           <w:rFonts w:hint="eastAsia"/>
@@ -11531,7 +11722,7 @@
         <w:rPr>
           <w:rFonts w:hint="eastAsia"/>
         </w:rPr>
-        <w:t>`feature_catalogs.is_active=true` かつ `config_scope in ('FACILITY', 'FACILITY_USER')` の `feature_code` を施設提供機能候補として取得する</w:t>
+        <w:t>`feature_catalogs.is_active=true` かつ `config_scope in ('FACILITY', 'FACILITY_USER')` の `feature_code` を施設提供機能候補として取得する。旧整理の `facility_feature_edit` は候補に含めない</w:t>
       </w:r>
     </w:p>
     <w:p>
@@ -11583,7 +11774,6 @@
         <w:rPr>
           <w:rFonts w:hint="eastAsia"/>
         </w:rPr>
-        <w:lastRenderedPageBreak/>
         <w:t>カラム候補は、関連 `feature_code` が施設提供機能として有効化されていない場合 `isSelectable=false` として返却する</w:t>
       </w:r>
     </w:p>
@@ -11594,7 +11784,7 @@
           <w:rFonts w:hint="eastAsia"/>
         </w:rPr>
       </w:pPr>
-      <w:bookmarkStart w:id="29" w:name="_Toc230014960"/>
+      <w:bookmarkStart w:id="29" w:name="_Toc231397052"/>
       <w:r>
         <w:rPr>
           <w:rFonts w:hint="eastAsia"/>
@@ -11883,7 +12073,14 @@
               <w:rPr>
                 <w:rFonts w:hint="eastAsia"/>
               </w:rPr>
-              <w:t>権限管理単位数。施設提供機能候補数と施設提供カラム候補数の合計</w:t>
+              <w:t>権限管理単位数。施設提供機能候補数と</w:t>
+            </w:r>
+            <w:r>
+              <w:rPr>
+                <w:rFonts w:hint="eastAsia"/>
+              </w:rPr>
+              <w:lastRenderedPageBreak/>
+              <w:t>施設提供カラム候補数の合計</w:t>
             </w:r>
           </w:p>
         </w:tc>
@@ -11895,6 +12092,7 @@
           </w:tcPr>
           <w:p>
             <w:r>
+              <w:lastRenderedPageBreak/>
               <w:t>updatedAt</w:t>
             </w:r>
           </w:p>
@@ -12553,7 +12751,6 @@
           </w:tcPr>
           <w:p>
             <w:r>
-              <w:lastRenderedPageBreak/>
               <w:t>isEnabled</w:t>
             </w:r>
           </w:p>
@@ -12695,6 +12892,7 @@
         <w:rPr>
           <w:rFonts w:hint="eastAsia"/>
         </w:rPr>
+        <w:lastRenderedPageBreak/>
         <w:t>columnSettings要素（PermissionColumnSettingItem）</w:t>
       </w:r>
     </w:p>
@@ -13259,12 +13457,11 @@
           <w:rFonts w:hint="eastAsia"/>
         </w:rPr>
       </w:pPr>
-      <w:bookmarkStart w:id="30" w:name="_Toc230014961"/>
+      <w:bookmarkStart w:id="30" w:name="_Toc231397053"/>
       <w:r>
         <w:rPr>
           <w:rFonts w:hint="eastAsia"/>
         </w:rPr>
-        <w:lastRenderedPageBreak/>
         <w:t>ステータスコード</w:t>
       </w:r>
       <w:bookmarkEnd w:id="30"/>
@@ -13536,11 +13733,12 @@
           <w:rFonts w:hint="eastAsia"/>
         </w:rPr>
       </w:pPr>
-      <w:bookmarkStart w:id="31" w:name="_Toc230014962"/>
+      <w:bookmarkStart w:id="31" w:name="_Toc231397054"/>
       <w:r>
         <w:rPr>
           <w:rFonts w:hint="eastAsia"/>
         </w:rPr>
+        <w:lastRenderedPageBreak/>
         <w:t>施設提供設定保存（/permission-management/facilities/{facilityId}/settings）</w:t>
       </w:r>
       <w:bookmarkEnd w:id="31"/>
@@ -13602,7 +13800,7 @@
           <w:rFonts w:hint="eastAsia"/>
         </w:rPr>
       </w:pPr>
-      <w:bookmarkStart w:id="32" w:name="_Toc230014963"/>
+      <w:bookmarkStart w:id="32" w:name="_Toc231397055"/>
       <w:r>
         <w:rPr>
           <w:rFonts w:hint="eastAsia"/>
@@ -13800,7 +13998,7 @@
           <w:rFonts w:hint="eastAsia"/>
         </w:rPr>
       </w:pPr>
-      <w:bookmarkStart w:id="33" w:name="_Toc230014964"/>
+      <w:bookmarkStart w:id="33" w:name="_Toc231397056"/>
       <w:r>
         <w:rPr>
           <w:rFonts w:hint="eastAsia"/>
@@ -13966,7 +14164,6 @@
           </w:tcPr>
           <w:p>
             <w:r>
-              <w:lastRenderedPageBreak/>
               <w:t>enabledColumnCodes</w:t>
             </w:r>
           </w:p>
@@ -14049,6 +14246,19 @@
     </w:p>
     <w:p>
       <w:pPr>
+        <w:rPr>
+          <w:rFonts w:hint="eastAsia"/>
+        </w:rPr>
+      </w:pPr>
+      <w:r>
+        <w:rPr>
+          <w:rFonts w:hint="eastAsia"/>
+        </w:rPr>
+        <w:t>認可条件: 対象施設に通常ユーザー割当やユーザー施設別設定が存在することは要求しない</w:t>
+      </w:r>
+    </w:p>
+    <w:p>
+      <w:pPr>
         <w:pStyle w:val="4"/>
         <w:rPr>
           <w:rFonts w:hint="eastAsia"/>
@@ -14084,7 +14294,8 @@
         <w:rPr>
           <w:rFonts w:hint="eastAsia"/>
         </w:rPr>
-        <w:t>`enabledFeatureCodes` は `feature_catalogs.is_active=true` かつ `config_scope in ('FACILITY', 'FACILITY_USER')` の候補集合の部分集合でなければならない。`auth_login` / `facility_select` など `SYSTEM_FIXED` の固定導線は受け付けない</w:t>
+        <w:lastRenderedPageBreak/>
+        <w:t>`enabledFeatureCodes` は `feature_catalogs.is_active=true` かつ `config_scope in ('FACILITY', 'FACILITY_USER')` の候補集合の部分集合でなければならない。`auth_login` / `facility_select` など `SYSTEM_FIXED` の固定導線、および旧整理の `facility_feature_edit` は受け付けない</w:t>
       </w:r>
     </w:p>
     <w:p>
@@ -14162,7 +14373,6 @@
         <w:rPr>
           <w:rFonts w:hint="eastAsia"/>
         </w:rPr>
-        <w:lastRenderedPageBreak/>
         <w:t>候補集合の各 `column_code` について `facility_column_settings` を UPSERT し、`enabledColumnCodes` に含み、かつ関連 `feature_code` が有効なコードを `is_enabled=true`、それ以外を `false` とする</w:t>
       </w:r>
     </w:p>
@@ -14186,7 +14396,7 @@
           <w:rFonts w:hint="eastAsia"/>
         </w:rPr>
       </w:pPr>
-      <w:bookmarkStart w:id="34" w:name="_Toc230014965"/>
+      <w:bookmarkStart w:id="34" w:name="_Toc231397057"/>
       <w:r>
         <w:rPr>
           <w:rFonts w:hint="eastAsia"/>
@@ -14397,6 +14607,7 @@
           </w:tcPr>
           <w:p>
             <w:r>
+              <w:lastRenderedPageBreak/>
               <w:t>facilityName</w:t>
             </w:r>
           </w:p>
@@ -14624,7 +14835,7 @@
           <w:rFonts w:hint="eastAsia"/>
         </w:rPr>
       </w:pPr>
-      <w:bookmarkStart w:id="35" w:name="_Toc230014966"/>
+      <w:bookmarkStart w:id="35" w:name="_Toc231397058"/>
       <w:r>
         <w:rPr>
           <w:rFonts w:hint="eastAsia"/>
@@ -14771,7 +14982,7 @@
               <w:rPr>
                 <w:rFonts w:hint="eastAsia"/>
               </w:rPr>
-              <w:t>未知のコード、固定導線コード指定、親 feature 不足、または関連 feature が無効な column_code 指定</w:t>
+              <w:t>未知のコード、固定導線コード、旧 `facility_feature_edit`、親 feature 不足、または関連 feature が無効な column_code 指定</w:t>
             </w:r>
           </w:p>
         </w:tc>
@@ -14863,7 +15074,6 @@
           </w:tcPr>
           <w:p>
             <w:r>
-              <w:lastRenderedPageBreak/>
               <w:t>404</w:t>
             </w:r>
           </w:p>
@@ -14971,11 +15181,12 @@
           <w:rFonts w:hint="eastAsia"/>
         </w:rPr>
       </w:pPr>
-      <w:bookmarkStart w:id="36" w:name="_Toc230014967"/>
+      <w:bookmarkStart w:id="36" w:name="_Toc231397059"/>
       <w:r>
         <w:rPr>
           <w:rFonts w:hint="eastAsia"/>
         </w:rPr>
+        <w:lastRenderedPageBreak/>
         <w:t>施設提供設定コピー（/permission-management/facilities/{facilityId}/copy-settings）</w:t>
       </w:r>
       <w:bookmarkEnd w:id="36"/>
@@ -15037,7 +15248,7 @@
           <w:rFonts w:hint="eastAsia"/>
         </w:rPr>
       </w:pPr>
-      <w:bookmarkStart w:id="37" w:name="_Toc230014968"/>
+      <w:bookmarkStart w:id="37" w:name="_Toc231397060"/>
       <w:r>
         <w:rPr>
           <w:rFonts w:hint="eastAsia"/>
@@ -15235,7 +15446,7 @@
           <w:rFonts w:hint="eastAsia"/>
         </w:rPr>
       </w:pPr>
-      <w:bookmarkStart w:id="38" w:name="_Toc230014969"/>
+      <w:bookmarkStart w:id="38" w:name="_Toc231397061"/>
       <w:r>
         <w:rPr>
           <w:rFonts w:hint="eastAsia"/>
@@ -15433,12 +15644,24 @@
         <w:rPr>
           <w:rFonts w:hint="eastAsia"/>
         </w:rPr>
-        <w:lastRenderedPageBreak/>
         <w:t>認可条件: 認証コンテキスト上のユーザーが共有システム管理者アカウント（`users.account_type='SYSTEM_ADMIN'`）であること</w:t>
       </w:r>
     </w:p>
     <w:p>
       <w:pPr>
+        <w:rPr>
+          <w:rFonts w:hint="eastAsia"/>
+        </w:rPr>
+      </w:pPr>
+      <w:r>
+        <w:rPr>
+          <w:rFonts w:hint="eastAsia"/>
+        </w:rPr>
+        <w:t>認可条件: コピー先施設に通常ユーザー割当やユーザー施設別設定が存在することは要求しない</w:t>
+      </w:r>
+    </w:p>
+    <w:p>
+      <w:pPr>
         <w:pStyle w:val="4"/>
         <w:rPr>
           <w:rFonts w:hint="eastAsia"/>
@@ -15487,6 +15710,7 @@
         <w:rPr>
           <w:rFonts w:hint="eastAsia"/>
         </w:rPr>
+        <w:lastRenderedPageBreak/>
         <w:t>コピー元施設の `facility_feature_settings` / `facility_column_settings` を候補集合へ左結合し、設定行がない候補は `is_enabled=false` として扱う</w:t>
       </w:r>
     </w:p>
@@ -15536,7 +15760,7 @@
           <w:rFonts w:hint="eastAsia"/>
         </w:rPr>
       </w:pPr>
-      <w:bookmarkStart w:id="39" w:name="_Toc230014970"/>
+      <w:bookmarkStart w:id="39" w:name="_Toc231397062"/>
       <w:r>
         <w:rPr>
           <w:rFonts w:hint="eastAsia"/>
@@ -16064,7 +16288,7 @@
           <w:rFonts w:hint="eastAsia"/>
         </w:rPr>
       </w:pPr>
-      <w:bookmarkStart w:id="40" w:name="_Toc230014971"/>
+      <w:bookmarkStart w:id="40" w:name="_Toc231397063"/>
       <w:r>
         <w:rPr>
           <w:rFonts w:hint="eastAsia"/>
@@ -16198,6 +16422,7 @@
           </w:tcPr>
           <w:p>
             <w:r>
+              <w:lastRenderedPageBreak/>
               <w:t>400</w:t>
             </w:r>
           </w:p>
@@ -16410,7 +16635,7 @@
           <w:rFonts w:hint="eastAsia"/>
         </w:rPr>
       </w:pPr>
-      <w:bookmarkStart w:id="41" w:name="_Toc230014972"/>
+      <w:bookmarkStart w:id="41" w:name="_Toc231397064"/>
       <w:r>
         <w:rPr>
           <w:rFonts w:hint="eastAsia"/>
@@ -16426,7 +16651,7 @@
           <w:rFonts w:hint="eastAsia"/>
         </w:rPr>
       </w:pPr>
-      <w:bookmarkStart w:id="42" w:name="_Toc230014973"/>
+      <w:bookmarkStart w:id="42" w:name="_Toc231397065"/>
       <w:r>
         <w:rPr>
           <w:rFonts w:hint="eastAsia"/>
@@ -16658,7 +16883,6 @@
               <w:rPr>
                 <w:rFonts w:hint="eastAsia"/>
               </w:rPr>
-              <w:lastRenderedPageBreak/>
               <w:t>施設提供設定保存</w:t>
             </w:r>
           </w:p>
@@ -16739,19 +16963,27 @@
               <w:rPr>
                 <w:rFonts w:hint="eastAsia"/>
               </w:rPr>
-              <w:t>Bearer トークンの認証コンテキストで共有システム管理者アカウントと判定できること</w:t>
-            </w:r>
-          </w:p>
-        </w:tc>
-        <w:tc>
-          <w:tcPr>
-            <w:tcW w:w="1250" w:type="pct"/>
-          </w:tcPr>
-          <w:p>
-            <w:r>
-              <w:rPr>
-                <w:rFonts w:hint="eastAsia"/>
-              </w:rPr>
+              <w:t>Bearer トークンの認証コンテキストで共有シ</w:t>
+            </w:r>
+            <w:r>
+              <w:rPr>
+                <w:rFonts w:hint="eastAsia"/>
+              </w:rPr>
+              <w:lastRenderedPageBreak/>
+              <w:t>ステム管理者アカウントと判定できること</w:t>
+            </w:r>
+          </w:p>
+        </w:tc>
+        <w:tc>
+          <w:tcPr>
+            <w:tcW w:w="1250" w:type="pct"/>
+          </w:tcPr>
+          <w:p>
+            <w:r>
+              <w:rPr>
+                <w:rFonts w:hint="eastAsia"/>
+              </w:rPr>
+              <w:lastRenderedPageBreak/>
               <w:t>コピー元施設の設定を対象施設へ反映する</w:t>
             </w:r>
           </w:p>
@@ -16766,7 +16998,7 @@
           <w:rFonts w:hint="eastAsia"/>
         </w:rPr>
       </w:pPr>
-      <w:bookmarkStart w:id="43" w:name="_Toc230014974"/>
+      <w:bookmarkStart w:id="43" w:name="_Toc231397066"/>
       <w:r>
         <w:rPr>
           <w:rFonts w:hint="eastAsia"/>
@@ -16791,7 +17023,7 @@
         <w:rPr>
           <w:rFonts w:hint="eastAsia"/>
         </w:rPr>
-        <w:t>施設提供機能の候補は `feature_catalogs.is_active=true` かつ `config_scope in ('FACILITY', 'FACILITY_USER')` の `feature_code` とし、`auth_login` / `facility_select` などの固定導線は対象外とする</w:t>
+        <w:t>施設提供機能の候補は `feature_catalogs.is_active=true` かつ `config_scope in ('FACILITY', 'FACILITY_USER')` の `feature_code` とし、`auth_login` / `facility_select` などの固定導線、および旧整理の `facility_feature_edit` は対象外とする</w:t>
       </w:r>
     </w:p>
     <w:p>
@@ -16934,13 +17166,12 @@
           <w:rFonts w:hint="eastAsia"/>
         </w:rPr>
       </w:pPr>
-      <w:bookmarkStart w:id="44" w:name="_Toc230014975"/>
+      <w:bookmarkStart w:id="44" w:name="_Toc231397067"/>
       <w:r>
         <w:rPr>
           <w:rFonts w:hint="eastAsia"/>
         </w:rPr>
-        <w:lastRenderedPageBreak/>
-        <w:t>設定コピーの業務ルール</w:t>
+        <w:t>新規施設初期設定ルール</w:t>
       </w:r>
       <w:bookmarkEnd w:id="44"/>
     </w:p>
@@ -16960,7 +17191,7 @@
         <w:rPr>
           <w:rFonts w:hint="eastAsia"/>
         </w:rPr>
-        <w:t>コピーはコピー先施設の設定をコピー元施設の設定へ置き換える処理であり、差分追加ではない</w:t>
+        <w:t>新しい施設を追加する運用では、共有システム管理者アカウントが施設追加後、通常ユーザーを作成する前に本APIで施設提供機能・提供カラムを設定できる</w:t>
       </w:r>
     </w:p>
     <w:p>
@@ -16979,7 +17210,8 @@
         <w:rPr>
           <w:rFonts w:hint="eastAsia"/>
         </w:rPr>
-        <w:t>コピー元施設に設定行が存在しない候補は OFF としてコピーする</w:t>
+        <w:lastRenderedPageBreak/>
+        <w:t>対象施設候補、設定取得、保存、コピー先判定では `user_facility_assignments`、`user_facility_feature_settings`、`user_facility_column_settings` の存在を必要条件にしない</w:t>
       </w:r>
     </w:p>
     <w:p>
@@ -16998,7 +17230,7 @@
         <w:rPr>
           <w:rFonts w:hint="eastAsia"/>
         </w:rPr>
-        <w:t>コピー元施設とコピー先施設が同一の場合は実行しない</w:t>
+        <w:t>施設権限設定後、No.20 ユーザー管理APIで最初のユーザー追加と担当施設・ユーザー施設別権限設定を行う。ユーザー施設別設定は本APIでは作成・更新しない</w:t>
       </w:r>
     </w:p>
     <w:p>
@@ -17017,41 +17249,22 @@
         <w:rPr>
           <w:rFonts w:hint="eastAsia"/>
         </w:rPr>
-        <w:t>コピー先施設の貸出データ状態により `lending_in_use_used` を OFF にできない場合は、コピー処理全体を 409 で拒否する</w:t>
+        <w:t>共有システム管理者アカウント以外が本画面/APIを呼び出した場合は、施設管理者であっても 403 とする</w:t>
       </w:r>
     </w:p>
     <w:p>
       <w:pPr>
-        <w:pStyle w:val="afffffff8"/>
-        <w:numPr>
-          <w:ilvl w:val="0"/>
-          <w:numId w:val="5"/>
-        </w:numPr>
-        <w:ind w:leftChars="0"/>
-        <w:rPr>
-          <w:rFonts w:hint="eastAsia"/>
-        </w:rPr>
-      </w:pPr>
+        <w:pStyle w:val="2"/>
+        <w:rPr>
+          <w:rFonts w:hint="eastAsia"/>
+        </w:rPr>
+      </w:pPr>
+      <w:bookmarkStart w:id="45" w:name="_Toc231397068"/>
       <w:r>
         <w:rPr>
           <w:rFonts w:hint="eastAsia"/>
         </w:rPr>
-        <w:t>コピー実行後もユーザー施設別設定は変更しないため、必要に応じてユーザー権限管理画面でユーザー別設定を見直す</w:t>
-      </w:r>
-    </w:p>
-    <w:p>
-      <w:pPr>
-        <w:pStyle w:val="2"/>
-        <w:rPr>
-          <w:rFonts w:hint="eastAsia"/>
-        </w:rPr>
-      </w:pPr>
-      <w:bookmarkStart w:id="45" w:name="_Toc230014976"/>
-      <w:r>
-        <w:rPr>
-          <w:rFonts w:hint="eastAsia"/>
-        </w:rPr>
-        <w:t>監査・更新者ルール</w:t>
+        <w:t>設定コピーの業務ルール</w:t>
       </w:r>
       <w:bookmarkEnd w:id="45"/>
     </w:p>
@@ -17071,7 +17284,7 @@
         <w:rPr>
           <w:rFonts w:hint="eastAsia"/>
         </w:rPr>
-        <w:t>保存・コピーで作成する `facility_feature_settings` / `facility_column_settings` の `created_by` / `updated_by` には Bearer トークンのユーザーIDを設定する</w:t>
+        <w:t>コピーはコピー先施設の設定をコピー元施設の設定へ置き換える処理であり、差分追加ではない</w:t>
       </w:r>
     </w:p>
     <w:p>
@@ -17090,7 +17303,7 @@
         <w:rPr>
           <w:rFonts w:hint="eastAsia"/>
         </w:rPr>
-        <w:t>既存行を更新する場合は `updated_by` / `updated_at` を更新する</w:t>
+        <w:t>コピー元施設に設定行が存在しない候補は OFF としてコピーする</w:t>
       </w:r>
     </w:p>
     <w:p>
@@ -17109,6 +17322,117 @@
         <w:rPr>
           <w:rFonts w:hint="eastAsia"/>
         </w:rPr>
+        <w:t>コピー元施設とコピー先施設が同一の場合は実行しない</w:t>
+      </w:r>
+    </w:p>
+    <w:p>
+      <w:pPr>
+        <w:pStyle w:val="afffffff8"/>
+        <w:numPr>
+          <w:ilvl w:val="0"/>
+          <w:numId w:val="6"/>
+        </w:numPr>
+        <w:ind w:leftChars="0"/>
+        <w:rPr>
+          <w:rFonts w:hint="eastAsia"/>
+        </w:rPr>
+      </w:pPr>
+      <w:r>
+        <w:rPr>
+          <w:rFonts w:hint="eastAsia"/>
+        </w:rPr>
+        <w:t>コピー先施設の貸出データ状態により `lending_in_use_used` を OFF にできない場合は、コピー処理全体を 409 で拒否する</w:t>
+      </w:r>
+    </w:p>
+    <w:p>
+      <w:pPr>
+        <w:pStyle w:val="afffffff8"/>
+        <w:numPr>
+          <w:ilvl w:val="0"/>
+          <w:numId w:val="6"/>
+        </w:numPr>
+        <w:ind w:leftChars="0"/>
+        <w:rPr>
+          <w:rFonts w:hint="eastAsia"/>
+        </w:rPr>
+      </w:pPr>
+      <w:r>
+        <w:rPr>
+          <w:rFonts w:hint="eastAsia"/>
+        </w:rPr>
+        <w:t>コピー実行後もユーザー施設別設定は変更しないため、必要に応じてユーザー管理画面（/user-management）の編集モーダル（担当施設・権限タブ）でユーザー別設定を見直す</w:t>
+      </w:r>
+    </w:p>
+    <w:p>
+      <w:pPr>
+        <w:pStyle w:val="2"/>
+        <w:rPr>
+          <w:rFonts w:hint="eastAsia"/>
+        </w:rPr>
+      </w:pPr>
+      <w:bookmarkStart w:id="46" w:name="_Toc231397069"/>
+      <w:r>
+        <w:rPr>
+          <w:rFonts w:hint="eastAsia"/>
+        </w:rPr>
+        <w:t>監査・更新者ルール</w:t>
+      </w:r>
+      <w:bookmarkEnd w:id="46"/>
+    </w:p>
+    <w:p>
+      <w:pPr>
+        <w:pStyle w:val="afffffff8"/>
+        <w:numPr>
+          <w:ilvl w:val="0"/>
+          <w:numId w:val="7"/>
+        </w:numPr>
+        <w:ind w:leftChars="0"/>
+        <w:rPr>
+          <w:rFonts w:hint="eastAsia"/>
+        </w:rPr>
+      </w:pPr>
+      <w:r>
+        <w:rPr>
+          <w:rFonts w:hint="eastAsia"/>
+        </w:rPr>
+        <w:t>保存・コピーで作成する `facility_feature_settings` / `facility_column_settings` の `created_by` / `updated_by` には Bearer トークンのユーザーIDを設定する</w:t>
+      </w:r>
+    </w:p>
+    <w:p>
+      <w:pPr>
+        <w:pStyle w:val="afffffff8"/>
+        <w:numPr>
+          <w:ilvl w:val="0"/>
+          <w:numId w:val="7"/>
+        </w:numPr>
+        <w:ind w:leftChars="0"/>
+        <w:rPr>
+          <w:rFonts w:hint="eastAsia"/>
+        </w:rPr>
+      </w:pPr>
+      <w:r>
+        <w:rPr>
+          <w:rFonts w:hint="eastAsia"/>
+        </w:rPr>
+        <w:t>既存行を更新する場合は `updated_by` / `updated_at` を更新する</w:t>
+      </w:r>
+    </w:p>
+    <w:p>
+      <w:pPr>
+        <w:pStyle w:val="afffffff8"/>
+        <w:numPr>
+          <w:ilvl w:val="0"/>
+          <w:numId w:val="7"/>
+        </w:numPr>
+        <w:ind w:leftChars="0"/>
+        <w:rPr>
+          <w:rFonts w:hint="eastAsia"/>
+        </w:rPr>
+      </w:pPr>
+      <w:r>
+        <w:rPr>
+          <w:rFonts w:hint="eastAsia"/>
+        </w:rPr>
         <w:t>リクエストで指定されず OFF として保存する候補についても、既存行がない場合は OFF 行を作成し、候補集合全体の状態を明示化する</w:t>
       </w:r>
     </w:p>
@@ -17119,14 +17443,14 @@
           <w:rFonts w:hint="eastAsia"/>
         </w:rPr>
       </w:pPr>
-      <w:bookmarkStart w:id="46" w:name="_Toc230014977"/>
+      <w:bookmarkStart w:id="47" w:name="_Toc231397070"/>
       <w:r>
         <w:rPr>
           <w:rFonts w:hint="eastAsia"/>
         </w:rPr>
         <w:t>第7章 エラーコード一覧</w:t>
       </w:r>
-      <w:bookmarkEnd w:id="46"/>
+      <w:bookmarkEnd w:id="47"/>
     </w:p>
     <w:tbl>
       <w:tblPr>
@@ -17289,6 +17613,7 @@
           </w:tcPr>
           <w:p>
             <w:r>
+              <w:lastRenderedPageBreak/>
               <w:t>PERMISSION_TARGET_FACILITY_NOT_FOUND</w:t>
             </w:r>
           </w:p>
@@ -17347,7 +17672,7 @@
               <w:rPr>
                 <w:rFonts w:hint="eastAsia"/>
               </w:rPr>
-              <w:t>未知の `feature_code` / `column_code`、非アクティブコード、または固定導線コードが指定された</w:t>
+              <w:t>未知の `feature_code` / `column_code`、非アクティブコード、固定導線コード、または旧 `facility_feature_edit` が指定された</w:t>
             </w:r>
           </w:p>
         </w:tc>
@@ -17359,7 +17684,6 @@
           </w:tcPr>
           <w:p>
             <w:r>
-              <w:lastRenderedPageBreak/>
               <w:t>PERMISSION_SETTING_PARENT_FEATURE_REQUIRED</w:t>
             </w:r>
           </w:p>
@@ -17537,14 +17861,14 @@
           <w:rFonts w:hint="eastAsia"/>
         </w:rPr>
       </w:pPr>
-      <w:bookmarkStart w:id="47" w:name="_Toc230014978"/>
+      <w:bookmarkStart w:id="48" w:name="_Toc231397071"/>
       <w:r>
         <w:rPr>
           <w:rFonts w:hint="eastAsia"/>
         </w:rPr>
         <w:t>第8章 運用・保守方針</w:t>
       </w:r>
-      <w:bookmarkEnd w:id="47"/>
+      <w:bookmarkEnd w:id="48"/>
     </w:p>
     <w:p>
       <w:pPr>
@@ -17553,85 +17877,12 @@
           <w:rFonts w:hint="eastAsia"/>
         </w:rPr>
       </w:pPr>
-      <w:bookmarkStart w:id="48" w:name="_Toc230014979"/>
+      <w:bookmarkStart w:id="49" w:name="_Toc231397072"/>
       <w:r>
         <w:rPr>
           <w:rFonts w:hint="eastAsia"/>
         </w:rPr>
         <w:t>カタログ管理</w:t>
-      </w:r>
-      <w:bookmarkEnd w:id="48"/>
-    </w:p>
-    <w:p>
-      <w:pPr>
-        <w:pStyle w:val="afffffff8"/>
-        <w:numPr>
-          <w:ilvl w:val="0"/>
-          <w:numId w:val="7"/>
-        </w:numPr>
-        <w:ind w:leftChars="0"/>
-        <w:rPr>
-          <w:rFonts w:hint="eastAsia"/>
-        </w:rPr>
-      </w:pPr>
-      <w:r>
-        <w:rPr>
-          <w:rFonts w:hint="eastAsia"/>
-        </w:rPr>
-        <w:t>権限管理画面に表示する機能・カラムは `feature_catalogs` / `column_catalogs` を正本とする</w:t>
-      </w:r>
-    </w:p>
-    <w:p>
-      <w:pPr>
-        <w:pStyle w:val="afffffff8"/>
-        <w:numPr>
-          <w:ilvl w:val="0"/>
-          <w:numId w:val="7"/>
-        </w:numPr>
-        <w:ind w:leftChars="0"/>
-        <w:rPr>
-          <w:rFonts w:hint="eastAsia"/>
-        </w:rPr>
-      </w:pPr>
-      <w:r>
-        <w:rPr>
-          <w:rFonts w:hint="eastAsia"/>
-        </w:rPr>
-        <w:t>新しい画面、ボタン、カラムを権限管理対象に追加する場合は、API 実装より先にカタログ定義を追加する</w:t>
-      </w:r>
-    </w:p>
-    <w:p>
-      <w:pPr>
-        <w:pStyle w:val="afffffff8"/>
-        <w:numPr>
-          <w:ilvl w:val="0"/>
-          <w:numId w:val="7"/>
-        </w:numPr>
-        <w:ind w:leftChars="0"/>
-        <w:rPr>
-          <w:rFonts w:hint="eastAsia"/>
-        </w:rPr>
-      </w:pPr>
-      <w:r>
-        <w:rPr>
-          <w:rFonts w:hint="eastAsia"/>
-        </w:rPr>
-        <w:t>`SYSTEM_FIXED` の固定導線は本画面に表示せず、保存 API でも受け付けない</w:t>
-      </w:r>
-    </w:p>
-    <w:p>
-      <w:pPr>
-        <w:pStyle w:val="2"/>
-        <w:rPr>
-          <w:rFonts w:hint="eastAsia"/>
-        </w:rPr>
-      </w:pPr>
-      <w:bookmarkStart w:id="49" w:name="_Toc230014980"/>
-      <w:r>
-        <w:rPr>
-          <w:rFonts w:hint="eastAsia"/>
-        </w:rPr>
-        <w:t>保守時の注意点</w:t>
       </w:r>
       <w:bookmarkEnd w:id="49"/>
     </w:p>
@@ -17651,7 +17902,7 @@
         <w:rPr>
           <w:rFonts w:hint="eastAsia"/>
         </w:rPr>
-        <w:t>SHIP施設マスタ API は施設基本情報管理に限定し、施設提供機能・提供カラム設定は本APIを正本とする</w:t>
+        <w:t>権限管理画面に表示する機能・カラムは `feature_catalogs` / `column_catalogs` を正本とする</w:t>
       </w:r>
     </w:p>
     <w:p>
@@ -17670,7 +17921,7 @@
         <w:rPr>
           <w:rFonts w:hint="eastAsia"/>
         </w:rPr>
-        <w:t>施設グループ管理および他施設向け公開設定は本APIでは扱わず、施設グループ管理 API 設計書で扱う</w:t>
+        <w:t>新しい画面、ボタン、カラムを権限管理対象に追加する場合は、API 実装より先にカタログ定義を追加する</w:t>
       </w:r>
     </w:p>
     <w:p>
@@ -17689,16 +17940,108 @@
         <w:rPr>
           <w:rFonts w:hint="eastAsia"/>
         </w:rPr>
+        <w:t>`SYSTEM_FIXED` の固定導線と旧 `facility_feature_edit` は本画面に表示せず、保存 API でも受け付けない</w:t>
+      </w:r>
+    </w:p>
+    <w:p>
+      <w:pPr>
+        <w:pStyle w:val="2"/>
+        <w:rPr>
+          <w:rFonts w:hint="eastAsia"/>
+        </w:rPr>
+      </w:pPr>
+      <w:bookmarkStart w:id="50" w:name="_Toc231397073"/>
+      <w:r>
+        <w:rPr>
+          <w:rFonts w:hint="eastAsia"/>
+        </w:rPr>
         <w:lastRenderedPageBreak/>
-        <w:t>施設提供設定を OFF にしてもユーザー施設別設定は削除しないため、権限が再度 ON になった際に既存ユーザー設定が再利用される</w:t>
+        <w:t>保守時の注意点</w:t>
       </w:r>
+      <w:bookmarkEnd w:id="50"/>
     </w:p>
     <w:p>
       <w:pPr>
         <w:pStyle w:val="afffffff8"/>
         <w:numPr>
           <w:ilvl w:val="0"/>
-          <w:numId w:val="8"/>
+          <w:numId w:val="9"/>
+        </w:numPr>
+        <w:ind w:leftChars="0"/>
+        <w:rPr>
+          <w:rFonts w:hint="eastAsia"/>
+        </w:rPr>
+      </w:pPr>
+      <w:r>
+        <w:rPr>
+          <w:rFonts w:hint="eastAsia"/>
+        </w:rPr>
+        <w:t>SHIP施設マスタ API は施設基本情報管理に限定し、施設提供機能・提供カラム設定は本APIを正本とする</w:t>
+      </w:r>
+    </w:p>
+    <w:p>
+      <w:pPr>
+        <w:pStyle w:val="afffffff8"/>
+        <w:numPr>
+          <w:ilvl w:val="0"/>
+          <w:numId w:val="9"/>
+        </w:numPr>
+        <w:ind w:leftChars="0"/>
+        <w:rPr>
+          <w:rFonts w:hint="eastAsia"/>
+        </w:rPr>
+      </w:pPr>
+      <w:r>
+        <w:rPr>
+          <w:rFonts w:hint="eastAsia"/>
+        </w:rPr>
+        <w:t>新規施設追加後は、本APIで施設提供設定を行ってからユーザー管理APIで最初のユーザーとユーザー施設別設定を登録する</w:t>
+      </w:r>
+    </w:p>
+    <w:p>
+      <w:pPr>
+        <w:pStyle w:val="afffffff8"/>
+        <w:numPr>
+          <w:ilvl w:val="0"/>
+          <w:numId w:val="9"/>
+        </w:numPr>
+        <w:ind w:leftChars="0"/>
+        <w:rPr>
+          <w:rFonts w:hint="eastAsia"/>
+        </w:rPr>
+      </w:pPr>
+      <w:r>
+        <w:rPr>
+          <w:rFonts w:hint="eastAsia"/>
+        </w:rPr>
+        <w:t>施設グループ管理および他施設向け公開設定は本APIでは扱わず、施設グループ管理 API 設計書で扱う</w:t>
+      </w:r>
+    </w:p>
+    <w:p>
+      <w:pPr>
+        <w:pStyle w:val="afffffff8"/>
+        <w:numPr>
+          <w:ilvl w:val="0"/>
+          <w:numId w:val="9"/>
+        </w:numPr>
+        <w:ind w:leftChars="0"/>
+        <w:rPr>
+          <w:rFonts w:hint="eastAsia"/>
+        </w:rPr>
+      </w:pPr>
+      <w:r>
+        <w:rPr>
+          <w:rFonts w:hint="eastAsia"/>
+        </w:rPr>
+        <w:t>施設提供設定を OFF にしてもユーザー施設別設定は削除しないため、権限が再度 ON になった際に既存ユーザー設定が再利用される</w:t>
+      </w:r>
+    </w:p>
+    <w:p>
+      <w:pPr>
+        <w:pStyle w:val="afffffff8"/>
+        <w:numPr>
+          <w:ilvl w:val="0"/>
+          <w:numId w:val="9"/>
         </w:numPr>
         <w:ind w:leftChars="0"/>
         <w:rPr>
@@ -17778,9 +18121,357 @@
 <file path=word/numbering.xml><?xml version="1.0" encoding="utf-8"?>
 <w:numbering xmlns:wpc="http://schemas.microsoft.com/office/word/2010/wordprocessingCanvas" xmlns:cx="http://schemas.microsoft.com/office/drawing/2014/chartex" xmlns:cx1="http://schemas.microsoft.com/office/drawing/2015/9/8/chartex" xmlns:cx2="http://schemas.microsoft.com/office/drawing/2015/10/21/chartex" xmlns:cx3="http://schemas.microsoft.com/office/drawing/2016/5/9/chartex" xmlns:cx4="http://schemas.microsoft.com/office/drawing/2016/5/10/chartex" xmlns:cx5="http://schemas.microsoft.com/office/drawing/2016/5/11/chartex" xmlns:cx6="http://schemas.microsoft.com/office/drawing/2016/5/12/chartex" xmlns:cx7="http://schemas.microsoft.com/office/drawing/2016/5/13/chartex" xmlns:cx8="http://schemas.microsoft.com/office/drawing/2016/5/14/chartex" xmlns:mc="http://schemas.openxmlformats.org/markup-compatibility/2006" xmlns:aink="http://schemas.microsoft.com/office/drawing/2016/ink" xmlns:am3d="http://schemas.microsoft.com/office/drawing/2017/model3d" xmlns:o="urn:schemas-microsoft-com:office:office" xmlns:oel="http://schemas.microsoft.com/office/2019/extlst" xmlns:r="http://schemas.openxmlformats.org/officeDocument/2006/relationships" xmlns:m="http://schemas.openxmlformats.org/officeDocument/2006/math" xmlns:v="urn:schemas-microsoft-com:vml" xmlns:wp14="http://schemas.microsoft.com/office/word/2010/wordprocessingDrawing" xmlns:wp="http://schemas.openxmlformats.org/drawingml/2006/wordprocessingDrawing" xmlns:w10="urn:schemas-microsoft-com:office:word" xmlns:w="http://schemas.openxmlformats.org/wordprocessingml/2006/main" xmlns:w14="http://schemas.microsoft.com/office/word/2010/wordml" xmlns:w15="http://schemas.microsoft.com/office/word/2012/wordml" xmlns:w16cex="http://schemas.microsoft.com/office/word/2018/wordml/cex" xmlns:w16cid="http://schemas.microsoft.com/office/word/2016/wordml/cid" xmlns:w16="http://schemas.microsoft.com/office/word/2018/wordml" xmlns:w16du="http://schemas.microsoft.com/office/word/2023/wordml/word16du" xmlns:w16sdtdh="http://schemas.microsoft.com/office/word/2020/wordml/sdtdatahash" xmlns:w16sdtfl="http://schemas.microsoft.com/office/word/2024/wordml/sdtformatlock" xmlns:w16se="http://schemas.microsoft.com/office/word/2015/wordml/symex" xmlns:wpg="http://schemas.microsoft.com/office/word/2010/wordprocessingGroup" xmlns:wpi="http://schemas.microsoft.com/office/word/2010/wordprocessingInk" xmlns:wne="http://schemas.microsoft.com/office/word/2006/wordml" xmlns:wps="http://schemas.microsoft.com/office/word/2010/wordprocessingShape" mc:Ignorable="w14 w15 w16se w16cid w16 w16cex w16sdtdh w16sdtfl w16du wp14">
   <w:abstractNum w:abstractNumId="0" w15:restartNumberingAfterBreak="0">
-    <w:nsid w:val="02482E33"/>
+    <w:nsid w:val="0FFB34BD"/>
     <w:multiLevelType w:val="hybridMultilevel"/>
-    <w:tmpl w:val="106091AC"/>
+    <w:tmpl w:val="C3481E2E"/>
+    <w:name w:val="__API_DOC_SQUARE_BULLET__222"/>
+    <w:lvl w:ilvl="0" w:tplc="0409000F">
+      <w:start w:val="1"/>
+      <w:numFmt w:val="decimal"/>
+      <w:lvlText w:val="%1."/>
+      <w:lvlJc w:val="left"/>
+      <w:pPr>
+        <w:ind w:left="440" w:hanging="440"/>
+      </w:pPr>
+    </w:lvl>
+    <w:lvl w:ilvl="1" w:tplc="04090017" w:tentative="1">
+      <w:start w:val="1"/>
+      <w:numFmt w:val="aiueoFullWidth"/>
+      <w:lvlText w:val="(%2)"/>
+      <w:lvlJc w:val="left"/>
+      <w:pPr>
+        <w:ind w:left="880" w:hanging="440"/>
+      </w:pPr>
+    </w:lvl>
+    <w:lvl w:ilvl="2" w:tplc="04090011" w:tentative="1">
+      <w:start w:val="1"/>
+      <w:numFmt w:val="decimalEnclosedCircle"/>
+      <w:lvlText w:val="%3"/>
+      <w:lvlJc w:val="left"/>
+      <w:pPr>
+        <w:ind w:left="1320" w:hanging="440"/>
+      </w:pPr>
+    </w:lvl>
+    <w:lvl w:ilvl="3" w:tplc="0409000F" w:tentative="1">
+      <w:start w:val="1"/>
+      <w:numFmt w:val="decimal"/>
+      <w:lvlText w:val="%4."/>
+      <w:lvlJc w:val="left"/>
+      <w:pPr>
+        <w:ind w:left="1760" w:hanging="440"/>
+      </w:pPr>
+    </w:lvl>
+    <w:lvl w:ilvl="4" w:tplc="04090017" w:tentative="1">
+      <w:start w:val="1"/>
+      <w:numFmt w:val="aiueoFullWidth"/>
+      <w:lvlText w:val="(%5)"/>
+      <w:lvlJc w:val="left"/>
+      <w:pPr>
+        <w:ind w:left="2200" w:hanging="440"/>
+      </w:pPr>
+    </w:lvl>
+    <w:lvl w:ilvl="5" w:tplc="04090011" w:tentative="1">
+      <w:start w:val="1"/>
+      <w:numFmt w:val="decimalEnclosedCircle"/>
+      <w:lvlText w:val="%6"/>
+      <w:lvlJc w:val="left"/>
+      <w:pPr>
+        <w:ind w:left="2640" w:hanging="440"/>
+      </w:pPr>
+    </w:lvl>
+    <w:lvl w:ilvl="6" w:tplc="0409000F" w:tentative="1">
+      <w:start w:val="1"/>
+      <w:numFmt w:val="decimal"/>
+      <w:lvlText w:val="%7."/>
+      <w:lvlJc w:val="left"/>
+      <w:pPr>
+        <w:ind w:left="3080" w:hanging="440"/>
+      </w:pPr>
+    </w:lvl>
+    <w:lvl w:ilvl="7" w:tplc="04090017" w:tentative="1">
+      <w:start w:val="1"/>
+      <w:numFmt w:val="aiueoFullWidth"/>
+      <w:lvlText w:val="(%8)"/>
+      <w:lvlJc w:val="left"/>
+      <w:pPr>
+        <w:ind w:left="3520" w:hanging="440"/>
+      </w:pPr>
+    </w:lvl>
+    <w:lvl w:ilvl="8" w:tplc="04090011" w:tentative="1">
+      <w:start w:val="1"/>
+      <w:numFmt w:val="decimalEnclosedCircle"/>
+      <w:lvlText w:val="%9"/>
+      <w:lvlJc w:val="left"/>
+      <w:pPr>
+        <w:ind w:left="3960" w:hanging="440"/>
+      </w:pPr>
+    </w:lvl>
+  </w:abstractNum>
+  <w:abstractNum w:abstractNumId="1" w15:restartNumberingAfterBreak="0">
+    <w:nsid w:val="124A6742"/>
+    <w:multiLevelType w:val="hybridMultilevel"/>
+    <w:tmpl w:val="20EC8022"/>
+    <w:name w:val="__API_DOC_SQUARE_BULLET__222222"/>
+    <w:lvl w:ilvl="0" w:tplc="0409000F">
+      <w:start w:val="1"/>
+      <w:numFmt w:val="decimal"/>
+      <w:lvlText w:val="%1."/>
+      <w:lvlJc w:val="left"/>
+      <w:pPr>
+        <w:ind w:left="440" w:hanging="440"/>
+      </w:pPr>
+    </w:lvl>
+    <w:lvl w:ilvl="1" w:tplc="04090017" w:tentative="1">
+      <w:start w:val="1"/>
+      <w:numFmt w:val="aiueoFullWidth"/>
+      <w:lvlText w:val="(%2)"/>
+      <w:lvlJc w:val="left"/>
+      <w:pPr>
+        <w:ind w:left="880" w:hanging="440"/>
+      </w:pPr>
+    </w:lvl>
+    <w:lvl w:ilvl="2" w:tplc="04090011" w:tentative="1">
+      <w:start w:val="1"/>
+      <w:numFmt w:val="decimalEnclosedCircle"/>
+      <w:lvlText w:val="%3"/>
+      <w:lvlJc w:val="left"/>
+      <w:pPr>
+        <w:ind w:left="1320" w:hanging="440"/>
+      </w:pPr>
+    </w:lvl>
+    <w:lvl w:ilvl="3" w:tplc="0409000F" w:tentative="1">
+      <w:start w:val="1"/>
+      <w:numFmt w:val="decimal"/>
+      <w:lvlText w:val="%4."/>
+      <w:lvlJc w:val="left"/>
+      <w:pPr>
+        <w:ind w:left="1760" w:hanging="440"/>
+      </w:pPr>
+    </w:lvl>
+    <w:lvl w:ilvl="4" w:tplc="04090017" w:tentative="1">
+      <w:start w:val="1"/>
+      <w:numFmt w:val="aiueoFullWidth"/>
+      <w:lvlText w:val="(%5)"/>
+      <w:lvlJc w:val="left"/>
+      <w:pPr>
+        <w:ind w:left="2200" w:hanging="440"/>
+      </w:pPr>
+    </w:lvl>
+    <w:lvl w:ilvl="5" w:tplc="04090011" w:tentative="1">
+      <w:start w:val="1"/>
+      <w:numFmt w:val="decimalEnclosedCircle"/>
+      <w:lvlText w:val="%6"/>
+      <w:lvlJc w:val="left"/>
+      <w:pPr>
+        <w:ind w:left="2640" w:hanging="440"/>
+      </w:pPr>
+    </w:lvl>
+    <w:lvl w:ilvl="6" w:tplc="0409000F" w:tentative="1">
+      <w:start w:val="1"/>
+      <w:numFmt w:val="decimal"/>
+      <w:lvlText w:val="%7."/>
+      <w:lvlJc w:val="left"/>
+      <w:pPr>
+        <w:ind w:left="3080" w:hanging="440"/>
+      </w:pPr>
+    </w:lvl>
+    <w:lvl w:ilvl="7" w:tplc="04090017" w:tentative="1">
+      <w:start w:val="1"/>
+      <w:numFmt w:val="aiueoFullWidth"/>
+      <w:lvlText w:val="(%8)"/>
+      <w:lvlJc w:val="left"/>
+      <w:pPr>
+        <w:ind w:left="3520" w:hanging="440"/>
+      </w:pPr>
+    </w:lvl>
+    <w:lvl w:ilvl="8" w:tplc="04090011" w:tentative="1">
+      <w:start w:val="1"/>
+      <w:numFmt w:val="decimalEnclosedCircle"/>
+      <w:lvlText w:val="%9"/>
+      <w:lvlJc w:val="left"/>
+      <w:pPr>
+        <w:ind w:left="3960" w:hanging="440"/>
+      </w:pPr>
+    </w:lvl>
+  </w:abstractNum>
+  <w:abstractNum w:abstractNumId="2" w15:restartNumberingAfterBreak="0">
+    <w:nsid w:val="20080E85"/>
+    <w:multiLevelType w:val="hybridMultilevel"/>
+    <w:tmpl w:val="4BD450DA"/>
+    <w:name w:val="__API_DOC_SQUARE_BULLET__22222"/>
+    <w:lvl w:ilvl="0" w:tplc="0409000F">
+      <w:start w:val="1"/>
+      <w:numFmt w:val="decimal"/>
+      <w:lvlText w:val="%1."/>
+      <w:lvlJc w:val="left"/>
+      <w:pPr>
+        <w:ind w:left="440" w:hanging="440"/>
+      </w:pPr>
+    </w:lvl>
+    <w:lvl w:ilvl="1" w:tplc="04090017" w:tentative="1">
+      <w:start w:val="1"/>
+      <w:numFmt w:val="aiueoFullWidth"/>
+      <w:lvlText w:val="(%2)"/>
+      <w:lvlJc w:val="left"/>
+      <w:pPr>
+        <w:ind w:left="880" w:hanging="440"/>
+      </w:pPr>
+    </w:lvl>
+    <w:lvl w:ilvl="2" w:tplc="04090011" w:tentative="1">
+      <w:start w:val="1"/>
+      <w:numFmt w:val="decimalEnclosedCircle"/>
+      <w:lvlText w:val="%3"/>
+      <w:lvlJc w:val="left"/>
+      <w:pPr>
+        <w:ind w:left="1320" w:hanging="440"/>
+      </w:pPr>
+    </w:lvl>
+    <w:lvl w:ilvl="3" w:tplc="0409000F" w:tentative="1">
+      <w:start w:val="1"/>
+      <w:numFmt w:val="decimal"/>
+      <w:lvlText w:val="%4."/>
+      <w:lvlJc w:val="left"/>
+      <w:pPr>
+        <w:ind w:left="1760" w:hanging="440"/>
+      </w:pPr>
+    </w:lvl>
+    <w:lvl w:ilvl="4" w:tplc="04090017" w:tentative="1">
+      <w:start w:val="1"/>
+      <w:numFmt w:val="aiueoFullWidth"/>
+      <w:lvlText w:val="(%5)"/>
+      <w:lvlJc w:val="left"/>
+      <w:pPr>
+        <w:ind w:left="2200" w:hanging="440"/>
+      </w:pPr>
+    </w:lvl>
+    <w:lvl w:ilvl="5" w:tplc="04090011" w:tentative="1">
+      <w:start w:val="1"/>
+      <w:numFmt w:val="decimalEnclosedCircle"/>
+      <w:lvlText w:val="%6"/>
+      <w:lvlJc w:val="left"/>
+      <w:pPr>
+        <w:ind w:left="2640" w:hanging="440"/>
+      </w:pPr>
+    </w:lvl>
+    <w:lvl w:ilvl="6" w:tplc="0409000F" w:tentative="1">
+      <w:start w:val="1"/>
+      <w:numFmt w:val="decimal"/>
+      <w:lvlText w:val="%7."/>
+      <w:lvlJc w:val="left"/>
+      <w:pPr>
+        <w:ind w:left="3080" w:hanging="440"/>
+      </w:pPr>
+    </w:lvl>
+    <w:lvl w:ilvl="7" w:tplc="04090017" w:tentative="1">
+      <w:start w:val="1"/>
+      <w:numFmt w:val="aiueoFullWidth"/>
+      <w:lvlText w:val="(%8)"/>
+      <w:lvlJc w:val="left"/>
+      <w:pPr>
+        <w:ind w:left="3520" w:hanging="440"/>
+      </w:pPr>
+    </w:lvl>
+    <w:lvl w:ilvl="8" w:tplc="04090011" w:tentative="1">
+      <w:start w:val="1"/>
+      <w:numFmt w:val="decimalEnclosedCircle"/>
+      <w:lvlText w:val="%9"/>
+      <w:lvlJc w:val="left"/>
+      <w:pPr>
+        <w:ind w:left="3960" w:hanging="440"/>
+      </w:pPr>
+    </w:lvl>
+  </w:abstractNum>
+  <w:abstractNum w:abstractNumId="3" w15:restartNumberingAfterBreak="0">
+    <w:nsid w:val="281F6431"/>
+    <w:multiLevelType w:val="hybridMultilevel"/>
+    <w:tmpl w:val="CA3C0E8A"/>
+    <w:name w:val="__API_DOC_SQUARE_BULLET__2"/>
+    <w:lvl w:ilvl="0" w:tplc="0409000F">
+      <w:start w:val="1"/>
+      <w:numFmt w:val="decimal"/>
+      <w:lvlText w:val="%1."/>
+      <w:lvlJc w:val="left"/>
+      <w:pPr>
+        <w:ind w:left="440" w:hanging="440"/>
+      </w:pPr>
+    </w:lvl>
+    <w:lvl w:ilvl="1" w:tplc="04090017" w:tentative="1">
+      <w:start w:val="1"/>
+      <w:numFmt w:val="aiueoFullWidth"/>
+      <w:lvlText w:val="(%2)"/>
+      <w:lvlJc w:val="left"/>
+      <w:pPr>
+        <w:ind w:left="880" w:hanging="440"/>
+      </w:pPr>
+    </w:lvl>
+    <w:lvl w:ilvl="2" w:tplc="04090011" w:tentative="1">
+      <w:start w:val="1"/>
+      <w:numFmt w:val="decimalEnclosedCircle"/>
+      <w:lvlText w:val="%3"/>
+      <w:lvlJc w:val="left"/>
+      <w:pPr>
+        <w:ind w:left="1320" w:hanging="440"/>
+      </w:pPr>
+    </w:lvl>
+    <w:lvl w:ilvl="3" w:tplc="0409000F" w:tentative="1">
+      <w:start w:val="1"/>
+      <w:numFmt w:val="decimal"/>
+      <w:lvlText w:val="%4."/>
+      <w:lvlJc w:val="left"/>
+      <w:pPr>
+        <w:ind w:left="1760" w:hanging="440"/>
+      </w:pPr>
+    </w:lvl>
+    <w:lvl w:ilvl="4" w:tplc="04090017" w:tentative="1">
+      <w:start w:val="1"/>
+      <w:numFmt w:val="aiueoFullWidth"/>
+      <w:lvlText w:val="(%5)"/>
+      <w:lvlJc w:val="left"/>
+      <w:pPr>
+        <w:ind w:left="2200" w:hanging="440"/>
+      </w:pPr>
+    </w:lvl>
+    <w:lvl w:ilvl="5" w:tplc="04090011" w:tentative="1">
+      <w:start w:val="1"/>
+      <w:numFmt w:val="decimalEnclosedCircle"/>
+      <w:lvlText w:val="%6"/>
+      <w:lvlJc w:val="left"/>
+      <w:pPr>
+        <w:ind w:left="2640" w:hanging="440"/>
+      </w:pPr>
+    </w:lvl>
+    <w:lvl w:ilvl="6" w:tplc="0409000F" w:tentative="1">
+      <w:start w:val="1"/>
+      <w:numFmt w:val="decimal"/>
+      <w:lvlText w:val="%7."/>
+      <w:lvlJc w:val="left"/>
+      <w:pPr>
+        <w:ind w:left="3080" w:hanging="440"/>
+      </w:pPr>
+    </w:lvl>
+    <w:lvl w:ilvl="7" w:tplc="04090017" w:tentative="1">
+      <w:start w:val="1"/>
+      <w:numFmt w:val="aiueoFullWidth"/>
+      <w:lvlText w:val="(%8)"/>
+      <w:lvlJc w:val="left"/>
+      <w:pPr>
+        <w:ind w:left="3520" w:hanging="440"/>
+      </w:pPr>
+    </w:lvl>
+    <w:lvl w:ilvl="8" w:tplc="04090011" w:tentative="1">
+      <w:start w:val="1"/>
+      <w:numFmt w:val="decimalEnclosedCircle"/>
+      <w:lvlText w:val="%9"/>
+      <w:lvlJc w:val="left"/>
+      <w:pPr>
+        <w:ind w:left="3960" w:hanging="440"/>
+      </w:pPr>
+    </w:lvl>
+  </w:abstractNum>
+  <w:abstractNum w:abstractNumId="4" w15:restartNumberingAfterBreak="0">
+    <w:nsid w:val="4AA32317"/>
+    <w:multiLevelType w:val="hybridMultilevel"/>
+    <w:tmpl w:val="C43CBC12"/>
     <w:name w:val="__API_DOC_SQUARE_BULLET__2222"/>
     <w:lvl w:ilvl="0" w:tplc="0409000F">
       <w:start w:val="1"/>
@@ -17864,10 +18555,10 @@
       </w:pPr>
     </w:lvl>
   </w:abstractNum>
-  <w:abstractNum w:abstractNumId="1" w15:restartNumberingAfterBreak="0">
-    <w:nsid w:val="0278712D"/>
+  <w:abstractNum w:abstractNumId="5" w15:restartNumberingAfterBreak="0">
+    <w:nsid w:val="732B7F83"/>
     <w:multiLevelType w:val="hybridMultilevel"/>
-    <w:tmpl w:val="55D2E132"/>
+    <w:tmpl w:val="13C84514"/>
     <w:name w:val="__API_DOC_SQUARE_BULLET__22"/>
     <w:lvl w:ilvl="0" w:tplc="0409000F">
       <w:start w:val="1"/>
@@ -17951,182 +18642,25 @@
       </w:pPr>
     </w:lvl>
   </w:abstractNum>
-  <w:abstractNum w:abstractNumId="2" w15:restartNumberingAfterBreak="0">
-    <w:nsid w:val="3BBA1F43"/>
-    <w:multiLevelType w:val="hybridMultilevel"/>
-    <w:tmpl w:val="2D849332"/>
-    <w:name w:val="__API_DOC_SQUARE_BULLET__222"/>
-    <w:lvl w:ilvl="0" w:tplc="0409000F">
+  <w:abstractNum w:abstractNumId="6" w15:restartNumberingAfterBreak="0">
+    <w:nsid w:val="765F72DF"/>
+    <w:multiLevelType w:val="singleLevel"/>
+    <w:tmpl w:val="04090001"/>
+    <w:lvl w:ilvl="0">
       <w:start w:val="1"/>
-      <w:numFmt w:val="decimal"/>
-      <w:lvlText w:val="%1."/>
+      <w:numFmt w:val="bullet"/>
+      <w:lvlText w:val="■"/>
       <w:lvlJc w:val="left"/>
       <w:pPr>
         <w:ind w:left="440" w:hanging="440"/>
       </w:pPr>
-    </w:lvl>
-    <w:lvl w:ilvl="1" w:tplc="04090017" w:tentative="1">
-      <w:start w:val="1"/>
-      <w:numFmt w:val="aiueoFullWidth"/>
-      <w:lvlText w:val="(%2)"/>
-      <w:lvlJc w:val="left"/>
-      <w:pPr>
-        <w:ind w:left="880" w:hanging="440"/>
-      </w:pPr>
-    </w:lvl>
-    <w:lvl w:ilvl="2" w:tplc="04090011" w:tentative="1">
-      <w:start w:val="1"/>
-      <w:numFmt w:val="decimalEnclosedCircle"/>
-      <w:lvlText w:val="%3"/>
-      <w:lvlJc w:val="left"/>
-      <w:pPr>
-        <w:ind w:left="1320" w:hanging="440"/>
-      </w:pPr>
-    </w:lvl>
-    <w:lvl w:ilvl="3" w:tplc="0409000F" w:tentative="1">
-      <w:start w:val="1"/>
-      <w:numFmt w:val="decimal"/>
-      <w:lvlText w:val="%4."/>
-      <w:lvlJc w:val="left"/>
-      <w:pPr>
-        <w:ind w:left="1760" w:hanging="440"/>
-      </w:pPr>
-    </w:lvl>
-    <w:lvl w:ilvl="4" w:tplc="04090017" w:tentative="1">
-      <w:start w:val="1"/>
-      <w:numFmt w:val="aiueoFullWidth"/>
-      <w:lvlText w:val="(%5)"/>
-      <w:lvlJc w:val="left"/>
-      <w:pPr>
-        <w:ind w:left="2200" w:hanging="440"/>
-      </w:pPr>
-    </w:lvl>
-    <w:lvl w:ilvl="5" w:tplc="04090011" w:tentative="1">
-      <w:start w:val="1"/>
-      <w:numFmt w:val="decimalEnclosedCircle"/>
-      <w:lvlText w:val="%6"/>
-      <w:lvlJc w:val="left"/>
-      <w:pPr>
-        <w:ind w:left="2640" w:hanging="440"/>
-      </w:pPr>
-    </w:lvl>
-    <w:lvl w:ilvl="6" w:tplc="0409000F" w:tentative="1">
-      <w:start w:val="1"/>
-      <w:numFmt w:val="decimal"/>
-      <w:lvlText w:val="%7."/>
-      <w:lvlJc w:val="left"/>
-      <w:pPr>
-        <w:ind w:left="3080" w:hanging="440"/>
-      </w:pPr>
-    </w:lvl>
-    <w:lvl w:ilvl="7" w:tplc="04090017" w:tentative="1">
-      <w:start w:val="1"/>
-      <w:numFmt w:val="aiueoFullWidth"/>
-      <w:lvlText w:val="(%8)"/>
-      <w:lvlJc w:val="left"/>
-      <w:pPr>
-        <w:ind w:left="3520" w:hanging="440"/>
-      </w:pPr>
-    </w:lvl>
-    <w:lvl w:ilvl="8" w:tplc="04090011" w:tentative="1">
-      <w:start w:val="1"/>
-      <w:numFmt w:val="decimalEnclosedCircle"/>
-      <w:lvlText w:val="%9"/>
-      <w:lvlJc w:val="left"/>
-      <w:pPr>
-        <w:ind w:left="3960" w:hanging="440"/>
-      </w:pPr>
+      <w:rPr>
+        <w:rFonts w:ascii="Meiryo UI" w:hAnsi="Meiryo UI" w:eastAsia="Meiryo UI" w:cs="Meiryo UI" w:hint="default"/>
+      </w:rPr>
     </w:lvl>
   </w:abstractNum>
-  <w:abstractNum w:abstractNumId="3" w15:restartNumberingAfterBreak="0">
-    <w:nsid w:val="46796266"/>
-    <w:multiLevelType w:val="hybridMultilevel"/>
-    <w:tmpl w:val="72022DFC"/>
-    <w:name w:val="__API_DOC_SQUARE_BULLET__2"/>
-    <w:lvl w:ilvl="0" w:tplc="0409000F">
-      <w:start w:val="1"/>
-      <w:numFmt w:val="decimal"/>
-      <w:lvlText w:val="%1."/>
-      <w:lvlJc w:val="left"/>
-      <w:pPr>
-        <w:ind w:left="440" w:hanging="440"/>
-      </w:pPr>
-    </w:lvl>
-    <w:lvl w:ilvl="1" w:tplc="04090017" w:tentative="1">
-      <w:start w:val="1"/>
-      <w:numFmt w:val="aiueoFullWidth"/>
-      <w:lvlText w:val="(%2)"/>
-      <w:lvlJc w:val="left"/>
-      <w:pPr>
-        <w:ind w:left="880" w:hanging="440"/>
-      </w:pPr>
-    </w:lvl>
-    <w:lvl w:ilvl="2" w:tplc="04090011" w:tentative="1">
-      <w:start w:val="1"/>
-      <w:numFmt w:val="decimalEnclosedCircle"/>
-      <w:lvlText w:val="%3"/>
-      <w:lvlJc w:val="left"/>
-      <w:pPr>
-        <w:ind w:left="1320" w:hanging="440"/>
-      </w:pPr>
-    </w:lvl>
-    <w:lvl w:ilvl="3" w:tplc="0409000F" w:tentative="1">
-      <w:start w:val="1"/>
-      <w:numFmt w:val="decimal"/>
-      <w:lvlText w:val="%4."/>
-      <w:lvlJc w:val="left"/>
-      <w:pPr>
-        <w:ind w:left="1760" w:hanging="440"/>
-      </w:pPr>
-    </w:lvl>
-    <w:lvl w:ilvl="4" w:tplc="04090017" w:tentative="1">
-      <w:start w:val="1"/>
-      <w:numFmt w:val="aiueoFullWidth"/>
-      <w:lvlText w:val="(%5)"/>
-      <w:lvlJc w:val="left"/>
-      <w:pPr>
-        <w:ind w:left="2200" w:hanging="440"/>
-      </w:pPr>
-    </w:lvl>
-    <w:lvl w:ilvl="5" w:tplc="04090011" w:tentative="1">
-      <w:start w:val="1"/>
-      <w:numFmt w:val="decimalEnclosedCircle"/>
-      <w:lvlText w:val="%6"/>
-      <w:lvlJc w:val="left"/>
-      <w:pPr>
-        <w:ind w:left="2640" w:hanging="440"/>
-      </w:pPr>
-    </w:lvl>
-    <w:lvl w:ilvl="6" w:tplc="0409000F" w:tentative="1">
-      <w:start w:val="1"/>
-      <w:numFmt w:val="decimal"/>
-      <w:lvlText w:val="%7."/>
-      <w:lvlJc w:val="left"/>
-      <w:pPr>
-        <w:ind w:left="3080" w:hanging="440"/>
-      </w:pPr>
-    </w:lvl>
-    <w:lvl w:ilvl="7" w:tplc="04090017" w:tentative="1">
-      <w:start w:val="1"/>
-      <w:numFmt w:val="aiueoFullWidth"/>
-      <w:lvlText w:val="(%8)"/>
-      <w:lvlJc w:val="left"/>
-      <w:pPr>
-        <w:ind w:left="3520" w:hanging="440"/>
-      </w:pPr>
-    </w:lvl>
-    <w:lvl w:ilvl="8" w:tplc="04090011" w:tentative="1">
-      <w:start w:val="1"/>
-      <w:numFmt w:val="decimalEnclosedCircle"/>
-      <w:lvlText w:val="%9"/>
-      <w:lvlJc w:val="left"/>
-      <w:pPr>
-        <w:ind w:left="3960" w:hanging="440"/>
-      </w:pPr>
-    </w:lvl>
-  </w:abstractNum>
-  <w:abstractNum w:abstractNumId="4" w15:restartNumberingAfterBreak="0">
-    <w:nsid w:val="487E5CE1"/>
+  <w:abstractNum w:abstractNumId="7" w15:restartNumberingAfterBreak="0">
+    <w:nsid w:val="799E7640"/>
     <w:multiLevelType w:val="singleLevel"/>
     <w:tmpl w:val="0409000F"/>
     <w:name w:val="__API_DOC_SQUARE_BULLET__"/>
@@ -18140,94 +18674,7 @@
       </w:pPr>
     </w:lvl>
   </w:abstractNum>
-  <w:abstractNum w:abstractNumId="5" w15:restartNumberingAfterBreak="0">
-    <w:nsid w:val="543F4725"/>
-    <w:multiLevelType w:val="hybridMultilevel"/>
-    <w:tmpl w:val="3D704196"/>
-    <w:name w:val="__API_DOC_SQUARE_BULLET__22222"/>
-    <w:lvl w:ilvl="0" w:tplc="0409000F">
-      <w:start w:val="1"/>
-      <w:numFmt w:val="decimal"/>
-      <w:lvlText w:val="%1."/>
-      <w:lvlJc w:val="left"/>
-      <w:pPr>
-        <w:ind w:left="440" w:hanging="440"/>
-      </w:pPr>
-    </w:lvl>
-    <w:lvl w:ilvl="1" w:tplc="04090017" w:tentative="1">
-      <w:start w:val="1"/>
-      <w:numFmt w:val="aiueoFullWidth"/>
-      <w:lvlText w:val="(%2)"/>
-      <w:lvlJc w:val="left"/>
-      <w:pPr>
-        <w:ind w:left="880" w:hanging="440"/>
-      </w:pPr>
-    </w:lvl>
-    <w:lvl w:ilvl="2" w:tplc="04090011" w:tentative="1">
-      <w:start w:val="1"/>
-      <w:numFmt w:val="decimalEnclosedCircle"/>
-      <w:lvlText w:val="%3"/>
-      <w:lvlJc w:val="left"/>
-      <w:pPr>
-        <w:ind w:left="1320" w:hanging="440"/>
-      </w:pPr>
-    </w:lvl>
-    <w:lvl w:ilvl="3" w:tplc="0409000F" w:tentative="1">
-      <w:start w:val="1"/>
-      <w:numFmt w:val="decimal"/>
-      <w:lvlText w:val="%4."/>
-      <w:lvlJc w:val="left"/>
-      <w:pPr>
-        <w:ind w:left="1760" w:hanging="440"/>
-      </w:pPr>
-    </w:lvl>
-    <w:lvl w:ilvl="4" w:tplc="04090017" w:tentative="1">
-      <w:start w:val="1"/>
-      <w:numFmt w:val="aiueoFullWidth"/>
-      <w:lvlText w:val="(%5)"/>
-      <w:lvlJc w:val="left"/>
-      <w:pPr>
-        <w:ind w:left="2200" w:hanging="440"/>
-      </w:pPr>
-    </w:lvl>
-    <w:lvl w:ilvl="5" w:tplc="04090011" w:tentative="1">
-      <w:start w:val="1"/>
-      <w:numFmt w:val="decimalEnclosedCircle"/>
-      <w:lvlText w:val="%6"/>
-      <w:lvlJc w:val="left"/>
-      <w:pPr>
-        <w:ind w:left="2640" w:hanging="440"/>
-      </w:pPr>
-    </w:lvl>
-    <w:lvl w:ilvl="6" w:tplc="0409000F" w:tentative="1">
-      <w:start w:val="1"/>
-      <w:numFmt w:val="decimal"/>
-      <w:lvlText w:val="%7."/>
-      <w:lvlJc w:val="left"/>
-      <w:pPr>
-        <w:ind w:left="3080" w:hanging="440"/>
-      </w:pPr>
-    </w:lvl>
-    <w:lvl w:ilvl="7" w:tplc="04090017" w:tentative="1">
-      <w:start w:val="1"/>
-      <w:numFmt w:val="aiueoFullWidth"/>
-      <w:lvlText w:val="(%8)"/>
-      <w:lvlJc w:val="left"/>
-      <w:pPr>
-        <w:ind w:left="3520" w:hanging="440"/>
-      </w:pPr>
-    </w:lvl>
-    <w:lvl w:ilvl="8" w:tplc="04090011" w:tentative="1">
-      <w:start w:val="1"/>
-      <w:numFmt w:val="decimalEnclosedCircle"/>
-      <w:lvlText w:val="%9"/>
-      <w:lvlJc w:val="left"/>
-      <w:pPr>
-        <w:ind w:left="3960" w:hanging="440"/>
-      </w:pPr>
-    </w:lvl>
-  </w:abstractNum>
-  <w:abstractNum w:abstractNumId="6" w15:restartNumberingAfterBreak="0">
+  <w:abstractNum w:abstractNumId="8" w15:restartNumberingAfterBreak="0">
     <w:nsid w:val="7AC532A8"/>
     <w:multiLevelType w:val="multilevel"/>
     <w:tmpl w:val="4E1E5628"/>
@@ -18341,48 +18788,34 @@
       </w:rPr>
     </w:lvl>
   </w:abstractNum>
-  <w:abstractNum w:abstractNumId="7" w15:restartNumberingAfterBreak="0">
-    <w:nsid w:val="7F180EDB"/>
-    <w:multiLevelType w:val="singleLevel"/>
-    <w:tmpl w:val="04090001"/>
-    <w:lvl w:ilvl="0">
-      <w:start w:val="1"/>
-      <w:numFmt w:val="bullet"/>
-      <w:lvlText w:val="■"/>
-      <w:lvlJc w:val="left"/>
-      <w:pPr>
-        <w:ind w:left="440" w:hanging="440"/>
-      </w:pPr>
-      <w:rPr>
-        <w:rFonts w:ascii="Meiryo UI" w:hAnsi="Meiryo UI" w:eastAsia="Meiryo UI" w:cs="Meiryo UI" w:hint="default"/>
-      </w:rPr>
-    </w:lvl>
-  </w:abstractNum>
   <w:num w:numId="1" w16cid:durableId="296302402">
+    <w:abstractNumId w:val="8"/>
+  </w:num>
+  <w:num w:numId="2" w16cid:durableId="657929378">
     <w:abstractNumId w:val="6"/>
   </w:num>
-  <w:num w:numId="2" w16cid:durableId="416024358">
+  <w:num w:numId="3" w16cid:durableId="749351669">
     <w:abstractNumId w:val="7"/>
   </w:num>
-  <w:num w:numId="3" w16cid:durableId="144471454">
+  <w:num w:numId="4" w16cid:durableId="648827359">
+    <w:abstractNumId w:val="3"/>
+  </w:num>
+  <w:num w:numId="5" w16cid:durableId="507528149">
+    <w:abstractNumId w:val="5"/>
+  </w:num>
+  <w:num w:numId="6" w16cid:durableId="1789081783">
+    <w:abstractNumId w:val="0"/>
+  </w:num>
+  <w:num w:numId="7" w16cid:durableId="1432513154">
     <w:abstractNumId w:val="4"/>
   </w:num>
-  <w:num w:numId="4" w16cid:durableId="639380153">
-    <w:abstractNumId w:val="3"/>
+  <w:num w:numId="8" w16cid:durableId="1601570970">
+    <w:abstractNumId w:val="2"/>
   </w:num>
-  <w:num w:numId="5" w16cid:durableId="1936594417">
+  <w:num w:numId="9" w16cid:durableId="126357444">
     <w:abstractNumId w:val="1"/>
   </w:num>
-  <w:num w:numId="6" w16cid:durableId="1440832729">
-    <w:abstractNumId w:val="2"/>
-  </w:num>
-  <w:num w:numId="7" w16cid:durableId="1787700219">
-    <w:abstractNumId w:val="0"/>
-  </w:num>
-  <w:num w:numId="8" w16cid:durableId="1495296365">
-    <w:abstractNumId w:val="5"/>
-  </w:num>
-  <w:numIdMacAtCleanup w:val="8"/>
+  <w:numIdMacAtCleanup w:val="9"/>
 </w:numbering>
 </file>
 

--- a/taniguchi/api/Fix/API設計書_権限管理.docx
+++ b/taniguchi/api/Fix/API設計書_権限管理.docx
@@ -1,6 +1,6 @@
 
 <file path=word/document.xml><?xml version="1.0" encoding="utf-8"?>
-<w:document xmlns:wpc="http://schemas.microsoft.com/office/word/2010/wordprocessingCanvas" xmlns:cx="http://schemas.microsoft.com/office/drawing/2014/chartex" xmlns:cx1="http://schemas.microsoft.com/office/drawing/2015/9/8/chartex" xmlns:cx2="http://schemas.microsoft.com/office/drawing/2015/10/21/chartex" xmlns:cx3="http://schemas.microsoft.com/office/drawing/2016/5/9/chartex" xmlns:cx4="http://schemas.microsoft.com/office/drawing/2016/5/10/chartex" xmlns:cx5="http://schemas.microsoft.com/office/drawing/2016/5/11/chartex" xmlns:cx6="http://schemas.microsoft.com/office/drawing/2016/5/12/chartex" xmlns:cx7="http://schemas.microsoft.com/office/drawing/2016/5/13/chartex" xmlns:cx8="http://schemas.microsoft.com/office/drawing/2016/5/14/chartex" xmlns:mc="http://schemas.openxmlformats.org/markup-compatibility/2006" xmlns:aink="http://schemas.microsoft.com/office/drawing/2016/ink" xmlns:am3d="http://schemas.microsoft.com/office/drawing/2017/model3d" xmlns:o="urn:schemas-microsoft-com:office:office" xmlns:oel="http://schemas.microsoft.com/office/2019/extlst" xmlns:r="http://schemas.openxmlformats.org/officeDocument/2006/relationships" xmlns:m="http://schemas.openxmlformats.org/officeDocument/2006/math" xmlns:v="urn:schemas-microsoft-com:vml" xmlns:wp14="http://schemas.microsoft.com/office/word/2010/wordprocessingDrawing" xmlns:wp="http://schemas.openxmlformats.org/drawingml/2006/wordprocessingDrawing" xmlns:w10="urn:schemas-microsoft-com:office:word" xmlns:w="http://schemas.openxmlformats.org/wordprocessingml/2006/main" xmlns:w14="http://schemas.microsoft.com/office/word/2010/wordml" xmlns:w15="http://schemas.microsoft.com/office/word/2012/wordml" xmlns:w16cex="http://schemas.microsoft.com/office/word/2018/wordml/cex" xmlns:w16cid="http://schemas.microsoft.com/office/word/2016/wordml/cid" xmlns:w16="http://schemas.microsoft.com/office/word/2018/wordml" xmlns:w16du="http://schemas.microsoft.com/office/word/2023/wordml/word16du" xmlns:w16sdtdh="http://schemas.microsoft.com/office/word/2020/wordml/sdtdatahash" xmlns:w16sdtfl="http://schemas.microsoft.com/office/word/2024/wordml/sdtformatlock" xmlns:w16se="http://schemas.microsoft.com/office/word/2015/wordml/symex" xmlns:wpg="http://schemas.microsoft.com/office/word/2010/wordprocessingGroup" xmlns:wpi="http://schemas.microsoft.com/office/word/2010/wordprocessingInk" xmlns:wne="http://schemas.microsoft.com/office/word/2006/wordml" xmlns:wps="http://schemas.microsoft.com/office/word/2010/wordprocessingShape" mc:Ignorable="w14 w15 w16se w16cid w16 w16cex w16sdtdh w16sdtfl w16du wp14">
+<w:document xmlns:wpc="http://schemas.microsoft.com/office/word/2010/wordprocessingCanvas" xmlns:cx="http://schemas.microsoft.com/office/drawing/2014/chartex" xmlns:cx1="http://schemas.microsoft.com/office/drawing/2015/9/8/chartex" xmlns:cx2="http://schemas.microsoft.com/office/drawing/2015/10/21/chartex" xmlns:cx3="http://schemas.microsoft.com/office/drawing/2016/5/9/chartex" xmlns:cx4="http://schemas.microsoft.com/office/drawing/2016/5/10/chartex" xmlns:cx5="http://schemas.microsoft.com/office/drawing/2016/5/11/chartex" xmlns:cx6="http://schemas.microsoft.com/office/drawing/2016/5/12/chartex" xmlns:cx7="http://schemas.microsoft.com/office/drawing/2016/5/13/chartex" xmlns:cx8="http://schemas.microsoft.com/office/drawing/2016/5/14/chartex" xmlns:mc="http://schemas.openxmlformats.org/markup-compatibility/2006" xmlns:aink="http://schemas.microsoft.com/office/drawing/2016/ink" xmlns:am3d="http://schemas.microsoft.com/office/drawing/2017/model3d" xmlns:o="urn:schemas-microsoft-com:office:office" xmlns:oel="http://schemas.microsoft.com/office/2019/extlst" xmlns:r="http://schemas.openxmlformats.org/officeDocument/2006/relationships" xmlns:m="http://schemas.openxmlformats.org/officeDocument/2006/math" xmlns:v="urn:schemas-microsoft-com:vml" xmlns:wp14="http://schemas.microsoft.com/office/word/2010/wordprocessingDrawing" xmlns:wp="http://schemas.openxmlformats.org/drawingml/2006/wordprocessingDrawing" xmlns:w10="urn:schemas-microsoft-com:office:word" xmlns:w="http://schemas.openxmlformats.org/wordprocessingml/2006/main" xmlns:w14="http://schemas.microsoft.com/office/word/2010/wordml" xmlns:w15="http://schemas.microsoft.com/office/word/2012/wordml" xmlns:w16cei="http://schemas.microsoft.com/office/word/2026/wordml/cei" xmlns:w16cex="http://schemas.microsoft.com/office/word/2018/wordml/cex" xmlns:w16cid="http://schemas.microsoft.com/office/word/2016/wordml/cid" xmlns:w16="http://schemas.microsoft.com/office/word/2018/wordml" xmlns:w16du="http://schemas.microsoft.com/office/word/2023/wordml/word16du" xmlns:w16sdtdh="http://schemas.microsoft.com/office/word/2020/wordml/sdtdatahash" xmlns:w16sdtfl="http://schemas.microsoft.com/office/word/2024/wordml/sdtformatlock" xmlns:w16se="http://schemas.microsoft.com/office/word/2015/wordml/symex" xmlns:wpg="http://schemas.microsoft.com/office/word/2010/wordprocessingGroup" xmlns:wpi="http://schemas.microsoft.com/office/word/2010/wordprocessingInk" xmlns:wne="http://schemas.microsoft.com/office/word/2006/wordml" xmlns:wps="http://schemas.microsoft.com/office/word/2010/wordprocessingShape" mc:Ignorable="w14 w15 w16se w16cid w16 w16cex w16sdtdh w16sdtfl w16du wp14">
   <w:body>
     <w:bookmarkStart w:id="0" w:name="_tad0l5kfozhu" w:colFirst="0" w:colLast="0" w:displacedByCustomXml="next"/>
     <w:bookmarkEnd w:id="0" w:displacedByCustomXml="next"/>
@@ -44,7 +44,7 @@
             <mc:AlternateContent>
               <mc:Choice Requires="wps">
                 <w:drawing>
-                  <wp:anchor distT="0" distB="0" distL="182880" distR="182880" simplePos="0" relativeHeight="251660288" behindDoc="0" locked="0" layoutInCell="1" allowOverlap="1" wp14:anchorId="4CE81125" wp14:editId="4991E769">
+                  <wp:anchor distT="0" distB="0" distL="182880" distR="182880" simplePos="0" relativeHeight="251660288" behindDoc="0" locked="0" layoutInCell="1" allowOverlap="1" wp14:anchorId="4CE81125" wp14:editId="3D2C38E6">
                     <wp:simplePos x="0" y="0"/>
                     <wp:positionH relativeFrom="margin">
                       <wp:posOffset>568325</wp:posOffset>
@@ -53,9 +53,9 @@
                       <wp:posOffset>4146550</wp:posOffset>
                     </wp:positionV>
                     <wp:extent cx="4686300" cy="6720840"/>
-                    <wp:effectExtent l="0" t="0" r="10160" b="3810"/>
+                    <wp:effectExtent l="0" t="0" r="4445" b="2540"/>
                     <wp:wrapSquare wrapText="bothSides"/>
-                    <wp:docPr id="131" name="テキスト ボックス 10"/>
+                    <wp:docPr id="131" name="テキスト ボックス 10" descr="装飾用テキストボックス"/>
                     <wp:cNvGraphicFramePr/>
                     <a:graphic xmlns:a="http://schemas.openxmlformats.org/drawingml/2006/main">
                       <a:graphicData uri="http://schemas.microsoft.com/office/word/2010/wordprocessingShape">
@@ -224,7 +224,7 @@
                                     <w:sz w:val="28"/>
                                     <w:szCs w:val="28"/>
                                   </w:rPr>
-                                  <w:t>2026年6月2日</w:t>
+                                  <w:t>2026年8月4日</w:t>
                                 </w:r>
                               </w:p>
                               <w:p>
@@ -247,17 +247,7 @@
                                     <w:sz w:val="28"/>
                                     <w:szCs w:val="28"/>
                                   </w:rPr>
-                                  <w:t>版数：</w:t>
-                                </w:r>
-                                <w:r>
-                                  <w:rPr>
-                                    <w:rFonts w:ascii="Meiryo UI" w:hAnsi="Meiryo UI" w:cs="Meiryo UI"/>
-                                    <w:caps/>
-                                    <w:color w:val="215868" w:themeColor="accent5" w:themeShade="80"/>
-                                    <w:sz w:val="28"/>
-                                    <w:szCs w:val="28"/>
-                                  </w:rPr>
-                                  <w:t>1.0</w:t>
+                                  <w:t>版数：1.1</w:t>
                                 </w:r>
                               </w:p>
                             </w:txbxContent>
@@ -286,7 +276,7 @@
                     <v:stroke joinstyle="miter"/>
                     <v:path gradientshapeok="t" o:connecttype="rect"/>
                   </v:shapetype>
-                  <v:shape id="テキスト ボックス 10" o:spid="_x0000_s1026" type="#_x0000_t202" style="position:absolute;margin-left:44.75pt;margin-top:326.5pt;width:369pt;height:529.2pt;z-index:251660288;visibility:visible;mso-wrap-style:square;mso-width-percent:790;mso-height-percent:350;mso-wrap-distance-left:14.4pt;mso-wrap-distance-top:0;mso-wrap-distance-right:14.4pt;mso-wrap-distance-bottom:0;mso-position-horizontal:absolute;mso-position-horizontal-relative:margin;mso-position-vertical:absolute;mso-position-vertical-relative:page;mso-width-percent:790;mso-height-percent:350;mso-width-relative:margin;mso-height-relative:page;v-text-anchor:top" o:gfxdata="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" filled="f" stroked="f" strokeweight=".5pt">
+                  <v:shape id="テキスト ボックス 10" o:spid="_x0000_s1026" type="#_x0000_t202" alt="装飾用テキストボックス" style="position:absolute;margin-left:44.75pt;margin-top:326.5pt;width:369pt;height:529.2pt;z-index:251660288;visibility:visible;mso-wrap-style:square;mso-width-percent:790;mso-height-percent:350;mso-wrap-distance-left:14.4pt;mso-wrap-distance-top:0;mso-wrap-distance-right:14.4pt;mso-wrap-distance-bottom:0;mso-position-horizontal:absolute;mso-position-horizontal-relative:margin;mso-position-vertical:absolute;mso-position-vertical-relative:page;mso-width-percent:790;mso-height-percent:350;mso-width-relative:margin;mso-height-relative:page;v-text-anchor:top" o:gfxdata="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" filled="f" stroked="f" strokeweight=".5pt">
                     <v:textbox style="mso-fit-shape-to-text:t" inset="0,0,0,0">
                       <w:txbxContent>
                         <w:p>
@@ -422,7 +412,7 @@
                               <w:sz w:val="28"/>
                               <w:szCs w:val="28"/>
                             </w:rPr>
-                            <w:t>2026年6月2日</w:t>
+                            <w:t>2026年8月4日</w:t>
                           </w:r>
                         </w:p>
                         <w:p>
@@ -445,17 +435,7 @@
                               <w:sz w:val="28"/>
                               <w:szCs w:val="28"/>
                             </w:rPr>
-                            <w:t>版数：</w:t>
-                          </w:r>
-                          <w:r>
-                            <w:rPr>
-                              <w:rFonts w:ascii="Meiryo UI" w:hAnsi="Meiryo UI" w:cs="Meiryo UI"/>
-                              <w:caps/>
-                              <w:color w:val="215868" w:themeColor="accent5" w:themeShade="80"/>
-                              <w:sz w:val="28"/>
-                              <w:szCs w:val="28"/>
-                            </w:rPr>
-                            <w:t>1.0</w:t>
+                            <w:t>版数：1.1</w:t>
                           </w:r>
                         </w:p>
                       </w:txbxContent>
@@ -492,14 +472,15 @@
         <w:tbl>
           <w:tblPr>
             <w:tblStyle w:val="afffffff7"/>
-            <w:tblW w:w="5000" w:type="pct"/>
+            <w:tblW w:w="9020" w:type="dxa"/>
+            <w:tblLayout w:type="fixed"/>
             <w:tblLook w:val="04A0" w:firstRow="1" w:lastRow="0" w:firstColumn="1" w:lastColumn="0" w:noHBand="0" w:noVBand="1"/>
           </w:tblPr>
           <w:tblGrid>
-            <w:gridCol w:w="1043"/>
-            <w:gridCol w:w="1212"/>
-            <w:gridCol w:w="3382"/>
-            <w:gridCol w:w="3382"/>
+            <w:gridCol w:w="1400"/>
+            <w:gridCol w:w="1640"/>
+            <w:gridCol w:w="3600"/>
+            <w:gridCol w:w="2380"/>
           </w:tblGrid>
           <w:tr>
             <w:trPr>
@@ -507,7 +488,7 @@
             </w:trPr>
             <w:tc>
               <w:tcPr>
-                <w:tcW w:w="578" w:type="pct"/>
+                <w:tcW w:w="1400" w:type="dxa"/>
                 <w:shd w:val="clear" w:color="auto" w:fill="DBE5F1" w:themeFill="accent1" w:themeFillTint="33"/>
               </w:tcPr>
               <w:p>
@@ -537,7 +518,7 @@
             </w:tc>
             <w:tc>
               <w:tcPr>
-                <w:tcW w:w="672" w:type="pct"/>
+                <w:tcW w:w="1640" w:type="dxa"/>
                 <w:shd w:val="clear" w:color="auto" w:fill="DBE5F1" w:themeFill="accent1" w:themeFillTint="33"/>
               </w:tcPr>
               <w:p>
@@ -567,7 +548,7 @@
             </w:tc>
             <w:tc>
               <w:tcPr>
-                <w:tcW w:w="1875" w:type="pct"/>
+                <w:tcW w:w="3600" w:type="dxa"/>
                 <w:shd w:val="clear" w:color="auto" w:fill="DBE5F1" w:themeFill="accent1" w:themeFillTint="33"/>
               </w:tcPr>
               <w:p>
@@ -597,7 +578,7 @@
             </w:tc>
             <w:tc>
               <w:tcPr>
-                <w:tcW w:w="1875" w:type="pct"/>
+                <w:tcW w:w="2380" w:type="dxa"/>
                 <w:shd w:val="clear" w:color="auto" w:fill="DBE5F1" w:themeFill="accent1" w:themeFillTint="33"/>
               </w:tcPr>
               <w:p>
@@ -629,7 +610,7 @@
           <w:tr>
             <w:tc>
               <w:tcPr>
-                <w:tcW w:w="578" w:type="pct"/>
+                <w:tcW w:w="1400" w:type="dxa"/>
               </w:tcPr>
               <w:p>
                 <w:pPr>
@@ -643,13 +624,13 @@
                   </w:pBdr>
                 </w:pPr>
                 <w:r>
-                  <w:t>1.0</w:t>
+                  <w:t>1.1</w:t>
                 </w:r>
               </w:p>
             </w:tc>
             <w:tc>
               <w:tcPr>
-                <w:tcW w:w="672" w:type="pct"/>
+                <w:tcW w:w="1640" w:type="dxa"/>
               </w:tcPr>
               <w:p>
                 <w:pPr>
@@ -663,13 +644,13 @@
                   </w:pBdr>
                 </w:pPr>
                 <w:r>
-                  <w:t>2026/6/2</w:t>
+                  <w:t>2026/8/4</w:t>
                 </w:r>
               </w:p>
             </w:tc>
             <w:tc>
               <w:tcPr>
-                <w:tcW w:w="1875" w:type="pct"/>
+                <w:tcW w:w="3600" w:type="dxa"/>
               </w:tcPr>
               <w:p>
                 <w:pPr>
@@ -683,16 +664,13 @@
                   </w:pBdr>
                 </w:pPr>
                 <w:r>
-                  <w:rPr>
-                    <w:rFonts w:hint="eastAsia"/>
-                  </w:rPr>
-                  <w:t>初版作成</w:t>
+                  <w:t>OpenAPI方式へ移行</w:t>
                 </w:r>
               </w:p>
             </w:tc>
             <w:tc>
               <w:tcPr>
-                <w:tcW w:w="1875" w:type="pct"/>
+                <w:tcW w:w="2380" w:type="dxa"/>
               </w:tcPr>
               <w:p>
                 <w:pPr>
@@ -717,7 +695,7 @@
           <w:tr>
             <w:tc>
               <w:tcPr>
-                <w:tcW w:w="578" w:type="pct"/>
+                <w:tcW w:w="1400" w:type="dxa"/>
               </w:tcPr>
               <w:p>
                 <w:pPr>
@@ -734,7 +712,7 @@
             </w:tc>
             <w:tc>
               <w:tcPr>
-                <w:tcW w:w="672" w:type="pct"/>
+                <w:tcW w:w="1640" w:type="dxa"/>
               </w:tcPr>
               <w:p>
                 <w:pPr>
@@ -751,7 +729,7 @@
             </w:tc>
             <w:tc>
               <w:tcPr>
-                <w:tcW w:w="1875" w:type="pct"/>
+                <w:tcW w:w="3600" w:type="dxa"/>
               </w:tcPr>
               <w:p>
                 <w:pPr>
@@ -768,7 +746,7 @@
             </w:tc>
             <w:tc>
               <w:tcPr>
-                <w:tcW w:w="1875" w:type="pct"/>
+                <w:tcW w:w="2380" w:type="dxa"/>
               </w:tcPr>
               <w:p>
                 <w:pPr>
@@ -787,7 +765,7 @@
           <w:tr>
             <w:tc>
               <w:tcPr>
-                <w:tcW w:w="578" w:type="pct"/>
+                <w:tcW w:w="1400" w:type="dxa"/>
               </w:tcPr>
               <w:p>
                 <w:pPr>
@@ -804,7 +782,7 @@
             </w:tc>
             <w:tc>
               <w:tcPr>
-                <w:tcW w:w="672" w:type="pct"/>
+                <w:tcW w:w="1640" w:type="dxa"/>
               </w:tcPr>
               <w:p>
                 <w:pPr>
@@ -814,7 +792,7 @@
             </w:tc>
             <w:tc>
               <w:tcPr>
-                <w:tcW w:w="1875" w:type="pct"/>
+                <w:tcW w:w="3600" w:type="dxa"/>
               </w:tcPr>
               <w:p>
                 <w:pPr>
@@ -824,7 +802,7 @@
             </w:tc>
             <w:tc>
               <w:tcPr>
-                <w:tcW w:w="1875" w:type="pct"/>
+                <w:tcW w:w="2380" w:type="dxa"/>
               </w:tcPr>
               <w:p>
                 <w:pPr>
@@ -836,7 +814,7 @@
           <w:tr>
             <w:tc>
               <w:tcPr>
-                <w:tcW w:w="578" w:type="pct"/>
+                <w:tcW w:w="1400" w:type="dxa"/>
               </w:tcPr>
               <w:p>
                 <w:pPr>
@@ -853,7 +831,7 @@
             </w:tc>
             <w:tc>
               <w:tcPr>
-                <w:tcW w:w="672" w:type="pct"/>
+                <w:tcW w:w="1640" w:type="dxa"/>
               </w:tcPr>
               <w:p>
                 <w:pPr>
@@ -863,7 +841,7 @@
             </w:tc>
             <w:tc>
               <w:tcPr>
-                <w:tcW w:w="1875" w:type="pct"/>
+                <w:tcW w:w="3600" w:type="dxa"/>
               </w:tcPr>
               <w:p>
                 <w:pPr>
@@ -873,7 +851,7 @@
             </w:tc>
             <w:tc>
               <w:tcPr>
-                <w:tcW w:w="1875" w:type="pct"/>
+                <w:tcW w:w="2380" w:type="dxa"/>
               </w:tcPr>
               <w:p>
                 <w:pPr>
@@ -885,7 +863,7 @@
           <w:tr>
             <w:tc>
               <w:tcPr>
-                <w:tcW w:w="578" w:type="pct"/>
+                <w:tcW w:w="1400" w:type="dxa"/>
               </w:tcPr>
               <w:p>
                 <w:pPr>
@@ -902,7 +880,7 @@
             </w:tc>
             <w:tc>
               <w:tcPr>
-                <w:tcW w:w="672" w:type="pct"/>
+                <w:tcW w:w="1640" w:type="dxa"/>
               </w:tcPr>
               <w:p>
                 <w:pPr>
@@ -912,7 +890,7 @@
             </w:tc>
             <w:tc>
               <w:tcPr>
-                <w:tcW w:w="1875" w:type="pct"/>
+                <w:tcW w:w="3600" w:type="dxa"/>
               </w:tcPr>
               <w:p>
                 <w:pPr>
@@ -922,7 +900,7 @@
             </w:tc>
             <w:tc>
               <w:tcPr>
-                <w:tcW w:w="1875" w:type="pct"/>
+                <w:tcW w:w="2380" w:type="dxa"/>
               </w:tcPr>
               <w:p>
                 <w:pPr>
@@ -1002,7 +980,7 @@
       <w:r>
         <w:fldChar w:fldCharType="separate"/>
       </w:r>
-      <w:hyperlink w:anchor="_Toc231397024" w:history="1">
+      <w:hyperlink w:anchor="_Toc236709729" w:history="1">
         <w:r>
           <w:rPr>
             <w:rStyle w:val="afffffff5"/>
@@ -1029,7 +1007,7 @@
             <w:noProof/>
             <w:webHidden/>
           </w:rPr>
-          <w:instrText xml:space="preserve"> PAGEREF _Toc231397024 \h </w:instrText>
+          <w:instrText xml:space="preserve"> PAGEREF _Toc236709729 \h </w:instrText>
         </w:r>
         <w:r>
           <w:rPr>
@@ -1049,7 +1027,7 @@
             <w:noProof/>
             <w:webHidden/>
           </w:rPr>
-          <w:t>4</w:t>
+          <w:t>3</w:t>
         </w:r>
         <w:r>
           <w:rPr>
@@ -1077,7 +1055,7 @@
           <w14:ligatures w14:val="standardContextual"/>
         </w:rPr>
       </w:pPr>
-      <w:hyperlink w:anchor="_Toc231397025" w:history="1">
+      <w:hyperlink w:anchor="_Toc236709730" w:history="1">
         <w:r>
           <w:rPr>
             <w:rStyle w:val="afffffff5"/>
@@ -1104,7 +1082,7 @@
             <w:noProof/>
             <w:webHidden/>
           </w:rPr>
-          <w:instrText xml:space="preserve"> PAGEREF _Toc231397025 \h </w:instrText>
+          <w:instrText xml:space="preserve"> PAGEREF _Toc236709730 \h </w:instrText>
         </w:r>
         <w:r>
           <w:rPr>
@@ -1124,7 +1102,7 @@
             <w:noProof/>
             <w:webHidden/>
           </w:rPr>
-          <w:t>4</w:t>
+          <w:t>3</w:t>
         </w:r>
         <w:r>
           <w:rPr>
@@ -1152,7 +1130,7 @@
           <w14:ligatures w14:val="standardContextual"/>
         </w:rPr>
       </w:pPr>
-      <w:hyperlink w:anchor="_Toc231397026" w:history="1">
+      <w:hyperlink w:anchor="_Toc236709731" w:history="1">
         <w:r>
           <w:rPr>
             <w:rStyle w:val="afffffff5"/>
@@ -1179,7 +1157,7 @@
             <w:noProof/>
             <w:webHidden/>
           </w:rPr>
-          <w:instrText xml:space="preserve"> PAGEREF _Toc231397026 \h </w:instrText>
+          <w:instrText xml:space="preserve"> PAGEREF _Toc236709731 \h </w:instrText>
         </w:r>
         <w:r>
           <w:rPr>
@@ -1227,7 +1205,7 @@
           <w14:ligatures w14:val="standardContextual"/>
         </w:rPr>
       </w:pPr>
-      <w:hyperlink w:anchor="_Toc231397027" w:history="1">
+      <w:hyperlink w:anchor="_Toc236709732" w:history="1">
         <w:r>
           <w:rPr>
             <w:rStyle w:val="afffffff5"/>
@@ -1254,7 +1232,7 @@
             <w:noProof/>
             <w:webHidden/>
           </w:rPr>
-          <w:instrText xml:space="preserve"> PAGEREF _Toc231397027 \h </w:instrText>
+          <w:instrText xml:space="preserve"> PAGEREF _Toc236709732 \h </w:instrText>
         </w:r>
         <w:r>
           <w:rPr>
@@ -1274,7 +1252,7 @@
             <w:noProof/>
             <w:webHidden/>
           </w:rPr>
-          <w:t>5</w:t>
+          <w:t>4</w:t>
         </w:r>
         <w:r>
           <w:rPr>
@@ -1302,7 +1280,7 @@
           <w14:ligatures w14:val="standardContextual"/>
         </w:rPr>
       </w:pPr>
-      <w:hyperlink w:anchor="_Toc231397028" w:history="1">
+      <w:hyperlink w:anchor="_Toc236709733" w:history="1">
         <w:r>
           <w:rPr>
             <w:rStyle w:val="afffffff5"/>
@@ -1329,7 +1307,7 @@
             <w:noProof/>
             <w:webHidden/>
           </w:rPr>
-          <w:instrText xml:space="preserve"> PAGEREF _Toc231397028 \h </w:instrText>
+          <w:instrText xml:space="preserve"> PAGEREF _Toc236709733 \h </w:instrText>
         </w:r>
         <w:r>
           <w:rPr>
@@ -1378,7 +1356,7 @@
           <w14:ligatures w14:val="standardContextual"/>
         </w:rPr>
       </w:pPr>
-      <w:hyperlink w:anchor="_Toc231397029" w:history="1">
+      <w:hyperlink w:anchor="_Toc236709734" w:history="1">
         <w:r>
           <w:rPr>
             <w:rStyle w:val="afffffff5"/>
@@ -1405,7 +1383,7 @@
             <w:noProof/>
             <w:webHidden/>
           </w:rPr>
-          <w:instrText xml:space="preserve"> PAGEREF _Toc231397029 \h </w:instrText>
+          <w:instrText xml:space="preserve"> PAGEREF _Toc236709734 \h </w:instrText>
         </w:r>
         <w:r>
           <w:rPr>
@@ -1425,7 +1403,7 @@
             <w:noProof/>
             <w:webHidden/>
           </w:rPr>
-          <w:t>6</w:t>
+          <w:t>5</w:t>
         </w:r>
         <w:r>
           <w:rPr>
@@ -1453,7 +1431,7 @@
           <w14:ligatures w14:val="standardContextual"/>
         </w:rPr>
       </w:pPr>
-      <w:hyperlink w:anchor="_Toc231397030" w:history="1">
+      <w:hyperlink w:anchor="_Toc236709735" w:history="1">
         <w:r>
           <w:rPr>
             <w:rStyle w:val="afffffff5"/>
@@ -1480,7 +1458,7 @@
             <w:noProof/>
             <w:webHidden/>
           </w:rPr>
-          <w:instrText xml:space="preserve"> PAGEREF _Toc231397030 \h </w:instrText>
+          <w:instrText xml:space="preserve"> PAGEREF _Toc236709735 \h </w:instrText>
         </w:r>
         <w:r>
           <w:rPr>
@@ -1500,7 +1478,7 @@
             <w:noProof/>
             <w:webHidden/>
           </w:rPr>
-          <w:t>6</w:t>
+          <w:t>5</w:t>
         </w:r>
         <w:r>
           <w:rPr>
@@ -1528,7 +1506,7 @@
           <w14:ligatures w14:val="standardContextual"/>
         </w:rPr>
       </w:pPr>
-      <w:hyperlink w:anchor="_Toc231397031" w:history="1">
+      <w:hyperlink w:anchor="_Toc236709736" w:history="1">
         <w:r>
           <w:rPr>
             <w:rStyle w:val="afffffff5"/>
@@ -1555,7 +1533,7 @@
             <w:noProof/>
             <w:webHidden/>
           </w:rPr>
-          <w:instrText xml:space="preserve"> PAGEREF _Toc231397031 \h </w:instrText>
+          <w:instrText xml:space="preserve"> PAGEREF _Toc236709736 \h </w:instrText>
         </w:r>
         <w:r>
           <w:rPr>
@@ -1603,7 +1581,7 @@
           <w14:ligatures w14:val="standardContextual"/>
         </w:rPr>
       </w:pPr>
-      <w:hyperlink w:anchor="_Toc231397032" w:history="1">
+      <w:hyperlink w:anchor="_Toc236709737" w:history="1">
         <w:r>
           <w:rPr>
             <w:rStyle w:val="afffffff5"/>
@@ -1630,7 +1608,7 @@
             <w:noProof/>
             <w:webHidden/>
           </w:rPr>
-          <w:instrText xml:space="preserve"> PAGEREF _Toc231397032 \h </w:instrText>
+          <w:instrText xml:space="preserve"> PAGEREF _Toc236709737 \h </w:instrText>
         </w:r>
         <w:r>
           <w:rPr>
@@ -1650,7 +1628,7 @@
             <w:noProof/>
             <w:webHidden/>
           </w:rPr>
-          <w:t>7</w:t>
+          <w:t>6</w:t>
         </w:r>
         <w:r>
           <w:rPr>
@@ -1679,7 +1657,7 @@
           <w14:ligatures w14:val="standardContextual"/>
         </w:rPr>
       </w:pPr>
-      <w:hyperlink w:anchor="_Toc231397033" w:history="1">
+      <w:hyperlink w:anchor="_Toc236709738" w:history="1">
         <w:r>
           <w:rPr>
             <w:rStyle w:val="afffffff5"/>
@@ -1706,7 +1684,7 @@
             <w:noProof/>
             <w:webHidden/>
           </w:rPr>
-          <w:instrText xml:space="preserve"> PAGEREF _Toc231397033 \h </w:instrText>
+          <w:instrText xml:space="preserve"> PAGEREF _Toc236709738 \h </w:instrText>
         </w:r>
         <w:r>
           <w:rPr>
@@ -1754,7 +1732,7 @@
           <w14:ligatures w14:val="standardContextual"/>
         </w:rPr>
       </w:pPr>
-      <w:hyperlink w:anchor="_Toc231397034" w:history="1">
+      <w:hyperlink w:anchor="_Toc236709739" w:history="1">
         <w:r>
           <w:rPr>
             <w:rStyle w:val="afffffff5"/>
@@ -1781,7 +1759,7 @@
             <w:noProof/>
             <w:webHidden/>
           </w:rPr>
-          <w:instrText xml:space="preserve"> PAGEREF _Toc231397034 \h </w:instrText>
+          <w:instrText xml:space="preserve"> PAGEREF _Toc236709739 \h </w:instrText>
         </w:r>
         <w:r>
           <w:rPr>
@@ -1829,7 +1807,7 @@
           <w14:ligatures w14:val="standardContextual"/>
         </w:rPr>
       </w:pPr>
-      <w:hyperlink w:anchor="_Toc231397035" w:history="1">
+      <w:hyperlink w:anchor="_Toc236709740" w:history="1">
         <w:r>
           <w:rPr>
             <w:rStyle w:val="afffffff5"/>
@@ -1856,7 +1834,7 @@
             <w:noProof/>
             <w:webHidden/>
           </w:rPr>
-          <w:instrText xml:space="preserve"> PAGEREF _Toc231397035 \h </w:instrText>
+          <w:instrText xml:space="preserve"> PAGEREF _Toc236709740 \h </w:instrText>
         </w:r>
         <w:r>
           <w:rPr>
@@ -1904,7 +1882,7 @@
           <w14:ligatures w14:val="standardContextual"/>
         </w:rPr>
       </w:pPr>
-      <w:hyperlink w:anchor="_Toc231397036" w:history="1">
+      <w:hyperlink w:anchor="_Toc236709741" w:history="1">
         <w:r>
           <w:rPr>
             <w:rStyle w:val="afffffff5"/>
@@ -1931,7 +1909,7 @@
             <w:noProof/>
             <w:webHidden/>
           </w:rPr>
-          <w:instrText xml:space="preserve"> PAGEREF _Toc231397036 \h </w:instrText>
+          <w:instrText xml:space="preserve"> PAGEREF _Toc236709741 \h </w:instrText>
         </w:r>
         <w:r>
           <w:rPr>
@@ -1979,7 +1957,7 @@
           <w14:ligatures w14:val="standardContextual"/>
         </w:rPr>
       </w:pPr>
-      <w:hyperlink w:anchor="_Toc231397037" w:history="1">
+      <w:hyperlink w:anchor="_Toc236709742" w:history="1">
         <w:r>
           <w:rPr>
             <w:rStyle w:val="afffffff5"/>
@@ -2006,7 +1984,7 @@
             <w:noProof/>
             <w:webHidden/>
           </w:rPr>
-          <w:instrText xml:space="preserve"> PAGEREF _Toc231397037 \h </w:instrText>
+          <w:instrText xml:space="preserve"> PAGEREF _Toc236709742 \h </w:instrText>
         </w:r>
         <w:r>
           <w:rPr>
@@ -2026,7 +2004,7 @@
             <w:noProof/>
             <w:webHidden/>
           </w:rPr>
-          <w:t>9</w:t>
+          <w:t>8</w:t>
         </w:r>
         <w:r>
           <w:rPr>
@@ -2053,7 +2031,7 @@
           <w14:ligatures w14:val="standardContextual"/>
         </w:rPr>
       </w:pPr>
-      <w:hyperlink w:anchor="_Toc231397038" w:history="1">
+      <w:hyperlink w:anchor="_Toc236709743" w:history="1">
         <w:r>
           <w:rPr>
             <w:rStyle w:val="afffffff5"/>
@@ -2080,7 +2058,7 @@
             <w:noProof/>
             <w:webHidden/>
           </w:rPr>
-          <w:instrText xml:space="preserve"> PAGEREF _Toc231397038 \h </w:instrText>
+          <w:instrText xml:space="preserve"> PAGEREF _Toc236709743 \h </w:instrText>
         </w:r>
         <w:r>
           <w:rPr>
@@ -2100,7 +2078,7 @@
             <w:noProof/>
             <w:webHidden/>
           </w:rPr>
-          <w:t>9</w:t>
+          <w:t>8</w:t>
         </w:r>
         <w:r>
           <w:rPr>
@@ -2128,7 +2106,7 @@
           <w14:ligatures w14:val="standardContextual"/>
         </w:rPr>
       </w:pPr>
-      <w:hyperlink w:anchor="_Toc231397039" w:history="1">
+      <w:hyperlink w:anchor="_Toc236709744" w:history="1">
         <w:r>
           <w:rPr>
             <w:rStyle w:val="afffffff5"/>
@@ -2155,7 +2133,7 @@
             <w:noProof/>
             <w:webHidden/>
           </w:rPr>
-          <w:instrText xml:space="preserve"> PAGEREF _Toc231397039 \h </w:instrText>
+          <w:instrText xml:space="preserve"> PAGEREF _Toc236709744 \h </w:instrText>
         </w:r>
         <w:r>
           <w:rPr>
@@ -2202,7 +2180,7 @@
           <w14:ligatures w14:val="standardContextual"/>
         </w:rPr>
       </w:pPr>
-      <w:hyperlink w:anchor="_Toc231397040" w:history="1">
+      <w:hyperlink w:anchor="_Toc236709745" w:history="1">
         <w:r>
           <w:rPr>
             <w:rStyle w:val="afffffff5"/>
@@ -2229,7 +2207,7 @@
             <w:noProof/>
             <w:webHidden/>
           </w:rPr>
-          <w:instrText xml:space="preserve"> PAGEREF _Toc231397040 \h </w:instrText>
+          <w:instrText xml:space="preserve"> PAGEREF _Toc236709745 \h </w:instrText>
         </w:r>
         <w:r>
           <w:rPr>
@@ -2276,7 +2254,7 @@
           <w14:ligatures w14:val="standardContextual"/>
         </w:rPr>
       </w:pPr>
-      <w:hyperlink w:anchor="_Toc231397041" w:history="1">
+      <w:hyperlink w:anchor="_Toc236709746" w:history="1">
         <w:r>
           <w:rPr>
             <w:rStyle w:val="afffffff5"/>
@@ -2303,7 +2281,7 @@
             <w:noProof/>
             <w:webHidden/>
           </w:rPr>
-          <w:instrText xml:space="preserve"> PAGEREF _Toc231397041 \h </w:instrText>
+          <w:instrText xml:space="preserve"> PAGEREF _Toc236709746 \h </w:instrText>
         </w:r>
         <w:r>
           <w:rPr>
@@ -2323,7 +2301,7 @@
             <w:noProof/>
             <w:webHidden/>
           </w:rPr>
-          <w:t>10</w:t>
+          <w:t>9</w:t>
         </w:r>
         <w:r>
           <w:rPr>
@@ -2350,7 +2328,7 @@
           <w14:ligatures w14:val="standardContextual"/>
         </w:rPr>
       </w:pPr>
-      <w:hyperlink w:anchor="_Toc231397042" w:history="1">
+      <w:hyperlink w:anchor="_Toc236709747" w:history="1">
         <w:r>
           <w:rPr>
             <w:rStyle w:val="afffffff5"/>
@@ -2377,7 +2355,7 @@
             <w:noProof/>
             <w:webHidden/>
           </w:rPr>
-          <w:instrText xml:space="preserve"> PAGEREF _Toc231397042 \h </w:instrText>
+          <w:instrText xml:space="preserve"> PAGEREF _Toc236709747 \h </w:instrText>
         </w:r>
         <w:r>
           <w:rPr>
@@ -2426,7 +2404,7 @@
           <w14:ligatures w14:val="standardContextual"/>
         </w:rPr>
       </w:pPr>
-      <w:hyperlink w:anchor="_Toc231397043" w:history="1">
+      <w:hyperlink w:anchor="_Toc236709748" w:history="1">
         <w:r>
           <w:rPr>
             <w:rStyle w:val="afffffff5"/>
@@ -2453,7 +2431,7 @@
             <w:noProof/>
             <w:webHidden/>
           </w:rPr>
-          <w:instrText xml:space="preserve"> PAGEREF _Toc231397043 \h </w:instrText>
+          <w:instrText xml:space="preserve"> PAGEREF _Toc236709748 \h </w:instrText>
         </w:r>
         <w:r>
           <w:rPr>
@@ -2501,7 +2479,7 @@
           <w14:ligatures w14:val="standardContextual"/>
         </w:rPr>
       </w:pPr>
-      <w:hyperlink w:anchor="_Toc231397044" w:history="1">
+      <w:hyperlink w:anchor="_Toc236709749" w:history="1">
         <w:r>
           <w:rPr>
             <w:rStyle w:val="afffffff5"/>
@@ -2528,7 +2506,7 @@
             <w:noProof/>
             <w:webHidden/>
           </w:rPr>
-          <w:instrText xml:space="preserve"> PAGEREF _Toc231397044 \h </w:instrText>
+          <w:instrText xml:space="preserve"> PAGEREF _Toc236709749 \h </w:instrText>
         </w:r>
         <w:r>
           <w:rPr>
@@ -2577,7 +2555,7 @@
           <w14:ligatures w14:val="standardContextual"/>
         </w:rPr>
       </w:pPr>
-      <w:hyperlink w:anchor="_Toc231397045" w:history="1">
+      <w:hyperlink w:anchor="_Toc236709750" w:history="1">
         <w:r>
           <w:rPr>
             <w:rStyle w:val="afffffff5"/>
@@ -2604,7 +2582,7 @@
             <w:noProof/>
             <w:webHidden/>
           </w:rPr>
-          <w:instrText xml:space="preserve"> PAGEREF _Toc231397045 \h </w:instrText>
+          <w:instrText xml:space="preserve"> PAGEREF _Toc236709750 \h </w:instrText>
         </w:r>
         <w:r>
           <w:rPr>
@@ -2652,7 +2630,7 @@
           <w14:ligatures w14:val="standardContextual"/>
         </w:rPr>
       </w:pPr>
-      <w:hyperlink w:anchor="_Toc231397046" w:history="1">
+      <w:hyperlink w:anchor="_Toc236709751" w:history="1">
         <w:r>
           <w:rPr>
             <w:rStyle w:val="afffffff5"/>
@@ -2679,7 +2657,7 @@
             <w:noProof/>
             <w:webHidden/>
           </w:rPr>
-          <w:instrText xml:space="preserve"> PAGEREF _Toc231397046 \h </w:instrText>
+          <w:instrText xml:space="preserve"> PAGEREF _Toc236709751 \h </w:instrText>
         </w:r>
         <w:r>
           <w:rPr>
@@ -2726,7 +2704,7 @@
           <w14:ligatures w14:val="standardContextual"/>
         </w:rPr>
       </w:pPr>
-      <w:hyperlink w:anchor="_Toc231397047" w:history="1">
+      <w:hyperlink w:anchor="_Toc236709752" w:history="1">
         <w:r>
           <w:rPr>
             <w:rStyle w:val="afffffff5"/>
@@ -2753,7 +2731,7 @@
             <w:noProof/>
             <w:webHidden/>
           </w:rPr>
-          <w:instrText xml:space="preserve"> PAGEREF _Toc231397047 \h </w:instrText>
+          <w:instrText xml:space="preserve"> PAGEREF _Toc236709752 \h </w:instrText>
         </w:r>
         <w:r>
           <w:rPr>
@@ -2800,7 +2778,7 @@
           <w14:ligatures w14:val="standardContextual"/>
         </w:rPr>
       </w:pPr>
-      <w:hyperlink w:anchor="_Toc231397048" w:history="1">
+      <w:hyperlink w:anchor="_Toc236709753" w:history="1">
         <w:r>
           <w:rPr>
             <w:rStyle w:val="afffffff5"/>
@@ -2827,7 +2805,7 @@
             <w:noProof/>
             <w:webHidden/>
           </w:rPr>
-          <w:instrText xml:space="preserve"> PAGEREF _Toc231397048 \h </w:instrText>
+          <w:instrText xml:space="preserve"> PAGEREF _Toc236709753 \h </w:instrText>
         </w:r>
         <w:r>
           <w:rPr>
@@ -2874,7 +2852,7 @@
           <w14:ligatures w14:val="standardContextual"/>
         </w:rPr>
       </w:pPr>
-      <w:hyperlink w:anchor="_Toc231397049" w:history="1">
+      <w:hyperlink w:anchor="_Toc236709754" w:history="1">
         <w:r>
           <w:rPr>
             <w:rStyle w:val="afffffff5"/>
@@ -2901,7 +2879,7 @@
             <w:noProof/>
             <w:webHidden/>
           </w:rPr>
-          <w:instrText xml:space="preserve"> PAGEREF _Toc231397049 \h </w:instrText>
+          <w:instrText xml:space="preserve"> PAGEREF _Toc236709754 \h </w:instrText>
         </w:r>
         <w:r>
           <w:rPr>
@@ -2949,7 +2927,7 @@
           <w14:ligatures w14:val="standardContextual"/>
         </w:rPr>
       </w:pPr>
-      <w:hyperlink w:anchor="_Toc231397050" w:history="1">
+      <w:hyperlink w:anchor="_Toc236709755" w:history="1">
         <w:r>
           <w:rPr>
             <w:rStyle w:val="afffffff5"/>
@@ -2976,7 +2954,7 @@
             <w:noProof/>
             <w:webHidden/>
           </w:rPr>
-          <w:instrText xml:space="preserve"> PAGEREF _Toc231397050 \h </w:instrText>
+          <w:instrText xml:space="preserve"> PAGEREF _Toc236709755 \h </w:instrText>
         </w:r>
         <w:r>
           <w:rPr>
@@ -3023,7 +3001,7 @@
           <w14:ligatures w14:val="standardContextual"/>
         </w:rPr>
       </w:pPr>
-      <w:hyperlink w:anchor="_Toc231397051" w:history="1">
+      <w:hyperlink w:anchor="_Toc236709756" w:history="1">
         <w:r>
           <w:rPr>
             <w:rStyle w:val="afffffff5"/>
@@ -3050,7 +3028,7 @@
             <w:noProof/>
             <w:webHidden/>
           </w:rPr>
-          <w:instrText xml:space="preserve"> PAGEREF _Toc231397051 \h </w:instrText>
+          <w:instrText xml:space="preserve"> PAGEREF _Toc236709756 \h </w:instrText>
         </w:r>
         <w:r>
           <w:rPr>
@@ -3070,7 +3048,7 @@
             <w:noProof/>
             <w:webHidden/>
           </w:rPr>
-          <w:t>16</w:t>
+          <w:t>15</w:t>
         </w:r>
         <w:r>
           <w:rPr>
@@ -3097,7 +3075,7 @@
           <w14:ligatures w14:val="standardContextual"/>
         </w:rPr>
       </w:pPr>
-      <w:hyperlink w:anchor="_Toc231397052" w:history="1">
+      <w:hyperlink w:anchor="_Toc236709757" w:history="1">
         <w:r>
           <w:rPr>
             <w:rStyle w:val="afffffff5"/>
@@ -3124,7 +3102,7 @@
             <w:noProof/>
             <w:webHidden/>
           </w:rPr>
-          <w:instrText xml:space="preserve"> PAGEREF _Toc231397052 \h </w:instrText>
+          <w:instrText xml:space="preserve"> PAGEREF _Toc236709757 \h </w:instrText>
         </w:r>
         <w:r>
           <w:rPr>
@@ -3171,7 +3149,7 @@
           <w14:ligatures w14:val="standardContextual"/>
         </w:rPr>
       </w:pPr>
-      <w:hyperlink w:anchor="_Toc231397053" w:history="1">
+      <w:hyperlink w:anchor="_Toc236709758" w:history="1">
         <w:r>
           <w:rPr>
             <w:rStyle w:val="afffffff5"/>
@@ -3198,7 +3176,7 @@
             <w:noProof/>
             <w:webHidden/>
           </w:rPr>
-          <w:instrText xml:space="preserve"> PAGEREF _Toc231397053 \h </w:instrText>
+          <w:instrText xml:space="preserve"> PAGEREF _Toc236709758 \h </w:instrText>
         </w:r>
         <w:r>
           <w:rPr>
@@ -3246,7 +3224,7 @@
           <w14:ligatures w14:val="standardContextual"/>
         </w:rPr>
       </w:pPr>
-      <w:hyperlink w:anchor="_Toc231397054" w:history="1">
+      <w:hyperlink w:anchor="_Toc236709759" w:history="1">
         <w:r>
           <w:rPr>
             <w:rStyle w:val="afffffff5"/>
@@ -3273,7 +3251,7 @@
             <w:noProof/>
             <w:webHidden/>
           </w:rPr>
-          <w:instrText xml:space="preserve"> PAGEREF _Toc231397054 \h </w:instrText>
+          <w:instrText xml:space="preserve"> PAGEREF _Toc236709759 \h </w:instrText>
         </w:r>
         <w:r>
           <w:rPr>
@@ -3293,7 +3271,7 @@
             <w:noProof/>
             <w:webHidden/>
           </w:rPr>
-          <w:t>19</w:t>
+          <w:t>18</w:t>
         </w:r>
         <w:r>
           <w:rPr>
@@ -3320,7 +3298,7 @@
           <w14:ligatures w14:val="standardContextual"/>
         </w:rPr>
       </w:pPr>
-      <w:hyperlink w:anchor="_Toc231397055" w:history="1">
+      <w:hyperlink w:anchor="_Toc236709760" w:history="1">
         <w:r>
           <w:rPr>
             <w:rStyle w:val="afffffff5"/>
@@ -3347,7 +3325,7 @@
             <w:noProof/>
             <w:webHidden/>
           </w:rPr>
-          <w:instrText xml:space="preserve"> PAGEREF _Toc231397055 \h </w:instrText>
+          <w:instrText xml:space="preserve"> PAGEREF _Toc236709760 \h </w:instrText>
         </w:r>
         <w:r>
           <w:rPr>
@@ -3394,7 +3372,7 @@
           <w14:ligatures w14:val="standardContextual"/>
         </w:rPr>
       </w:pPr>
-      <w:hyperlink w:anchor="_Toc231397056" w:history="1">
+      <w:hyperlink w:anchor="_Toc236709761" w:history="1">
         <w:r>
           <w:rPr>
             <w:rStyle w:val="afffffff5"/>
@@ -3421,7 +3399,7 @@
             <w:noProof/>
             <w:webHidden/>
           </w:rPr>
-          <w:instrText xml:space="preserve"> PAGEREF _Toc231397056 \h </w:instrText>
+          <w:instrText xml:space="preserve"> PAGEREF _Toc236709761 \h </w:instrText>
         </w:r>
         <w:r>
           <w:rPr>
@@ -3468,7 +3446,7 @@
           <w14:ligatures w14:val="standardContextual"/>
         </w:rPr>
       </w:pPr>
-      <w:hyperlink w:anchor="_Toc231397057" w:history="1">
+      <w:hyperlink w:anchor="_Toc236709762" w:history="1">
         <w:r>
           <w:rPr>
             <w:rStyle w:val="afffffff5"/>
@@ -3495,7 +3473,7 @@
             <w:noProof/>
             <w:webHidden/>
           </w:rPr>
-          <w:instrText xml:space="preserve"> PAGEREF _Toc231397057 \h </w:instrText>
+          <w:instrText xml:space="preserve"> PAGEREF _Toc236709762 \h </w:instrText>
         </w:r>
         <w:r>
           <w:rPr>
@@ -3542,7 +3520,7 @@
           <w14:ligatures w14:val="standardContextual"/>
         </w:rPr>
       </w:pPr>
-      <w:hyperlink w:anchor="_Toc231397058" w:history="1">
+      <w:hyperlink w:anchor="_Toc236709763" w:history="1">
         <w:r>
           <w:rPr>
             <w:rStyle w:val="afffffff5"/>
@@ -3569,7 +3547,7 @@
             <w:noProof/>
             <w:webHidden/>
           </w:rPr>
-          <w:instrText xml:space="preserve"> PAGEREF _Toc231397058 \h </w:instrText>
+          <w:instrText xml:space="preserve"> PAGEREF _Toc236709763 \h </w:instrText>
         </w:r>
         <w:r>
           <w:rPr>
@@ -3617,7 +3595,7 @@
           <w14:ligatures w14:val="standardContextual"/>
         </w:rPr>
       </w:pPr>
-      <w:hyperlink w:anchor="_Toc231397059" w:history="1">
+      <w:hyperlink w:anchor="_Toc236709764" w:history="1">
         <w:r>
           <w:rPr>
             <w:rStyle w:val="afffffff5"/>
@@ -3644,7 +3622,7 @@
             <w:noProof/>
             <w:webHidden/>
           </w:rPr>
-          <w:instrText xml:space="preserve"> PAGEREF _Toc231397059 \h </w:instrText>
+          <w:instrText xml:space="preserve"> PAGEREF _Toc236709764 \h </w:instrText>
         </w:r>
         <w:r>
           <w:rPr>
@@ -3664,7 +3642,7 @@
             <w:noProof/>
             <w:webHidden/>
           </w:rPr>
-          <w:t>22</w:t>
+          <w:t>21</w:t>
         </w:r>
         <w:r>
           <w:rPr>
@@ -3691,7 +3669,7 @@
           <w14:ligatures w14:val="standardContextual"/>
         </w:rPr>
       </w:pPr>
-      <w:hyperlink w:anchor="_Toc231397060" w:history="1">
+      <w:hyperlink w:anchor="_Toc236709765" w:history="1">
         <w:r>
           <w:rPr>
             <w:rStyle w:val="afffffff5"/>
@@ -3718,7 +3696,7 @@
             <w:noProof/>
             <w:webHidden/>
           </w:rPr>
-          <w:instrText xml:space="preserve"> PAGEREF _Toc231397060 \h </w:instrText>
+          <w:instrText xml:space="preserve"> PAGEREF _Toc236709765 \h </w:instrText>
         </w:r>
         <w:r>
           <w:rPr>
@@ -3738,7 +3716,7 @@
             <w:noProof/>
             <w:webHidden/>
           </w:rPr>
-          <w:t>22</w:t>
+          <w:t>21</w:t>
         </w:r>
         <w:r>
           <w:rPr>
@@ -3765,7 +3743,7 @@
           <w14:ligatures w14:val="standardContextual"/>
         </w:rPr>
       </w:pPr>
-      <w:hyperlink w:anchor="_Toc231397061" w:history="1">
+      <w:hyperlink w:anchor="_Toc236709766" w:history="1">
         <w:r>
           <w:rPr>
             <w:rStyle w:val="afffffff5"/>
@@ -3792,7 +3770,7 @@
             <w:noProof/>
             <w:webHidden/>
           </w:rPr>
-          <w:instrText xml:space="preserve"> PAGEREF _Toc231397061 \h </w:instrText>
+          <w:instrText xml:space="preserve"> PAGEREF _Toc236709766 \h </w:instrText>
         </w:r>
         <w:r>
           <w:rPr>
@@ -3839,7 +3817,7 @@
           <w14:ligatures w14:val="standardContextual"/>
         </w:rPr>
       </w:pPr>
-      <w:hyperlink w:anchor="_Toc231397062" w:history="1">
+      <w:hyperlink w:anchor="_Toc236709767" w:history="1">
         <w:r>
           <w:rPr>
             <w:rStyle w:val="afffffff5"/>
@@ -3866,7 +3844,7 @@
             <w:noProof/>
             <w:webHidden/>
           </w:rPr>
-          <w:instrText xml:space="preserve"> PAGEREF _Toc231397062 \h </w:instrText>
+          <w:instrText xml:space="preserve"> PAGEREF _Toc236709767 \h </w:instrText>
         </w:r>
         <w:r>
           <w:rPr>
@@ -3886,7 +3864,7 @@
             <w:noProof/>
             <w:webHidden/>
           </w:rPr>
-          <w:t>23</w:t>
+          <w:t>22</w:t>
         </w:r>
         <w:r>
           <w:rPr>
@@ -3913,7 +3891,7 @@
           <w14:ligatures w14:val="standardContextual"/>
         </w:rPr>
       </w:pPr>
-      <w:hyperlink w:anchor="_Toc231397063" w:history="1">
+      <w:hyperlink w:anchor="_Toc236709768" w:history="1">
         <w:r>
           <w:rPr>
             <w:rStyle w:val="afffffff5"/>
@@ -3940,7 +3918,7 @@
             <w:noProof/>
             <w:webHidden/>
           </w:rPr>
-          <w:instrText xml:space="preserve"> PAGEREF _Toc231397063 \h </w:instrText>
+          <w:instrText xml:space="preserve"> PAGEREF _Toc236709768 \h </w:instrText>
         </w:r>
         <w:r>
           <w:rPr>
@@ -3989,7 +3967,7 @@
           <w14:ligatures w14:val="standardContextual"/>
         </w:rPr>
       </w:pPr>
-      <w:hyperlink w:anchor="_Toc231397064" w:history="1">
+      <w:hyperlink w:anchor="_Toc236709769" w:history="1">
         <w:r>
           <w:rPr>
             <w:rStyle w:val="afffffff5"/>
@@ -4016,7 +3994,7 @@
             <w:noProof/>
             <w:webHidden/>
           </w:rPr>
-          <w:instrText xml:space="preserve"> PAGEREF _Toc231397064 \h </w:instrText>
+          <w:instrText xml:space="preserve"> PAGEREF _Toc236709769 \h </w:instrText>
         </w:r>
         <w:r>
           <w:rPr>
@@ -4064,7 +4042,7 @@
           <w14:ligatures w14:val="standardContextual"/>
         </w:rPr>
       </w:pPr>
-      <w:hyperlink w:anchor="_Toc231397065" w:history="1">
+      <w:hyperlink w:anchor="_Toc236709770" w:history="1">
         <w:r>
           <w:rPr>
             <w:rStyle w:val="afffffff5"/>
@@ -4091,7 +4069,7 @@
             <w:noProof/>
             <w:webHidden/>
           </w:rPr>
-          <w:instrText xml:space="preserve"> PAGEREF _Toc231397065 \h </w:instrText>
+          <w:instrText xml:space="preserve"> PAGEREF _Toc236709770 \h </w:instrText>
         </w:r>
         <w:r>
           <w:rPr>
@@ -4139,7 +4117,7 @@
           <w14:ligatures w14:val="standardContextual"/>
         </w:rPr>
       </w:pPr>
-      <w:hyperlink w:anchor="_Toc231397066" w:history="1">
+      <w:hyperlink w:anchor="_Toc236709771" w:history="1">
         <w:r>
           <w:rPr>
             <w:rStyle w:val="afffffff5"/>
@@ -4166,7 +4144,7 @@
             <w:noProof/>
             <w:webHidden/>
           </w:rPr>
-          <w:instrText xml:space="preserve"> PAGEREF _Toc231397066 \h </w:instrText>
+          <w:instrText xml:space="preserve"> PAGEREF _Toc236709771 \h </w:instrText>
         </w:r>
         <w:r>
           <w:rPr>
@@ -4186,7 +4164,7 @@
             <w:noProof/>
             <w:webHidden/>
           </w:rPr>
-          <w:t>25</w:t>
+          <w:t>24</w:t>
         </w:r>
         <w:r>
           <w:rPr>
@@ -4214,7 +4192,7 @@
           <w14:ligatures w14:val="standardContextual"/>
         </w:rPr>
       </w:pPr>
-      <w:hyperlink w:anchor="_Toc231397067" w:history="1">
+      <w:hyperlink w:anchor="_Toc236709772" w:history="1">
         <w:r>
           <w:rPr>
             <w:rStyle w:val="afffffff5"/>
@@ -4241,7 +4219,7 @@
             <w:noProof/>
             <w:webHidden/>
           </w:rPr>
-          <w:instrText xml:space="preserve"> PAGEREF _Toc231397067 \h </w:instrText>
+          <w:instrText xml:space="preserve"> PAGEREF _Toc236709772 \h </w:instrText>
         </w:r>
         <w:r>
           <w:rPr>
@@ -4289,7 +4267,7 @@
           <w14:ligatures w14:val="standardContextual"/>
         </w:rPr>
       </w:pPr>
-      <w:hyperlink w:anchor="_Toc231397068" w:history="1">
+      <w:hyperlink w:anchor="_Toc236709773" w:history="1">
         <w:r>
           <w:rPr>
             <w:rStyle w:val="afffffff5"/>
@@ -4316,7 +4294,7 @@
             <w:noProof/>
             <w:webHidden/>
           </w:rPr>
-          <w:instrText xml:space="preserve"> PAGEREF _Toc231397068 \h </w:instrText>
+          <w:instrText xml:space="preserve"> PAGEREF _Toc236709773 \h </w:instrText>
         </w:r>
         <w:r>
           <w:rPr>
@@ -4336,7 +4314,7 @@
             <w:noProof/>
             <w:webHidden/>
           </w:rPr>
-          <w:t>26</w:t>
+          <w:t>25</w:t>
         </w:r>
         <w:r>
           <w:rPr>
@@ -4364,7 +4342,7 @@
           <w14:ligatures w14:val="standardContextual"/>
         </w:rPr>
       </w:pPr>
-      <w:hyperlink w:anchor="_Toc231397069" w:history="1">
+      <w:hyperlink w:anchor="_Toc236709774" w:history="1">
         <w:r>
           <w:rPr>
             <w:rStyle w:val="afffffff5"/>
@@ -4391,7 +4369,7 @@
             <w:noProof/>
             <w:webHidden/>
           </w:rPr>
-          <w:instrText xml:space="preserve"> PAGEREF _Toc231397069 \h </w:instrText>
+          <w:instrText xml:space="preserve"> PAGEREF _Toc236709774 \h </w:instrText>
         </w:r>
         <w:r>
           <w:rPr>
@@ -4440,7 +4418,7 @@
           <w14:ligatures w14:val="standardContextual"/>
         </w:rPr>
       </w:pPr>
-      <w:hyperlink w:anchor="_Toc231397070" w:history="1">
+      <w:hyperlink w:anchor="_Toc236709775" w:history="1">
         <w:r>
           <w:rPr>
             <w:rStyle w:val="afffffff5"/>
@@ -4467,7 +4445,7 @@
             <w:noProof/>
             <w:webHidden/>
           </w:rPr>
-          <w:instrText xml:space="preserve"> PAGEREF _Toc231397070 \h </w:instrText>
+          <w:instrText xml:space="preserve"> PAGEREF _Toc236709775 \h </w:instrText>
         </w:r>
         <w:r>
           <w:rPr>
@@ -4516,7 +4494,7 @@
           <w14:ligatures w14:val="standardContextual"/>
         </w:rPr>
       </w:pPr>
-      <w:hyperlink w:anchor="_Toc231397071" w:history="1">
+      <w:hyperlink w:anchor="_Toc236709776" w:history="1">
         <w:r>
           <w:rPr>
             <w:rStyle w:val="afffffff5"/>
@@ -4543,7 +4521,7 @@
             <w:noProof/>
             <w:webHidden/>
           </w:rPr>
-          <w:instrText xml:space="preserve"> PAGEREF _Toc231397071 \h </w:instrText>
+          <w:instrText xml:space="preserve"> PAGEREF _Toc236709776 \h </w:instrText>
         </w:r>
         <w:r>
           <w:rPr>
@@ -4591,7 +4569,7 @@
           <w14:ligatures w14:val="standardContextual"/>
         </w:rPr>
       </w:pPr>
-      <w:hyperlink w:anchor="_Toc231397072" w:history="1">
+      <w:hyperlink w:anchor="_Toc236709777" w:history="1">
         <w:r>
           <w:rPr>
             <w:rStyle w:val="afffffff5"/>
@@ -4618,7 +4596,7 @@
             <w:noProof/>
             <w:webHidden/>
           </w:rPr>
-          <w:instrText xml:space="preserve"> PAGEREF _Toc231397072 \h </w:instrText>
+          <w:instrText xml:space="preserve"> PAGEREF _Toc236709777 \h </w:instrText>
         </w:r>
         <w:r>
           <w:rPr>
@@ -4666,7 +4644,7 @@
           <w14:ligatures w14:val="standardContextual"/>
         </w:rPr>
       </w:pPr>
-      <w:hyperlink w:anchor="_Toc231397073" w:history="1">
+      <w:hyperlink w:anchor="_Toc236709778" w:history="1">
         <w:r>
           <w:rPr>
             <w:rStyle w:val="afffffff5"/>
@@ -4693,7 +4671,7 @@
             <w:noProof/>
             <w:webHidden/>
           </w:rPr>
-          <w:instrText xml:space="preserve"> PAGEREF _Toc231397073 \h </w:instrText>
+          <w:instrText xml:space="preserve"> PAGEREF _Toc236709778 \h </w:instrText>
         </w:r>
         <w:r>
           <w:rPr>
@@ -4713,7 +4691,7 @@
             <w:noProof/>
             <w:webHidden/>
           </w:rPr>
-          <w:t>28</w:t>
+          <w:t>27</w:t>
         </w:r>
         <w:r>
           <w:rPr>
@@ -4732,10 +4710,9 @@
         </w:rPr>
       </w:pPr>
       <w:r>
-        <w:lastRenderedPageBreak/>
         <w:fldChar w:fldCharType="end"/>
       </w:r>
-      <w:bookmarkStart w:id="1" w:name="_Toc231397024"/>
+      <w:bookmarkStart w:id="1" w:name="_Toc236709729"/>
       <w:r>
         <w:rPr>
           <w:rFonts w:hint="eastAsia"/>
@@ -4751,7 +4728,7 @@
           <w:rFonts w:hint="eastAsia"/>
         </w:rPr>
       </w:pPr>
-      <w:bookmarkStart w:id="2" w:name="_Toc231397025"/>
+      <w:bookmarkStart w:id="2" w:name="_Toc236709730"/>
       <w:r>
         <w:rPr>
           <w:rFonts w:hint="eastAsia"/>
@@ -4770,7 +4747,7 @@
         <w:rPr>
           <w:rFonts w:hint="eastAsia"/>
         </w:rPr>
-        <w:t>本書は、権限管理画面（`/permission-management`）で利用する API の設計内容を整理し、共有システム管理者アカウントが施設単位の提供機能・提供カラムを管理するための実装基準を明確にすることを目的とする。</w:t>
+        <w:t>本書は、権限管理画面（/permission-management）で利用する API の設計内容を整理し、共有システム管理者アカウントが施設単位の提供機能・提供カラムを管理するための実装基準を明確にすることを目的とする。</w:t>
       </w:r>
     </w:p>
     <w:p>
@@ -4853,7 +4830,7 @@
         <w:rPr>
           <w:rFonts w:hint="eastAsia"/>
         </w:rPr>
-        <w:t>`lending_checkout` と `lending_in_use_used` の親子制約</w:t>
+        <w:t>lending_checkout と lending_in_use_used の親子制約</w:t>
       </w:r>
     </w:p>
     <w:p>
@@ -4872,7 +4849,7 @@
         <w:rPr>
           <w:rFonts w:hint="eastAsia"/>
         </w:rPr>
-        <w:t>`lending_in_use_used` を OFF にする際の未返却貸出データ検証</w:t>
+        <w:t>lending_in_use_used を OFF にする際の未返却貸出データ検証</w:t>
       </w:r>
     </w:p>
     <w:p>
@@ -4891,6 +4868,7 @@
         <w:rPr>
           <w:rFonts w:hint="eastAsia"/>
         </w:rPr>
+        <w:lastRenderedPageBreak/>
         <w:t>施設提供設定とユーザー施設別設定の責務分離</w:t>
       </w:r>
     </w:p>
@@ -4939,7 +4917,7 @@
           <w:rFonts w:hint="eastAsia"/>
         </w:rPr>
       </w:pPr>
-      <w:bookmarkStart w:id="3" w:name="_Toc231397026"/>
+      <w:bookmarkStart w:id="3" w:name="_Toc236709731"/>
       <w:r>
         <w:rPr>
           <w:rFonts w:hint="eastAsia"/>
@@ -4971,7 +4949,7 @@
         <w:rPr>
           <w:rFonts w:hint="eastAsia"/>
         </w:rPr>
-        <w:t>施設単位の提供設定は、その施設に所属または担当するユーザーが利用できる機能・カラムの上限として働く。`config_scope='FACILITY_USER'` の機能は、施設提供設定とユーザー施設別設定の両方が有効な場合にのみ実効利用できる。</w:t>
+        <w:t>施設単位の提供設定は、その施設に所属または担当するユーザーが利用できる機能・カラムの上限として働く。config_scope='FACILITY_USER' の機能は、施設提供設定とユーザー施設別設定の両方が有効な場合にのみ実効利用できる。</w:t>
       </w:r>
     </w:p>
     <w:p>
@@ -4984,7 +4962,7 @@
         <w:rPr>
           <w:rFonts w:hint="eastAsia"/>
         </w:rPr>
-        <w:t>本画面/APIは、通常アカウントへ付与する `feature_code` ではなく `users.account_type='SYSTEM_ADMIN'` により直接認可する。新しい施設を追加する運用では、共有システム管理者アカウントが 施設追加 → 施設権限設定 → 最初のユーザー追加 → 最初のユーザー権限設定 の順に初期設定を完了できる必要があるため、対象施設に通常ユーザーやユーザー施設別設定が未作成でも、未削除の施設であれば本APIの設定対象に含める。</w:t>
+        <w:t>本画面/APIは、通常アカウントへ付与する feature_code ではなく users.account_type='SYSTEM_ADMIN' により直接認可する。新しい施設を追加する運用では、共有システム管理者アカウントが 施設追加 → 施設権限設定 → 最初のユーザー追加 → 最初のユーザー権限設定 の順に初期設定を完了できる必要があるため、対象施設に通常ユーザーやユーザー施設別設定が未作成でも、未削除の施設であれば本APIの設定対象に含める。</w:t>
       </w:r>
     </w:p>
     <w:p>
@@ -4994,12 +4972,11 @@
           <w:rFonts w:hint="eastAsia"/>
         </w:rPr>
       </w:pPr>
-      <w:bookmarkStart w:id="4" w:name="_Toc231397027"/>
+      <w:bookmarkStart w:id="4" w:name="_Toc236709732"/>
       <w:r>
         <w:rPr>
           <w:rFonts w:hint="eastAsia"/>
         </w:rPr>
-        <w:lastRenderedPageBreak/>
         <w:t>用語定義</w:t>
       </w:r>
       <w:bookmarkEnd w:id="4"/>
@@ -5024,6 +5001,7 @@
       </w:tblGrid>
       <w:tr>
         <w:trPr>
+          <w:cantSplit/>
           <w:tblHeader/>
         </w:trPr>
         <w:tc>
@@ -5068,6 +5046,9 @@
         </w:tc>
       </w:tr>
       <w:tr>
+        <w:trPr>
+          <w:cantSplit/>
+        </w:trPr>
         <w:tc>
           <w:tcPr>
             <w:tcW w:w="2500" w:type="pct"/>
@@ -5096,6 +5077,9 @@
         </w:tc>
       </w:tr>
       <w:tr>
+        <w:trPr>
+          <w:cantSplit/>
+        </w:trPr>
         <w:tc>
           <w:tcPr>
             <w:tcW w:w="2500" w:type="pct"/>
@@ -5118,12 +5102,15 @@
               <w:rPr>
                 <w:rFonts w:hint="eastAsia"/>
               </w:rPr>
-              <w:t>設定を取得・保存する施設。`facilities` で管理し、通常ユーザー割当の有無にかかわらず未削除施設を対象とする</w:t>
+              <w:t>設定を取得・保存する施設。facilities で管理し、通常ユーザー割当の有無にかかわらず未削除施設を対象とする</w:t>
             </w:r>
           </w:p>
         </w:tc>
       </w:tr>
       <w:tr>
+        <w:trPr>
+          <w:cantSplit/>
+        </w:trPr>
         <w:tc>
           <w:tcPr>
             <w:tcW w:w="2500" w:type="pct"/>
@@ -5152,6 +5139,9 @@
         </w:tc>
       </w:tr>
       <w:tr>
+        <w:trPr>
+          <w:cantSplit/>
+        </w:trPr>
         <w:tc>
           <w:tcPr>
             <w:tcW w:w="2500" w:type="pct"/>
@@ -5174,12 +5164,15 @@
               <w:rPr>
                 <w:rFonts w:hint="eastAsia"/>
               </w:rPr>
-              <w:t>対象施設で提供する `feature_code`。`facility_feature_settings` で管理する</w:t>
+              <w:t>対象施設で提供する feature_code。facility_feature_settings で管理する</w:t>
             </w:r>
           </w:p>
         </w:tc>
       </w:tr>
       <w:tr>
+        <w:trPr>
+          <w:cantSplit/>
+        </w:trPr>
         <w:tc>
           <w:tcPr>
             <w:tcW w:w="2500" w:type="pct"/>
@@ -5202,12 +5195,15 @@
               <w:rPr>
                 <w:rFonts w:hint="eastAsia"/>
               </w:rPr>
-              <w:t>対象施設で提供する `column_code`。`facility_column_settings` で管理する</w:t>
+              <w:t>対象施設で提供する column_code。facility_column_settings で管理する</w:t>
             </w:r>
           </w:p>
         </w:tc>
       </w:tr>
       <w:tr>
+        <w:trPr>
+          <w:cantSplit/>
+        </w:trPr>
         <w:tc>
           <w:tcPr>
             <w:tcW w:w="2500" w:type="pct"/>
@@ -5230,12 +5226,15 @@
               <w:rPr>
                 <w:rFonts w:hint="eastAsia"/>
               </w:rPr>
-              <w:t>管理対象機能の正本。`feature_catalogs` で管理する</w:t>
+              <w:t>管理対象機能の正本。feature_catalogs で管理する</w:t>
             </w:r>
           </w:p>
         </w:tc>
       </w:tr>
       <w:tr>
+        <w:trPr>
+          <w:cantSplit/>
+        </w:trPr>
         <w:tc>
           <w:tcPr>
             <w:tcW w:w="2500" w:type="pct"/>
@@ -5258,12 +5257,15 @@
               <w:rPr>
                 <w:rFonts w:hint="eastAsia"/>
               </w:rPr>
-              <w:t>管理対象カラムの正本。`column_catalogs` で管理する</w:t>
+              <w:t>管理対象カラムの正本。column_catalogs で管理する</w:t>
             </w:r>
           </w:p>
         </w:tc>
       </w:tr>
       <w:tr>
+        <w:trPr>
+          <w:cantSplit/>
+        </w:trPr>
         <w:tc>
           <w:tcPr>
             <w:tcW w:w="2500" w:type="pct"/>
@@ -5273,6 +5275,7 @@
               <w:rPr>
                 <w:rFonts w:hint="eastAsia"/>
               </w:rPr>
+              <w:lastRenderedPageBreak/>
               <w:t>ユーザー施設別設定</w:t>
             </w:r>
           </w:p>
@@ -5286,12 +5289,15 @@
               <w:rPr>
                 <w:rFonts w:hint="eastAsia"/>
               </w:rPr>
-              <w:t>施設提供設定の範囲内でユーザーごとの利用可否を管理する `user_facility_feature_settings` / `user_facility_column_settings`</w:t>
+              <w:t>施設提供設定の範囲内でユーザーごとの利用可否を管理する user_facility_feature_settings / user_facility_column_settings</w:t>
             </w:r>
           </w:p>
         </w:tc>
       </w:tr>
       <w:tr>
+        <w:trPr>
+          <w:cantSplit/>
+        </w:trPr>
         <w:tc>
           <w:tcPr>
             <w:tcW w:w="2500" w:type="pct"/>
@@ -5311,7 +5317,7 @@
               <w:rPr>
                 <w:rFonts w:hint="eastAsia"/>
               </w:rPr>
-              <w:t>貸出・返却の使用中/使用済みフローを制御するユーザー施設別機能。実効利用には `lending_checkout` も有効であることが必要</w:t>
+              <w:t>貸出・返却の使用中/使用済みフローを制御するユーザー施設別機能。実効利用には lending_checkout も有効であることが必要</w:t>
             </w:r>
           </w:p>
         </w:tc>
@@ -5325,7 +5331,7 @@
           <w:rFonts w:hint="eastAsia"/>
         </w:rPr>
       </w:pPr>
-      <w:bookmarkStart w:id="5" w:name="_Toc231397028"/>
+      <w:bookmarkStart w:id="5" w:name="_Toc236709733"/>
       <w:r>
         <w:rPr>
           <w:rFonts w:hint="eastAsia"/>
@@ -5354,6 +5360,7 @@
       </w:tblGrid>
       <w:tr>
         <w:trPr>
+          <w:cantSplit/>
           <w:tblHeader/>
         </w:trPr>
         <w:tc>
@@ -5398,6 +5405,9 @@
         </w:tc>
       </w:tr>
       <w:tr>
+        <w:trPr>
+          <w:cantSplit/>
+        </w:trPr>
         <w:tc>
           <w:tcPr>
             <w:tcW w:w="2500" w:type="pct"/>
@@ -5426,6 +5436,9 @@
         </w:tc>
       </w:tr>
       <w:tr>
+        <w:trPr>
+          <w:cantSplit/>
+        </w:trPr>
         <w:tc>
           <w:tcPr>
             <w:tcW w:w="2500" w:type="pct"/>
@@ -5451,6 +5464,9 @@
         </w:tc>
       </w:tr>
       <w:tr>
+        <w:trPr>
+          <w:cantSplit/>
+        </w:trPr>
         <w:tc>
           <w:tcPr>
             <w:tcW w:w="2500" w:type="pct"/>
@@ -5487,12 +5503,11 @@
           <w:rFonts w:hint="eastAsia"/>
         </w:rPr>
       </w:pPr>
-      <w:bookmarkStart w:id="6" w:name="_Toc231397029"/>
+      <w:bookmarkStart w:id="6" w:name="_Toc236709734"/>
       <w:r>
         <w:rPr>
           <w:rFonts w:hint="eastAsia"/>
         </w:rPr>
-        <w:lastRenderedPageBreak/>
         <w:t>第2章 システム全体構成</w:t>
       </w:r>
       <w:bookmarkEnd w:id="6"/>
@@ -5504,7 +5519,7 @@
           <w:rFonts w:hint="eastAsia"/>
         </w:rPr>
       </w:pPr>
-      <w:bookmarkStart w:id="7" w:name="_Toc231397030"/>
+      <w:bookmarkStart w:id="7" w:name="_Toc236709735"/>
       <w:r>
         <w:rPr>
           <w:rFonts w:hint="eastAsia"/>
@@ -5523,7 +5538,7 @@
         <w:rPr>
           <w:rFonts w:hint="eastAsia"/>
         </w:rPr>
-        <w:t>本API群は、権限管理画面の初期表示、対象施設別の設定取得、設定保存、別施設からの設定コピーを提供する。対象施設候補は共有システム管理者アカウントの担当施設割当ではなく `facilities.deleted_at IS NULL` を基準に取得し、新規施設追加直後のように通常ユーザーやユーザー施設別設定がまだ存在しない施設も設定対象に含める。</w:t>
+        <w:t>本API群は、権限管理画面の初期表示、対象施設別の設定取得、設定保存、別施設からの設定コピーを提供する。対象施設候補は共有システム管理者アカウントの担当施設割当ではなく facilities.deleted_at IS NULL を基準に取得し、新規施設追加直後のように通常ユーザーやユーザー施設別設定がまだ存在しない施設も設定対象に含める。</w:t>
       </w:r>
     </w:p>
     <w:p>
@@ -5536,7 +5551,7 @@
         <w:rPr>
           <w:rFonts w:hint="eastAsia"/>
         </w:rPr>
-        <w:t>候補正本は `feature_catalogs` / `column_catalogs` とし、施設別の設定値は `facility_feature_settings` / `facility_column_settings` へ保存する。ユーザー施設別設定は本APIでは更新しない。</w:t>
+        <w:t>候補正本は feature_catalogs / column_catalogs とし、施設別の設定値は facility_feature_settings / facility_column_settings へ保存する。ユーザー施設別設定は本APIでは更新しない。</w:t>
       </w:r>
     </w:p>
     <w:p>
@@ -5546,11 +5561,12 @@
           <w:rFonts w:hint="eastAsia"/>
         </w:rPr>
       </w:pPr>
-      <w:bookmarkStart w:id="8" w:name="_Toc231397031"/>
+      <w:bookmarkStart w:id="8" w:name="_Toc236709736"/>
       <w:r>
         <w:rPr>
           <w:rFonts w:hint="eastAsia"/>
         </w:rPr>
+        <w:lastRenderedPageBreak/>
         <w:t>画面とAPIの関係</w:t>
       </w:r>
       <w:bookmarkEnd w:id="8"/>
@@ -5576,6 +5592,7 @@
       </w:tblGrid>
       <w:tr>
         <w:trPr>
+          <w:cantSplit/>
           <w:tblHeader/>
         </w:trPr>
         <w:tc>
@@ -5639,6 +5656,9 @@
         </w:tc>
       </w:tr>
       <w:tr>
+        <w:trPr>
+          <w:cantSplit/>
+        </w:trPr>
         <w:tc>
           <w:tcPr>
             <w:tcW w:w="1666" w:type="pct"/>
@@ -5677,6 +5697,9 @@
         </w:tc>
       </w:tr>
       <w:tr>
+        <w:trPr>
+          <w:cantSplit/>
+        </w:trPr>
         <w:tc>
           <w:tcPr>
             <w:tcW w:w="1666" w:type="pct"/>
@@ -5715,6 +5738,9 @@
         </w:tc>
       </w:tr>
       <w:tr>
+        <w:trPr>
+          <w:cantSplit/>
+        </w:trPr>
         <w:tc>
           <w:tcPr>
             <w:tcW w:w="1666" w:type="pct"/>
@@ -5753,6 +5779,9 @@
         </w:tc>
       </w:tr>
       <w:tr>
+        <w:trPr>
+          <w:cantSplit/>
+        </w:trPr>
         <w:tc>
           <w:tcPr>
             <w:tcW w:w="1666" w:type="pct"/>
@@ -5799,12 +5828,11 @@
           <w:rFonts w:hint="eastAsia"/>
         </w:rPr>
       </w:pPr>
-      <w:bookmarkStart w:id="9" w:name="_Toc231397032"/>
+      <w:bookmarkStart w:id="9" w:name="_Toc236709737"/>
       <w:r>
         <w:rPr>
           <w:rFonts w:hint="eastAsia"/>
         </w:rPr>
-        <w:lastRenderedPageBreak/>
         <w:t>使用テーブル</w:t>
       </w:r>
       <w:bookmarkEnd w:id="9"/>
@@ -5830,6 +5858,7 @@
       </w:tblGrid>
       <w:tr>
         <w:trPr>
+          <w:cantSplit/>
           <w:tblHeader/>
         </w:trPr>
         <w:tc>
@@ -5894,6 +5923,9 @@
         </w:tc>
       </w:tr>
       <w:tr>
+        <w:trPr>
+          <w:cantSplit/>
+        </w:trPr>
         <w:tc>
           <w:tcPr>
             <w:tcW w:w="1666" w:type="pct"/>
@@ -5929,6 +5961,9 @@
         </w:tc>
       </w:tr>
       <w:tr>
+        <w:trPr>
+          <w:cantSplit/>
+        </w:trPr>
         <w:tc>
           <w:tcPr>
             <w:tcW w:w="1666" w:type="pct"/>
@@ -5964,6 +5999,9 @@
         </w:tc>
       </w:tr>
       <w:tr>
+        <w:trPr>
+          <w:cantSplit/>
+        </w:trPr>
         <w:tc>
           <w:tcPr>
             <w:tcW w:w="1666" w:type="pct"/>
@@ -5999,6 +6037,9 @@
         </w:tc>
       </w:tr>
       <w:tr>
+        <w:trPr>
+          <w:cantSplit/>
+        </w:trPr>
         <w:tc>
           <w:tcPr>
             <w:tcW w:w="1666" w:type="pct"/>
@@ -6034,6 +6075,9 @@
         </w:tc>
       </w:tr>
       <w:tr>
+        <w:trPr>
+          <w:cantSplit/>
+        </w:trPr>
         <w:tc>
           <w:tcPr>
             <w:tcW w:w="1666" w:type="pct"/>
@@ -6069,6 +6113,9 @@
         </w:tc>
       </w:tr>
       <w:tr>
+        <w:trPr>
+          <w:cantSplit/>
+        </w:trPr>
         <w:tc>
           <w:tcPr>
             <w:tcW w:w="1666" w:type="pct"/>
@@ -6098,18 +6145,22 @@
               <w:rPr>
                 <w:rFonts w:hint="eastAsia"/>
               </w:rPr>
-              <w:t>`lending_in_use_used` OFF 可否検証で貸出機器の対象施設を判定する</w:t>
+              <w:t>lending_in_use_used OFF 可否検証で貸出機器の対象施設を判定する</w:t>
             </w:r>
           </w:p>
         </w:tc>
       </w:tr>
       <w:tr>
+        <w:trPr>
+          <w:cantSplit/>
+        </w:trPr>
         <w:tc>
           <w:tcPr>
             <w:tcW w:w="1666" w:type="pct"/>
           </w:tcPr>
           <w:p>
             <w:r>
+              <w:lastRenderedPageBreak/>
               <w:t>lending_devices</w:t>
             </w:r>
           </w:p>
@@ -6133,12 +6184,15 @@
               <w:rPr>
                 <w:rFonts w:hint="eastAsia"/>
               </w:rPr>
-              <w:t>`lending_in_use_used` OFF 可否検証で使用中/使用済み状態の貸出機器を確認する</w:t>
+              <w:t>lending_in_use_used OFF 可否検証で使用中/使用済み状態の貸出機器を確認する</w:t>
             </w:r>
           </w:p>
         </w:tc>
       </w:tr>
       <w:tr>
+        <w:trPr>
+          <w:cantSplit/>
+        </w:trPr>
         <w:tc>
           <w:tcPr>
             <w:tcW w:w="1666" w:type="pct"/>
@@ -6168,7 +6222,7 @@
               <w:rPr>
                 <w:rFonts w:hint="eastAsia"/>
               </w:rPr>
-              <w:t>`lending_in_use_used` OFF 可否検証で未返却の使用中/使用済み履歴を確認する</w:t>
+              <w:t>lending_in_use_used OFF 可否検証で未返却の使用中/使用済み履歴を確認する</w:t>
             </w:r>
           </w:p>
         </w:tc>
@@ -6182,7 +6236,7 @@
           <w:rFonts w:hint="eastAsia"/>
         </w:rPr>
       </w:pPr>
-      <w:bookmarkStart w:id="10" w:name="_Toc231397033"/>
+      <w:bookmarkStart w:id="10" w:name="_Toc236709738"/>
       <w:r>
         <w:rPr>
           <w:rFonts w:hint="eastAsia"/>
@@ -6198,7 +6252,7 @@
           <w:rFonts w:hint="eastAsia"/>
         </w:rPr>
       </w:pPr>
-      <w:bookmarkStart w:id="11" w:name="_Toc231397034"/>
+      <w:bookmarkStart w:id="11" w:name="_Toc236709739"/>
       <w:r>
         <w:rPr>
           <w:rFonts w:hint="eastAsia"/>
@@ -6280,7 +6334,7 @@
         <w:rPr>
           <w:rFonts w:hint="eastAsia"/>
         </w:rPr>
-        <w:t>日時形式: ISO 8601（例: `2026-05-17T00:00:00Z`）</w:t>
+        <w:t>日時形式: ISO 8601（例: 2026-05-17T00:00:00Z）</w:t>
       </w:r>
     </w:p>
     <w:p>
@@ -6299,8 +6353,7 @@
         <w:rPr>
           <w:rFonts w:hint="eastAsia"/>
         </w:rPr>
-        <w:lastRenderedPageBreak/>
-        <w:t>論理削除済み施設（`facilities.deleted_at IS NOT NULL`）は対象施設候補、設定取得、保存、コピー元、コピー先の対象外とする</w:t>
+        <w:t>論理削除済み施設（facilities.deleted_at IS NOT NULL）は対象施設候補、設定取得、保存、コピー元、コピー先の対象外とする</w:t>
       </w:r>
     </w:p>
     <w:p>
@@ -6319,7 +6372,7 @@
         <w:rPr>
           <w:rFonts w:hint="eastAsia"/>
         </w:rPr>
-        <w:t>共有システム管理者アカウントは `user_facility_assignments` に依存せず未削除の全施設を対象にできる。通常ユーザーやユーザー施設別設定が未作成の新規施設も対象に含める</w:t>
+        <w:t>共有システム管理者アカウントは user_facility_assignments に依存せず未削除の全施設を対象にできる。通常ユーザーやユーザー施設別設定が未作成の新規施設も対象に含める</w:t>
       </w:r>
     </w:p>
     <w:p>
@@ -6338,7 +6391,7 @@
         <w:rPr>
           <w:rFonts w:hint="eastAsia"/>
         </w:rPr>
-        <w:t>カタログ候補は `is_active=true` の行を対象とし、`sort_order`、コードの順で安定ソートする</w:t>
+        <w:t>カタログ候補は is_active=true の行を対象とし、sort_order、コードの順で安定ソートする</w:t>
       </w:r>
     </w:p>
     <w:p>
@@ -6357,7 +6410,7 @@
         <w:rPr>
           <w:rFonts w:hint="eastAsia"/>
         </w:rPr>
-        <w:t>旧整理の `facility_feature_edit` は通常アカウント向け `feature_code` として扱わないため、施設提供機能候補、保存リクエスト、コピー結果の候補集合に含めない</w:t>
+        <w:t>旧整理の facility_feature_edit は通常アカウント向け feature_code として扱わないため、施設提供機能候補、保存リクエスト、コピー結果の候補集合に含めない</w:t>
       </w:r>
     </w:p>
     <w:p>
@@ -6376,7 +6429,7 @@
         <w:rPr>
           <w:rFonts w:hint="eastAsia"/>
         </w:rPr>
-        <w:t>`switchContent` は `taniguchi/docs/ロール整理.xlsx` の `権限管理単位一覧` シートを正本とする表示メタ情報であり、`facility_feature_settings` / `facility_column_settings` には保存しない</w:t>
+        <w:t>switchContent は taniguchi/docs/ロール整理.xlsx の 権限管理単位一覧 シートを正本とする表示メタ情報であり、facility_feature_settings / facility_column_settings には保存しない</w:t>
       </w:r>
     </w:p>
     <w:p>
@@ -6414,7 +6467,7 @@
         <w:rPr>
           <w:rFonts w:hint="eastAsia"/>
         </w:rPr>
-        <w:t>保存・コピー時は候補集合全体を基準に UPSERT し、リクエストで指定されない候補は `is_enabled=false` として扱う</w:t>
+        <w:t>保存・コピー時は候補集合全体を基準に UPSERT し、リクエストで指定されない候補は is_enabled=false として扱う</w:t>
       </w:r>
     </w:p>
     <w:p>
@@ -6424,11 +6477,12 @@
           <w:rFonts w:hint="eastAsia"/>
         </w:rPr>
       </w:pPr>
-      <w:bookmarkStart w:id="12" w:name="_Toc231397035"/>
+      <w:bookmarkStart w:id="12" w:name="_Toc236709740"/>
       <w:r>
         <w:rPr>
           <w:rFonts w:hint="eastAsia"/>
         </w:rPr>
+        <w:lastRenderedPageBreak/>
         <w:t>認証方式</w:t>
       </w:r>
       <w:bookmarkEnd w:id="12"/>
@@ -6443,7 +6497,7 @@
         <w:rPr>
           <w:rFonts w:hint="eastAsia"/>
         </w:rPr>
-        <w:t>ログイン認証で取得した Bearer トークンを `Authorization` ヘッダーに付与して呼び出す。未認証時は 401 を返却する。</w:t>
+        <w:t>ログイン認証で取得した Bearer トークンを Authorization ヘッダーに付与して呼び出す。未認証時は 401 を返却する。</w:t>
       </w:r>
     </w:p>
     <w:p>
@@ -6453,7 +6507,7 @@
           <w:rFonts w:hint="eastAsia"/>
         </w:rPr>
       </w:pPr>
-      <w:bookmarkStart w:id="13" w:name="_Toc231397036"/>
+      <w:bookmarkStart w:id="13" w:name="_Toc236709741"/>
       <w:r>
         <w:rPr>
           <w:rFonts w:hint="eastAsia"/>
@@ -6472,7 +6526,7 @@
         <w:rPr>
           <w:rFonts w:hint="eastAsia"/>
         </w:rPr>
-        <w:t>本API群は施設提供設定そのものを管理する管理者 API であるため、対象施設の `facility_feature_settings` / `user_facility_feature_settings` による自己参照型の feature_code 判定は行わない。Bearer トークンの認証コンテキストで共有システム管理者アカウント（`users.account_type='SYSTEM_ADMIN'`）と判定できる場合のみ実行を許可する。通常ユーザー、施設管理者、または `feature_code` による個別権限では本APIを利用できない。</w:t>
+        <w:t>本API群は施設提供設定そのものを管理する管理者 API であるため、対象施設の facility_feature_settings / user_facility_feature_settings による自己参照型の feature_code 判定は行わない。Bearer トークンの認証コンテキストで共有システム管理者アカウント（users.account_type='SYSTEM_ADMIN'）と判定できる場合のみ実行を許可する。通常ユーザー、施設管理者、または feature_code による個別権限では本APIを利用できない。</w:t>
       </w:r>
     </w:p>
     <w:tbl>
@@ -6496,6 +6550,7 @@
       </w:tblGrid>
       <w:tr>
         <w:trPr>
+          <w:cantSplit/>
           <w:tblHeader/>
         </w:trPr>
         <w:tc>
@@ -6560,6 +6615,9 @@
         </w:tc>
       </w:tr>
       <w:tr>
+        <w:trPr>
+          <w:cantSplit/>
+        </w:trPr>
         <w:tc>
           <w:tcPr>
             <w:tcW w:w="1666" w:type="pct"/>
@@ -6601,6 +6659,9 @@
         </w:tc>
       </w:tr>
       <w:tr>
+        <w:trPr>
+          <w:cantSplit/>
+        </w:trPr>
         <w:tc>
           <w:tcPr>
             <w:tcW w:w="1666" w:type="pct"/>
@@ -6636,12 +6697,15 @@
               <w:rPr>
                 <w:rFonts w:hint="eastAsia"/>
               </w:rPr>
-              <w:t>`users.account_type='SYSTEM_ADMIN'` で判定する。共有システム管理者アカウント以外は 403</w:t>
+              <w:t>users.account_type='SYSTEM_ADMIN' で判定する。共有システム管理者アカウント以外は 403</w:t>
             </w:r>
           </w:p>
         </w:tc>
       </w:tr>
       <w:tr>
+        <w:trPr>
+          <w:cantSplit/>
+        </w:trPr>
         <w:tc>
           <w:tcPr>
             <w:tcW w:w="1666" w:type="pct"/>
@@ -6677,14 +6741,7 @@
               <w:rPr>
                 <w:rFonts w:hint="eastAsia"/>
               </w:rPr>
-              <w:t>存在しない、または論理削除済みの場合は 404。通常ユーザ</w:t>
-            </w:r>
-            <w:r>
-              <w:rPr>
-                <w:rFonts w:hint="eastAsia"/>
-              </w:rPr>
-              <w:lastRenderedPageBreak/>
-              <w:t>ー割当やユーザー施設別設定の有無は必要条件にしない</w:t>
+              <w:t>存在しない、または論理削除済みの場合は 404。通常ユーザー割当やユーザー施設別設定の有無は必要条件にしない</w:t>
             </w:r>
           </w:p>
         </w:tc>
@@ -6698,7 +6755,7 @@
           <w:rFonts w:hint="eastAsia"/>
         </w:rPr>
       </w:pPr>
-      <w:bookmarkStart w:id="14" w:name="_Toc231397037"/>
+      <w:bookmarkStart w:id="14" w:name="_Toc236709742"/>
       <w:r>
         <w:rPr>
           <w:rFonts w:hint="eastAsia"/>
@@ -6714,7 +6771,7 @@
           <w:rFonts w:hint="eastAsia"/>
         </w:rPr>
       </w:pPr>
-      <w:bookmarkStart w:id="15" w:name="_Toc231397038"/>
+      <w:bookmarkStart w:id="15" w:name="_Toc236709743"/>
       <w:r>
         <w:rPr>
           <w:rFonts w:hint="eastAsia"/>
@@ -6745,6 +6802,7 @@
       </w:tblGrid>
       <w:tr>
         <w:trPr>
+          <w:cantSplit/>
           <w:tblHeader/>
         </w:trPr>
         <w:tc>
@@ -6829,6 +6887,9 @@
         </w:tc>
       </w:tr>
       <w:tr>
+        <w:trPr>
+          <w:cantSplit/>
+        </w:trPr>
         <w:tc>
           <w:tcPr>
             <w:tcW w:w="1250" w:type="pct"/>
@@ -6874,6 +6935,9 @@
         </w:tc>
       </w:tr>
       <w:tr>
+        <w:trPr>
+          <w:cantSplit/>
+        </w:trPr>
         <w:tc>
           <w:tcPr>
             <w:tcW w:w="1250" w:type="pct"/>
@@ -6919,6 +6983,9 @@
         </w:tc>
       </w:tr>
       <w:tr>
+        <w:trPr>
+          <w:cantSplit/>
+        </w:trPr>
         <w:tc>
           <w:tcPr>
             <w:tcW w:w="1250" w:type="pct"/>
@@ -6972,11 +7039,12 @@
           <w:rFonts w:hint="eastAsia"/>
         </w:rPr>
       </w:pPr>
-      <w:bookmarkStart w:id="16" w:name="_Toc231397039"/>
+      <w:bookmarkStart w:id="16" w:name="_Toc236709744"/>
       <w:r>
         <w:rPr>
           <w:rFonts w:hint="eastAsia"/>
         </w:rPr>
+        <w:lastRenderedPageBreak/>
         <w:t>共通レスポンスDTO</w:t>
       </w:r>
       <w:bookmarkEnd w:id="16"/>
@@ -6985,7 +7053,7 @@
       <w:pPr>
         <w:pStyle w:val="3"/>
       </w:pPr>
-      <w:bookmarkStart w:id="17" w:name="_Toc231397040"/>
+      <w:bookmarkStart w:id="17" w:name="_Toc236709745"/>
       <w:r>
         <w:t>PermissionFacilitySettingsResponse</w:t>
       </w:r>
@@ -7013,6 +7081,7 @@
       </w:tblGrid>
       <w:tr>
         <w:trPr>
+          <w:cantSplit/>
           <w:tblHeader/>
         </w:trPr>
         <w:tc>
@@ -7097,6 +7166,9 @@
         </w:tc>
       </w:tr>
       <w:tr>
+        <w:trPr>
+          <w:cantSplit/>
+        </w:trPr>
         <w:tc>
           <w:tcPr>
             <w:tcW w:w="1250" w:type="pct"/>
@@ -7142,6 +7214,9 @@
         </w:tc>
       </w:tr>
       <w:tr>
+        <w:trPr>
+          <w:cantSplit/>
+        </w:trPr>
         <w:tc>
           <w:tcPr>
             <w:tcW w:w="1250" w:type="pct"/>
@@ -7187,6 +7262,9 @@
         </w:tc>
       </w:tr>
       <w:tr>
+        <w:trPr>
+          <w:cantSplit/>
+        </w:trPr>
         <w:tc>
           <w:tcPr>
             <w:tcW w:w="1250" w:type="pct"/>
@@ -7232,6 +7310,9 @@
         </w:tc>
       </w:tr>
       <w:tr>
+        <w:trPr>
+          <w:cantSplit/>
+        </w:trPr>
         <w:tc>
           <w:tcPr>
             <w:tcW w:w="1250" w:type="pct"/>
@@ -7277,6 +7358,9 @@
         </w:tc>
       </w:tr>
       <w:tr>
+        <w:trPr>
+          <w:cantSplit/>
+        </w:trPr>
         <w:tc>
           <w:tcPr>
             <w:tcW w:w="1250" w:type="pct"/>
@@ -7322,6 +7406,9 @@
         </w:tc>
       </w:tr>
       <w:tr>
+        <w:trPr>
+          <w:cantSplit/>
+        </w:trPr>
         <w:tc>
           <w:tcPr>
             <w:tcW w:w="1250" w:type="pct"/>
@@ -7367,6 +7454,9 @@
         </w:tc>
       </w:tr>
       <w:tr>
+        <w:trPr>
+          <w:cantSplit/>
+        </w:trPr>
         <w:tc>
           <w:tcPr>
             <w:tcW w:w="1250" w:type="pct"/>
@@ -7417,9 +7507,8 @@
       <w:pPr>
         <w:pStyle w:val="3"/>
       </w:pPr>
-      <w:bookmarkStart w:id="18" w:name="_Toc231397041"/>
+      <w:bookmarkStart w:id="18" w:name="_Toc236709746"/>
       <w:r>
-        <w:lastRenderedPageBreak/>
         <w:t>PermissionFeatureSettingItem</w:t>
       </w:r>
       <w:bookmarkEnd w:id="18"/>
@@ -7446,6 +7535,7 @@
       </w:tblGrid>
       <w:tr>
         <w:trPr>
+          <w:cantSplit/>
           <w:tblHeader/>
         </w:trPr>
         <w:tc>
@@ -7530,6 +7620,9 @@
         </w:tc>
       </w:tr>
       <w:tr>
+        <w:trPr>
+          <w:cantSplit/>
+        </w:trPr>
         <w:tc>
           <w:tcPr>
             <w:tcW w:w="1250" w:type="pct"/>
@@ -7566,12 +7659,15 @@
           </w:tcPr>
           <w:p>
             <w:r>
-              <w:t>`feature_catalogs.feature_code`</w:t>
+              <w:t>feature_catalogs.feature_code</w:t>
             </w:r>
           </w:p>
         </w:tc>
       </w:tr>
       <w:tr>
+        <w:trPr>
+          <w:cantSplit/>
+        </w:trPr>
         <w:tc>
           <w:tcPr>
             <w:tcW w:w="1250" w:type="pct"/>
@@ -7617,6 +7713,9 @@
         </w:tc>
       </w:tr>
       <w:tr>
+        <w:trPr>
+          <w:cantSplit/>
+        </w:trPr>
         <w:tc>
           <w:tcPr>
             <w:tcW w:w="1250" w:type="pct"/>
@@ -7662,6 +7761,9 @@
         </w:tc>
       </w:tr>
       <w:tr>
+        <w:trPr>
+          <w:cantSplit/>
+        </w:trPr>
         <w:tc>
           <w:tcPr>
             <w:tcW w:w="1250" w:type="pct"/>
@@ -7707,6 +7809,9 @@
         </w:tc>
       </w:tr>
       <w:tr>
+        <w:trPr>
+          <w:cantSplit/>
+        </w:trPr>
         <w:tc>
           <w:tcPr>
             <w:tcW w:w="1250" w:type="pct"/>
@@ -7752,6 +7857,9 @@
         </w:tc>
       </w:tr>
       <w:tr>
+        <w:trPr>
+          <w:cantSplit/>
+        </w:trPr>
         <w:tc>
           <w:tcPr>
             <w:tcW w:w="1250" w:type="pct"/>
@@ -7797,6 +7905,9 @@
         </w:tc>
       </w:tr>
       <w:tr>
+        <w:trPr>
+          <w:cantSplit/>
+        </w:trPr>
         <w:tc>
           <w:tcPr>
             <w:tcW w:w="1250" w:type="pct"/>
@@ -7836,12 +7947,15 @@
               <w:rPr>
                 <w:rFonts w:hint="eastAsia"/>
               </w:rPr>
-              <w:t>`FACILITY` または `FACILITY_USER`</w:t>
+              <w:t>FACILITY または FACILITY_USER</w:t>
             </w:r>
           </w:p>
         </w:tc>
       </w:tr>
       <w:tr>
+        <w:trPr>
+          <w:cantSplit/>
+        </w:trPr>
         <w:tc>
           <w:tcPr>
             <w:tcW w:w="1250" w:type="pct"/>
@@ -7887,12 +8001,16 @@
         </w:tc>
       </w:tr>
       <w:tr>
-        <w:tc>
-          <w:tcPr>
-            <w:tcW w:w="1250" w:type="pct"/>
-          </w:tcPr>
-          <w:p>
-            <w:r>
+        <w:trPr>
+          <w:cantSplit/>
+        </w:trPr>
+        <w:tc>
+          <w:tcPr>
+            <w:tcW w:w="1250" w:type="pct"/>
+          </w:tcPr>
+          <w:p>
+            <w:r>
+              <w:lastRenderedPageBreak/>
               <w:t>switchContent</w:t>
             </w:r>
           </w:p>
@@ -7926,12 +8044,15 @@
               <w:rPr>
                 <w:rFonts w:hint="eastAsia"/>
               </w:rPr>
-              <w:t>ON の場合に利用可能になる画面・ボタン・カラム・モーダルの説明。`taniguchi/docs/ロール整理.xlsx` の `権限管理単位一覧` シートから導出する</w:t>
+              <w:t>ON の場合に利用可能になる画面・ボタン・カラム・モーダルの説明。taniguchi/docs/ロール整理.xlsx の 権限管理単位一覧 シートから導出する</w:t>
             </w:r>
           </w:p>
         </w:tc>
       </w:tr>
       <w:tr>
+        <w:trPr>
+          <w:cantSplit/>
+        </w:trPr>
         <w:tc>
           <w:tcPr>
             <w:tcW w:w="1250" w:type="pct"/>
@@ -7977,6 +8098,9 @@
         </w:tc>
       </w:tr>
       <w:tr>
+        <w:trPr>
+          <w:cantSplit/>
+        </w:trPr>
         <w:tc>
           <w:tcPr>
             <w:tcW w:w="1250" w:type="pct"/>
@@ -8022,6 +8146,9 @@
         </w:tc>
       </w:tr>
       <w:tr>
+        <w:trPr>
+          <w:cantSplit/>
+        </w:trPr>
         <w:tc>
           <w:tcPr>
             <w:tcW w:w="1250" w:type="pct"/>
@@ -8072,7 +8199,7 @@
       <w:pPr>
         <w:pStyle w:val="3"/>
       </w:pPr>
-      <w:bookmarkStart w:id="19" w:name="_Toc231397042"/>
+      <w:bookmarkStart w:id="19" w:name="_Toc236709747"/>
       <w:r>
         <w:t>PermissionColumnSettingItem</w:t>
       </w:r>
@@ -8100,6 +8227,7 @@
       </w:tblGrid>
       <w:tr>
         <w:trPr>
+          <w:cantSplit/>
           <w:tblHeader/>
         </w:trPr>
         <w:tc>
@@ -8184,6 +8312,9 @@
         </w:tc>
       </w:tr>
       <w:tr>
+        <w:trPr>
+          <w:cantSplit/>
+        </w:trPr>
         <w:tc>
           <w:tcPr>
             <w:tcW w:w="1250" w:type="pct"/>
@@ -8220,12 +8351,15 @@
           </w:tcPr>
           <w:p>
             <w:r>
-              <w:t>`column_catalogs.column_code`</w:t>
+              <w:t>column_catalogs.column_code</w:t>
             </w:r>
           </w:p>
         </w:tc>
       </w:tr>
       <w:tr>
+        <w:trPr>
+          <w:cantSplit/>
+        </w:trPr>
         <w:tc>
           <w:tcPr>
             <w:tcW w:w="1250" w:type="pct"/>
@@ -8271,6 +8405,9 @@
         </w:tc>
       </w:tr>
       <w:tr>
+        <w:trPr>
+          <w:cantSplit/>
+        </w:trPr>
         <w:tc>
           <w:tcPr>
             <w:tcW w:w="1250" w:type="pct"/>
@@ -8310,19 +8447,21 @@
               <w:rPr>
                 <w:rFonts w:hint="eastAsia"/>
               </w:rPr>
-              <w:t>関連する `feature_code`</w:t>
+              <w:t>関連する feature_code</w:t>
             </w:r>
           </w:p>
         </w:tc>
       </w:tr>
       <w:tr>
-        <w:tc>
-          <w:tcPr>
-            <w:tcW w:w="1250" w:type="pct"/>
-          </w:tcPr>
-          <w:p>
-            <w:r>
-              <w:lastRenderedPageBreak/>
+        <w:trPr>
+          <w:cantSplit/>
+        </w:trPr>
+        <w:tc>
+          <w:tcPr>
+            <w:tcW w:w="1250" w:type="pct"/>
+          </w:tcPr>
+          <w:p>
+            <w:r>
               <w:t>columnGroupCode</w:t>
             </w:r>
           </w:p>
@@ -8362,6 +8501,9 @@
         </w:tc>
       </w:tr>
       <w:tr>
+        <w:trPr>
+          <w:cantSplit/>
+        </w:trPr>
         <w:tc>
           <w:tcPr>
             <w:tcW w:w="1250" w:type="pct"/>
@@ -8407,6 +8549,9 @@
         </w:tc>
       </w:tr>
       <w:tr>
+        <w:trPr>
+          <w:cantSplit/>
+        </w:trPr>
         <w:tc>
           <w:tcPr>
             <w:tcW w:w="1250" w:type="pct"/>
@@ -8452,6 +8597,9 @@
         </w:tc>
       </w:tr>
       <w:tr>
+        <w:trPr>
+          <w:cantSplit/>
+        </w:trPr>
         <w:tc>
           <w:tcPr>
             <w:tcW w:w="1250" w:type="pct"/>
@@ -8491,12 +8639,15 @@
               <w:rPr>
                 <w:rFonts w:hint="eastAsia"/>
               </w:rPr>
-              <w:t>ON の場合に利用可能になるカラム表示の説明。`taniguchi/docs/ロール整理.xlsx` の `権限管理単位一覧` シートから導出する</w:t>
+              <w:t>ON の場合に利用可能になるカラム表示の説明。taniguchi/docs/ロール整理.xlsx の 権限管理単位一覧 シートから導出する</w:t>
             </w:r>
           </w:p>
         </w:tc>
       </w:tr>
       <w:tr>
+        <w:trPr>
+          <w:cantSplit/>
+        </w:trPr>
         <w:tc>
           <w:tcPr>
             <w:tcW w:w="1250" w:type="pct"/>
@@ -8542,12 +8693,16 @@
         </w:tc>
       </w:tr>
       <w:tr>
-        <w:tc>
-          <w:tcPr>
-            <w:tcW w:w="1250" w:type="pct"/>
-          </w:tcPr>
-          <w:p>
-            <w:r>
+        <w:trPr>
+          <w:cantSplit/>
+        </w:trPr>
+        <w:tc>
+          <w:tcPr>
+            <w:tcW w:w="1250" w:type="pct"/>
+          </w:tcPr>
+          <w:p>
+            <w:r>
+              <w:lastRenderedPageBreak/>
               <w:t>isSelectable</w:t>
             </w:r>
           </w:p>
@@ -8581,12 +8736,15 @@
               <w:rPr>
                 <w:rFonts w:hint="eastAsia"/>
               </w:rPr>
-              <w:t>関連 `feature_code` が施設提供機能として有効で、ON にできるかどうか</w:t>
+              <w:t>関連 feature_code が施設提供機能として有効で、ON にできるかどうか</w:t>
             </w:r>
           </w:p>
         </w:tc>
       </w:tr>
       <w:tr>
+        <w:trPr>
+          <w:cantSplit/>
+        </w:trPr>
         <w:tc>
           <w:tcPr>
             <w:tcW w:w="1250" w:type="pct"/>
@@ -8640,7 +8798,7 @@
           <w:rFonts w:hint="eastAsia"/>
         </w:rPr>
       </w:pPr>
-      <w:bookmarkStart w:id="20" w:name="_Toc231397043"/>
+      <w:bookmarkStart w:id="20" w:name="_Toc236709748"/>
       <w:r>
         <w:rPr>
           <w:rFonts w:hint="eastAsia"/>
@@ -8656,7 +8814,7 @@
           <w:rFonts w:hint="eastAsia"/>
         </w:rPr>
       </w:pPr>
-      <w:bookmarkStart w:id="21" w:name="_Toc231397044"/>
+      <w:bookmarkStart w:id="21" w:name="_Toc236709749"/>
       <w:r>
         <w:rPr>
           <w:rFonts w:hint="eastAsia"/>
@@ -8688,6 +8846,7 @@
       </w:tblGrid>
       <w:tr>
         <w:trPr>
+          <w:cantSplit/>
           <w:tblHeader/>
         </w:trPr>
         <w:tc>
@@ -8790,6 +8949,9 @@
         </w:tc>
       </w:tr>
       <w:tr>
+        <w:trPr>
+          <w:cantSplit/>
+        </w:trPr>
         <w:tc>
           <w:tcPr>
             <w:tcW w:w="1000" w:type="pct"/>
@@ -8851,6 +9013,9 @@
         </w:tc>
       </w:tr>
       <w:tr>
+        <w:trPr>
+          <w:cantSplit/>
+        </w:trPr>
         <w:tc>
           <w:tcPr>
             <w:tcW w:w="1000" w:type="pct"/>
@@ -8880,11 +9045,7 @@
           </w:tcPr>
           <w:p>
             <w:r>
-              <w:t>/permission-management/fa</w:t>
-            </w:r>
-            <w:r>
-              <w:lastRenderedPageBreak/>
-              <w:t>cilities/{facilityId}/settings</w:t>
+              <w:t>/permission-management/facilities/{facilityId}/settings</w:t>
             </w:r>
           </w:p>
         </w:tc>
@@ -8897,15 +9058,7 @@
               <w:rPr>
                 <w:rFonts w:hint="eastAsia"/>
               </w:rPr>
-              <w:lastRenderedPageBreak/>
-              <w:t>対象施設の施設提供機能・施設</w:t>
-            </w:r>
-            <w:r>
-              <w:rPr>
-                <w:rFonts w:hint="eastAsia"/>
-              </w:rPr>
-              <w:lastRenderedPageBreak/>
-              <w:t>提供カラム設定を取得する</w:t>
+              <w:t>対象施設の施設提供機能・施設提供カラム設定を取得する</w:t>
             </w:r>
           </w:p>
         </w:tc>
@@ -8918,13 +9071,15 @@
               <w:rPr>
                 <w:rFonts w:hint="eastAsia"/>
               </w:rPr>
-              <w:lastRenderedPageBreak/>
               <w:t>要</w:t>
             </w:r>
           </w:p>
         </w:tc>
       </w:tr>
       <w:tr>
+        <w:trPr>
+          <w:cantSplit/>
+        </w:trPr>
         <w:tc>
           <w:tcPr>
             <w:tcW w:w="1000" w:type="pct"/>
@@ -8986,6 +9141,9 @@
         </w:tc>
       </w:tr>
       <w:tr>
+        <w:trPr>
+          <w:cantSplit/>
+        </w:trPr>
         <w:tc>
           <w:tcPr>
             <w:tcW w:w="1000" w:type="pct"/>
@@ -9055,11 +9213,12 @@
           <w:rFonts w:hint="eastAsia"/>
         </w:rPr>
       </w:pPr>
-      <w:bookmarkStart w:id="22" w:name="_Toc231397045"/>
+      <w:bookmarkStart w:id="22" w:name="_Toc236709750"/>
       <w:r>
         <w:rPr>
           <w:rFonts w:hint="eastAsia"/>
         </w:rPr>
+        <w:lastRenderedPageBreak/>
         <w:t>第5章 権限管理機能設計</w:t>
       </w:r>
       <w:bookmarkEnd w:id="22"/>
@@ -9071,7 +9230,7 @@
           <w:rFonts w:hint="eastAsia"/>
         </w:rPr>
       </w:pPr>
-      <w:bookmarkStart w:id="23" w:name="_Toc231397046"/>
+      <w:bookmarkStart w:id="23" w:name="_Toc236709751"/>
       <w:r>
         <w:rPr>
           <w:rFonts w:hint="eastAsia"/>
@@ -9137,7 +9296,7 @@
           <w:rFonts w:hint="eastAsia"/>
         </w:rPr>
       </w:pPr>
-      <w:bookmarkStart w:id="24" w:name="_Toc231397047"/>
+      <w:bookmarkStart w:id="24" w:name="_Toc236709752"/>
       <w:r>
         <w:rPr>
           <w:rFonts w:hint="eastAsia"/>
@@ -9169,6 +9328,7 @@
       </w:tblGrid>
       <w:tr>
         <w:trPr>
+          <w:cantSplit/>
           <w:tblHeader/>
         </w:trPr>
         <w:tc>
@@ -9272,6 +9432,9 @@
         </w:tc>
       </w:tr>
       <w:tr>
+        <w:trPr>
+          <w:cantSplit/>
+        </w:trPr>
         <w:tc>
           <w:tcPr>
             <w:tcW w:w="1000" w:type="pct"/>
@@ -9365,8 +9528,7 @@
         <w:rPr>
           <w:rFonts w:hint="eastAsia"/>
         </w:rPr>
-        <w:lastRenderedPageBreak/>
-        <w:t>認可条件: 認証コンテキスト上のユーザーが共有システム管理者アカウント（`users.account_type='SYSTEM_ADMIN'`）であること</w:t>
+        <w:t>認可条件: 認証コンテキスト上のユーザーが共有システム管理者アカウント（users.account_type='SYSTEM_ADMIN'）であること</w:t>
       </w:r>
     </w:p>
     <w:p>
@@ -9379,7 +9541,7 @@
         <w:rPr>
           <w:rFonts w:hint="eastAsia"/>
         </w:rPr>
-        <w:t>認可条件: 通常ユーザー向け `feature_code`、施設提供設定、ユーザー施設別設定による判定は行わない</w:t>
+        <w:t>認可条件: 通常ユーザー向け feature_code、施設提供設定、ユーザー施設別設定による判定は行わない</w:t>
       </w:r>
     </w:p>
     <w:p>
@@ -9406,7 +9568,7 @@
         <w:rPr>
           <w:rFonts w:hint="eastAsia"/>
         </w:rPr>
-        <w:t>`facilities.deleted_at IS NULL` の施設を対象施設候補として取得する。`user_facility_assignments` の有無は参照せず、新規施設追加直後で通常ユーザーが未登録の施設も含める</w:t>
+        <w:t>facilities.deleted_at IS NULL の施設を対象施設候補として取得する。user_facility_assignments の有無は参照せず、新規施設追加直後で通常ユーザーが未登録の施設も含める</w:t>
       </w:r>
     </w:p>
     <w:p>
@@ -9419,7 +9581,7 @@
         <w:rPr>
           <w:rFonts w:hint="eastAsia"/>
         </w:rPr>
-        <w:t>`feature_catalogs.is_active=true` かつ `config_scope in ('FACILITY', 'FACILITY_USER')` の `feature_code` を施設提供機能候補として取得する。`auth_login` / `facility_select` など `SYSTEM_FIXED` の固定導線、および旧整理の `facility_feature_edit` は候補に含めない</w:t>
+        <w:t>feature_catalogs.is_active=true かつ config_scope in ('FACILITY', 'FACILITY_USER') の feature_code を施設提供機能候補として取得する。auth_login / facility_select など SYSTEM_FIXED の固定導線、および旧整理の facility_feature_edit は候補に含めない</w:t>
       </w:r>
     </w:p>
     <w:p>
@@ -9432,7 +9594,8 @@
         <w:rPr>
           <w:rFonts w:hint="eastAsia"/>
         </w:rPr>
-        <w:t>Phase1では `normal_ship_request` / `lending_in_use_used` を `FACILITY_USER` として候補に含める</w:t>
+        <w:lastRenderedPageBreak/>
+        <w:t>Phase1では normal_ship_request / lending_in_use_used を FACILITY_USER として候補に含める</w:t>
       </w:r>
     </w:p>
     <w:p>
@@ -9445,7 +9608,7 @@
         <w:rPr>
           <w:rFonts w:hint="eastAsia"/>
         </w:rPr>
-        <w:t>`column_catalogs.is_active=true` のカラム候補を取得し、`related_feature_code` を併せて返却する</w:t>
+        <w:t>column_catalogs.is_active=true のカラム候補を取得し、related_feature_code を併せて返却する</w:t>
       </w:r>
     </w:p>
     <w:p>
@@ -9458,7 +9621,7 @@
         <w:rPr>
           <w:rFonts w:hint="eastAsia"/>
         </w:rPr>
-        <w:t>初期選択施設は対象施設候補の先頭とする。クライアントが前回選択施設を保持している場合は、`facilities` に当該施設が含まれることを確認したうえで、施設提供設定取得 API を呼び出して表示を切り替える</w:t>
+        <w:t>初期選択施設は対象施設候補の先頭とする。クライアントが前回選択施設を保持している場合は、facilities に当該施設が含まれることを確認したうえで、施設提供設定取得 API を呼び出して表示を切り替える</w:t>
       </w:r>
     </w:p>
     <w:p>
@@ -9471,7 +9634,7 @@
         <w:rPr>
           <w:rFonts w:hint="eastAsia"/>
         </w:rPr>
-        <w:t>初期選択施設が存在する場合は、同施設の施設提供機能・施設提供カラム設定を `currentSettings` として同時に返却する。対象施設候補がない場合は `currentSettings=null` とする</w:t>
+        <w:t>初期選択施設が存在する場合は、同施設の施設提供機能・施設提供カラム設定を currentSettings として同時に返却する。対象施設候補がない場合は currentSettings=null とする</w:t>
       </w:r>
     </w:p>
     <w:p>
@@ -9481,7 +9644,7 @@
           <w:rFonts w:hint="eastAsia"/>
         </w:rPr>
       </w:pPr>
-      <w:bookmarkStart w:id="25" w:name="_Toc231397048"/>
+      <w:bookmarkStart w:id="25" w:name="_Toc236709753"/>
       <w:r>
         <w:rPr>
           <w:rFonts w:hint="eastAsia"/>
@@ -9512,6 +9675,7 @@
       </w:tblGrid>
       <w:tr>
         <w:trPr>
+          <w:cantSplit/>
           <w:tblHeader/>
         </w:trPr>
         <w:tc>
@@ -9596,6 +9760,9 @@
         </w:tc>
       </w:tr>
       <w:tr>
+        <w:trPr>
+          <w:cantSplit/>
+        </w:trPr>
         <w:tc>
           <w:tcPr>
             <w:tcW w:w="1250" w:type="pct"/>
@@ -9641,6 +9808,9 @@
         </w:tc>
       </w:tr>
       <w:tr>
+        <w:trPr>
+          <w:cantSplit/>
+        </w:trPr>
         <w:tc>
           <w:tcPr>
             <w:tcW w:w="1250" w:type="pct"/>
@@ -9686,6 +9856,9 @@
         </w:tc>
       </w:tr>
       <w:tr>
+        <w:trPr>
+          <w:cantSplit/>
+        </w:trPr>
         <w:tc>
           <w:tcPr>
             <w:tcW w:w="1250" w:type="pct"/>
@@ -9731,6 +9904,9 @@
         </w:tc>
       </w:tr>
       <w:tr>
+        <w:trPr>
+          <w:cantSplit/>
+        </w:trPr>
         <w:tc>
           <w:tcPr>
             <w:tcW w:w="1250" w:type="pct"/>
@@ -9776,13 +9952,15 @@
         </w:tc>
       </w:tr>
       <w:tr>
-        <w:tc>
-          <w:tcPr>
-            <w:tcW w:w="1250" w:type="pct"/>
-          </w:tcPr>
-          <w:p>
-            <w:r>
-              <w:lastRenderedPageBreak/>
+        <w:trPr>
+          <w:cantSplit/>
+        </w:trPr>
+        <w:tc>
+          <w:tcPr>
+            <w:tcW w:w="1250" w:type="pct"/>
+          </w:tcPr>
+          <w:p>
+            <w:r>
               <w:t>currentSettings</w:t>
             </w:r>
           </w:p>
@@ -9859,6 +10037,7 @@
       </w:tblGrid>
       <w:tr>
         <w:trPr>
+          <w:cantSplit/>
           <w:tblHeader/>
         </w:trPr>
         <w:tc>
@@ -9943,6 +10122,9 @@
         </w:tc>
       </w:tr>
       <w:tr>
+        <w:trPr>
+          <w:cantSplit/>
+        </w:trPr>
         <w:tc>
           <w:tcPr>
             <w:tcW w:w="1250" w:type="pct"/>
@@ -9982,12 +10164,15 @@
               <w:rPr>
                 <w:rFonts w:hint="eastAsia"/>
               </w:rPr>
-              <w:t>施設ID（`facilities.facility_id`）</w:t>
+              <w:t>施設ID（facilities.facility_id）</w:t>
             </w:r>
           </w:p>
         </w:tc>
       </w:tr>
       <w:tr>
+        <w:trPr>
+          <w:cantSplit/>
+        </w:trPr>
         <w:tc>
           <w:tcPr>
             <w:tcW w:w="1250" w:type="pct"/>
@@ -10033,6 +10218,9 @@
         </w:tc>
       </w:tr>
       <w:tr>
+        <w:trPr>
+          <w:cantSplit/>
+        </w:trPr>
         <w:tc>
           <w:tcPr>
             <w:tcW w:w="1250" w:type="pct"/>
@@ -10078,6 +10266,9 @@
         </w:tc>
       </w:tr>
       <w:tr>
+        <w:trPr>
+          <w:cantSplit/>
+        </w:trPr>
         <w:tc>
           <w:tcPr>
             <w:tcW w:w="1250" w:type="pct"/>
@@ -10123,6 +10314,9 @@
         </w:tc>
       </w:tr>
       <w:tr>
+        <w:trPr>
+          <w:cantSplit/>
+        </w:trPr>
         <w:tc>
           <w:tcPr>
             <w:tcW w:w="1250" w:type="pct"/>
@@ -10205,6 +10399,7 @@
       </w:tblGrid>
       <w:tr>
         <w:trPr>
+          <w:cantSplit/>
           <w:tblHeader/>
         </w:trPr>
         <w:tc>
@@ -10289,6 +10484,9 @@
         </w:tc>
       </w:tr>
       <w:tr>
+        <w:trPr>
+          <w:cantSplit/>
+        </w:trPr>
         <w:tc>
           <w:tcPr>
             <w:tcW w:w="1250" w:type="pct"/>
@@ -10325,12 +10523,15 @@
           </w:tcPr>
           <w:p>
             <w:r>
-              <w:t>`feature_catalogs.feature_code`</w:t>
+              <w:t>feature_catalogs.feature_code</w:t>
             </w:r>
           </w:p>
         </w:tc>
       </w:tr>
       <w:tr>
+        <w:trPr>
+          <w:cantSplit/>
+        </w:trPr>
         <w:tc>
           <w:tcPr>
             <w:tcW w:w="1250" w:type="pct"/>
@@ -10376,6 +10577,9 @@
         </w:tc>
       </w:tr>
       <w:tr>
+        <w:trPr>
+          <w:cantSplit/>
+        </w:trPr>
         <w:tc>
           <w:tcPr>
             <w:tcW w:w="1250" w:type="pct"/>
@@ -10421,6 +10625,9 @@
         </w:tc>
       </w:tr>
       <w:tr>
+        <w:trPr>
+          <w:cantSplit/>
+        </w:trPr>
         <w:tc>
           <w:tcPr>
             <w:tcW w:w="1250" w:type="pct"/>
@@ -10466,6 +10673,9 @@
         </w:tc>
       </w:tr>
       <w:tr>
+        <w:trPr>
+          <w:cantSplit/>
+        </w:trPr>
         <w:tc>
           <w:tcPr>
             <w:tcW w:w="1250" w:type="pct"/>
@@ -10511,6 +10721,9 @@
         </w:tc>
       </w:tr>
       <w:tr>
+        <w:trPr>
+          <w:cantSplit/>
+        </w:trPr>
         <w:tc>
           <w:tcPr>
             <w:tcW w:w="1250" w:type="pct"/>
@@ -10556,6 +10769,9 @@
         </w:tc>
       </w:tr>
       <w:tr>
+        <w:trPr>
+          <w:cantSplit/>
+        </w:trPr>
         <w:tc>
           <w:tcPr>
             <w:tcW w:w="1250" w:type="pct"/>
@@ -10595,12 +10811,15 @@
               <w:rPr>
                 <w:rFonts w:hint="eastAsia"/>
               </w:rPr>
-              <w:t>`FACILITY` または `FACILITY_USER`</w:t>
+              <w:t>FACILITY または FACILITY_USER</w:t>
             </w:r>
           </w:p>
         </w:tc>
       </w:tr>
       <w:tr>
+        <w:trPr>
+          <w:cantSplit/>
+        </w:trPr>
         <w:tc>
           <w:tcPr>
             <w:tcW w:w="1250" w:type="pct"/>
@@ -10646,6 +10865,9 @@
         </w:tc>
       </w:tr>
       <w:tr>
+        <w:trPr>
+          <w:cantSplit/>
+        </w:trPr>
         <w:tc>
           <w:tcPr>
             <w:tcW w:w="1250" w:type="pct"/>
@@ -10703,7 +10925,6 @@
         <w:rPr>
           <w:rFonts w:hint="eastAsia"/>
         </w:rPr>
-        <w:lastRenderedPageBreak/>
         <w:t>columnCatalogs要素（PermissionColumnCatalogItem）</w:t>
       </w:r>
     </w:p>
@@ -10729,6 +10950,7 @@
       </w:tblGrid>
       <w:tr>
         <w:trPr>
+          <w:cantSplit/>
           <w:tblHeader/>
         </w:trPr>
         <w:tc>
@@ -10813,6 +11035,9 @@
         </w:tc>
       </w:tr>
       <w:tr>
+        <w:trPr>
+          <w:cantSplit/>
+        </w:trPr>
         <w:tc>
           <w:tcPr>
             <w:tcW w:w="1250" w:type="pct"/>
@@ -10849,12 +11074,15 @@
           </w:tcPr>
           <w:p>
             <w:r>
-              <w:t>`column_catalogs.column_code`</w:t>
+              <w:t>column_catalogs.column_code</w:t>
             </w:r>
           </w:p>
         </w:tc>
       </w:tr>
       <w:tr>
+        <w:trPr>
+          <w:cantSplit/>
+        </w:trPr>
         <w:tc>
           <w:tcPr>
             <w:tcW w:w="1250" w:type="pct"/>
@@ -10900,6 +11128,9 @@
         </w:tc>
       </w:tr>
       <w:tr>
+        <w:trPr>
+          <w:cantSplit/>
+        </w:trPr>
         <w:tc>
           <w:tcPr>
             <w:tcW w:w="1250" w:type="pct"/>
@@ -10939,12 +11170,15 @@
               <w:rPr>
                 <w:rFonts w:hint="eastAsia"/>
               </w:rPr>
-              <w:t>関連する `feature_code`</w:t>
+              <w:t>関連する feature_code</w:t>
             </w:r>
           </w:p>
         </w:tc>
       </w:tr>
       <w:tr>
+        <w:trPr>
+          <w:cantSplit/>
+        </w:trPr>
         <w:tc>
           <w:tcPr>
             <w:tcW w:w="1250" w:type="pct"/>
@@ -10990,6 +11224,9 @@
         </w:tc>
       </w:tr>
       <w:tr>
+        <w:trPr>
+          <w:cantSplit/>
+        </w:trPr>
         <w:tc>
           <w:tcPr>
             <w:tcW w:w="1250" w:type="pct"/>
@@ -11035,6 +11272,9 @@
         </w:tc>
       </w:tr>
       <w:tr>
+        <w:trPr>
+          <w:cantSplit/>
+        </w:trPr>
         <w:tc>
           <w:tcPr>
             <w:tcW w:w="1250" w:type="pct"/>
@@ -11080,6 +11320,9 @@
         </w:tc>
       </w:tr>
       <w:tr>
+        <w:trPr>
+          <w:cantSplit/>
+        </w:trPr>
         <w:tc>
           <w:tcPr>
             <w:tcW w:w="1250" w:type="pct"/>
@@ -11133,11 +11376,12 @@
           <w:rFonts w:hint="eastAsia"/>
         </w:rPr>
       </w:pPr>
-      <w:bookmarkStart w:id="26" w:name="_Toc231397049"/>
+      <w:bookmarkStart w:id="26" w:name="_Toc236709754"/>
       <w:r>
         <w:rPr>
           <w:rFonts w:hint="eastAsia"/>
         </w:rPr>
+        <w:lastRenderedPageBreak/>
         <w:t>ステータスコード</w:t>
       </w:r>
       <w:bookmarkEnd w:id="26"/>
@@ -11163,6 +11407,7 @@
       </w:tblGrid>
       <w:tr>
         <w:trPr>
+          <w:cantSplit/>
           <w:tblHeader/>
         </w:trPr>
         <w:tc>
@@ -11226,6 +11471,9 @@
         </w:tc>
       </w:tr>
       <w:tr>
+        <w:trPr>
+          <w:cantSplit/>
+        </w:trPr>
         <w:tc>
           <w:tcPr>
             <w:tcW w:w="1666" w:type="pct"/>
@@ -11261,6 +11509,9 @@
         </w:tc>
       </w:tr>
       <w:tr>
+        <w:trPr>
+          <w:cantSplit/>
+        </w:trPr>
         <w:tc>
           <w:tcPr>
             <w:tcW w:w="1666" w:type="pct"/>
@@ -11296,6 +11547,9 @@
         </w:tc>
       </w:tr>
       <w:tr>
+        <w:trPr>
+          <w:cantSplit/>
+        </w:trPr>
         <w:tc>
           <w:tcPr>
             <w:tcW w:w="1666" w:type="pct"/>
@@ -11331,6 +11585,9 @@
         </w:tc>
       </w:tr>
       <w:tr>
+        <w:trPr>
+          <w:cantSplit/>
+        </w:trPr>
         <w:tc>
           <w:tcPr>
             <w:tcW w:w="1666" w:type="pct"/>
@@ -11374,7 +11631,7 @@
           <w:rFonts w:hint="eastAsia"/>
         </w:rPr>
       </w:pPr>
-      <w:bookmarkStart w:id="27" w:name="_Toc231397050"/>
+      <w:bookmarkStart w:id="27" w:name="_Toc236709755"/>
       <w:r>
         <w:rPr>
           <w:rFonts w:hint="eastAsia"/>
@@ -11440,12 +11697,11 @@
           <w:rFonts w:hint="eastAsia"/>
         </w:rPr>
       </w:pPr>
-      <w:bookmarkStart w:id="28" w:name="_Toc231397051"/>
+      <w:bookmarkStart w:id="28" w:name="_Toc236709756"/>
       <w:r>
         <w:rPr>
           <w:rFonts w:hint="eastAsia"/>
         </w:rPr>
-        <w:lastRenderedPageBreak/>
         <w:t>リクエストパラメータ</w:t>
       </w:r>
       <w:bookmarkEnd w:id="28"/>
@@ -11473,6 +11729,7 @@
       </w:tblGrid>
       <w:tr>
         <w:trPr>
+          <w:cantSplit/>
           <w:tblHeader/>
         </w:trPr>
         <w:tc>
@@ -11576,6 +11833,9 @@
         </w:tc>
       </w:tr>
       <w:tr>
+        <w:trPr>
+          <w:cantSplit/>
+        </w:trPr>
         <w:tc>
           <w:tcPr>
             <w:tcW w:w="1000" w:type="pct"/>
@@ -11669,7 +11929,7 @@
         <w:rPr>
           <w:rFonts w:hint="eastAsia"/>
         </w:rPr>
-        <w:t>認可条件: 認証コンテキスト上のユーザーが共有システム管理者アカウント（`users.account_type='SYSTEM_ADMIN'`）であること</w:t>
+        <w:t>認可条件: 認証コンテキスト上のユーザーが共有システム管理者アカウント（users.account_type='SYSTEM_ADMIN'）であること</w:t>
       </w:r>
     </w:p>
     <w:p>
@@ -11696,6 +11956,7 @@
         <w:rPr>
           <w:rFonts w:hint="eastAsia"/>
         </w:rPr>
+        <w:lastRenderedPageBreak/>
         <w:t>処理仕様</w:t>
       </w:r>
     </w:p>
@@ -11722,7 +11983,7 @@
         <w:rPr>
           <w:rFonts w:hint="eastAsia"/>
         </w:rPr>
-        <w:t>`feature_catalogs.is_active=true` かつ `config_scope in ('FACILITY', 'FACILITY_USER')` の `feature_code` を施設提供機能候補として取得する。旧整理の `facility_feature_edit` は候補に含めない</w:t>
+        <w:t>feature_catalogs.is_active=true かつ config_scope in ('FACILITY', 'FACILITY_USER') の feature_code を施設提供機能候補として取得する。旧整理の facility_feature_edit は候補に含めない</w:t>
       </w:r>
     </w:p>
     <w:p>
@@ -11735,7 +11996,7 @@
         <w:rPr>
           <w:rFonts w:hint="eastAsia"/>
         </w:rPr>
-        <w:t>`column_catalogs.is_active=true` のカラム候補を取得し、`related_feature_code` を併せて返却する</w:t>
+        <w:t>column_catalogs.is_active=true のカラム候補を取得し、related_feature_code を併せて返却する</w:t>
       </w:r>
     </w:p>
     <w:p>
@@ -11748,7 +12009,7 @@
         <w:rPr>
           <w:rFonts w:hint="eastAsia"/>
         </w:rPr>
-        <w:t>`facility_feature_settings` と `facility_column_settings` の既存値を左結合し、設定行がない候補は `isEnabled=false` として返却する</w:t>
+        <w:t>facility_feature_settings と facility_column_settings の既存値を左結合し、設定行がない候補は isEnabled=false として返却する</w:t>
       </w:r>
     </w:p>
     <w:p>
@@ -11761,7 +12022,7 @@
         <w:rPr>
           <w:rFonts w:hint="eastAsia"/>
         </w:rPr>
-        <w:t>`lending_in_use_used` は `lending_checkout` の子機能として扱う。`lending_checkout` が OFF の場合、画面は `lending_in_use_used` を非活性または自動 OFF として扱う</w:t>
+        <w:t>lending_in_use_used は lending_checkout の子機能として扱う。lending_checkout が OFF の場合、画面は lending_in_use_used を非活性または自動 OFF として扱う</w:t>
       </w:r>
     </w:p>
     <w:p>
@@ -11774,7 +12035,7 @@
         <w:rPr>
           <w:rFonts w:hint="eastAsia"/>
         </w:rPr>
-        <w:t>カラム候補は、関連 `feature_code` が施設提供機能として有効化されていない場合 `isSelectable=false` として返却する</w:t>
+        <w:t>カラム候補は、関連 feature_code が施設提供機能として有効化されていない場合 isSelectable=false として返却する</w:t>
       </w:r>
     </w:p>
     <w:p>
@@ -11784,7 +12045,7 @@
           <w:rFonts w:hint="eastAsia"/>
         </w:rPr>
       </w:pPr>
-      <w:bookmarkStart w:id="29" w:name="_Toc231397052"/>
+      <w:bookmarkStart w:id="29" w:name="_Toc236709757"/>
       <w:r>
         <w:rPr>
           <w:rFonts w:hint="eastAsia"/>
@@ -11815,6 +12076,7 @@
       </w:tblGrid>
       <w:tr>
         <w:trPr>
+          <w:cantSplit/>
           <w:tblHeader/>
         </w:trPr>
         <w:tc>
@@ -11899,6 +12161,9 @@
         </w:tc>
       </w:tr>
       <w:tr>
+        <w:trPr>
+          <w:cantSplit/>
+        </w:trPr>
         <w:tc>
           <w:tcPr>
             <w:tcW w:w="1250" w:type="pct"/>
@@ -11944,6 +12209,9 @@
         </w:tc>
       </w:tr>
       <w:tr>
+        <w:trPr>
+          <w:cantSplit/>
+        </w:trPr>
         <w:tc>
           <w:tcPr>
             <w:tcW w:w="1250" w:type="pct"/>
@@ -11989,6 +12257,9 @@
         </w:tc>
       </w:tr>
       <w:tr>
+        <w:trPr>
+          <w:cantSplit/>
+        </w:trPr>
         <w:tc>
           <w:tcPr>
             <w:tcW w:w="1250" w:type="pct"/>
@@ -12034,6 +12305,9 @@
         </w:tc>
       </w:tr>
       <w:tr>
+        <w:trPr>
+          <w:cantSplit/>
+        </w:trPr>
         <w:tc>
           <w:tcPr>
             <w:tcW w:w="1250" w:type="pct"/>
@@ -12073,26 +12347,21 @@
               <w:rPr>
                 <w:rFonts w:hint="eastAsia"/>
               </w:rPr>
-              <w:t>権限管理単位数。施設提供機能候補数と</w:t>
-            </w:r>
-            <w:r>
-              <w:rPr>
-                <w:rFonts w:hint="eastAsia"/>
-              </w:rPr>
-              <w:lastRenderedPageBreak/>
-              <w:t>施設提供カラム候補数の合計</w:t>
+              <w:t>権限管理単位数。施設提供機能候補数と施設提供カラム候補数の合計</w:t>
             </w:r>
           </w:p>
         </w:tc>
       </w:tr>
       <w:tr>
-        <w:tc>
-          <w:tcPr>
-            <w:tcW w:w="1250" w:type="pct"/>
-          </w:tcPr>
-          <w:p>
-            <w:r>
-              <w:lastRenderedPageBreak/>
+        <w:trPr>
+          <w:cantSplit/>
+        </w:trPr>
+        <w:tc>
+          <w:tcPr>
+            <w:tcW w:w="1250" w:type="pct"/>
+          </w:tcPr>
+          <w:p>
+            <w:r>
               <w:t>updatedAt</w:t>
             </w:r>
           </w:p>
@@ -12103,7 +12372,7 @@
           </w:tcPr>
           <w:p>
             <w:r>
-              <w:t>datetime</w:t>
+              <w:t>string(datetime)</w:t>
             </w:r>
           </w:p>
         </w:tc>
@@ -12132,6 +12401,9 @@
         </w:tc>
       </w:tr>
       <w:tr>
+        <w:trPr>
+          <w:cantSplit/>
+        </w:trPr>
         <w:tc>
           <w:tcPr>
             <w:tcW w:w="1250" w:type="pct"/>
@@ -12177,6 +12449,9 @@
         </w:tc>
       </w:tr>
       <w:tr>
+        <w:trPr>
+          <w:cantSplit/>
+        </w:trPr>
         <w:tc>
           <w:tcPr>
             <w:tcW w:w="1250" w:type="pct"/>
@@ -12234,6 +12509,7 @@
         <w:rPr>
           <w:rFonts w:hint="eastAsia"/>
         </w:rPr>
+        <w:lastRenderedPageBreak/>
         <w:t>featureSettings要素（PermissionFeatureSettingItem）</w:t>
       </w:r>
     </w:p>
@@ -12259,6 +12535,7 @@
       </w:tblGrid>
       <w:tr>
         <w:trPr>
+          <w:cantSplit/>
           <w:tblHeader/>
         </w:trPr>
         <w:tc>
@@ -12343,6 +12620,9 @@
         </w:tc>
       </w:tr>
       <w:tr>
+        <w:trPr>
+          <w:cantSplit/>
+        </w:trPr>
         <w:tc>
           <w:tcPr>
             <w:tcW w:w="1250" w:type="pct"/>
@@ -12379,12 +12659,15 @@
           </w:tcPr>
           <w:p>
             <w:r>
-              <w:t>`feature_catalogs.feature_code`</w:t>
+              <w:t>feature_catalogs.feature_code</w:t>
             </w:r>
           </w:p>
         </w:tc>
       </w:tr>
       <w:tr>
+        <w:trPr>
+          <w:cantSplit/>
+        </w:trPr>
         <w:tc>
           <w:tcPr>
             <w:tcW w:w="1250" w:type="pct"/>
@@ -12430,6 +12713,9 @@
         </w:tc>
       </w:tr>
       <w:tr>
+        <w:trPr>
+          <w:cantSplit/>
+        </w:trPr>
         <w:tc>
           <w:tcPr>
             <w:tcW w:w="1250" w:type="pct"/>
@@ -12475,6 +12761,9 @@
         </w:tc>
       </w:tr>
       <w:tr>
+        <w:trPr>
+          <w:cantSplit/>
+        </w:trPr>
         <w:tc>
           <w:tcPr>
             <w:tcW w:w="1250" w:type="pct"/>
@@ -12520,6 +12809,9 @@
         </w:tc>
       </w:tr>
       <w:tr>
+        <w:trPr>
+          <w:cantSplit/>
+        </w:trPr>
         <w:tc>
           <w:tcPr>
             <w:tcW w:w="1250" w:type="pct"/>
@@ -12565,6 +12857,9 @@
         </w:tc>
       </w:tr>
       <w:tr>
+        <w:trPr>
+          <w:cantSplit/>
+        </w:trPr>
         <w:tc>
           <w:tcPr>
             <w:tcW w:w="1250" w:type="pct"/>
@@ -12610,6 +12905,9 @@
         </w:tc>
       </w:tr>
       <w:tr>
+        <w:trPr>
+          <w:cantSplit/>
+        </w:trPr>
         <w:tc>
           <w:tcPr>
             <w:tcW w:w="1250" w:type="pct"/>
@@ -12649,12 +12947,15 @@
               <w:rPr>
                 <w:rFonts w:hint="eastAsia"/>
               </w:rPr>
-              <w:t>`FACILITY` または `FACILITY_USER`</w:t>
+              <w:t>FACILITY または FACILITY_USER</w:t>
             </w:r>
           </w:p>
         </w:tc>
       </w:tr>
       <w:tr>
+        <w:trPr>
+          <w:cantSplit/>
+        </w:trPr>
         <w:tc>
           <w:tcPr>
             <w:tcW w:w="1250" w:type="pct"/>
@@ -12700,6 +13001,9 @@
         </w:tc>
       </w:tr>
       <w:tr>
+        <w:trPr>
+          <w:cantSplit/>
+        </w:trPr>
         <w:tc>
           <w:tcPr>
             <w:tcW w:w="1250" w:type="pct"/>
@@ -12745,6 +13049,9 @@
         </w:tc>
       </w:tr>
       <w:tr>
+        <w:trPr>
+          <w:cantSplit/>
+        </w:trPr>
         <w:tc>
           <w:tcPr>
             <w:tcW w:w="1250" w:type="pct"/>
@@ -12790,6 +13097,9 @@
         </w:tc>
       </w:tr>
       <w:tr>
+        <w:trPr>
+          <w:cantSplit/>
+        </w:trPr>
         <w:tc>
           <w:tcPr>
             <w:tcW w:w="1250" w:type="pct"/>
@@ -12835,6 +13145,9 @@
         </w:tc>
       </w:tr>
       <w:tr>
+        <w:trPr>
+          <w:cantSplit/>
+        </w:trPr>
         <w:tc>
           <w:tcPr>
             <w:tcW w:w="1250" w:type="pct"/>
@@ -12892,7 +13205,6 @@
         <w:rPr>
           <w:rFonts w:hint="eastAsia"/>
         </w:rPr>
-        <w:lastRenderedPageBreak/>
         <w:t>columnSettings要素（PermissionColumnSettingItem）</w:t>
       </w:r>
     </w:p>
@@ -12918,6 +13230,7 @@
       </w:tblGrid>
       <w:tr>
         <w:trPr>
+          <w:cantSplit/>
           <w:tblHeader/>
         </w:trPr>
         <w:tc>
@@ -13002,6 +13315,9 @@
         </w:tc>
       </w:tr>
       <w:tr>
+        <w:trPr>
+          <w:cantSplit/>
+        </w:trPr>
         <w:tc>
           <w:tcPr>
             <w:tcW w:w="1250" w:type="pct"/>
@@ -13038,12 +13354,15 @@
           </w:tcPr>
           <w:p>
             <w:r>
-              <w:t>`column_catalogs.column_code`</w:t>
+              <w:t>column_catalogs.column_code</w:t>
             </w:r>
           </w:p>
         </w:tc>
       </w:tr>
       <w:tr>
+        <w:trPr>
+          <w:cantSplit/>
+        </w:trPr>
         <w:tc>
           <w:tcPr>
             <w:tcW w:w="1250" w:type="pct"/>
@@ -13089,6 +13408,9 @@
         </w:tc>
       </w:tr>
       <w:tr>
+        <w:trPr>
+          <w:cantSplit/>
+        </w:trPr>
         <w:tc>
           <w:tcPr>
             <w:tcW w:w="1250" w:type="pct"/>
@@ -13128,12 +13450,15 @@
               <w:rPr>
                 <w:rFonts w:hint="eastAsia"/>
               </w:rPr>
-              <w:t>関連する `feature_code`</w:t>
+              <w:t>関連する feature_code</w:t>
             </w:r>
           </w:p>
         </w:tc>
       </w:tr>
       <w:tr>
+        <w:trPr>
+          <w:cantSplit/>
+        </w:trPr>
         <w:tc>
           <w:tcPr>
             <w:tcW w:w="1250" w:type="pct"/>
@@ -13179,6 +13504,9 @@
         </w:tc>
       </w:tr>
       <w:tr>
+        <w:trPr>
+          <w:cantSplit/>
+        </w:trPr>
         <w:tc>
           <w:tcPr>
             <w:tcW w:w="1250" w:type="pct"/>
@@ -13224,6 +13552,9 @@
         </w:tc>
       </w:tr>
       <w:tr>
+        <w:trPr>
+          <w:cantSplit/>
+        </w:trPr>
         <w:tc>
           <w:tcPr>
             <w:tcW w:w="1250" w:type="pct"/>
@@ -13269,12 +13600,16 @@
         </w:tc>
       </w:tr>
       <w:tr>
-        <w:tc>
-          <w:tcPr>
-            <w:tcW w:w="1250" w:type="pct"/>
-          </w:tcPr>
-          <w:p>
-            <w:r>
+        <w:trPr>
+          <w:cantSplit/>
+        </w:trPr>
+        <w:tc>
+          <w:tcPr>
+            <w:tcW w:w="1250" w:type="pct"/>
+          </w:tcPr>
+          <w:p>
+            <w:r>
+              <w:lastRenderedPageBreak/>
               <w:t>switchContent</w:t>
             </w:r>
           </w:p>
@@ -13314,6 +13649,9 @@
         </w:tc>
       </w:tr>
       <w:tr>
+        <w:trPr>
+          <w:cantSplit/>
+        </w:trPr>
         <w:tc>
           <w:tcPr>
             <w:tcW w:w="1250" w:type="pct"/>
@@ -13359,6 +13697,9 @@
         </w:tc>
       </w:tr>
       <w:tr>
+        <w:trPr>
+          <w:cantSplit/>
+        </w:trPr>
         <w:tc>
           <w:tcPr>
             <w:tcW w:w="1250" w:type="pct"/>
@@ -13398,12 +13739,15 @@
               <w:rPr>
                 <w:rFonts w:hint="eastAsia"/>
               </w:rPr>
-              <w:t>関連 `feature_code` が施設提供機能として有効で、ON にできるかどうか</w:t>
+              <w:t>関連 feature_code が施設提供機能として有効で、ON にできるかどうか</w:t>
             </w:r>
           </w:p>
         </w:tc>
       </w:tr>
       <w:tr>
+        <w:trPr>
+          <w:cantSplit/>
+        </w:trPr>
         <w:tc>
           <w:tcPr>
             <w:tcW w:w="1250" w:type="pct"/>
@@ -13457,7 +13801,7 @@
           <w:rFonts w:hint="eastAsia"/>
         </w:rPr>
       </w:pPr>
-      <w:bookmarkStart w:id="30" w:name="_Toc231397053"/>
+      <w:bookmarkStart w:id="30" w:name="_Toc236709758"/>
       <w:r>
         <w:rPr>
           <w:rFonts w:hint="eastAsia"/>
@@ -13487,6 +13831,7 @@
       </w:tblGrid>
       <w:tr>
         <w:trPr>
+          <w:cantSplit/>
           <w:tblHeader/>
         </w:trPr>
         <w:tc>
@@ -13550,6 +13895,9 @@
         </w:tc>
       </w:tr>
       <w:tr>
+        <w:trPr>
+          <w:cantSplit/>
+        </w:trPr>
         <w:tc>
           <w:tcPr>
             <w:tcW w:w="1666" w:type="pct"/>
@@ -13585,6 +13933,9 @@
         </w:tc>
       </w:tr>
       <w:tr>
+        <w:trPr>
+          <w:cantSplit/>
+        </w:trPr>
         <w:tc>
           <w:tcPr>
             <w:tcW w:w="1666" w:type="pct"/>
@@ -13620,6 +13971,9 @@
         </w:tc>
       </w:tr>
       <w:tr>
+        <w:trPr>
+          <w:cantSplit/>
+        </w:trPr>
         <w:tc>
           <w:tcPr>
             <w:tcW w:w="1666" w:type="pct"/>
@@ -13655,6 +14009,9 @@
         </w:tc>
       </w:tr>
       <w:tr>
+        <w:trPr>
+          <w:cantSplit/>
+        </w:trPr>
         <w:tc>
           <w:tcPr>
             <w:tcW w:w="1666" w:type="pct"/>
@@ -13690,6 +14047,9 @@
         </w:tc>
       </w:tr>
       <w:tr>
+        <w:trPr>
+          <w:cantSplit/>
+        </w:trPr>
         <w:tc>
           <w:tcPr>
             <w:tcW w:w="1666" w:type="pct"/>
@@ -13733,12 +14093,11 @@
           <w:rFonts w:hint="eastAsia"/>
         </w:rPr>
       </w:pPr>
-      <w:bookmarkStart w:id="31" w:name="_Toc231397054"/>
+      <w:bookmarkStart w:id="31" w:name="_Toc236709759"/>
       <w:r>
         <w:rPr>
           <w:rFonts w:hint="eastAsia"/>
         </w:rPr>
-        <w:lastRenderedPageBreak/>
         <w:t>施設提供設定保存（/permission-management/facilities/{facilityId}/settings）</w:t>
       </w:r>
       <w:bookmarkEnd w:id="31"/>
@@ -13800,11 +14159,12 @@
           <w:rFonts w:hint="eastAsia"/>
         </w:rPr>
       </w:pPr>
-      <w:bookmarkStart w:id="32" w:name="_Toc231397055"/>
+      <w:bookmarkStart w:id="32" w:name="_Toc236709760"/>
       <w:r>
         <w:rPr>
           <w:rFonts w:hint="eastAsia"/>
         </w:rPr>
+        <w:lastRenderedPageBreak/>
         <w:t>リクエストパラメータ</w:t>
       </w:r>
       <w:bookmarkEnd w:id="32"/>
@@ -13832,6 +14192,7 @@
       </w:tblGrid>
       <w:tr>
         <w:trPr>
+          <w:cantSplit/>
           <w:tblHeader/>
         </w:trPr>
         <w:tc>
@@ -13935,6 +14296,9 @@
         </w:tc>
       </w:tr>
       <w:tr>
+        <w:trPr>
+          <w:cantSplit/>
+        </w:trPr>
         <w:tc>
           <w:tcPr>
             <w:tcW w:w="1000" w:type="pct"/>
@@ -13998,7 +14362,7 @@
           <w:rFonts w:hint="eastAsia"/>
         </w:rPr>
       </w:pPr>
-      <w:bookmarkStart w:id="33" w:name="_Toc231397056"/>
+      <w:bookmarkStart w:id="33" w:name="_Toc236709761"/>
       <w:r>
         <w:rPr>
           <w:rFonts w:hint="eastAsia"/>
@@ -14029,6 +14393,7 @@
       </w:tblGrid>
       <w:tr>
         <w:trPr>
+          <w:cantSplit/>
           <w:tblHeader/>
         </w:trPr>
         <w:tc>
@@ -14113,6 +14478,9 @@
         </w:tc>
       </w:tr>
       <w:tr>
+        <w:trPr>
+          <w:cantSplit/>
+        </w:trPr>
         <w:tc>
           <w:tcPr>
             <w:tcW w:w="1250" w:type="pct"/>
@@ -14152,12 +14520,15 @@
               <w:rPr>
                 <w:rFonts w:hint="eastAsia"/>
               </w:rPr>
-              <w:t>対象施設で提供する `feature_code` 一覧</w:t>
+              <w:t>対象施設で提供する feature_code 一覧</w:t>
             </w:r>
           </w:p>
         </w:tc>
       </w:tr>
       <w:tr>
+        <w:trPr>
+          <w:cantSplit/>
+        </w:trPr>
         <w:tc>
           <w:tcPr>
             <w:tcW w:w="1250" w:type="pct"/>
@@ -14197,7 +14568,7 @@
               <w:rPr>
                 <w:rFonts w:hint="eastAsia"/>
               </w:rPr>
-              <w:t>対象施設で提供する `column_code` 一覧</w:t>
+              <w:t>対象施設で提供する column_code 一覧</w:t>
             </w:r>
           </w:p>
         </w:tc>
@@ -14241,7 +14612,7 @@
         <w:rPr>
           <w:rFonts w:hint="eastAsia"/>
         </w:rPr>
-        <w:t>認可条件: 認証コンテキスト上のユーザーが共有システム管理者アカウント（`users.account_type='SYSTEM_ADMIN'`）であること</w:t>
+        <w:t>認可条件: 認証コンテキスト上のユーザーが共有システム管理者アカウント（users.account_type='SYSTEM_ADMIN'）であること</w:t>
       </w:r>
     </w:p>
     <w:p>
@@ -14294,8 +14665,40 @@
         <w:rPr>
           <w:rFonts w:hint="eastAsia"/>
         </w:rPr>
+        <w:t>enabledFeatureCodes は feature_catalogs.is_active=true かつ config_scope in ('FACILITY', 'FACILITY_USER') の候補集合の部分集合でなければならない。auth_login / facility_select など SYSTEM_FIXED の固定導線、および旧整理の facility_feature_edit は受け付けない</w:t>
+      </w:r>
+    </w:p>
+    <w:p>
+      <w:pPr>
+        <w:rPr>
+          <w:rFonts w:hint="eastAsia"/>
+        </w:rPr>
+      </w:pPr>
+      <w:r>
+        <w:rPr>
+          <w:rFonts w:hint="eastAsia"/>
+        </w:rPr>
+        <w:t>enabledFeatureCodes に lending_in_use_used を含める場合は lending_checkout も含めなければならない。含まれない場合は 400 (PERMISSION_SETTING_PARENT_FEATURE_REQUIRED) とする</w:t>
+      </w:r>
+    </w:p>
+    <w:p>
+      <w:pPr>
+        <w:rPr>
+          <w:rFonts w:hint="eastAsia"/>
+        </w:rPr>
+      </w:pPr>
+      <w:r>
+        <w:rPr>
+          <w:rFonts w:hint="eastAsia"/>
+        </w:rPr>
+        <w:t>既存設定で lending_in_use_used=true の施設について、リクエストで lending_in_use_used を OFF にする場合は、lending_devices.asset_ledger_id から asset_ledgers.facility_id を参照して対象施設の貸出機器に限定し、未返却の 使用中 / 使用済 状態が存在しないことを確認する。具体的には lending_devices.status IN ('使用中','使用済')、または同一 lending_device_id の lending_transactions.returned_on IS NULL AND status IN ('使用中','使用済') が存在</w:t>
+      </w:r>
+      <w:r>
+        <w:rPr>
+          <w:rFonts w:hint="eastAsia"/>
+        </w:rPr>
         <w:lastRenderedPageBreak/>
-        <w:t>`enabledFeatureCodes` は `feature_catalogs.is_active=true` かつ `config_scope in ('FACILITY', 'FACILITY_USER')` の候補集合の部分集合でなければならない。`auth_login` / `facility_select` など `SYSTEM_FIXED` の固定導線、および旧整理の `facility_feature_edit` は受け付けない</w:t>
+        <w:t>する場合は 409 (LENDING_IN_USE_USED_ACTIVE_EXISTS) とする。返却済み履歴や対象施設外の機器は OFF 拒否条件に含めない</w:t>
       </w:r>
     </w:p>
     <w:p>
@@ -14308,7 +14711,7 @@
         <w:rPr>
           <w:rFonts w:hint="eastAsia"/>
         </w:rPr>
-        <w:t>`enabledFeatureCodes` に `lending_in_use_used` を含める場合は `lending_checkout` も含めなければならない。含まれない場合は 400 (`PERMISSION_SETTING_PARENT_FEATURE_REQUIRED`) とする</w:t>
+        <w:t>enabledColumnCodes は column_catalogs.is_active=true の候補集合の部分集合でなければならない</w:t>
       </w:r>
     </w:p>
     <w:p>
@@ -14321,7 +14724,7 @@
         <w:rPr>
           <w:rFonts w:hint="eastAsia"/>
         </w:rPr>
-        <w:t>既存設定で `lending_in_use_used=true` の施設について、リクエストで `lending_in_use_used` を OFF にする場合は、`lending_devices.asset_ledger_id` から `asset_ledgers.facility_id` を参照して対象施設の貸出機器に限定し、未返却の `使用中` / `使用済` 状態が存在しないことを確認する。具体的には `lending_devices.status IN ('使用中','使用済')`、または同一 `lending_device_id` の `lending_transactions.returned_on IS NULL AND status IN ('使用中','使用済')` が存在する場合は 409 (`LENDING_IN_USE_USED_ACTIVE_EXISTS`) とする。返却済み履歴や対象施設外の機器は OFF 拒否条件に含めない</w:t>
+        <w:t>enabledColumnCodes に含む各 column_code は、column_catalogs.related_feature_code が enabledFeatureCodes に含まれている場合のみ有効化できる。関連機能が無効な場合は 400 (PERMISSION_SETTING_COLUMN_RELATED_FEATURE_DISABLED) とする</w:t>
       </w:r>
     </w:p>
     <w:p>
@@ -14334,7 +14737,7 @@
         <w:rPr>
           <w:rFonts w:hint="eastAsia"/>
         </w:rPr>
-        <w:t>`enabledColumnCodes` は `column_catalogs.is_active=true` の候補集合の部分集合でなければならない</w:t>
+        <w:t>候補集合の各 feature_code について facility_feature_settings を UPSERT し、enabledFeatureCodes に含むコードを is_enabled=true、含まないコードを false とする</w:t>
       </w:r>
     </w:p>
     <w:p>
@@ -14347,7 +14750,7 @@
         <w:rPr>
           <w:rFonts w:hint="eastAsia"/>
         </w:rPr>
-        <w:t>`enabledColumnCodes` に含む各 `column_code` は、`column_catalogs.related_feature_code` が `enabledFeatureCodes` に含まれている場合のみ有効化できる。関連機能が無効な場合は 400 (`PERMISSION_SETTING_COLUMN_RELATED_FEATURE_DISABLED`) とする</w:t>
+        <w:t>候補集合の各 column_code について facility_column_settings を UPSERT し、enabledColumnCodes に含み、かつ関連 feature_code が有効なコードを is_enabled=true、それ以外を false とする</w:t>
       </w:r>
     </w:p>
     <w:p>
@@ -14360,43 +14763,17 @@
         <w:rPr>
           <w:rFonts w:hint="eastAsia"/>
         </w:rPr>
-        <w:t>候補集合の各 `feature_code` について `facility_feature_settings` を UPSERT し、`enabledFeatureCodes` に含むコードを `is_enabled=true`、含まないコードを `false` とする</w:t>
+        <w:t>ユーザー施設別設定（user_facility_feature_settings / user_facility_column_settings）は本 API では更新しない。施設提供設定が OFF になったコードは、既存ユーザー設定が残っていても実効権限としては無効になる</w:t>
       </w:r>
     </w:p>
     <w:p>
       <w:pPr>
-        <w:rPr>
-          <w:rFonts w:hint="eastAsia"/>
-        </w:rPr>
-      </w:pPr>
-      <w:r>
-        <w:rPr>
-          <w:rFonts w:hint="eastAsia"/>
-        </w:rPr>
-        <w:t>候補集合の各 `column_code` について `facility_column_settings` を UPSERT し、`enabledColumnCodes` に含み、かつ関連 `feature_code` が有効なコードを `is_enabled=true`、それ以外を `false` とする</w:t>
-      </w:r>
-    </w:p>
-    <w:p>
-      <w:pPr>
-        <w:rPr>
-          <w:rFonts w:hint="eastAsia"/>
-        </w:rPr>
-      </w:pPr>
-      <w:r>
-        <w:rPr>
-          <w:rFonts w:hint="eastAsia"/>
-        </w:rPr>
-        <w:t>ユーザー施設別設定（`user_facility_feature_settings` / `user_facility_column_settings`）は本 API では更新しない。施設提供設定が OFF になったコードは、既存ユーザー設定が残っていても実効権限としては無効になる</w:t>
-      </w:r>
-    </w:p>
-    <w:p>
-      <w:pPr>
         <w:pStyle w:val="3"/>
         <w:rPr>
           <w:rFonts w:hint="eastAsia"/>
         </w:rPr>
       </w:pPr>
-      <w:bookmarkStart w:id="34" w:name="_Toc231397057"/>
+      <w:bookmarkStart w:id="34" w:name="_Toc236709762"/>
       <w:r>
         <w:rPr>
           <w:rFonts w:hint="eastAsia"/>
@@ -14427,6 +14804,7 @@
       </w:tblGrid>
       <w:tr>
         <w:trPr>
+          <w:cantSplit/>
           <w:tblHeader/>
         </w:trPr>
         <w:tc>
@@ -14511,6 +14889,9 @@
         </w:tc>
       </w:tr>
       <w:tr>
+        <w:trPr>
+          <w:cantSplit/>
+        </w:trPr>
         <w:tc>
           <w:tcPr>
             <w:tcW w:w="1250" w:type="pct"/>
@@ -14556,6 +14937,9 @@
         </w:tc>
       </w:tr>
       <w:tr>
+        <w:trPr>
+          <w:cantSplit/>
+        </w:trPr>
         <w:tc>
           <w:tcPr>
             <w:tcW w:w="1250" w:type="pct"/>
@@ -14601,13 +14985,15 @@
         </w:tc>
       </w:tr>
       <w:tr>
-        <w:tc>
-          <w:tcPr>
-            <w:tcW w:w="1250" w:type="pct"/>
-          </w:tcPr>
-          <w:p>
-            <w:r>
-              <w:lastRenderedPageBreak/>
+        <w:trPr>
+          <w:cantSplit/>
+        </w:trPr>
+        <w:tc>
+          <w:tcPr>
+            <w:tcW w:w="1250" w:type="pct"/>
+          </w:tcPr>
+          <w:p>
+            <w:r>
               <w:t>facilityName</w:t>
             </w:r>
           </w:p>
@@ -14647,6 +15033,9 @@
         </w:tc>
       </w:tr>
       <w:tr>
+        <w:trPr>
+          <w:cantSplit/>
+        </w:trPr>
         <w:tc>
           <w:tcPr>
             <w:tcW w:w="1250" w:type="pct"/>
@@ -14692,6 +15081,9 @@
         </w:tc>
       </w:tr>
       <w:tr>
+        <w:trPr>
+          <w:cantSplit/>
+        </w:trPr>
         <w:tc>
           <w:tcPr>
             <w:tcW w:w="1250" w:type="pct"/>
@@ -14708,7 +15100,7 @@
           </w:tcPr>
           <w:p>
             <w:r>
-              <w:t>datetime</w:t>
+              <w:t>string(datetime)</w:t>
             </w:r>
           </w:p>
         </w:tc>
@@ -14737,6 +15129,9 @@
         </w:tc>
       </w:tr>
       <w:tr>
+        <w:trPr>
+          <w:cantSplit/>
+        </w:trPr>
         <w:tc>
           <w:tcPr>
             <w:tcW w:w="1250" w:type="pct"/>
@@ -14782,6 +15177,9 @@
         </w:tc>
       </w:tr>
       <w:tr>
+        <w:trPr>
+          <w:cantSplit/>
+        </w:trPr>
         <w:tc>
           <w:tcPr>
             <w:tcW w:w="1250" w:type="pct"/>
@@ -14835,11 +15233,12 @@
           <w:rFonts w:hint="eastAsia"/>
         </w:rPr>
       </w:pPr>
-      <w:bookmarkStart w:id="35" w:name="_Toc231397058"/>
+      <w:bookmarkStart w:id="35" w:name="_Toc236709763"/>
       <w:r>
         <w:rPr>
           <w:rFonts w:hint="eastAsia"/>
         </w:rPr>
+        <w:lastRenderedPageBreak/>
         <w:t>ステータスコード</w:t>
       </w:r>
       <w:bookmarkEnd w:id="35"/>
@@ -14865,6 +15264,7 @@
       </w:tblGrid>
       <w:tr>
         <w:trPr>
+          <w:cantSplit/>
           <w:tblHeader/>
         </w:trPr>
         <w:tc>
@@ -14928,6 +15328,9 @@
         </w:tc>
       </w:tr>
       <w:tr>
+        <w:trPr>
+          <w:cantSplit/>
+        </w:trPr>
         <w:tc>
           <w:tcPr>
             <w:tcW w:w="1666" w:type="pct"/>
@@ -14963,6 +15366,9 @@
         </w:tc>
       </w:tr>
       <w:tr>
+        <w:trPr>
+          <w:cantSplit/>
+        </w:trPr>
         <w:tc>
           <w:tcPr>
             <w:tcW w:w="1666" w:type="pct"/>
@@ -14982,7 +15388,7 @@
               <w:rPr>
                 <w:rFonts w:hint="eastAsia"/>
               </w:rPr>
-              <w:t>未知のコード、固定導線コード、旧 `facility_feature_edit`、親 feature 不足、または関連 feature が無効な column_code 指定</w:t>
+              <w:t>未知のコード、固定導線コード、旧 facility_feature_edit、親 feature 不足、または関連 feature が無効な column_code 指定</w:t>
             </w:r>
           </w:p>
         </w:tc>
@@ -14998,6 +15404,9 @@
         </w:tc>
       </w:tr>
       <w:tr>
+        <w:trPr>
+          <w:cantSplit/>
+        </w:trPr>
         <w:tc>
           <w:tcPr>
             <w:tcW w:w="1666" w:type="pct"/>
@@ -15033,6 +15442,9 @@
         </w:tc>
       </w:tr>
       <w:tr>
+        <w:trPr>
+          <w:cantSplit/>
+        </w:trPr>
         <w:tc>
           <w:tcPr>
             <w:tcW w:w="1666" w:type="pct"/>
@@ -15068,6 +15480,9 @@
         </w:tc>
       </w:tr>
       <w:tr>
+        <w:trPr>
+          <w:cantSplit/>
+        </w:trPr>
         <w:tc>
           <w:tcPr>
             <w:tcW w:w="1666" w:type="pct"/>
@@ -15103,6 +15518,9 @@
         </w:tc>
       </w:tr>
       <w:tr>
+        <w:trPr>
+          <w:cantSplit/>
+        </w:trPr>
         <w:tc>
           <w:tcPr>
             <w:tcW w:w="1666" w:type="pct"/>
@@ -15122,7 +15540,7 @@
               <w:rPr>
                 <w:rFonts w:hint="eastAsia"/>
               </w:rPr>
-              <w:t>`lending_in_use_used` を OFF にできない未返却の使用中/使用済データが存在する</w:t>
+              <w:t>lending_in_use_used を OFF にできない未返却の使用中/使用済データが存在する</w:t>
             </w:r>
           </w:p>
         </w:tc>
@@ -15138,6 +15556,9 @@
         </w:tc>
       </w:tr>
       <w:tr>
+        <w:trPr>
+          <w:cantSplit/>
+        </w:trPr>
         <w:tc>
           <w:tcPr>
             <w:tcW w:w="1666" w:type="pct"/>
@@ -15181,12 +15602,11 @@
           <w:rFonts w:hint="eastAsia"/>
         </w:rPr>
       </w:pPr>
-      <w:bookmarkStart w:id="36" w:name="_Toc231397059"/>
+      <w:bookmarkStart w:id="36" w:name="_Toc236709764"/>
       <w:r>
         <w:rPr>
           <w:rFonts w:hint="eastAsia"/>
         </w:rPr>
-        <w:lastRenderedPageBreak/>
         <w:t>施設提供設定コピー（/permission-management/facilities/{facilityId}/copy-settings）</w:t>
       </w:r>
       <w:bookmarkEnd w:id="36"/>
@@ -15248,7 +15668,7 @@
           <w:rFonts w:hint="eastAsia"/>
         </w:rPr>
       </w:pPr>
-      <w:bookmarkStart w:id="37" w:name="_Toc231397060"/>
+      <w:bookmarkStart w:id="37" w:name="_Toc236709765"/>
       <w:r>
         <w:rPr>
           <w:rFonts w:hint="eastAsia"/>
@@ -15280,6 +15700,7 @@
       </w:tblGrid>
       <w:tr>
         <w:trPr>
+          <w:cantSplit/>
           <w:tblHeader/>
         </w:trPr>
         <w:tc>
@@ -15383,6 +15804,9 @@
         </w:tc>
       </w:tr>
       <w:tr>
+        <w:trPr>
+          <w:cantSplit/>
+        </w:trPr>
         <w:tc>
           <w:tcPr>
             <w:tcW w:w="1000" w:type="pct"/>
@@ -15446,7 +15870,7 @@
           <w:rFonts w:hint="eastAsia"/>
         </w:rPr>
       </w:pPr>
-      <w:bookmarkStart w:id="38" w:name="_Toc231397061"/>
+      <w:bookmarkStart w:id="38" w:name="_Toc236709766"/>
       <w:r>
         <w:rPr>
           <w:rFonts w:hint="eastAsia"/>
@@ -15477,6 +15901,7 @@
       </w:tblGrid>
       <w:tr>
         <w:trPr>
+          <w:cantSplit/>
           <w:tblHeader/>
         </w:trPr>
         <w:tc>
@@ -15561,6 +15986,9 @@
         </w:tc>
       </w:tr>
       <w:tr>
+        <w:trPr>
+          <w:cantSplit/>
+        </w:trPr>
         <w:tc>
           <w:tcPr>
             <w:tcW w:w="1250" w:type="pct"/>
@@ -15644,7 +16072,7 @@
         <w:rPr>
           <w:rFonts w:hint="eastAsia"/>
         </w:rPr>
-        <w:t>認可条件: 認証コンテキスト上のユーザーが共有システム管理者アカウント（`users.account_type='SYSTEM_ADMIN'`）であること</w:t>
+        <w:t>認可条件: 認証コンテキスト上のユーザーが共有システム管理者アカウント（users.account_type='SYSTEM_ADMIN'）であること</w:t>
       </w:r>
     </w:p>
     <w:p>
@@ -15697,7 +16125,7 @@
         <w:rPr>
           <w:rFonts w:hint="eastAsia"/>
         </w:rPr>
-        <w:t>コピー元施設とコピー先施設が同一の場合は 400 (`PERMISSION_COPY_SOURCE_INVALID`) とする</w:t>
+        <w:t>コピー元施設とコピー先施設が同一の場合は 400 (PERMISSION_COPY_SOURCE_INVALID) とする</w:t>
       </w:r>
     </w:p>
     <w:p>
@@ -15710,8 +16138,7 @@
         <w:rPr>
           <w:rFonts w:hint="eastAsia"/>
         </w:rPr>
-        <w:lastRenderedPageBreak/>
-        <w:t>コピー元施設の `facility_feature_settings` / `facility_column_settings` を候補集合へ左結合し、設定行がない候補は `is_enabled=false` として扱う</w:t>
+        <w:t>コピー元施設の facility_feature_settings / facility_column_settings を候補集合へ左結合し、設定行がない候補は is_enabled=false として扱う</w:t>
       </w:r>
     </w:p>
     <w:p>
@@ -15724,7 +16151,7 @@
         <w:rPr>
           <w:rFonts w:hint="eastAsia"/>
         </w:rPr>
-        <w:t>コピー後の `enabledFeatureCodes` / `enabledColumnCodes` に対して、保存 API と同じ候補集合検証、`lending_checkout` と `lending_in_use_used` の親子制約、関連機能 OFF 時のカラム ON 拒否、`lending_in_use_used` OFF 可否検証を行う</w:t>
+        <w:t>コピー後の enabledFeatureCodes / enabledColumnCodes に対して、保存 API と同じ候補集合検証、lending_checkout と lending_in_use_used の親子制約、関連機能 OFF 時のカラム ON 拒否、lending_in_use_used OFF 可否検証を行う</w:t>
       </w:r>
     </w:p>
     <w:p>
@@ -15737,7 +16164,7 @@
         <w:rPr>
           <w:rFonts w:hint="eastAsia"/>
         </w:rPr>
-        <w:t>検証に成功した場合、コピー先施設の候補集合全体について `facility_feature_settings` / `facility_column_settings` を UPSERT し、コピー元と同じ有効状態へ置き換える</w:t>
+        <w:t>検証に成功した場合、コピー先施設の候補集合全体について facility_feature_settings / facility_column_settings を UPSERT し、コピー元と同じ有効状態へ置き換える</w:t>
       </w:r>
     </w:p>
     <w:p>
@@ -15750,7 +16177,7 @@
         <w:rPr>
           <w:rFonts w:hint="eastAsia"/>
         </w:rPr>
-        <w:t>ユーザー施設別設定（`user_facility_feature_settings` / `user_facility_column_settings`）は本 API では更新しない</w:t>
+        <w:t>ユーザー施設別設定（user_facility_feature_settings / user_facility_column_settings）は本 API では更新しない</w:t>
       </w:r>
     </w:p>
     <w:p>
@@ -15760,7 +16187,7 @@
           <w:rFonts w:hint="eastAsia"/>
         </w:rPr>
       </w:pPr>
-      <w:bookmarkStart w:id="39" w:name="_Toc231397062"/>
+      <w:bookmarkStart w:id="39" w:name="_Toc236709767"/>
       <w:r>
         <w:rPr>
           <w:rFonts w:hint="eastAsia"/>
@@ -15791,6 +16218,7 @@
       </w:tblGrid>
       <w:tr>
         <w:trPr>
+          <w:cantSplit/>
           <w:tblHeader/>
         </w:trPr>
         <w:tc>
@@ -15875,6 +16303,9 @@
         </w:tc>
       </w:tr>
       <w:tr>
+        <w:trPr>
+          <w:cantSplit/>
+        </w:trPr>
         <w:tc>
           <w:tcPr>
             <w:tcW w:w="1250" w:type="pct"/>
@@ -15920,6 +16351,9 @@
         </w:tc>
       </w:tr>
       <w:tr>
+        <w:trPr>
+          <w:cantSplit/>
+        </w:trPr>
         <w:tc>
           <w:tcPr>
             <w:tcW w:w="1250" w:type="pct"/>
@@ -15965,6 +16399,9 @@
         </w:tc>
       </w:tr>
       <w:tr>
+        <w:trPr>
+          <w:cantSplit/>
+        </w:trPr>
         <w:tc>
           <w:tcPr>
             <w:tcW w:w="1250" w:type="pct"/>
@@ -16010,12 +16447,16 @@
         </w:tc>
       </w:tr>
       <w:tr>
-        <w:tc>
-          <w:tcPr>
-            <w:tcW w:w="1250" w:type="pct"/>
-          </w:tcPr>
-          <w:p>
-            <w:r>
+        <w:trPr>
+          <w:cantSplit/>
+        </w:trPr>
+        <w:tc>
+          <w:tcPr>
+            <w:tcW w:w="1250" w:type="pct"/>
+          </w:tcPr>
+          <w:p>
+            <w:r>
+              <w:lastRenderedPageBreak/>
               <w:t>permissionUnitCount</w:t>
             </w:r>
           </w:p>
@@ -16055,6 +16496,9 @@
         </w:tc>
       </w:tr>
       <w:tr>
+        <w:trPr>
+          <w:cantSplit/>
+        </w:trPr>
         <w:tc>
           <w:tcPr>
             <w:tcW w:w="1250" w:type="pct"/>
@@ -16100,6 +16544,9 @@
         </w:tc>
       </w:tr>
       <w:tr>
+        <w:trPr>
+          <w:cantSplit/>
+        </w:trPr>
         <w:tc>
           <w:tcPr>
             <w:tcW w:w="1250" w:type="pct"/>
@@ -16145,6 +16592,9 @@
         </w:tc>
       </w:tr>
       <w:tr>
+        <w:trPr>
+          <w:cantSplit/>
+        </w:trPr>
         <w:tc>
           <w:tcPr>
             <w:tcW w:w="1250" w:type="pct"/>
@@ -16161,7 +16611,7 @@
           </w:tcPr>
           <w:p>
             <w:r>
-              <w:t>datetime</w:t>
+              <w:t>string(datetime)</w:t>
             </w:r>
           </w:p>
         </w:tc>
@@ -16190,6 +16640,9 @@
         </w:tc>
       </w:tr>
       <w:tr>
+        <w:trPr>
+          <w:cantSplit/>
+        </w:trPr>
         <w:tc>
           <w:tcPr>
             <w:tcW w:w="1250" w:type="pct"/>
@@ -16235,6 +16688,9 @@
         </w:tc>
       </w:tr>
       <w:tr>
+        <w:trPr>
+          <w:cantSplit/>
+        </w:trPr>
         <w:tc>
           <w:tcPr>
             <w:tcW w:w="1250" w:type="pct"/>
@@ -16288,7 +16744,7 @@
           <w:rFonts w:hint="eastAsia"/>
         </w:rPr>
       </w:pPr>
-      <w:bookmarkStart w:id="40" w:name="_Toc231397063"/>
+      <w:bookmarkStart w:id="40" w:name="_Toc236709768"/>
       <w:r>
         <w:rPr>
           <w:rFonts w:hint="eastAsia"/>
@@ -16318,6 +16774,7 @@
       </w:tblGrid>
       <w:tr>
         <w:trPr>
+          <w:cantSplit/>
           <w:tblHeader/>
         </w:trPr>
         <w:tc>
@@ -16381,6 +16838,9 @@
         </w:tc>
       </w:tr>
       <w:tr>
+        <w:trPr>
+          <w:cantSplit/>
+        </w:trPr>
         <w:tc>
           <w:tcPr>
             <w:tcW w:w="1666" w:type="pct"/>
@@ -16416,13 +16876,15 @@
         </w:tc>
       </w:tr>
       <w:tr>
+        <w:trPr>
+          <w:cantSplit/>
+        </w:trPr>
         <w:tc>
           <w:tcPr>
             <w:tcW w:w="1666" w:type="pct"/>
           </w:tcPr>
           <w:p>
             <w:r>
-              <w:lastRenderedPageBreak/>
               <w:t>400</w:t>
             </w:r>
           </w:p>
@@ -16452,6 +16914,9 @@
         </w:tc>
       </w:tr>
       <w:tr>
+        <w:trPr>
+          <w:cantSplit/>
+        </w:trPr>
         <w:tc>
           <w:tcPr>
             <w:tcW w:w="1666" w:type="pct"/>
@@ -16487,6 +16952,9 @@
         </w:tc>
       </w:tr>
       <w:tr>
+        <w:trPr>
+          <w:cantSplit/>
+        </w:trPr>
         <w:tc>
           <w:tcPr>
             <w:tcW w:w="1666" w:type="pct"/>
@@ -16522,6 +16990,9 @@
         </w:tc>
       </w:tr>
       <w:tr>
+        <w:trPr>
+          <w:cantSplit/>
+        </w:trPr>
         <w:tc>
           <w:tcPr>
             <w:tcW w:w="1666" w:type="pct"/>
@@ -16557,6 +17028,9 @@
         </w:tc>
       </w:tr>
       <w:tr>
+        <w:trPr>
+          <w:cantSplit/>
+        </w:trPr>
         <w:tc>
           <w:tcPr>
             <w:tcW w:w="1666" w:type="pct"/>
@@ -16576,7 +17050,7 @@
               <w:rPr>
                 <w:rFonts w:hint="eastAsia"/>
               </w:rPr>
-              <w:t>`lending_in_use_used` を OFF にできない未返却の使用中/使用済データが存在する</w:t>
+              <w:t>lending_in_use_used を OFF にできない未返却の使用中/使用済データが存在する</w:t>
             </w:r>
           </w:p>
         </w:tc>
@@ -16592,6 +17066,9 @@
         </w:tc>
       </w:tr>
       <w:tr>
+        <w:trPr>
+          <w:cantSplit/>
+        </w:trPr>
         <w:tc>
           <w:tcPr>
             <w:tcW w:w="1666" w:type="pct"/>
@@ -16635,11 +17112,12 @@
           <w:rFonts w:hint="eastAsia"/>
         </w:rPr>
       </w:pPr>
-      <w:bookmarkStart w:id="41" w:name="_Toc231397064"/>
+      <w:bookmarkStart w:id="41" w:name="_Toc236709769"/>
       <w:r>
         <w:rPr>
           <w:rFonts w:hint="eastAsia"/>
         </w:rPr>
+        <w:lastRenderedPageBreak/>
         <w:t>第6章 権限・業務ルール</w:t>
       </w:r>
       <w:bookmarkEnd w:id="41"/>
@@ -16651,7 +17129,7 @@
           <w:rFonts w:hint="eastAsia"/>
         </w:rPr>
       </w:pPr>
-      <w:bookmarkStart w:id="42" w:name="_Toc231397065"/>
+      <w:bookmarkStart w:id="42" w:name="_Toc236709770"/>
       <w:r>
         <w:rPr>
           <w:rFonts w:hint="eastAsia"/>
@@ -16682,6 +17160,7 @@
       </w:tblGrid>
       <w:tr>
         <w:trPr>
+          <w:cantSplit/>
           <w:tblHeader/>
         </w:trPr>
         <w:tc>
@@ -16766,6 +17245,9 @@
         </w:tc>
       </w:tr>
       <w:tr>
+        <w:trPr>
+          <w:cantSplit/>
+        </w:trPr>
         <w:tc>
           <w:tcPr>
             <w:tcW w:w="1250" w:type="pct"/>
@@ -16820,6 +17302,9 @@
         </w:tc>
       </w:tr>
       <w:tr>
+        <w:trPr>
+          <w:cantSplit/>
+        </w:trPr>
         <w:tc>
           <w:tcPr>
             <w:tcW w:w="1250" w:type="pct"/>
@@ -16874,6 +17359,9 @@
         </w:tc>
       </w:tr>
       <w:tr>
+        <w:trPr>
+          <w:cantSplit/>
+        </w:trPr>
         <w:tc>
           <w:tcPr>
             <w:tcW w:w="1250" w:type="pct"/>
@@ -16928,6 +17416,9 @@
         </w:tc>
       </w:tr>
       <w:tr>
+        <w:trPr>
+          <w:cantSplit/>
+        </w:trPr>
         <w:tc>
           <w:tcPr>
             <w:tcW w:w="1250" w:type="pct"/>
@@ -16963,27 +17454,19 @@
               <w:rPr>
                 <w:rFonts w:hint="eastAsia"/>
               </w:rPr>
-              <w:t>Bearer トークンの認証コンテキストで共有シ</w:t>
-            </w:r>
-            <w:r>
-              <w:rPr>
-                <w:rFonts w:hint="eastAsia"/>
-              </w:rPr>
-              <w:lastRenderedPageBreak/>
-              <w:t>ステム管理者アカウントと判定できること</w:t>
-            </w:r>
-          </w:p>
-        </w:tc>
-        <w:tc>
-          <w:tcPr>
-            <w:tcW w:w="1250" w:type="pct"/>
-          </w:tcPr>
-          <w:p>
-            <w:r>
-              <w:rPr>
-                <w:rFonts w:hint="eastAsia"/>
-              </w:rPr>
-              <w:lastRenderedPageBreak/>
+              <w:t>Bearer トークンの認証コンテキストで共有システム管理者アカウントと判定できること</w:t>
+            </w:r>
+          </w:p>
+        </w:tc>
+        <w:tc>
+          <w:tcPr>
+            <w:tcW w:w="1250" w:type="pct"/>
+          </w:tcPr>
+          <w:p>
+            <w:r>
+              <w:rPr>
+                <w:rFonts w:hint="eastAsia"/>
+              </w:rPr>
               <w:t>コピー元施設の設定を対象施設へ反映する</w:t>
             </w:r>
           </w:p>
@@ -16998,7 +17481,7 @@
           <w:rFonts w:hint="eastAsia"/>
         </w:rPr>
       </w:pPr>
-      <w:bookmarkStart w:id="43" w:name="_Toc231397066"/>
+      <w:bookmarkStart w:id="43" w:name="_Toc236709771"/>
       <w:r>
         <w:rPr>
           <w:rFonts w:hint="eastAsia"/>
@@ -17023,7 +17506,7 @@
         <w:rPr>
           <w:rFonts w:hint="eastAsia"/>
         </w:rPr>
-        <w:t>施設提供機能の候補は `feature_catalogs.is_active=true` かつ `config_scope in ('FACILITY', 'FACILITY_USER')` の `feature_code` とし、`auth_login` / `facility_select` などの固定導線、および旧整理の `facility_feature_edit` は対象外とする</w:t>
+        <w:t>施設提供機能の候補は feature_catalogs.is_active=true かつ config_scope in ('FACILITY', 'FACILITY_USER') の feature_code とし、auth_login / facility_select などの固定導線、および旧整理の facility_feature_edit は対象外とする</w:t>
       </w:r>
     </w:p>
     <w:p>
@@ -17042,7 +17525,7 @@
         <w:rPr>
           <w:rFonts w:hint="eastAsia"/>
         </w:rPr>
-        <w:t>Phase1では `normal_ship_request` / `lending_in_use_used` を `FACILITY_USER` として施設提供機能候補に含める</w:t>
+        <w:t>Phase1では normal_ship_request / lending_in_use_used を FACILITY_USER として施設提供機能候補に含める</w:t>
       </w:r>
     </w:p>
     <w:p>
@@ -17061,7 +17544,7 @@
         <w:rPr>
           <w:rFonts w:hint="eastAsia"/>
         </w:rPr>
-        <w:t>`lending_in_use_used` は `lending_checkout` の子機能であり、`lending_checkout` が OFF の場合は ON にできない。保存 API とコピー API は `lending_in_use_used=true` かつ `lending_checkout=false` の組み合わせを拒否する</w:t>
+        <w:t>lending_in_use_used は lending_checkout の子機能であり、lending_checkout が OFF の場合は ON にできない。保存 API とコピー API は lending_in_use_used=true かつ lending_checkout=false の組み合わせを拒否する</w:t>
       </w:r>
     </w:p>
     <w:p>
@@ -17080,7 +17563,14 @@
         <w:rPr>
           <w:rFonts w:hint="eastAsia"/>
         </w:rPr>
-        <w:t>`lending_in_use_used` を ON から OFF にする場合は、`lending_devices.asset_ledger_id` から `asset_ledgers.facility_id` を参照して対象施設の貸出機器に限定し、`lending_devices.status IN ('使用中','使用済')`、または同一 `lending_device_id` の `lending_transactions.returned_on IS NULL AND status IN ('使用中','使用済')` が存在しないことを検証する。存在する場合は 409 で拒否し、運用上は該当機器を返却完了してから OFF にする</w:t>
+        <w:t>lending_in_use_used を ON から OFF にする場合は、lending_devices.asset_ledger_id から asset_ledgers.facility_id を参照して対象施設の貸出機器に限定し、lending_devic</w:t>
+      </w:r>
+      <w:r>
+        <w:rPr>
+          <w:rFonts w:hint="eastAsia"/>
+        </w:rPr>
+        <w:lastRenderedPageBreak/>
+        <w:t>es.status IN ('使用中','使用済')、または同一 lending_device_id の lending_transactions.returned_on IS NULL AND status IN ('使用中','使用済') が存在しないことを検証する。存在する場合は 409 で拒否し、運用上は該当機器を返却完了してから OFF にする</w:t>
       </w:r>
     </w:p>
     <w:p>
@@ -17099,7 +17589,7 @@
         <w:rPr>
           <w:rFonts w:hint="eastAsia"/>
         </w:rPr>
-        <w:t>施設提供カラムの候補は `column_catalogs.is_active=true` の `column_code` とする</w:t>
+        <w:t>施設提供カラムの候補は column_catalogs.is_active=true の column_code とする</w:t>
       </w:r>
     </w:p>
     <w:p>
@@ -17118,7 +17608,7 @@
         <w:rPr>
           <w:rFonts w:hint="eastAsia"/>
         </w:rPr>
-        <w:t>施設提供カラムは、`column_catalogs.related_feature_code` に対応する施設提供機能が ON の場合のみ ON にできる</w:t>
+        <w:t>施設提供カラムは、column_catalogs.related_feature_code に対応する施設提供機能が ON の場合のみ ON にできる</w:t>
       </w:r>
     </w:p>
     <w:p>
@@ -17137,7 +17627,7 @@
         <w:rPr>
           <w:rFonts w:hint="eastAsia"/>
         </w:rPr>
-        <w:t>施設提供設定を OFF にしてもユーザー施設別設定は削除しない。`config_scope='FACILITY_USER'` では実効権限判定時に施設提供設定が OFF であれば、ユーザー側が ON でも利用不可とする</w:t>
+        <w:t>施設提供設定を OFF にしてもユーザー施設別設定は削除しない。config_scope='FACILITY_USER' では実効権限判定時に施設提供設定が OFF であれば、ユーザー側が ON でも利用不可とする</w:t>
       </w:r>
     </w:p>
     <w:p>
@@ -17156,7 +17646,7 @@
         <w:rPr>
           <w:rFonts w:hint="eastAsia"/>
         </w:rPr>
-        <w:t>施設論理削除時は `facility_feature_settings` / `facility_column_settings` を削除せず保持する。再契約等で `facilities.deleted_at` を解除した場合は既存設定を再利用する</w:t>
+        <w:t>施設論理削除時は facility_feature_settings / facility_column_settings を削除せず保持する。再契約等で facilities.deleted_at を解除した場合は既存設定を再利用する</w:t>
       </w:r>
     </w:p>
     <w:p>
@@ -17166,7 +17656,7 @@
           <w:rFonts w:hint="eastAsia"/>
         </w:rPr>
       </w:pPr>
-      <w:bookmarkStart w:id="44" w:name="_Toc231397067"/>
+      <w:bookmarkStart w:id="44" w:name="_Toc236709772"/>
       <w:r>
         <w:rPr>
           <w:rFonts w:hint="eastAsia"/>
@@ -17210,8 +17700,7 @@
         <w:rPr>
           <w:rFonts w:hint="eastAsia"/>
         </w:rPr>
-        <w:lastRenderedPageBreak/>
-        <w:t>対象施設候補、設定取得、保存、コピー先判定では `user_facility_assignments`、`user_facility_feature_settings`、`user_facility_column_settings` の存在を必要条件にしない</w:t>
+        <w:t>対象施設候補、設定取得、保存、コピー先判定では user_facility_assignments、user_facility_feature_settings、user_facility_column_settings の存在を必要条件にしない</w:t>
       </w:r>
     </w:p>
     <w:p>
@@ -17259,7 +17748,7 @@
           <w:rFonts w:hint="eastAsia"/>
         </w:rPr>
       </w:pPr>
-      <w:bookmarkStart w:id="45" w:name="_Toc231397068"/>
+      <w:bookmarkStart w:id="45" w:name="_Toc236709773"/>
       <w:r>
         <w:rPr>
           <w:rFonts w:hint="eastAsia"/>
@@ -17341,7 +17830,7 @@
         <w:rPr>
           <w:rFonts w:hint="eastAsia"/>
         </w:rPr>
-        <w:t>コピー先施設の貸出データ状態により `lending_in_use_used` を OFF にできない場合は、コピー処理全体を 409 で拒否する</w:t>
+        <w:t>コピー先施設の貸出データ状態により lending_in_use_used を OFF にできない場合は、コピー処理全体を 409 で拒否する</w:t>
       </w:r>
     </w:p>
     <w:p>
@@ -17370,11 +17859,12 @@
           <w:rFonts w:hint="eastAsia"/>
         </w:rPr>
       </w:pPr>
-      <w:bookmarkStart w:id="46" w:name="_Toc231397069"/>
+      <w:bookmarkStart w:id="46" w:name="_Toc236709774"/>
       <w:r>
         <w:rPr>
           <w:rFonts w:hint="eastAsia"/>
         </w:rPr>
+        <w:lastRenderedPageBreak/>
         <w:t>監査・更新者ルール</w:t>
       </w:r>
       <w:bookmarkEnd w:id="46"/>
@@ -17395,7 +17885,7 @@
         <w:rPr>
           <w:rFonts w:hint="eastAsia"/>
         </w:rPr>
-        <w:t>保存・コピーで作成する `facility_feature_settings` / `facility_column_settings` の `created_by` / `updated_by` には Bearer トークンのユーザーIDを設定する</w:t>
+        <w:t>保存・コピーで作成する facility_feature_settings / facility_column_settings の created_by / updated_by には Bearer トークンのユーザーIDを設定する</w:t>
       </w:r>
     </w:p>
     <w:p>
@@ -17414,7 +17904,7 @@
         <w:rPr>
           <w:rFonts w:hint="eastAsia"/>
         </w:rPr>
-        <w:t>既存行を更新する場合は `updated_by` / `updated_at` を更新する</w:t>
+        <w:t>既存行を更新する場合は updated_by / updated_at を更新する</w:t>
       </w:r>
     </w:p>
     <w:p>
@@ -17443,7 +17933,7 @@
           <w:rFonts w:hint="eastAsia"/>
         </w:rPr>
       </w:pPr>
-      <w:bookmarkStart w:id="47" w:name="_Toc231397070"/>
+      <w:bookmarkStart w:id="47" w:name="_Toc236709775"/>
       <w:r>
         <w:rPr>
           <w:rFonts w:hint="eastAsia"/>
@@ -17473,6 +17963,7 @@
       </w:tblGrid>
       <w:tr>
         <w:trPr>
+          <w:cantSplit/>
           <w:tblHeader/>
         </w:trPr>
         <w:tc>
@@ -17537,6 +18028,9 @@
         </w:tc>
       </w:tr>
       <w:tr>
+        <w:trPr>
+          <w:cantSplit/>
+        </w:trPr>
         <w:tc>
           <w:tcPr>
             <w:tcW w:w="1666" w:type="pct"/>
@@ -17572,6 +18066,9 @@
         </w:tc>
       </w:tr>
       <w:tr>
+        <w:trPr>
+          <w:cantSplit/>
+        </w:trPr>
         <w:tc>
           <w:tcPr>
             <w:tcW w:w="1666" w:type="pct"/>
@@ -17607,13 +18104,15 @@
         </w:tc>
       </w:tr>
       <w:tr>
+        <w:trPr>
+          <w:cantSplit/>
+        </w:trPr>
         <w:tc>
           <w:tcPr>
             <w:tcW w:w="1666" w:type="pct"/>
           </w:tcPr>
           <w:p>
             <w:r>
-              <w:lastRenderedPageBreak/>
               <w:t>PERMISSION_TARGET_FACILITY_NOT_FOUND</w:t>
             </w:r>
           </w:p>
@@ -17643,6 +18142,9 @@
         </w:tc>
       </w:tr>
       <w:tr>
+        <w:trPr>
+          <w:cantSplit/>
+        </w:trPr>
         <w:tc>
           <w:tcPr>
             <w:tcW w:w="1666" w:type="pct"/>
@@ -17672,12 +18174,15 @@
               <w:rPr>
                 <w:rFonts w:hint="eastAsia"/>
               </w:rPr>
-              <w:t>未知の `feature_code` / `column_code`、非アクティブコード、固定導線コード、または旧 `facility_feature_edit` が指定された</w:t>
+              <w:t>未知の feature_code / column_code、非アクティブコード、固定導線コード、または旧 facility_feature_edit が指定された</w:t>
             </w:r>
           </w:p>
         </w:tc>
       </w:tr>
       <w:tr>
+        <w:trPr>
+          <w:cantSplit/>
+        </w:trPr>
         <w:tc>
           <w:tcPr>
             <w:tcW w:w="1666" w:type="pct"/>
@@ -17707,12 +18212,15 @@
               <w:rPr>
                 <w:rFonts w:hint="eastAsia"/>
               </w:rPr>
-              <w:t>`lending_in_use_used` が ON だが `lending_checkout` が OFF である</w:t>
+              <w:t>lending_in_use_used が ON だが lending_checkout が OFF である</w:t>
             </w:r>
           </w:p>
         </w:tc>
       </w:tr>
       <w:tr>
+        <w:trPr>
+          <w:cantSplit/>
+        </w:trPr>
         <w:tc>
           <w:tcPr>
             <w:tcW w:w="1666" w:type="pct"/>
@@ -17742,12 +18250,15 @@
               <w:rPr>
                 <w:rFonts w:hint="eastAsia"/>
               </w:rPr>
-              <w:t>関連 `feature_code` が OFF の `column_code` を ON にしようとした</w:t>
+              <w:t>関連 feature_code が OFF の column_code を ON にしようとした</w:t>
             </w:r>
           </w:p>
         </w:tc>
       </w:tr>
       <w:tr>
+        <w:trPr>
+          <w:cantSplit/>
+        </w:trPr>
         <w:tc>
           <w:tcPr>
             <w:tcW w:w="1666" w:type="pct"/>
@@ -17783,12 +18294,16 @@
         </w:tc>
       </w:tr>
       <w:tr>
+        <w:trPr>
+          <w:cantSplit/>
+        </w:trPr>
         <w:tc>
           <w:tcPr>
             <w:tcW w:w="1666" w:type="pct"/>
           </w:tcPr>
           <w:p>
             <w:r>
+              <w:lastRenderedPageBreak/>
               <w:t>LENDING_IN_USE_USED_ACTIVE_EXISTS</w:t>
             </w:r>
           </w:p>
@@ -17812,12 +18327,15 @@
               <w:rPr>
                 <w:rFonts w:hint="eastAsia"/>
               </w:rPr>
-              <w:t>`lending_in_use_used` を OFF にできない未返却の使用中/使用済み貸出データが存在する</w:t>
+              <w:t>lending_in_use_used を OFF にできない未返却の使用中/使用済み貸出データが存在する</w:t>
             </w:r>
           </w:p>
         </w:tc>
       </w:tr>
       <w:tr>
+        <w:trPr>
+          <w:cantSplit/>
+        </w:trPr>
         <w:tc>
           <w:tcPr>
             <w:tcW w:w="1666" w:type="pct"/>
@@ -17861,7 +18379,7 @@
           <w:rFonts w:hint="eastAsia"/>
         </w:rPr>
       </w:pPr>
-      <w:bookmarkStart w:id="48" w:name="_Toc231397071"/>
+      <w:bookmarkStart w:id="48" w:name="_Toc236709776"/>
       <w:r>
         <w:rPr>
           <w:rFonts w:hint="eastAsia"/>
@@ -17877,7 +18395,7 @@
           <w:rFonts w:hint="eastAsia"/>
         </w:rPr>
       </w:pPr>
-      <w:bookmarkStart w:id="49" w:name="_Toc231397072"/>
+      <w:bookmarkStart w:id="49" w:name="_Toc236709777"/>
       <w:r>
         <w:rPr>
           <w:rFonts w:hint="eastAsia"/>
@@ -17902,7 +18420,7 @@
         <w:rPr>
           <w:rFonts w:hint="eastAsia"/>
         </w:rPr>
-        <w:t>権限管理画面に表示する機能・カラムは `feature_catalogs` / `column_catalogs` を正本とする</w:t>
+        <w:t>権限管理画面に表示する機能・カラムは feature_catalogs / column_catalogs を正本とする</w:t>
       </w:r>
     </w:p>
     <w:p>
@@ -17940,7 +18458,7 @@
         <w:rPr>
           <w:rFonts w:hint="eastAsia"/>
         </w:rPr>
-        <w:t>`SYSTEM_FIXED` の固定導線と旧 `facility_feature_edit` は本画面に表示せず、保存 API でも受け付けない</w:t>
+        <w:t>SYSTEM_FIXED の固定導線と旧 facility_feature_edit は本画面に表示せず、保存 API でも受け付けない</w:t>
       </w:r>
     </w:p>
     <w:p>
@@ -17950,12 +18468,11 @@
           <w:rFonts w:hint="eastAsia"/>
         </w:rPr>
       </w:pPr>
-      <w:bookmarkStart w:id="50" w:name="_Toc231397073"/>
+      <w:bookmarkStart w:id="50" w:name="_Toc236709778"/>
       <w:r>
         <w:rPr>
           <w:rFonts w:hint="eastAsia"/>
         </w:rPr>
-        <w:lastRenderedPageBreak/>
         <w:t>保守時の注意点</w:t>
       </w:r>
       <w:bookmarkEnd w:id="50"/>
@@ -18052,10 +18569,9 @@
         <w:rPr>
           <w:rFonts w:hint="eastAsia"/>
         </w:rPr>
-        <w:t>`lending_in_use_used` OFF 拒否は運用上のデータ不整合を防ぐためのサーバー側必須検証とし、フロントの非活性制御だけに依存しない</w:t>
+        <w:t>lending_in_use_used OFF 拒否は運用上のデータ不整合を防ぐためのサーバー側必須検証とし、フロントの非活性制御だけに依存しない</w:t>
       </w:r>
     </w:p>
-    <w:p/>
     <w:sectPr>
       <w:pgSz w:w="11909" w:h="16834"/>
       <w:pgMar w:top="1440" w:right="1440" w:bottom="1440" w:left="1440" w:header="720" w:footer="720" w:gutter="0"/>
@@ -18069,7 +18585,7 @@
 </file>
 
 <file path=word/endnotes.xml><?xml version="1.0" encoding="utf-8"?>
-<w:endnotes xmlns:wpc="http://schemas.microsoft.com/office/word/2010/wordprocessingCanvas" xmlns:cx="http://schemas.microsoft.com/office/drawing/2014/chartex" xmlns:cx1="http://schemas.microsoft.com/office/drawing/2015/9/8/chartex" xmlns:cx2="http://schemas.microsoft.com/office/drawing/2015/10/21/chartex" xmlns:cx3="http://schemas.microsoft.com/office/drawing/2016/5/9/chartex" xmlns:cx4="http://schemas.microsoft.com/office/drawing/2016/5/10/chartex" xmlns:cx5="http://schemas.microsoft.com/office/drawing/2016/5/11/chartex" xmlns:cx6="http://schemas.microsoft.com/office/drawing/2016/5/12/chartex" xmlns:cx7="http://schemas.microsoft.com/office/drawing/2016/5/13/chartex" xmlns:cx8="http://schemas.microsoft.com/office/drawing/2016/5/14/chartex" xmlns:mc="http://schemas.openxmlformats.org/markup-compatibility/2006" xmlns:aink="http://schemas.microsoft.com/office/drawing/2016/ink" xmlns:am3d="http://schemas.microsoft.com/office/drawing/2017/model3d" xmlns:o="urn:schemas-microsoft-com:office:office" xmlns:oel="http://schemas.microsoft.com/office/2019/extlst" xmlns:r="http://schemas.openxmlformats.org/officeDocument/2006/relationships" xmlns:m="http://schemas.openxmlformats.org/officeDocument/2006/math" xmlns:v="urn:schemas-microsoft-com:vml" xmlns:wp14="http://schemas.microsoft.com/office/word/2010/wordprocessingDrawing" xmlns:wp="http://schemas.openxmlformats.org/drawingml/2006/wordprocessingDrawing" xmlns:w10="urn:schemas-microsoft-com:office:word" xmlns:w="http://schemas.openxmlformats.org/wordprocessingml/2006/main" xmlns:w14="http://schemas.microsoft.com/office/word/2010/wordml" xmlns:w15="http://schemas.microsoft.com/office/word/2012/wordml" xmlns:w16cex="http://schemas.microsoft.com/office/word/2018/wordml/cex" xmlns:w16cid="http://schemas.microsoft.com/office/word/2016/wordml/cid" xmlns:w16="http://schemas.microsoft.com/office/word/2018/wordml" xmlns:w16du="http://schemas.microsoft.com/office/word/2023/wordml/word16du" xmlns:w16sdtdh="http://schemas.microsoft.com/office/word/2020/wordml/sdtdatahash" xmlns:w16sdtfl="http://schemas.microsoft.com/office/word/2024/wordml/sdtformatlock" xmlns:w16se="http://schemas.microsoft.com/office/word/2015/wordml/symex" xmlns:wpg="http://schemas.microsoft.com/office/word/2010/wordprocessingGroup" xmlns:wpi="http://schemas.microsoft.com/office/word/2010/wordprocessingInk" xmlns:wne="http://schemas.microsoft.com/office/word/2006/wordml" xmlns:wps="http://schemas.microsoft.com/office/word/2010/wordprocessingShape" mc:Ignorable="w14 w15 w16se w16cid w16 w16cex w16sdtdh w16sdtfl w16du wp14">
+<w:endnotes xmlns:wpc="http://schemas.microsoft.com/office/word/2010/wordprocessingCanvas" xmlns:cx="http://schemas.microsoft.com/office/drawing/2014/chartex" xmlns:cx1="http://schemas.microsoft.com/office/drawing/2015/9/8/chartex" xmlns:cx2="http://schemas.microsoft.com/office/drawing/2015/10/21/chartex" xmlns:cx3="http://schemas.microsoft.com/office/drawing/2016/5/9/chartex" xmlns:cx4="http://schemas.microsoft.com/office/drawing/2016/5/10/chartex" xmlns:cx5="http://schemas.microsoft.com/office/drawing/2016/5/11/chartex" xmlns:cx6="http://schemas.microsoft.com/office/drawing/2016/5/12/chartex" xmlns:cx7="http://schemas.microsoft.com/office/drawing/2016/5/13/chartex" xmlns:cx8="http://schemas.microsoft.com/office/drawing/2016/5/14/chartex" xmlns:mc="http://schemas.openxmlformats.org/markup-compatibility/2006" xmlns:aink="http://schemas.microsoft.com/office/drawing/2016/ink" xmlns:am3d="http://schemas.microsoft.com/office/drawing/2017/model3d" xmlns:o="urn:schemas-microsoft-com:office:office" xmlns:oel="http://schemas.microsoft.com/office/2019/extlst" xmlns:r="http://schemas.openxmlformats.org/officeDocument/2006/relationships" xmlns:m="http://schemas.openxmlformats.org/officeDocument/2006/math" xmlns:v="urn:schemas-microsoft-com:vml" xmlns:wp14="http://schemas.microsoft.com/office/word/2010/wordprocessingDrawing" xmlns:wp="http://schemas.openxmlformats.org/drawingml/2006/wordprocessingDrawing" xmlns:w10="urn:schemas-microsoft-com:office:word" xmlns:w="http://schemas.openxmlformats.org/wordprocessingml/2006/main" xmlns:w14="http://schemas.microsoft.com/office/word/2010/wordml" xmlns:w15="http://schemas.microsoft.com/office/word/2012/wordml" xmlns:w16cei="http://schemas.microsoft.com/office/word/2026/wordml/cei" xmlns:w16cex="http://schemas.microsoft.com/office/word/2018/wordml/cex" xmlns:w16cid="http://schemas.microsoft.com/office/word/2016/wordml/cid" xmlns:w16="http://schemas.microsoft.com/office/word/2018/wordml" xmlns:w16du="http://schemas.microsoft.com/office/word/2023/wordml/word16du" xmlns:w16sdtdh="http://schemas.microsoft.com/office/word/2020/wordml/sdtdatahash" xmlns:w16sdtfl="http://schemas.microsoft.com/office/word/2024/wordml/sdtformatlock" xmlns:w16se="http://schemas.microsoft.com/office/word/2015/wordml/symex" xmlns:wpg="http://schemas.microsoft.com/office/word/2010/wordprocessingGroup" xmlns:wpi="http://schemas.microsoft.com/office/word/2010/wordprocessingInk" xmlns:wne="http://schemas.microsoft.com/office/word/2006/wordml" xmlns:wps="http://schemas.microsoft.com/office/word/2010/wordprocessingShape" mc:Ignorable="w14 w15 w16se w16cid w16 w16cex w16sdtdh w16sdtfl w16du wp14">
   <w:endnote w:type="separator" w:id="-1">
     <w:p>
       <w:pPr>
@@ -18094,7 +18610,7 @@
 </file>
 
 <file path=word/footnotes.xml><?xml version="1.0" encoding="utf-8"?>
-<w:footnotes xmlns:wpc="http://schemas.microsoft.com/office/word/2010/wordprocessingCanvas" xmlns:cx="http://schemas.microsoft.com/office/drawing/2014/chartex" xmlns:cx1="http://schemas.microsoft.com/office/drawing/2015/9/8/chartex" xmlns:cx2="http://schemas.microsoft.com/office/drawing/2015/10/21/chartex" xmlns:cx3="http://schemas.microsoft.com/office/drawing/2016/5/9/chartex" xmlns:cx4="http://schemas.microsoft.com/office/drawing/2016/5/10/chartex" xmlns:cx5="http://schemas.microsoft.com/office/drawing/2016/5/11/chartex" xmlns:cx6="http://schemas.microsoft.com/office/drawing/2016/5/12/chartex" xmlns:cx7="http://schemas.microsoft.com/office/drawing/2016/5/13/chartex" xmlns:cx8="http://schemas.microsoft.com/office/drawing/2016/5/14/chartex" xmlns:mc="http://schemas.openxmlformats.org/markup-compatibility/2006" xmlns:aink="http://schemas.microsoft.com/office/drawing/2016/ink" xmlns:am3d="http://schemas.microsoft.com/office/drawing/2017/model3d" xmlns:o="urn:schemas-microsoft-com:office:office" xmlns:oel="http://schemas.microsoft.com/office/2019/extlst" xmlns:r="http://schemas.openxmlformats.org/officeDocument/2006/relationships" xmlns:m="http://schemas.openxmlformats.org/officeDocument/2006/math" xmlns:v="urn:schemas-microsoft-com:vml" xmlns:wp14="http://schemas.microsoft.com/office/word/2010/wordprocessingDrawing" xmlns:wp="http://schemas.openxmlformats.org/drawingml/2006/wordprocessingDrawing" xmlns:w10="urn:schemas-microsoft-com:office:word" xmlns:w="http://schemas.openxmlformats.org/wordprocessingml/2006/main" xmlns:w14="http://schemas.microsoft.com/office/word/2010/wordml" xmlns:w15="http://schemas.microsoft.com/office/word/2012/wordml" xmlns:w16cex="http://schemas.microsoft.com/office/word/2018/wordml/cex" xmlns:w16cid="http://schemas.microsoft.com/office/word/2016/wordml/cid" xmlns:w16="http://schemas.microsoft.com/office/word/2018/wordml" xmlns:w16du="http://schemas.microsoft.com/office/word/2023/wordml/word16du" xmlns:w16sdtdh="http://schemas.microsoft.com/office/word/2020/wordml/sdtdatahash" xmlns:w16sdtfl="http://schemas.microsoft.com/office/word/2024/wordml/sdtformatlock" xmlns:w16se="http://schemas.microsoft.com/office/word/2015/wordml/symex" xmlns:wpg="http://schemas.microsoft.com/office/word/2010/wordprocessingGroup" xmlns:wpi="http://schemas.microsoft.com/office/word/2010/wordprocessingInk" xmlns:wne="http://schemas.microsoft.com/office/word/2006/wordml" xmlns:wps="http://schemas.microsoft.com/office/word/2010/wordprocessingShape" mc:Ignorable="w14 w15 w16se w16cid w16 w16cex w16sdtdh w16sdtfl w16du wp14">
+<w:footnotes xmlns:wpc="http://schemas.microsoft.com/office/word/2010/wordprocessingCanvas" xmlns:cx="http://schemas.microsoft.com/office/drawing/2014/chartex" xmlns:cx1="http://schemas.microsoft.com/office/drawing/2015/9/8/chartex" xmlns:cx2="http://schemas.microsoft.com/office/drawing/2015/10/21/chartex" xmlns:cx3="http://schemas.microsoft.com/office/drawing/2016/5/9/chartex" xmlns:cx4="http://schemas.microsoft.com/office/drawing/2016/5/10/chartex" xmlns:cx5="http://schemas.microsoft.com/office/drawing/2016/5/11/chartex" xmlns:cx6="http://schemas.microsoft.com/office/drawing/2016/5/12/chartex" xmlns:cx7="http://schemas.microsoft.com/office/drawing/2016/5/13/chartex" xmlns:cx8="http://schemas.microsoft.com/office/drawing/2016/5/14/chartex" xmlns:mc="http://schemas.openxmlformats.org/markup-compatibility/2006" xmlns:aink="http://schemas.microsoft.com/office/drawing/2016/ink" xmlns:am3d="http://schemas.microsoft.com/office/drawing/2017/model3d" xmlns:o="urn:schemas-microsoft-com:office:office" xmlns:oel="http://schemas.microsoft.com/office/2019/extlst" xmlns:r="http://schemas.openxmlformats.org/officeDocument/2006/relationships" xmlns:m="http://schemas.openxmlformats.org/officeDocument/2006/math" xmlns:v="urn:schemas-microsoft-com:vml" xmlns:wp14="http://schemas.microsoft.com/office/word/2010/wordprocessingDrawing" xmlns:wp="http://schemas.openxmlformats.org/drawingml/2006/wordprocessingDrawing" xmlns:w10="urn:schemas-microsoft-com:office:word" xmlns:w="http://schemas.openxmlformats.org/wordprocessingml/2006/main" xmlns:w14="http://schemas.microsoft.com/office/word/2010/wordml" xmlns:w15="http://schemas.microsoft.com/office/word/2012/wordml" xmlns:w16cei="http://schemas.microsoft.com/office/word/2026/wordml/cei" xmlns:w16cex="http://schemas.microsoft.com/office/word/2018/wordml/cex" xmlns:w16cid="http://schemas.microsoft.com/office/word/2016/wordml/cid" xmlns:w16="http://schemas.microsoft.com/office/word/2018/wordml" xmlns:w16du="http://schemas.microsoft.com/office/word/2023/wordml/word16du" xmlns:w16sdtdh="http://schemas.microsoft.com/office/word/2020/wordml/sdtdatahash" xmlns:w16sdtfl="http://schemas.microsoft.com/office/word/2024/wordml/sdtformatlock" xmlns:w16se="http://schemas.microsoft.com/office/word/2015/wordml/symex" xmlns:wpg="http://schemas.microsoft.com/office/word/2010/wordprocessingGroup" xmlns:wpi="http://schemas.microsoft.com/office/word/2010/wordprocessingInk" xmlns:wne="http://schemas.microsoft.com/office/word/2006/wordml" xmlns:wps="http://schemas.microsoft.com/office/word/2010/wordprocessingShape" mc:Ignorable="w14 w15 w16se w16cid w16 w16cex w16sdtdh w16sdtfl w16du wp14">
   <w:footnote w:type="separator" w:id="-1">
     <w:p>
       <w:pPr>
@@ -18119,531 +18635,9 @@
 </file>
 
 <file path=word/numbering.xml><?xml version="1.0" encoding="utf-8"?>
-<w:numbering xmlns:wpc="http://schemas.microsoft.com/office/word/2010/wordprocessingCanvas" xmlns:cx="http://schemas.microsoft.com/office/drawing/2014/chartex" xmlns:cx1="http://schemas.microsoft.com/office/drawing/2015/9/8/chartex" xmlns:cx2="http://schemas.microsoft.com/office/drawing/2015/10/21/chartex" xmlns:cx3="http://schemas.microsoft.com/office/drawing/2016/5/9/chartex" xmlns:cx4="http://schemas.microsoft.com/office/drawing/2016/5/10/chartex" xmlns:cx5="http://schemas.microsoft.com/office/drawing/2016/5/11/chartex" xmlns:cx6="http://schemas.microsoft.com/office/drawing/2016/5/12/chartex" xmlns:cx7="http://schemas.microsoft.com/office/drawing/2016/5/13/chartex" xmlns:cx8="http://schemas.microsoft.com/office/drawing/2016/5/14/chartex" xmlns:mc="http://schemas.openxmlformats.org/markup-compatibility/2006" xmlns:aink="http://schemas.microsoft.com/office/drawing/2016/ink" xmlns:am3d="http://schemas.microsoft.com/office/drawing/2017/model3d" xmlns:o="urn:schemas-microsoft-com:office:office" xmlns:oel="http://schemas.microsoft.com/office/2019/extlst" xmlns:r="http://schemas.openxmlformats.org/officeDocument/2006/relationships" xmlns:m="http://schemas.openxmlformats.org/officeDocument/2006/math" xmlns:v="urn:schemas-microsoft-com:vml" xmlns:wp14="http://schemas.microsoft.com/office/word/2010/wordprocessingDrawing" xmlns:wp="http://schemas.openxmlformats.org/drawingml/2006/wordprocessingDrawing" xmlns:w10="urn:schemas-microsoft-com:office:word" xmlns:w="http://schemas.openxmlformats.org/wordprocessingml/2006/main" xmlns:w14="http://schemas.microsoft.com/office/word/2010/wordml" xmlns:w15="http://schemas.microsoft.com/office/word/2012/wordml" xmlns:w16cex="http://schemas.microsoft.com/office/word/2018/wordml/cex" xmlns:w16cid="http://schemas.microsoft.com/office/word/2016/wordml/cid" xmlns:w16="http://schemas.microsoft.com/office/word/2018/wordml" xmlns:w16du="http://schemas.microsoft.com/office/word/2023/wordml/word16du" xmlns:w16sdtdh="http://schemas.microsoft.com/office/word/2020/wordml/sdtdatahash" xmlns:w16sdtfl="http://schemas.microsoft.com/office/word/2024/wordml/sdtformatlock" xmlns:w16se="http://schemas.microsoft.com/office/word/2015/wordml/symex" xmlns:wpg="http://schemas.microsoft.com/office/word/2010/wordprocessingGroup" xmlns:wpi="http://schemas.microsoft.com/office/word/2010/wordprocessingInk" xmlns:wne="http://schemas.microsoft.com/office/word/2006/wordml" xmlns:wps="http://schemas.microsoft.com/office/word/2010/wordprocessingShape" mc:Ignorable="w14 w15 w16se w16cid w16 w16cex w16sdtdh w16sdtfl w16du wp14">
+<w:numbering xmlns:wpc="http://schemas.microsoft.com/office/word/2010/wordprocessingCanvas" xmlns:cx="http://schemas.microsoft.com/office/drawing/2014/chartex" xmlns:cx1="http://schemas.microsoft.com/office/drawing/2015/9/8/chartex" xmlns:cx2="http://schemas.microsoft.com/office/drawing/2015/10/21/chartex" xmlns:cx3="http://schemas.microsoft.com/office/drawing/2016/5/9/chartex" xmlns:cx4="http://schemas.microsoft.com/office/drawing/2016/5/10/chartex" xmlns:cx5="http://schemas.microsoft.com/office/drawing/2016/5/11/chartex" xmlns:cx6="http://schemas.microsoft.com/office/drawing/2016/5/12/chartex" xmlns:cx7="http://schemas.microsoft.com/office/drawing/2016/5/13/chartex" xmlns:cx8="http://schemas.microsoft.com/office/drawing/2016/5/14/chartex" xmlns:mc="http://schemas.openxmlformats.org/markup-compatibility/2006" xmlns:aink="http://schemas.microsoft.com/office/drawing/2016/ink" xmlns:am3d="http://schemas.microsoft.com/office/drawing/2017/model3d" xmlns:o="urn:schemas-microsoft-com:office:office" xmlns:oel="http://schemas.microsoft.com/office/2019/extlst" xmlns:r="http://schemas.openxmlformats.org/officeDocument/2006/relationships" xmlns:m="http://schemas.openxmlformats.org/officeDocument/2006/math" xmlns:v="urn:schemas-microsoft-com:vml" xmlns:wp14="http://schemas.microsoft.com/office/word/2010/wordprocessingDrawing" xmlns:wp="http://schemas.openxmlformats.org/drawingml/2006/wordprocessingDrawing" xmlns:w10="urn:schemas-microsoft-com:office:word" xmlns:w="http://schemas.openxmlformats.org/wordprocessingml/2006/main" xmlns:w14="http://schemas.microsoft.com/office/word/2010/wordml" xmlns:w15="http://schemas.microsoft.com/office/word/2012/wordml" xmlns:w16cei="http://schemas.microsoft.com/office/word/2026/wordml/cei" xmlns:w16cex="http://schemas.microsoft.com/office/word/2018/wordml/cex" xmlns:w16cid="http://schemas.microsoft.com/office/word/2016/wordml/cid" xmlns:w16="http://schemas.microsoft.com/office/word/2018/wordml" xmlns:w16du="http://schemas.microsoft.com/office/word/2023/wordml/word16du" xmlns:w16sdtdh="http://schemas.microsoft.com/office/word/2020/wordml/sdtdatahash" xmlns:w16sdtfl="http://schemas.microsoft.com/office/word/2024/wordml/sdtformatlock" xmlns:w16se="http://schemas.microsoft.com/office/word/2015/wordml/symex" xmlns:wpg="http://schemas.microsoft.com/office/word/2010/wordprocessingGroup" xmlns:wpi="http://schemas.microsoft.com/office/word/2010/wordprocessingInk" xmlns:wne="http://schemas.microsoft.com/office/word/2006/wordml" xmlns:wps="http://schemas.microsoft.com/office/word/2010/wordprocessingShape" mc:Ignorable="w14 w15 w16se w16cid w16 w16cex w16sdtdh w16sdtfl w16du wp14">
   <w:abstractNum w:abstractNumId="0" w15:restartNumberingAfterBreak="0">
-    <w:nsid w:val="0FFB34BD"/>
-    <w:multiLevelType w:val="hybridMultilevel"/>
-    <w:tmpl w:val="C3481E2E"/>
-    <w:name w:val="__API_DOC_SQUARE_BULLET__222"/>
-    <w:lvl w:ilvl="0" w:tplc="0409000F">
-      <w:start w:val="1"/>
-      <w:numFmt w:val="decimal"/>
-      <w:lvlText w:val="%1."/>
-      <w:lvlJc w:val="left"/>
-      <w:pPr>
-        <w:ind w:left="440" w:hanging="440"/>
-      </w:pPr>
-    </w:lvl>
-    <w:lvl w:ilvl="1" w:tplc="04090017" w:tentative="1">
-      <w:start w:val="1"/>
-      <w:numFmt w:val="aiueoFullWidth"/>
-      <w:lvlText w:val="(%2)"/>
-      <w:lvlJc w:val="left"/>
-      <w:pPr>
-        <w:ind w:left="880" w:hanging="440"/>
-      </w:pPr>
-    </w:lvl>
-    <w:lvl w:ilvl="2" w:tplc="04090011" w:tentative="1">
-      <w:start w:val="1"/>
-      <w:numFmt w:val="decimalEnclosedCircle"/>
-      <w:lvlText w:val="%3"/>
-      <w:lvlJc w:val="left"/>
-      <w:pPr>
-        <w:ind w:left="1320" w:hanging="440"/>
-      </w:pPr>
-    </w:lvl>
-    <w:lvl w:ilvl="3" w:tplc="0409000F" w:tentative="1">
-      <w:start w:val="1"/>
-      <w:numFmt w:val="decimal"/>
-      <w:lvlText w:val="%4."/>
-      <w:lvlJc w:val="left"/>
-      <w:pPr>
-        <w:ind w:left="1760" w:hanging="440"/>
-      </w:pPr>
-    </w:lvl>
-    <w:lvl w:ilvl="4" w:tplc="04090017" w:tentative="1">
-      <w:start w:val="1"/>
-      <w:numFmt w:val="aiueoFullWidth"/>
-      <w:lvlText w:val="(%5)"/>
-      <w:lvlJc w:val="left"/>
-      <w:pPr>
-        <w:ind w:left="2200" w:hanging="440"/>
-      </w:pPr>
-    </w:lvl>
-    <w:lvl w:ilvl="5" w:tplc="04090011" w:tentative="1">
-      <w:start w:val="1"/>
-      <w:numFmt w:val="decimalEnclosedCircle"/>
-      <w:lvlText w:val="%6"/>
-      <w:lvlJc w:val="left"/>
-      <w:pPr>
-        <w:ind w:left="2640" w:hanging="440"/>
-      </w:pPr>
-    </w:lvl>
-    <w:lvl w:ilvl="6" w:tplc="0409000F" w:tentative="1">
-      <w:start w:val="1"/>
-      <w:numFmt w:val="decimal"/>
-      <w:lvlText w:val="%7."/>
-      <w:lvlJc w:val="left"/>
-      <w:pPr>
-        <w:ind w:left="3080" w:hanging="440"/>
-      </w:pPr>
-    </w:lvl>
-    <w:lvl w:ilvl="7" w:tplc="04090017" w:tentative="1">
-      <w:start w:val="1"/>
-      <w:numFmt w:val="aiueoFullWidth"/>
-      <w:lvlText w:val="(%8)"/>
-      <w:lvlJc w:val="left"/>
-      <w:pPr>
-        <w:ind w:left="3520" w:hanging="440"/>
-      </w:pPr>
-    </w:lvl>
-    <w:lvl w:ilvl="8" w:tplc="04090011" w:tentative="1">
-      <w:start w:val="1"/>
-      <w:numFmt w:val="decimalEnclosedCircle"/>
-      <w:lvlText w:val="%9"/>
-      <w:lvlJc w:val="left"/>
-      <w:pPr>
-        <w:ind w:left="3960" w:hanging="440"/>
-      </w:pPr>
-    </w:lvl>
-  </w:abstractNum>
-  <w:abstractNum w:abstractNumId="1" w15:restartNumberingAfterBreak="0">
-    <w:nsid w:val="124A6742"/>
-    <w:multiLevelType w:val="hybridMultilevel"/>
-    <w:tmpl w:val="20EC8022"/>
-    <w:name w:val="__API_DOC_SQUARE_BULLET__222222"/>
-    <w:lvl w:ilvl="0" w:tplc="0409000F">
-      <w:start w:val="1"/>
-      <w:numFmt w:val="decimal"/>
-      <w:lvlText w:val="%1."/>
-      <w:lvlJc w:val="left"/>
-      <w:pPr>
-        <w:ind w:left="440" w:hanging="440"/>
-      </w:pPr>
-    </w:lvl>
-    <w:lvl w:ilvl="1" w:tplc="04090017" w:tentative="1">
-      <w:start w:val="1"/>
-      <w:numFmt w:val="aiueoFullWidth"/>
-      <w:lvlText w:val="(%2)"/>
-      <w:lvlJc w:val="left"/>
-      <w:pPr>
-        <w:ind w:left="880" w:hanging="440"/>
-      </w:pPr>
-    </w:lvl>
-    <w:lvl w:ilvl="2" w:tplc="04090011" w:tentative="1">
-      <w:start w:val="1"/>
-      <w:numFmt w:val="decimalEnclosedCircle"/>
-      <w:lvlText w:val="%3"/>
-      <w:lvlJc w:val="left"/>
-      <w:pPr>
-        <w:ind w:left="1320" w:hanging="440"/>
-      </w:pPr>
-    </w:lvl>
-    <w:lvl w:ilvl="3" w:tplc="0409000F" w:tentative="1">
-      <w:start w:val="1"/>
-      <w:numFmt w:val="decimal"/>
-      <w:lvlText w:val="%4."/>
-      <w:lvlJc w:val="left"/>
-      <w:pPr>
-        <w:ind w:left="1760" w:hanging="440"/>
-      </w:pPr>
-    </w:lvl>
-    <w:lvl w:ilvl="4" w:tplc="04090017" w:tentative="1">
-      <w:start w:val="1"/>
-      <w:numFmt w:val="aiueoFullWidth"/>
-      <w:lvlText w:val="(%5)"/>
-      <w:lvlJc w:val="left"/>
-      <w:pPr>
-        <w:ind w:left="2200" w:hanging="440"/>
-      </w:pPr>
-    </w:lvl>
-    <w:lvl w:ilvl="5" w:tplc="04090011" w:tentative="1">
-      <w:start w:val="1"/>
-      <w:numFmt w:val="decimalEnclosedCircle"/>
-      <w:lvlText w:val="%6"/>
-      <w:lvlJc w:val="left"/>
-      <w:pPr>
-        <w:ind w:left="2640" w:hanging="440"/>
-      </w:pPr>
-    </w:lvl>
-    <w:lvl w:ilvl="6" w:tplc="0409000F" w:tentative="1">
-      <w:start w:val="1"/>
-      <w:numFmt w:val="decimal"/>
-      <w:lvlText w:val="%7."/>
-      <w:lvlJc w:val="left"/>
-      <w:pPr>
-        <w:ind w:left="3080" w:hanging="440"/>
-      </w:pPr>
-    </w:lvl>
-    <w:lvl w:ilvl="7" w:tplc="04090017" w:tentative="1">
-      <w:start w:val="1"/>
-      <w:numFmt w:val="aiueoFullWidth"/>
-      <w:lvlText w:val="(%8)"/>
-      <w:lvlJc w:val="left"/>
-      <w:pPr>
-        <w:ind w:left="3520" w:hanging="440"/>
-      </w:pPr>
-    </w:lvl>
-    <w:lvl w:ilvl="8" w:tplc="04090011" w:tentative="1">
-      <w:start w:val="1"/>
-      <w:numFmt w:val="decimalEnclosedCircle"/>
-      <w:lvlText w:val="%9"/>
-      <w:lvlJc w:val="left"/>
-      <w:pPr>
-        <w:ind w:left="3960" w:hanging="440"/>
-      </w:pPr>
-    </w:lvl>
-  </w:abstractNum>
-  <w:abstractNum w:abstractNumId="2" w15:restartNumberingAfterBreak="0">
-    <w:nsid w:val="20080E85"/>
-    <w:multiLevelType w:val="hybridMultilevel"/>
-    <w:tmpl w:val="4BD450DA"/>
-    <w:name w:val="__API_DOC_SQUARE_BULLET__22222"/>
-    <w:lvl w:ilvl="0" w:tplc="0409000F">
-      <w:start w:val="1"/>
-      <w:numFmt w:val="decimal"/>
-      <w:lvlText w:val="%1."/>
-      <w:lvlJc w:val="left"/>
-      <w:pPr>
-        <w:ind w:left="440" w:hanging="440"/>
-      </w:pPr>
-    </w:lvl>
-    <w:lvl w:ilvl="1" w:tplc="04090017" w:tentative="1">
-      <w:start w:val="1"/>
-      <w:numFmt w:val="aiueoFullWidth"/>
-      <w:lvlText w:val="(%2)"/>
-      <w:lvlJc w:val="left"/>
-      <w:pPr>
-        <w:ind w:left="880" w:hanging="440"/>
-      </w:pPr>
-    </w:lvl>
-    <w:lvl w:ilvl="2" w:tplc="04090011" w:tentative="1">
-      <w:start w:val="1"/>
-      <w:numFmt w:val="decimalEnclosedCircle"/>
-      <w:lvlText w:val="%3"/>
-      <w:lvlJc w:val="left"/>
-      <w:pPr>
-        <w:ind w:left="1320" w:hanging="440"/>
-      </w:pPr>
-    </w:lvl>
-    <w:lvl w:ilvl="3" w:tplc="0409000F" w:tentative="1">
-      <w:start w:val="1"/>
-      <w:numFmt w:val="decimal"/>
-      <w:lvlText w:val="%4."/>
-      <w:lvlJc w:val="left"/>
-      <w:pPr>
-        <w:ind w:left="1760" w:hanging="440"/>
-      </w:pPr>
-    </w:lvl>
-    <w:lvl w:ilvl="4" w:tplc="04090017" w:tentative="1">
-      <w:start w:val="1"/>
-      <w:numFmt w:val="aiueoFullWidth"/>
-      <w:lvlText w:val="(%5)"/>
-      <w:lvlJc w:val="left"/>
-      <w:pPr>
-        <w:ind w:left="2200" w:hanging="440"/>
-      </w:pPr>
-    </w:lvl>
-    <w:lvl w:ilvl="5" w:tplc="04090011" w:tentative="1">
-      <w:start w:val="1"/>
-      <w:numFmt w:val="decimalEnclosedCircle"/>
-      <w:lvlText w:val="%6"/>
-      <w:lvlJc w:val="left"/>
-      <w:pPr>
-        <w:ind w:left="2640" w:hanging="440"/>
-      </w:pPr>
-    </w:lvl>
-    <w:lvl w:ilvl="6" w:tplc="0409000F" w:tentative="1">
-      <w:start w:val="1"/>
-      <w:numFmt w:val="decimal"/>
-      <w:lvlText w:val="%7."/>
-      <w:lvlJc w:val="left"/>
-      <w:pPr>
-        <w:ind w:left="3080" w:hanging="440"/>
-      </w:pPr>
-    </w:lvl>
-    <w:lvl w:ilvl="7" w:tplc="04090017" w:tentative="1">
-      <w:start w:val="1"/>
-      <w:numFmt w:val="aiueoFullWidth"/>
-      <w:lvlText w:val="(%8)"/>
-      <w:lvlJc w:val="left"/>
-      <w:pPr>
-        <w:ind w:left="3520" w:hanging="440"/>
-      </w:pPr>
-    </w:lvl>
-    <w:lvl w:ilvl="8" w:tplc="04090011" w:tentative="1">
-      <w:start w:val="1"/>
-      <w:numFmt w:val="decimalEnclosedCircle"/>
-      <w:lvlText w:val="%9"/>
-      <w:lvlJc w:val="left"/>
-      <w:pPr>
-        <w:ind w:left="3960" w:hanging="440"/>
-      </w:pPr>
-    </w:lvl>
-  </w:abstractNum>
-  <w:abstractNum w:abstractNumId="3" w15:restartNumberingAfterBreak="0">
-    <w:nsid w:val="281F6431"/>
-    <w:multiLevelType w:val="hybridMultilevel"/>
-    <w:tmpl w:val="CA3C0E8A"/>
-    <w:name w:val="__API_DOC_SQUARE_BULLET__2"/>
-    <w:lvl w:ilvl="0" w:tplc="0409000F">
-      <w:start w:val="1"/>
-      <w:numFmt w:val="decimal"/>
-      <w:lvlText w:val="%1."/>
-      <w:lvlJc w:val="left"/>
-      <w:pPr>
-        <w:ind w:left="440" w:hanging="440"/>
-      </w:pPr>
-    </w:lvl>
-    <w:lvl w:ilvl="1" w:tplc="04090017" w:tentative="1">
-      <w:start w:val="1"/>
-      <w:numFmt w:val="aiueoFullWidth"/>
-      <w:lvlText w:val="(%2)"/>
-      <w:lvlJc w:val="left"/>
-      <w:pPr>
-        <w:ind w:left="880" w:hanging="440"/>
-      </w:pPr>
-    </w:lvl>
-    <w:lvl w:ilvl="2" w:tplc="04090011" w:tentative="1">
-      <w:start w:val="1"/>
-      <w:numFmt w:val="decimalEnclosedCircle"/>
-      <w:lvlText w:val="%3"/>
-      <w:lvlJc w:val="left"/>
-      <w:pPr>
-        <w:ind w:left="1320" w:hanging="440"/>
-      </w:pPr>
-    </w:lvl>
-    <w:lvl w:ilvl="3" w:tplc="0409000F" w:tentative="1">
-      <w:start w:val="1"/>
-      <w:numFmt w:val="decimal"/>
-      <w:lvlText w:val="%4."/>
-      <w:lvlJc w:val="left"/>
-      <w:pPr>
-        <w:ind w:left="1760" w:hanging="440"/>
-      </w:pPr>
-    </w:lvl>
-    <w:lvl w:ilvl="4" w:tplc="04090017" w:tentative="1">
-      <w:start w:val="1"/>
-      <w:numFmt w:val="aiueoFullWidth"/>
-      <w:lvlText w:val="(%5)"/>
-      <w:lvlJc w:val="left"/>
-      <w:pPr>
-        <w:ind w:left="2200" w:hanging="440"/>
-      </w:pPr>
-    </w:lvl>
-    <w:lvl w:ilvl="5" w:tplc="04090011" w:tentative="1">
-      <w:start w:val="1"/>
-      <w:numFmt w:val="decimalEnclosedCircle"/>
-      <w:lvlText w:val="%6"/>
-      <w:lvlJc w:val="left"/>
-      <w:pPr>
-        <w:ind w:left="2640" w:hanging="440"/>
-      </w:pPr>
-    </w:lvl>
-    <w:lvl w:ilvl="6" w:tplc="0409000F" w:tentative="1">
-      <w:start w:val="1"/>
-      <w:numFmt w:val="decimal"/>
-      <w:lvlText w:val="%7."/>
-      <w:lvlJc w:val="left"/>
-      <w:pPr>
-        <w:ind w:left="3080" w:hanging="440"/>
-      </w:pPr>
-    </w:lvl>
-    <w:lvl w:ilvl="7" w:tplc="04090017" w:tentative="1">
-      <w:start w:val="1"/>
-      <w:numFmt w:val="aiueoFullWidth"/>
-      <w:lvlText w:val="(%8)"/>
-      <w:lvlJc w:val="left"/>
-      <w:pPr>
-        <w:ind w:left="3520" w:hanging="440"/>
-      </w:pPr>
-    </w:lvl>
-    <w:lvl w:ilvl="8" w:tplc="04090011" w:tentative="1">
-      <w:start w:val="1"/>
-      <w:numFmt w:val="decimalEnclosedCircle"/>
-      <w:lvlText w:val="%9"/>
-      <w:lvlJc w:val="left"/>
-      <w:pPr>
-        <w:ind w:left="3960" w:hanging="440"/>
-      </w:pPr>
-    </w:lvl>
-  </w:abstractNum>
-  <w:abstractNum w:abstractNumId="4" w15:restartNumberingAfterBreak="0">
-    <w:nsid w:val="4AA32317"/>
-    <w:multiLevelType w:val="hybridMultilevel"/>
-    <w:tmpl w:val="C43CBC12"/>
-    <w:name w:val="__API_DOC_SQUARE_BULLET__2222"/>
-    <w:lvl w:ilvl="0" w:tplc="0409000F">
-      <w:start w:val="1"/>
-      <w:numFmt w:val="decimal"/>
-      <w:lvlText w:val="%1."/>
-      <w:lvlJc w:val="left"/>
-      <w:pPr>
-        <w:ind w:left="440" w:hanging="440"/>
-      </w:pPr>
-    </w:lvl>
-    <w:lvl w:ilvl="1" w:tplc="04090017" w:tentative="1">
-      <w:start w:val="1"/>
-      <w:numFmt w:val="aiueoFullWidth"/>
-      <w:lvlText w:val="(%2)"/>
-      <w:lvlJc w:val="left"/>
-      <w:pPr>
-        <w:ind w:left="880" w:hanging="440"/>
-      </w:pPr>
-    </w:lvl>
-    <w:lvl w:ilvl="2" w:tplc="04090011" w:tentative="1">
-      <w:start w:val="1"/>
-      <w:numFmt w:val="decimalEnclosedCircle"/>
-      <w:lvlText w:val="%3"/>
-      <w:lvlJc w:val="left"/>
-      <w:pPr>
-        <w:ind w:left="1320" w:hanging="440"/>
-      </w:pPr>
-    </w:lvl>
-    <w:lvl w:ilvl="3" w:tplc="0409000F" w:tentative="1">
-      <w:start w:val="1"/>
-      <w:numFmt w:val="decimal"/>
-      <w:lvlText w:val="%4."/>
-      <w:lvlJc w:val="left"/>
-      <w:pPr>
-        <w:ind w:left="1760" w:hanging="440"/>
-      </w:pPr>
-    </w:lvl>
-    <w:lvl w:ilvl="4" w:tplc="04090017" w:tentative="1">
-      <w:start w:val="1"/>
-      <w:numFmt w:val="aiueoFullWidth"/>
-      <w:lvlText w:val="(%5)"/>
-      <w:lvlJc w:val="left"/>
-      <w:pPr>
-        <w:ind w:left="2200" w:hanging="440"/>
-      </w:pPr>
-    </w:lvl>
-    <w:lvl w:ilvl="5" w:tplc="04090011" w:tentative="1">
-      <w:start w:val="1"/>
-      <w:numFmt w:val="decimalEnclosedCircle"/>
-      <w:lvlText w:val="%6"/>
-      <w:lvlJc w:val="left"/>
-      <w:pPr>
-        <w:ind w:left="2640" w:hanging="440"/>
-      </w:pPr>
-    </w:lvl>
-    <w:lvl w:ilvl="6" w:tplc="0409000F" w:tentative="1">
-      <w:start w:val="1"/>
-      <w:numFmt w:val="decimal"/>
-      <w:lvlText w:val="%7."/>
-      <w:lvlJc w:val="left"/>
-      <w:pPr>
-        <w:ind w:left="3080" w:hanging="440"/>
-      </w:pPr>
-    </w:lvl>
-    <w:lvl w:ilvl="7" w:tplc="04090017" w:tentative="1">
-      <w:start w:val="1"/>
-      <w:numFmt w:val="aiueoFullWidth"/>
-      <w:lvlText w:val="(%8)"/>
-      <w:lvlJc w:val="left"/>
-      <w:pPr>
-        <w:ind w:left="3520" w:hanging="440"/>
-      </w:pPr>
-    </w:lvl>
-    <w:lvl w:ilvl="8" w:tplc="04090011" w:tentative="1">
-      <w:start w:val="1"/>
-      <w:numFmt w:val="decimalEnclosedCircle"/>
-      <w:lvlText w:val="%9"/>
-      <w:lvlJc w:val="left"/>
-      <w:pPr>
-        <w:ind w:left="3960" w:hanging="440"/>
-      </w:pPr>
-    </w:lvl>
-  </w:abstractNum>
-  <w:abstractNum w:abstractNumId="5" w15:restartNumberingAfterBreak="0">
-    <w:nsid w:val="732B7F83"/>
-    <w:multiLevelType w:val="hybridMultilevel"/>
-    <w:tmpl w:val="13C84514"/>
-    <w:name w:val="__API_DOC_SQUARE_BULLET__22"/>
-    <w:lvl w:ilvl="0" w:tplc="0409000F">
-      <w:start w:val="1"/>
-      <w:numFmt w:val="decimal"/>
-      <w:lvlText w:val="%1."/>
-      <w:lvlJc w:val="left"/>
-      <w:pPr>
-        <w:ind w:left="440" w:hanging="440"/>
-      </w:pPr>
-    </w:lvl>
-    <w:lvl w:ilvl="1" w:tplc="04090017" w:tentative="1">
-      <w:start w:val="1"/>
-      <w:numFmt w:val="aiueoFullWidth"/>
-      <w:lvlText w:val="(%2)"/>
-      <w:lvlJc w:val="left"/>
-      <w:pPr>
-        <w:ind w:left="880" w:hanging="440"/>
-      </w:pPr>
-    </w:lvl>
-    <w:lvl w:ilvl="2" w:tplc="04090011" w:tentative="1">
-      <w:start w:val="1"/>
-      <w:numFmt w:val="decimalEnclosedCircle"/>
-      <w:lvlText w:val="%3"/>
-      <w:lvlJc w:val="left"/>
-      <w:pPr>
-        <w:ind w:left="1320" w:hanging="440"/>
-      </w:pPr>
-    </w:lvl>
-    <w:lvl w:ilvl="3" w:tplc="0409000F" w:tentative="1">
-      <w:start w:val="1"/>
-      <w:numFmt w:val="decimal"/>
-      <w:lvlText w:val="%4."/>
-      <w:lvlJc w:val="left"/>
-      <w:pPr>
-        <w:ind w:left="1760" w:hanging="440"/>
-      </w:pPr>
-    </w:lvl>
-    <w:lvl w:ilvl="4" w:tplc="04090017" w:tentative="1">
-      <w:start w:val="1"/>
-      <w:numFmt w:val="aiueoFullWidth"/>
-      <w:lvlText w:val="(%5)"/>
-      <w:lvlJc w:val="left"/>
-      <w:pPr>
-        <w:ind w:left="2200" w:hanging="440"/>
-      </w:pPr>
-    </w:lvl>
-    <w:lvl w:ilvl="5" w:tplc="04090011" w:tentative="1">
-      <w:start w:val="1"/>
-      <w:numFmt w:val="decimalEnclosedCircle"/>
-      <w:lvlText w:val="%6"/>
-      <w:lvlJc w:val="left"/>
-      <w:pPr>
-        <w:ind w:left="2640" w:hanging="440"/>
-      </w:pPr>
-    </w:lvl>
-    <w:lvl w:ilvl="6" w:tplc="0409000F" w:tentative="1">
-      <w:start w:val="1"/>
-      <w:numFmt w:val="decimal"/>
-      <w:lvlText w:val="%7."/>
-      <w:lvlJc w:val="left"/>
-      <w:pPr>
-        <w:ind w:left="3080" w:hanging="440"/>
-      </w:pPr>
-    </w:lvl>
-    <w:lvl w:ilvl="7" w:tplc="04090017" w:tentative="1">
-      <w:start w:val="1"/>
-      <w:numFmt w:val="aiueoFullWidth"/>
-      <w:lvlText w:val="(%8)"/>
-      <w:lvlJc w:val="left"/>
-      <w:pPr>
-        <w:ind w:left="3520" w:hanging="440"/>
-      </w:pPr>
-    </w:lvl>
-    <w:lvl w:ilvl="8" w:tplc="04090011" w:tentative="1">
-      <w:start w:val="1"/>
-      <w:numFmt w:val="decimalEnclosedCircle"/>
-      <w:lvlText w:val="%9"/>
-      <w:lvlJc w:val="left"/>
-      <w:pPr>
-        <w:ind w:left="3960" w:hanging="440"/>
-      </w:pPr>
-    </w:lvl>
-  </w:abstractNum>
-  <w:abstractNum w:abstractNumId="6" w15:restartNumberingAfterBreak="0">
-    <w:nsid w:val="765F72DF"/>
+    <w:nsid w:val="02691E69"/>
     <w:multiLevelType w:val="singleLevel"/>
     <w:tmpl w:val="04090001"/>
     <w:lvl w:ilvl="0">
@@ -18659,8 +18653,93 @@
       </w:rPr>
     </w:lvl>
   </w:abstractNum>
-  <w:abstractNum w:abstractNumId="7" w15:restartNumberingAfterBreak="0">
-    <w:nsid w:val="799E7640"/>
+  <w:abstractNum w:abstractNumId="1" w15:restartNumberingAfterBreak="0">
+    <w:nsid w:val="07E76B65"/>
+    <w:multiLevelType w:val="singleLevel"/>
+    <w:tmpl w:val="04090001"/>
+    <w:lvl w:ilvl="0">
+      <w:start w:val="1"/>
+      <w:numFmt w:val="bullet"/>
+      <w:lvlText w:val="■"/>
+      <w:lvlJc w:val="left"/>
+      <w:pPr>
+        <w:ind w:left="440" w:hanging="440"/>
+      </w:pPr>
+      <w:rPr>
+        <w:rFonts w:ascii="Meiryo UI" w:hAnsi="Meiryo UI" w:eastAsia="Meiryo UI" w:cs="Meiryo UI" w:hint="default"/>
+      </w:rPr>
+    </w:lvl>
+  </w:abstractNum>
+  <w:abstractNum w:abstractNumId="2" w15:restartNumberingAfterBreak="0">
+    <w:nsid w:val="0D495F44"/>
+    <w:multiLevelType w:val="singleLevel"/>
+    <w:tmpl w:val="04090001"/>
+    <w:lvl w:ilvl="0">
+      <w:start w:val="1"/>
+      <w:numFmt w:val="bullet"/>
+      <w:lvlText w:val="■"/>
+      <w:lvlJc w:val="left"/>
+      <w:pPr>
+        <w:ind w:left="440" w:hanging="440"/>
+      </w:pPr>
+      <w:rPr>
+        <w:rFonts w:ascii="Meiryo UI" w:hAnsi="Meiryo UI" w:eastAsia="Meiryo UI" w:cs="Meiryo UI" w:hint="default"/>
+      </w:rPr>
+    </w:lvl>
+  </w:abstractNum>
+  <w:abstractNum w:abstractNumId="3" w15:restartNumberingAfterBreak="0">
+    <w:nsid w:val="1901715E"/>
+    <w:multiLevelType w:val="singleLevel"/>
+    <w:tmpl w:val="04090001"/>
+    <w:lvl w:ilvl="0">
+      <w:start w:val="1"/>
+      <w:numFmt w:val="bullet"/>
+      <w:lvlText w:val="■"/>
+      <w:lvlJc w:val="left"/>
+      <w:pPr>
+        <w:ind w:left="440" w:hanging="440"/>
+      </w:pPr>
+      <w:rPr>
+        <w:rFonts w:ascii="Meiryo UI" w:hAnsi="Meiryo UI" w:eastAsia="Meiryo UI" w:cs="Meiryo UI" w:hint="default"/>
+      </w:rPr>
+    </w:lvl>
+  </w:abstractNum>
+  <w:abstractNum w:abstractNumId="4" w15:restartNumberingAfterBreak="0">
+    <w:nsid w:val="1C371CD5"/>
+    <w:multiLevelType w:val="singleLevel"/>
+    <w:tmpl w:val="04090001"/>
+    <w:lvl w:ilvl="0">
+      <w:start w:val="1"/>
+      <w:numFmt w:val="bullet"/>
+      <w:lvlText w:val="■"/>
+      <w:lvlJc w:val="left"/>
+      <w:pPr>
+        <w:ind w:left="440" w:hanging="440"/>
+      </w:pPr>
+      <w:rPr>
+        <w:rFonts w:ascii="Meiryo UI" w:hAnsi="Meiryo UI" w:eastAsia="Meiryo UI" w:cs="Meiryo UI" w:hint="default"/>
+      </w:rPr>
+    </w:lvl>
+  </w:abstractNum>
+  <w:abstractNum w:abstractNumId="5" w15:restartNumberingAfterBreak="0">
+    <w:nsid w:val="35FC558F"/>
+    <w:multiLevelType w:val="singleLevel"/>
+    <w:tmpl w:val="04090001"/>
+    <w:lvl w:ilvl="0">
+      <w:start w:val="1"/>
+      <w:numFmt w:val="bullet"/>
+      <w:lvlText w:val="■"/>
+      <w:lvlJc w:val="left"/>
+      <w:pPr>
+        <w:ind w:left="440" w:hanging="440"/>
+      </w:pPr>
+      <w:rPr>
+        <w:rFonts w:ascii="Meiryo UI" w:hAnsi="Meiryo UI" w:eastAsia="Meiryo UI" w:cs="Meiryo UI" w:hint="default"/>
+      </w:rPr>
+    </w:lvl>
+  </w:abstractNum>
+  <w:abstractNum w:abstractNumId="6" w15:restartNumberingAfterBreak="0">
+    <w:nsid w:val="4BFA71ED"/>
     <w:multiLevelType w:val="singleLevel"/>
     <w:tmpl w:val="0409000F"/>
     <w:name w:val="__API_DOC_SQUARE_BULLET__"/>
@@ -18674,7 +18753,41 @@
       </w:pPr>
     </w:lvl>
   </w:abstractNum>
+  <w:abstractNum w:abstractNumId="7" w15:restartNumberingAfterBreak="0">
+    <w:nsid w:val="64765B36"/>
+    <w:multiLevelType w:val="singleLevel"/>
+    <w:tmpl w:val="04090001"/>
+    <w:lvl w:ilvl="0">
+      <w:start w:val="1"/>
+      <w:numFmt w:val="bullet"/>
+      <w:lvlText w:val="■"/>
+      <w:lvlJc w:val="left"/>
+      <w:pPr>
+        <w:ind w:left="440" w:hanging="440"/>
+      </w:pPr>
+      <w:rPr>
+        <w:rFonts w:ascii="Meiryo UI" w:hAnsi="Meiryo UI" w:eastAsia="Meiryo UI" w:cs="Meiryo UI" w:hint="default"/>
+      </w:rPr>
+    </w:lvl>
+  </w:abstractNum>
   <w:abstractNum w:abstractNumId="8" w15:restartNumberingAfterBreak="0">
+    <w:nsid w:val="78720ED2"/>
+    <w:multiLevelType w:val="singleLevel"/>
+    <w:tmpl w:val="04090001"/>
+    <w:lvl w:ilvl="0">
+      <w:start w:val="1"/>
+      <w:numFmt w:val="bullet"/>
+      <w:lvlText w:val="■"/>
+      <w:lvlJc w:val="left"/>
+      <w:pPr>
+        <w:ind w:left="440" w:hanging="440"/>
+      </w:pPr>
+      <w:rPr>
+        <w:rFonts w:ascii="Meiryo UI" w:hAnsi="Meiryo UI" w:eastAsia="Meiryo UI" w:cs="Meiryo UI" w:hint="default"/>
+      </w:rPr>
+    </w:lvl>
+  </w:abstractNum>
+  <w:abstractNum w:abstractNumId="9" w15:restartNumberingAfterBreak="0">
     <w:nsid w:val="7AC532A8"/>
     <w:multiLevelType w:val="multilevel"/>
     <w:tmpl w:val="4E1E5628"/>
@@ -18789,31 +18902,31 @@
     </w:lvl>
   </w:abstractNum>
   <w:num w:numId="1" w16cid:durableId="296302402">
-    <w:abstractNumId w:val="8"/>
+    <w:abstractNumId w:val="9"/>
   </w:num>
-  <w:num w:numId="2" w16cid:durableId="657929378">
-    <w:abstractNumId w:val="6"/>
+  <w:num w:numId="2" w16cid:durableId="850293010">
+    <w:abstractNumId w:val="1"/>
   </w:num>
-  <w:num w:numId="3" w16cid:durableId="749351669">
+  <w:num w:numId="3" w16cid:durableId="479271625">
+    <w:abstractNumId w:val="5"/>
+  </w:num>
+  <w:num w:numId="4" w16cid:durableId="1434672164">
+    <w:abstractNumId w:val="2"/>
+  </w:num>
+  <w:num w:numId="5" w16cid:durableId="1162695355">
+    <w:abstractNumId w:val="3"/>
+  </w:num>
+  <w:num w:numId="6" w16cid:durableId="326176875">
+    <w:abstractNumId w:val="4"/>
+  </w:num>
+  <w:num w:numId="7" w16cid:durableId="1905144254">
+    <w:abstractNumId w:val="0"/>
+  </w:num>
+  <w:num w:numId="8" w16cid:durableId="1806966491">
     <w:abstractNumId w:val="7"/>
   </w:num>
-  <w:num w:numId="4" w16cid:durableId="648827359">
-    <w:abstractNumId w:val="3"/>
-  </w:num>
-  <w:num w:numId="5" w16cid:durableId="507528149">
-    <w:abstractNumId w:val="5"/>
-  </w:num>
-  <w:num w:numId="6" w16cid:durableId="1789081783">
-    <w:abstractNumId w:val="0"/>
-  </w:num>
-  <w:num w:numId="7" w16cid:durableId="1432513154">
-    <w:abstractNumId w:val="4"/>
-  </w:num>
-  <w:num w:numId="8" w16cid:durableId="1601570970">
-    <w:abstractNumId w:val="2"/>
-  </w:num>
-  <w:num w:numId="9" w16cid:durableId="126357444">
-    <w:abstractNumId w:val="1"/>
+  <w:num w:numId="9" w16cid:durableId="2047178275">
+    <w:abstractNumId w:val="8"/>
   </w:num>
   <w:numIdMacAtCleanup w:val="9"/>
 </w:numbering>
@@ -20235,6 +20348,7 @@
       <w:bCs/>
       <w:i/>
       <w:iCs/>
+      <w:sz w:val="18"/>
       <w:szCs w:val="24"/>
     </w:rPr>
   </w:style>
@@ -20252,6 +20366,7 @@
     </w:pPr>
     <w:rPr>
       <w:bCs/>
+      <w:sz w:val="18"/>
     </w:rPr>
   </w:style>
   <w:style w:type="paragraph" w:styleId="31">
@@ -20266,6 +20381,7 @@
       <w:ind w:left="440"/>
     </w:pPr>
     <w:rPr>
+      <w:sz w:val="18"/>
       <w:szCs w:val="20"/>
     </w:rPr>
   </w:style>
